--- a/Projet Jeu Java.docx
+++ b/Projet Jeu Java.docx
@@ -401,14 +401,1087 @@
     </w:p>
     <w:p>
       <w:pPr>
+        <w:pStyle w:val="Heading1"/>
+        <w:rPr>
+          <w:lang w:val="fr-FR"/>
+        </w:rPr>
+      </w:pPr>
+      <w:r>
+        <w:rPr>
+          <w:lang w:val="fr-FR"/>
+        </w:rPr>
+        <w:lastRenderedPageBreak/>
+        <w:t>Sommaire</w:t>
+      </w:r>
+      <w:r>
+        <w:rPr>
+          <w:lang w:val="fr-FR"/>
+        </w:rPr>
+        <w:t xml:space="preserve"> : </w:t>
+      </w:r>
+    </w:p>
+    <w:p>
+      <w:pPr>
         <w:rPr>
           <w:rFonts w:ascii="Segoe UI" w:hAnsi="Segoe UI" w:cs="Segoe UI"/>
-          <w:sz w:val="44"/>
-          <w:szCs w:val="44"/>
-          <w:lang w:val="fr-FR"/>
-        </w:rPr>
-      </w:pPr>
-      <w:r>
+          <w:sz w:val="36"/>
+          <w:szCs w:val="36"/>
+          <w:lang w:val="fr-FR"/>
+        </w:rPr>
+      </w:pPr>
+    </w:p>
+    <w:p>
+      <w:pPr>
+        <w:pStyle w:val="Heading2"/>
+      </w:pPr>
+      <w:r>
+        <w:rPr>
+          <w:lang w:val="fr-FR"/>
+        </w:rPr>
+        <w:t>Chapitre</w:t>
+      </w:r>
+      <w:r>
+        <w:t xml:space="preserve"> 1 : Introduction Géné</w:t>
+      </w:r>
+      <w:r>
+        <w:t>rale</w:t>
+      </w:r>
+      <w:r>
+        <w:t>.</w:t>
+      </w:r>
+    </w:p>
+    <w:p>
+      <w:pPr>
+        <w:pStyle w:val="ListParagraph"/>
+        <w:numPr>
+          <w:ilvl w:val="0"/>
+          <w:numId w:val="8"/>
+        </w:numPr>
+        <w:rPr>
+          <w:rFonts w:ascii="Segoe UI" w:hAnsi="Segoe UI" w:cs="Segoe UI"/>
+          <w:sz w:val="28"/>
+          <w:szCs w:val="28"/>
+          <w:lang w:val="fr-FR"/>
+        </w:rPr>
+      </w:pPr>
+      <w:r>
+        <w:rPr>
+          <w:rFonts w:ascii="Segoe UI" w:hAnsi="Segoe UI" w:cs="Segoe UI"/>
+          <w:sz w:val="28"/>
+          <w:szCs w:val="28"/>
+          <w:lang w:val="fr-FR"/>
+        </w:rPr>
+        <w:t>R</w:t>
+      </w:r>
+      <w:r>
+        <w:rPr>
+          <w:rFonts w:ascii="Segoe UI" w:hAnsi="Segoe UI" w:cs="Segoe UI"/>
+          <w:sz w:val="28"/>
+          <w:szCs w:val="28"/>
+          <w:lang w:val="fr-FR"/>
+        </w:rPr>
+        <w:t>emercie</w:t>
+      </w:r>
+      <w:r>
+        <w:rPr>
+          <w:rFonts w:ascii="Segoe UI" w:hAnsi="Segoe UI" w:cs="Segoe UI"/>
+          <w:sz w:val="28"/>
+          <w:szCs w:val="28"/>
+          <w:lang w:val="fr-FR"/>
+        </w:rPr>
+        <w:t>ment</w:t>
+      </w:r>
+      <w:r>
+        <w:rPr>
+          <w:rFonts w:ascii="Segoe UI" w:hAnsi="Segoe UI" w:cs="Segoe UI"/>
+          <w:sz w:val="28"/>
+          <w:szCs w:val="28"/>
+          <w:lang w:val="fr-FR"/>
+        </w:rPr>
+        <w:t>.</w:t>
+      </w:r>
+    </w:p>
+    <w:p>
+      <w:pPr>
+        <w:pStyle w:val="ListParagraph"/>
+        <w:numPr>
+          <w:ilvl w:val="0"/>
+          <w:numId w:val="8"/>
+        </w:numPr>
+        <w:rPr>
+          <w:rFonts w:ascii="Segoe UI" w:hAnsi="Segoe UI" w:cs="Segoe UI"/>
+          <w:sz w:val="28"/>
+          <w:szCs w:val="28"/>
+          <w:lang w:val="fr-FR"/>
+        </w:rPr>
+      </w:pPr>
+      <w:r>
+        <w:rPr>
+          <w:rFonts w:ascii="Segoe UI" w:hAnsi="Segoe UI" w:cs="Segoe UI"/>
+          <w:sz w:val="28"/>
+          <w:szCs w:val="28"/>
+          <w:lang w:val="fr-FR"/>
+        </w:rPr>
+        <w:t>Résumé</w:t>
+      </w:r>
+      <w:r>
+        <w:rPr>
+          <w:rFonts w:ascii="Segoe UI" w:hAnsi="Segoe UI" w:cs="Segoe UI"/>
+          <w:sz w:val="28"/>
+          <w:szCs w:val="28"/>
+          <w:lang w:val="fr-FR"/>
+        </w:rPr>
+        <w:t>.</w:t>
+      </w:r>
+    </w:p>
+    <w:p>
+      <w:pPr>
+        <w:pStyle w:val="ListParagraph"/>
+        <w:numPr>
+          <w:ilvl w:val="0"/>
+          <w:numId w:val="8"/>
+        </w:numPr>
+        <w:rPr>
+          <w:rFonts w:ascii="Segoe UI" w:hAnsi="Segoe UI" w:cs="Segoe UI"/>
+          <w:sz w:val="28"/>
+          <w:szCs w:val="28"/>
+          <w:lang w:val="fr-FR"/>
+        </w:rPr>
+      </w:pPr>
+      <w:r>
+        <w:rPr>
+          <w:rFonts w:ascii="Segoe UI" w:hAnsi="Segoe UI" w:cs="Segoe UI"/>
+          <w:sz w:val="28"/>
+          <w:szCs w:val="28"/>
+          <w:lang w:val="fr-FR"/>
+        </w:rPr>
+        <w:t>Présentation du</w:t>
+      </w:r>
+      <w:r>
+        <w:rPr>
+          <w:rFonts w:ascii="Segoe UI" w:hAnsi="Segoe UI" w:cs="Segoe UI"/>
+          <w:sz w:val="28"/>
+          <w:szCs w:val="28"/>
+          <w:lang w:val="fr-FR"/>
+        </w:rPr>
+        <w:t xml:space="preserve"> projet</w:t>
+      </w:r>
+      <w:r>
+        <w:rPr>
+          <w:rFonts w:ascii="Segoe UI" w:hAnsi="Segoe UI" w:cs="Segoe UI"/>
+          <w:sz w:val="28"/>
+          <w:szCs w:val="28"/>
+          <w:lang w:val="fr-FR"/>
+        </w:rPr>
+        <w:t>.</w:t>
+      </w:r>
+    </w:p>
+    <w:p>
+      <w:pPr>
+        <w:rPr>
+          <w:rFonts w:ascii="ae_AlArabiya" w:hAnsi="ae_AlArabiya" w:cs="ae_AlArabiya"/>
+          <w:sz w:val="28"/>
+          <w:szCs w:val="28"/>
+          <w:lang w:val="fr-FR"/>
+        </w:rPr>
+      </w:pPr>
+    </w:p>
+    <w:p>
+      <w:pPr>
+        <w:pStyle w:val="Heading2"/>
+        <w:rPr>
+          <w:lang w:val="fr-FR"/>
+        </w:rPr>
+      </w:pPr>
+      <w:r>
+        <w:rPr>
+          <w:lang w:val="fr-FR"/>
+        </w:rPr>
+        <w:t>Chapitre 2 : Gestion de projet.</w:t>
+      </w:r>
+    </w:p>
+    <w:p>
+      <w:pPr>
+        <w:pStyle w:val="ListParagraph"/>
+        <w:numPr>
+          <w:ilvl w:val="0"/>
+          <w:numId w:val="7"/>
+        </w:numPr>
+        <w:rPr>
+          <w:rFonts w:ascii="ae_AlArabiya" w:hAnsi="ae_AlArabiya" w:cs="ae_AlArabiya"/>
+          <w:sz w:val="28"/>
+          <w:szCs w:val="28"/>
+          <w:lang w:val="fr-FR"/>
+        </w:rPr>
+      </w:pPr>
+      <w:r>
+        <w:rPr>
+          <w:rFonts w:ascii="ae_AlArabiya" w:hAnsi="ae_AlArabiya" w:cs="ae_AlArabiya"/>
+          <w:sz w:val="28"/>
+          <w:szCs w:val="28"/>
+          <w:lang w:val="fr-FR"/>
+        </w:rPr>
+        <w:t xml:space="preserve">Diagramme de </w:t>
+      </w:r>
+      <w:r>
+        <w:rPr>
+          <w:rFonts w:ascii="ae_AlArabiya" w:hAnsi="ae_AlArabiya" w:cs="ae_AlArabiya"/>
+          <w:sz w:val="28"/>
+          <w:szCs w:val="28"/>
+          <w:lang w:val="fr-FR"/>
+        </w:rPr>
+        <w:t>PERT</w:t>
+      </w:r>
+      <w:r>
+        <w:rPr>
+          <w:rFonts w:ascii="ae_AlArabiya" w:hAnsi="ae_AlArabiya" w:cs="ae_AlArabiya"/>
+          <w:sz w:val="28"/>
+          <w:szCs w:val="28"/>
+          <w:lang w:val="fr-FR"/>
+        </w:rPr>
+        <w:t>.</w:t>
+      </w:r>
+    </w:p>
+    <w:p>
+      <w:pPr>
+        <w:pStyle w:val="ListParagraph"/>
+        <w:numPr>
+          <w:ilvl w:val="1"/>
+          <w:numId w:val="7"/>
+        </w:numPr>
+        <w:rPr>
+          <w:rFonts w:ascii="ae_AlArabiya" w:hAnsi="ae_AlArabiya" w:cs="ae_AlArabiya"/>
+          <w:sz w:val="28"/>
+          <w:szCs w:val="28"/>
+          <w:lang w:val="fr-FR"/>
+        </w:rPr>
+      </w:pPr>
+      <w:r>
+        <w:rPr>
+          <w:rFonts w:ascii="ae_AlArabiya" w:hAnsi="ae_AlArabiya" w:cs="ae_AlArabiya"/>
+          <w:sz w:val="28"/>
+          <w:szCs w:val="28"/>
+          <w:lang w:val="fr-FR"/>
+        </w:rPr>
+        <w:t xml:space="preserve">Identifier </w:t>
+      </w:r>
+      <w:r>
+        <w:rPr>
+          <w:rFonts w:ascii="ae_AlArabiya" w:hAnsi="ae_AlArabiya" w:cs="ae_AlArabiya"/>
+          <w:sz w:val="28"/>
+          <w:szCs w:val="28"/>
+          <w:lang w:val="fr-FR"/>
+        </w:rPr>
+        <w:t>l</w:t>
+      </w:r>
+      <w:r>
+        <w:rPr>
+          <w:rFonts w:ascii="ae_AlArabiya" w:hAnsi="ae_AlArabiya" w:cs="ae_AlArabiya"/>
+          <w:sz w:val="28"/>
+          <w:szCs w:val="28"/>
+          <w:lang w:val="fr-FR"/>
+        </w:rPr>
+        <w:t>es taches.</w:t>
+      </w:r>
+    </w:p>
+    <w:p>
+      <w:pPr>
+        <w:pStyle w:val="ListParagraph"/>
+        <w:numPr>
+          <w:ilvl w:val="1"/>
+          <w:numId w:val="7"/>
+        </w:numPr>
+        <w:rPr>
+          <w:rFonts w:ascii="ae_AlArabiya" w:hAnsi="ae_AlArabiya" w:cs="ae_AlArabiya"/>
+          <w:sz w:val="28"/>
+          <w:szCs w:val="28"/>
+          <w:lang w:val="fr-FR"/>
+        </w:rPr>
+      </w:pPr>
+      <w:r>
+        <w:rPr>
+          <w:rFonts w:ascii="ae_AlArabiya" w:hAnsi="ae_AlArabiya" w:cs="ae_AlArabiya"/>
+          <w:sz w:val="28"/>
+          <w:szCs w:val="28"/>
+          <w:lang w:val="fr-FR"/>
+        </w:rPr>
+        <w:t>Graphe PERT</w:t>
+      </w:r>
+      <w:r>
+        <w:rPr>
+          <w:rFonts w:ascii="ae_AlArabiya" w:hAnsi="ae_AlArabiya" w:cs="ae_AlArabiya"/>
+          <w:sz w:val="28"/>
+          <w:szCs w:val="28"/>
+          <w:lang w:val="fr-FR"/>
+        </w:rPr>
+        <w:t xml:space="preserve"> Probabiliste</w:t>
+      </w:r>
+      <w:r>
+        <w:rPr>
+          <w:rFonts w:ascii="ae_AlArabiya" w:hAnsi="ae_AlArabiya" w:cs="ae_AlArabiya"/>
+          <w:sz w:val="28"/>
+          <w:szCs w:val="28"/>
+          <w:lang w:val="fr-FR"/>
+        </w:rPr>
+        <w:t>.</w:t>
+      </w:r>
+    </w:p>
+    <w:p>
+      <w:pPr>
+        <w:pStyle w:val="ListParagraph"/>
+        <w:numPr>
+          <w:ilvl w:val="1"/>
+          <w:numId w:val="7"/>
+        </w:numPr>
+        <w:rPr>
+          <w:rFonts w:ascii="ae_AlArabiya" w:hAnsi="ae_AlArabiya" w:cs="ae_AlArabiya"/>
+          <w:sz w:val="28"/>
+          <w:szCs w:val="28"/>
+          <w:lang w:val="fr-FR"/>
+        </w:rPr>
+      </w:pPr>
+      <w:r>
+        <w:rPr>
+          <w:rFonts w:ascii="ae_AlArabiya" w:hAnsi="ae_AlArabiya" w:cs="ae_AlArabiya"/>
+          <w:sz w:val="28"/>
+          <w:szCs w:val="28"/>
+          <w:lang w:val="fr-FR"/>
+        </w:rPr>
+        <w:t>Chemin Critique.</w:t>
+      </w:r>
+    </w:p>
+    <w:p>
+      <w:pPr>
+        <w:pStyle w:val="ListParagraph"/>
+        <w:numPr>
+          <w:ilvl w:val="0"/>
+          <w:numId w:val="7"/>
+        </w:numPr>
+        <w:rPr>
+          <w:rFonts w:ascii="ae_AlArabiya" w:hAnsi="ae_AlArabiya" w:cs="ae_AlArabiya"/>
+          <w:sz w:val="28"/>
+          <w:szCs w:val="28"/>
+          <w:lang w:val="fr-FR"/>
+        </w:rPr>
+      </w:pPr>
+      <w:r>
+        <w:rPr>
+          <w:rFonts w:ascii="ae_AlArabiya" w:hAnsi="ae_AlArabiya" w:cs="ae_AlArabiya"/>
+          <w:sz w:val="28"/>
+          <w:szCs w:val="28"/>
+          <w:lang w:val="fr-FR"/>
+        </w:rPr>
+        <w:t>D</w:t>
+      </w:r>
+      <w:r>
+        <w:rPr>
+          <w:rFonts w:ascii="ae_AlArabiya" w:hAnsi="ae_AlArabiya" w:cs="ae_AlArabiya"/>
+          <w:sz w:val="28"/>
+          <w:szCs w:val="28"/>
+          <w:lang w:val="fr-FR"/>
+        </w:rPr>
+        <w:t>iagramme de GANTT</w:t>
+      </w:r>
+      <w:r>
+        <w:rPr>
+          <w:rFonts w:ascii="ae_AlArabiya" w:hAnsi="ae_AlArabiya" w:cs="ae_AlArabiya"/>
+          <w:sz w:val="28"/>
+          <w:szCs w:val="28"/>
+          <w:lang w:val="fr-FR"/>
+        </w:rPr>
+        <w:t>.</w:t>
+      </w:r>
+    </w:p>
+    <w:p>
+      <w:pPr>
+        <w:pStyle w:val="ListParagraph"/>
+        <w:numPr>
+          <w:ilvl w:val="0"/>
+          <w:numId w:val="7"/>
+        </w:numPr>
+        <w:rPr>
+          <w:rFonts w:ascii="ae_AlArabiya" w:hAnsi="ae_AlArabiya" w:cs="ae_AlArabiya"/>
+          <w:sz w:val="28"/>
+          <w:szCs w:val="28"/>
+          <w:lang w:val="fr-FR"/>
+        </w:rPr>
+      </w:pPr>
+      <w:r>
+        <w:rPr>
+          <w:rFonts w:ascii="ae_AlArabiya" w:hAnsi="ae_AlArabiya" w:cs="ae_AlArabiya"/>
+          <w:sz w:val="28"/>
+          <w:szCs w:val="28"/>
+          <w:lang w:val="fr-FR"/>
+        </w:rPr>
+        <w:t>Estimation des charges.</w:t>
+      </w:r>
+    </w:p>
+    <w:p>
+      <w:pPr>
+        <w:rPr>
+          <w:rFonts w:ascii="ae_AlArabiya" w:hAnsi="ae_AlArabiya" w:cs="ae_AlArabiya"/>
+          <w:sz w:val="28"/>
+          <w:szCs w:val="28"/>
+          <w:lang w:val="fr-FR"/>
+        </w:rPr>
+      </w:pPr>
+    </w:p>
+    <w:p>
+      <w:pPr>
+        <w:pStyle w:val="Heading2"/>
+        <w:rPr>
+          <w:lang w:val="fr-FR"/>
+        </w:rPr>
+      </w:pPr>
+      <w:r>
+        <w:rPr>
+          <w:lang w:val="fr-FR"/>
+        </w:rPr>
+        <w:t>Chapitre 3 : Conception.</w:t>
+      </w:r>
+    </w:p>
+    <w:p>
+      <w:pPr>
+        <w:pStyle w:val="ListParagraph"/>
+        <w:numPr>
+          <w:ilvl w:val="0"/>
+          <w:numId w:val="7"/>
+        </w:numPr>
+        <w:rPr>
+          <w:rFonts w:ascii="ae_AlArabiya" w:hAnsi="ae_AlArabiya" w:cs="ae_AlArabiya"/>
+          <w:sz w:val="28"/>
+          <w:szCs w:val="28"/>
+          <w:lang w:val="fr-FR"/>
+        </w:rPr>
+      </w:pPr>
+      <w:r>
+        <w:rPr>
+          <w:rFonts w:ascii="ae_AlArabiya" w:hAnsi="ae_AlArabiya" w:cs="ae_AlArabiya"/>
+          <w:sz w:val="28"/>
+          <w:szCs w:val="28"/>
+          <w:lang w:val="fr-FR"/>
+        </w:rPr>
+        <w:t xml:space="preserve">Diagramme </w:t>
+      </w:r>
+      <w:r>
+        <w:rPr>
+          <w:rFonts w:ascii="ae_AlArabiya" w:hAnsi="ae_AlArabiya" w:cs="ae_AlArabiya"/>
+          <w:sz w:val="28"/>
+          <w:szCs w:val="28"/>
+          <w:lang w:val="fr-FR"/>
+        </w:rPr>
+        <w:t>de cas d’utilisation.</w:t>
+      </w:r>
+    </w:p>
+    <w:p>
+      <w:pPr>
+        <w:pStyle w:val="ListParagraph"/>
+        <w:numPr>
+          <w:ilvl w:val="0"/>
+          <w:numId w:val="7"/>
+        </w:numPr>
+        <w:rPr>
+          <w:rFonts w:ascii="ae_AlArabiya" w:hAnsi="ae_AlArabiya" w:cs="ae_AlArabiya"/>
+          <w:sz w:val="28"/>
+          <w:szCs w:val="28"/>
+          <w:lang w:val="fr-FR"/>
+        </w:rPr>
+      </w:pPr>
+      <w:r>
+        <w:rPr>
+          <w:rFonts w:ascii="ae_AlArabiya" w:hAnsi="ae_AlArabiya" w:cs="ae_AlArabiya"/>
+          <w:sz w:val="28"/>
+          <w:szCs w:val="28"/>
+          <w:lang w:val="fr-FR"/>
+        </w:rPr>
+        <w:t xml:space="preserve">Diagramme de </w:t>
+      </w:r>
+      <w:r>
+        <w:rPr>
+          <w:rFonts w:ascii="ae_AlArabiya" w:hAnsi="ae_AlArabiya" w:cs="ae_AlArabiya"/>
+          <w:sz w:val="28"/>
+          <w:szCs w:val="28"/>
+          <w:lang w:val="fr-FR"/>
+        </w:rPr>
+        <w:t>séquence.</w:t>
+      </w:r>
+    </w:p>
+    <w:p>
+      <w:pPr>
+        <w:pStyle w:val="ListParagraph"/>
+        <w:numPr>
+          <w:ilvl w:val="0"/>
+          <w:numId w:val="7"/>
+        </w:numPr>
+        <w:rPr>
+          <w:rFonts w:ascii="ae_AlArabiya" w:hAnsi="ae_AlArabiya" w:cs="ae_AlArabiya"/>
+          <w:sz w:val="28"/>
+          <w:szCs w:val="28"/>
+          <w:lang w:val="fr-FR"/>
+        </w:rPr>
+      </w:pPr>
+      <w:r>
+        <w:rPr>
+          <w:rFonts w:ascii="ae_AlArabiya" w:hAnsi="ae_AlArabiya" w:cs="ae_AlArabiya"/>
+          <w:sz w:val="28"/>
+          <w:szCs w:val="28"/>
+          <w:lang w:val="fr-FR"/>
+        </w:rPr>
+        <w:t>Diagramme de classes.</w:t>
+      </w:r>
+    </w:p>
+    <w:p>
+      <w:pPr>
+        <w:pStyle w:val="ListParagraph"/>
+        <w:numPr>
+          <w:ilvl w:val="0"/>
+          <w:numId w:val="7"/>
+        </w:numPr>
+        <w:rPr>
+          <w:rFonts w:ascii="ae_AlArabiya" w:hAnsi="ae_AlArabiya" w:cs="ae_AlArabiya"/>
+          <w:sz w:val="28"/>
+          <w:szCs w:val="28"/>
+          <w:lang w:val="fr-FR"/>
+        </w:rPr>
+      </w:pPr>
+      <w:r>
+        <w:rPr>
+          <w:rFonts w:ascii="ae_AlArabiya" w:hAnsi="ae_AlArabiya" w:cs="ae_AlArabiya"/>
+          <w:sz w:val="28"/>
+          <w:szCs w:val="28"/>
+          <w:lang w:val="fr-FR"/>
+        </w:rPr>
+        <w:t>Diagramme d’activité.</w:t>
+      </w:r>
+    </w:p>
+    <w:p>
+      <w:pPr>
+        <w:pStyle w:val="ListParagraph"/>
+        <w:numPr>
+          <w:ilvl w:val="0"/>
+          <w:numId w:val="7"/>
+        </w:numPr>
+        <w:rPr>
+          <w:rFonts w:ascii="ae_AlArabiya" w:hAnsi="ae_AlArabiya" w:cs="ae_AlArabiya"/>
+          <w:sz w:val="28"/>
+          <w:szCs w:val="28"/>
+          <w:lang w:val="fr-FR"/>
+        </w:rPr>
+      </w:pPr>
+      <w:r>
+        <w:rPr>
+          <w:rFonts w:ascii="ae_AlArabiya" w:hAnsi="ae_AlArabiya" w:cs="ae_AlArabiya"/>
+          <w:sz w:val="28"/>
+          <w:szCs w:val="28"/>
+          <w:lang w:val="fr-FR"/>
+        </w:rPr>
+        <w:t>Diagramme de collaboration.</w:t>
+      </w:r>
+    </w:p>
+    <w:p>
+      <w:pPr>
+        <w:pStyle w:val="ListParagraph"/>
+        <w:numPr>
+          <w:ilvl w:val="0"/>
+          <w:numId w:val="7"/>
+        </w:numPr>
+        <w:rPr>
+          <w:rFonts w:ascii="ae_AlArabiya" w:hAnsi="ae_AlArabiya" w:cs="ae_AlArabiya"/>
+          <w:sz w:val="28"/>
+          <w:szCs w:val="28"/>
+          <w:lang w:val="fr-FR"/>
+        </w:rPr>
+      </w:pPr>
+      <w:r>
+        <w:rPr>
+          <w:rFonts w:ascii="ae_AlArabiya" w:hAnsi="ae_AlArabiya" w:cs="ae_AlArabiya"/>
+          <w:sz w:val="28"/>
+          <w:szCs w:val="28"/>
+          <w:lang w:val="fr-FR"/>
+        </w:rPr>
+        <w:t>Diagramme d’état.</w:t>
+      </w:r>
+    </w:p>
+    <w:p>
+      <w:pPr>
+        <w:pStyle w:val="ListParagraph"/>
+        <w:rPr>
+          <w:rFonts w:ascii="ae_AlArabiya" w:hAnsi="ae_AlArabiya" w:cs="ae_AlArabiya"/>
+          <w:sz w:val="28"/>
+          <w:szCs w:val="28"/>
+          <w:lang w:val="fr-FR"/>
+        </w:rPr>
+      </w:pPr>
+    </w:p>
+    <w:p>
+      <w:pPr>
+        <w:pStyle w:val="ListParagraph"/>
+        <w:rPr>
+          <w:rFonts w:ascii="ae_AlArabiya" w:hAnsi="ae_AlArabiya" w:cs="ae_AlArabiya"/>
+          <w:sz w:val="28"/>
+          <w:szCs w:val="28"/>
+          <w:lang w:val="fr-FR"/>
+        </w:rPr>
+      </w:pPr>
+    </w:p>
+    <w:p>
+      <w:pPr>
+        <w:pStyle w:val="ListParagraph"/>
+        <w:rPr>
+          <w:rFonts w:ascii="ae_AlArabiya" w:hAnsi="ae_AlArabiya" w:cs="ae_AlArabiya"/>
+          <w:sz w:val="28"/>
+          <w:szCs w:val="28"/>
+          <w:lang w:val="fr-FR"/>
+        </w:rPr>
+      </w:pPr>
+    </w:p>
+    <w:p>
+      <w:pPr>
+        <w:pStyle w:val="ListParagraph"/>
+        <w:rPr>
+          <w:rFonts w:ascii="ae_AlArabiya" w:hAnsi="ae_AlArabiya" w:cs="ae_AlArabiya"/>
+          <w:sz w:val="28"/>
+          <w:szCs w:val="28"/>
+          <w:lang w:val="fr-FR"/>
+        </w:rPr>
+      </w:pPr>
+    </w:p>
+    <w:p>
+      <w:pPr>
+        <w:pStyle w:val="ListParagraph"/>
+        <w:rPr>
+          <w:rFonts w:ascii="ae_AlArabiya" w:hAnsi="ae_AlArabiya" w:cs="ae_AlArabiya"/>
+          <w:sz w:val="28"/>
+          <w:szCs w:val="28"/>
+          <w:lang w:val="fr-FR"/>
+        </w:rPr>
+      </w:pPr>
+    </w:p>
+    <w:p>
+      <w:pPr>
+        <w:pStyle w:val="ListParagraph"/>
+        <w:rPr>
+          <w:rFonts w:ascii="ae_AlArabiya" w:hAnsi="ae_AlArabiya" w:cs="ae_AlArabiya"/>
+          <w:sz w:val="40"/>
+          <w:szCs w:val="40"/>
+          <w:lang w:val="fr-FR"/>
+        </w:rPr>
+      </w:pPr>
+    </w:p>
+    <w:p>
+      <w:pPr>
+        <w:pStyle w:val="Heading1"/>
+        <w:rPr>
+          <w:lang w:val="fr-FR"/>
+        </w:rPr>
+      </w:pPr>
+      <w:r>
+        <w:rPr>
+          <w:lang w:val="fr-FR"/>
+        </w:rPr>
+        <w:t xml:space="preserve">Chapitre 1 : </w:t>
+      </w:r>
+      <w:r>
+        <w:rPr>
+          <w:lang w:val="fr-FR"/>
+        </w:rPr>
+        <w:t>Introduction Générale</w:t>
+      </w:r>
+      <w:r>
+        <w:rPr>
+          <w:lang w:val="fr-FR"/>
+        </w:rPr>
+        <w:t>.</w:t>
+      </w:r>
+    </w:p>
+    <w:p>
+      <w:pPr>
+        <w:rPr>
+          <w:rFonts w:ascii="ae_AlArabiya" w:hAnsi="ae_AlArabiya" w:cs="ae_AlArabiya"/>
+          <w:sz w:val="40"/>
+          <w:szCs w:val="40"/>
+          <w:lang w:val="fr-FR"/>
+        </w:rPr>
+      </w:pPr>
+    </w:p>
+    <w:p>
+      <w:pPr>
+        <w:pStyle w:val="Heading3"/>
+        <w:numPr>
+          <w:ilvl w:val="0"/>
+          <w:numId w:val="15"/>
+        </w:numPr>
+        <w:rPr>
+          <w:lang w:val="fr-FR"/>
+        </w:rPr>
+      </w:pPr>
+      <w:r>
+        <w:rPr>
+          <w:lang w:val="fr-FR"/>
+        </w:rPr>
+        <w:t>Remerciement.</w:t>
+      </w:r>
+    </w:p>
+    <w:p>
+      <w:pPr>
+        <w:rPr>
+          <w:lang w:val="fr-FR"/>
+        </w:rPr>
+      </w:pPr>
+    </w:p>
+    <w:p>
+      <w:pPr>
+        <w:rPr>
+          <w:rFonts w:ascii="ae_AlArabiya" w:hAnsi="ae_AlArabiya" w:cs="ae_AlArabiya"/>
+          <w:sz w:val="28"/>
+          <w:szCs w:val="28"/>
+          <w:lang w:val="fr-FR"/>
+        </w:rPr>
+      </w:pPr>
+      <w:r>
+        <w:rPr>
+          <w:rFonts w:ascii="ae_AlArabiya" w:hAnsi="ae_AlArabiya" w:cs="ae_AlArabiya"/>
+          <w:sz w:val="28"/>
+          <w:szCs w:val="28"/>
+          <w:lang w:val="fr-FR"/>
+        </w:rPr>
+        <w:t>Nous</w:t>
+      </w:r>
+      <w:r>
+        <w:rPr>
+          <w:rFonts w:ascii="ae_AlArabiya" w:hAnsi="ae_AlArabiya" w:cs="ae_AlArabiya"/>
+          <w:sz w:val="28"/>
+          <w:szCs w:val="28"/>
+          <w:lang w:val="fr-FR"/>
+        </w:rPr>
+        <w:t xml:space="preserve"> </w:t>
+      </w:r>
+      <w:r>
+        <w:rPr>
+          <w:rFonts w:ascii="ae_AlArabiya" w:hAnsi="ae_AlArabiya" w:cs="ae_AlArabiya"/>
+          <w:sz w:val="28"/>
+          <w:szCs w:val="28"/>
+          <w:lang w:val="fr-FR"/>
+        </w:rPr>
+        <w:t>te</w:t>
+      </w:r>
+      <w:r>
+        <w:rPr>
+          <w:rFonts w:ascii="ae_AlArabiya" w:hAnsi="ae_AlArabiya" w:cs="ae_AlArabiya"/>
+          <w:sz w:val="28"/>
+          <w:szCs w:val="28"/>
+          <w:lang w:val="fr-FR"/>
+        </w:rPr>
+        <w:t>n</w:t>
+      </w:r>
+      <w:r>
+        <w:rPr>
+          <w:rFonts w:ascii="ae_AlArabiya" w:hAnsi="ae_AlArabiya" w:cs="ae_AlArabiya"/>
+          <w:sz w:val="28"/>
+          <w:szCs w:val="28"/>
+          <w:lang w:val="fr-FR"/>
+        </w:rPr>
+        <w:t>on</w:t>
+      </w:r>
+      <w:r>
+        <w:rPr>
+          <w:rFonts w:ascii="ae_AlArabiya" w:hAnsi="ae_AlArabiya" w:cs="ae_AlArabiya"/>
+          <w:sz w:val="28"/>
+          <w:szCs w:val="28"/>
+          <w:lang w:val="fr-FR"/>
+        </w:rPr>
+        <w:t>s à remercier particulièrement Monsieur Souhaib et Monsieur Berich Pour nous accompa</w:t>
+      </w:r>
+      <w:r>
+        <w:rPr>
+          <w:rFonts w:ascii="ae_AlArabiya" w:hAnsi="ae_AlArabiya" w:cs="ae_AlArabiya"/>
+          <w:sz w:val="28"/>
+          <w:szCs w:val="28"/>
+          <w:lang w:val="fr-FR"/>
+        </w:rPr>
+        <w:t>gner durant ce projet, et nous don</w:t>
+      </w:r>
+      <w:r>
+        <w:rPr>
+          <w:rFonts w:ascii="ae_AlArabiya" w:hAnsi="ae_AlArabiya" w:cs="ae_AlArabiya"/>
+          <w:sz w:val="28"/>
+          <w:szCs w:val="28"/>
+          <w:lang w:val="fr-FR"/>
+        </w:rPr>
+        <w:t>n</w:t>
+      </w:r>
+      <w:r>
+        <w:rPr>
+          <w:rFonts w:ascii="ae_AlArabiya" w:hAnsi="ae_AlArabiya" w:cs="ae_AlArabiya"/>
+          <w:sz w:val="28"/>
+          <w:szCs w:val="28"/>
+          <w:lang w:val="fr-FR"/>
+        </w:rPr>
+        <w:t xml:space="preserve">er des conseils et des astuces que ça soit les missions évoquées </w:t>
+      </w:r>
+      <w:r>
+        <w:rPr>
+          <w:rFonts w:ascii="ae_AlArabiya" w:hAnsi="ae_AlArabiya" w:cs="ae_AlArabiya"/>
+          <w:sz w:val="28"/>
+          <w:szCs w:val="28"/>
+          <w:lang w:val="fr-FR"/>
+        </w:rPr>
+        <w:t>de gestion du</w:t>
+      </w:r>
+      <w:r>
+        <w:rPr>
+          <w:rFonts w:ascii="ae_AlArabiya" w:hAnsi="ae_AlArabiya" w:cs="ae_AlArabiya"/>
+          <w:sz w:val="28"/>
+          <w:szCs w:val="28"/>
+          <w:lang w:val="fr-FR"/>
+        </w:rPr>
+        <w:t xml:space="preserve"> projet</w:t>
+      </w:r>
+      <w:r>
+        <w:rPr>
+          <w:rFonts w:ascii="ae_AlArabiya" w:hAnsi="ae_AlArabiya" w:cs="ae_AlArabiya"/>
+          <w:sz w:val="28"/>
+          <w:szCs w:val="28"/>
+          <w:lang w:val="fr-FR"/>
+        </w:rPr>
+        <w:t>,</w:t>
+      </w:r>
+      <w:r>
+        <w:rPr>
+          <w:rFonts w:ascii="ae_AlArabiya" w:hAnsi="ae_AlArabiya" w:cs="ae_AlArabiya"/>
+          <w:sz w:val="28"/>
+          <w:szCs w:val="28"/>
+          <w:lang w:val="fr-FR"/>
+        </w:rPr>
+        <w:t xml:space="preserve"> ou les missions concernant la conception UML.</w:t>
+      </w:r>
+    </w:p>
+    <w:p>
+      <w:pPr>
+        <w:rPr>
+          <w:rFonts w:ascii="ae_AlArabiya" w:hAnsi="ae_AlArabiya" w:cs="ae_AlArabiya"/>
+          <w:sz w:val="40"/>
+          <w:szCs w:val="40"/>
+          <w:lang w:val="fr-FR"/>
+        </w:rPr>
+      </w:pPr>
+    </w:p>
+    <w:p>
+      <w:pPr>
+        <w:pStyle w:val="Heading3"/>
+        <w:numPr>
+          <w:ilvl w:val="0"/>
+          <w:numId w:val="15"/>
+        </w:numPr>
+        <w:rPr>
+          <w:lang w:val="fr-FR"/>
+        </w:rPr>
+      </w:pPr>
+      <w:r>
+        <w:rPr>
+          <w:lang w:val="fr-FR"/>
+        </w:rPr>
+        <w:t>Résumé.</w:t>
+      </w:r>
+    </w:p>
+    <w:p>
+      <w:pPr>
+        <w:rPr>
+          <w:lang w:val="fr-FR"/>
+        </w:rPr>
+      </w:pPr>
+    </w:p>
+    <w:p>
+      <w:pPr>
+        <w:rPr>
+          <w:rFonts w:ascii="ae_AlArabiya" w:hAnsi="ae_AlArabiya" w:cs="ae_AlArabiya"/>
+          <w:sz w:val="28"/>
+          <w:szCs w:val="28"/>
+          <w:lang w:val="fr-FR"/>
+        </w:rPr>
+      </w:pPr>
+      <w:r>
+        <w:rPr>
+          <w:rFonts w:ascii="ae_AlArabiya" w:hAnsi="ae_AlArabiya" w:cs="ae_AlArabiya"/>
+          <w:sz w:val="28"/>
+          <w:szCs w:val="28"/>
+          <w:lang w:val="fr-FR"/>
+        </w:rPr>
+        <w:t>La réalisation de ce mini projet a été une bonne occasion pour nous d’une part d’assimiler les différents outils acquis durant ce semestre,</w:t>
+      </w:r>
+      <w:r>
+        <w:rPr>
+          <w:rFonts w:ascii="ae_AlArabiya" w:hAnsi="ae_AlArabiya" w:cs="ae_AlArabiya"/>
+          <w:sz w:val="28"/>
+          <w:szCs w:val="28"/>
+          <w:lang w:val="fr-FR"/>
+        </w:rPr>
+        <w:t xml:space="preserve"> </w:t>
+      </w:r>
+      <w:r>
+        <w:rPr>
+          <w:rFonts w:ascii="ae_AlArabiya" w:hAnsi="ae_AlArabiya" w:cs="ae_AlArabiya"/>
+          <w:sz w:val="28"/>
+          <w:szCs w:val="28"/>
+          <w:lang w:val="fr-FR"/>
+        </w:rPr>
+        <w:t xml:space="preserve">et aussi d’acquérir des nouvelles </w:t>
+      </w:r>
+      <w:r>
+        <w:rPr>
+          <w:rFonts w:ascii="ae_AlArabiya" w:hAnsi="ae_AlArabiya" w:cs="ae_AlArabiya"/>
+          <w:sz w:val="28"/>
+          <w:szCs w:val="28"/>
+          <w:lang w:val="fr-FR"/>
+        </w:rPr>
+        <w:t xml:space="preserve">connaissances et des techniques d’une façon </w:t>
+      </w:r>
+      <w:r>
+        <w:rPr>
+          <w:rFonts w:ascii="ae_AlArabiya" w:hAnsi="ae_AlArabiya" w:cs="ae_AlArabiya"/>
+          <w:sz w:val="28"/>
+          <w:szCs w:val="28"/>
+          <w:lang w:val="fr-FR"/>
+        </w:rPr>
+        <w:t>professionnelle</w:t>
+      </w:r>
+      <w:r>
+        <w:rPr>
+          <w:rFonts w:ascii="ae_AlArabiya" w:hAnsi="ae_AlArabiya" w:cs="ae_AlArabiya"/>
+          <w:sz w:val="28"/>
+          <w:szCs w:val="28"/>
+          <w:lang w:val="fr-FR"/>
+        </w:rPr>
+        <w:t>.</w:t>
+      </w:r>
+    </w:p>
+    <w:p>
+      <w:pPr>
+        <w:rPr>
+          <w:rFonts w:ascii="ae_AlArabiya" w:hAnsi="ae_AlArabiya" w:cs="ae_AlArabiya"/>
+          <w:sz w:val="40"/>
+          <w:szCs w:val="40"/>
+          <w:lang w:val="fr-FR"/>
+        </w:rPr>
+      </w:pPr>
+    </w:p>
+    <w:p>
+      <w:pPr>
+        <w:pStyle w:val="Heading3"/>
+        <w:numPr>
+          <w:ilvl w:val="0"/>
+          <w:numId w:val="15"/>
+        </w:numPr>
+        <w:rPr>
+          <w:lang w:val="fr-FR"/>
+        </w:rPr>
+      </w:pPr>
+      <w:r>
+        <w:rPr>
+          <w:lang w:val="fr-FR"/>
+        </w:rPr>
+        <w:t>Présentation de projet.</w:t>
+      </w:r>
+    </w:p>
+    <w:p>
+      <w:pPr>
+        <w:rPr>
+          <w:lang w:val="fr-FR"/>
+        </w:rPr>
+      </w:pPr>
+    </w:p>
+    <w:p>
+      <w:pPr>
+        <w:rPr>
+          <w:rFonts w:ascii="ae_AlArabiya" w:hAnsi="ae_AlArabiya" w:cs="ae_AlArabiya"/>
+          <w:sz w:val="28"/>
+          <w:szCs w:val="28"/>
+          <w:lang w:val="fr-FR"/>
+        </w:rPr>
+      </w:pPr>
+      <w:r>
+        <w:rPr>
+          <w:rFonts w:ascii="ae_AlArabiya" w:hAnsi="ae_AlArabiya" w:cs="ae_AlArabiya"/>
+          <w:sz w:val="28"/>
+          <w:szCs w:val="28"/>
+          <w:lang w:val="fr-FR"/>
+        </w:rPr>
+        <w:t>Le Principe mission de ce projet est de réaliser une application JAVA Client-serveur qui permet d’un ou plusieurs clients d’interagir avec un serveur en utilisant les sockets.</w:t>
+      </w:r>
+    </w:p>
+    <w:p>
+      <w:pPr>
+        <w:rPr>
+          <w:rFonts w:ascii="ae_AlArabiya" w:hAnsi="ae_AlArabiya" w:cs="ae_AlArabiya"/>
+          <w:sz w:val="28"/>
+          <w:szCs w:val="28"/>
+          <w:lang w:val="fr-FR"/>
+        </w:rPr>
+      </w:pPr>
+      <w:r>
+        <w:rPr>
+          <w:rFonts w:ascii="ae_AlArabiya" w:hAnsi="ae_AlArabiya" w:cs="ae_AlArabiya"/>
+          <w:sz w:val="28"/>
+          <w:szCs w:val="28"/>
+          <w:lang w:val="fr-FR"/>
+        </w:rPr>
+        <w:lastRenderedPageBreak/>
+        <w:t xml:space="preserve">L’application est sous forme d’un ancien jeu japonaise qu’il s’appelle « «, il permet à deux </w:t>
+      </w:r>
+      <w:r>
+        <w:rPr>
+          <w:rFonts w:ascii="ae_AlArabiya" w:hAnsi="ae_AlArabiya" w:cs="ae_AlArabiya"/>
+          <w:sz w:val="28"/>
+          <w:szCs w:val="28"/>
+          <w:lang w:val="fr-FR"/>
+        </w:rPr>
+        <w:t>clients</w:t>
+      </w:r>
+      <w:r>
+        <w:rPr>
+          <w:rFonts w:ascii="ae_AlArabiya" w:hAnsi="ae_AlArabiya" w:cs="ae_AlArabiya"/>
+          <w:sz w:val="28"/>
+          <w:szCs w:val="28"/>
+          <w:lang w:val="fr-FR"/>
+        </w:rPr>
+        <w:t xml:space="preserve"> de jouer entre eux à travers d’un serveur socket.</w:t>
+      </w:r>
+    </w:p>
+    <w:p>
+      <w:pPr>
+        <w:rPr>
+          <w:rFonts w:ascii="ae_AlArabiya" w:hAnsi="ae_AlArabiya" w:cs="ae_AlArabiya"/>
+          <w:sz w:val="28"/>
+          <w:szCs w:val="28"/>
+          <w:lang w:val="fr-FR"/>
+        </w:rPr>
+      </w:pPr>
+    </w:p>
+    <w:p>
+      <w:pPr>
+        <w:pStyle w:val="Heading1"/>
+        <w:rPr>
+          <w:rFonts w:ascii="ae_AlArabiya" w:hAnsi="ae_AlArabiya" w:cs="ae_AlArabiya"/>
+          <w:sz w:val="40"/>
+          <w:szCs w:val="40"/>
+          <w:lang w:val="fr-FR"/>
+        </w:rPr>
+      </w:pPr>
+      <w:r>
+        <w:rPr>
+          <w:lang w:val="fr-FR"/>
+        </w:rPr>
+        <w:t xml:space="preserve">Chapitre 2 : </w:t>
+      </w:r>
+      <w:r>
+        <w:rPr>
+          <w:lang w:val="fr-FR"/>
+        </w:rPr>
+        <w:t>Gestion du projet.</w:t>
+      </w:r>
+    </w:p>
+    <w:p>
+      <w:pPr>
         <w:rPr>
           <w:rFonts w:ascii="Segoe UI" w:hAnsi="Segoe UI" w:cs="Segoe UI"/>
           <w:b/>
@@ -418,44 +1491,42 @@
           <w:szCs w:val="44"/>
           <w:lang w:val="fr-FR"/>
         </w:rPr>
-        <w:lastRenderedPageBreak/>
-        <w:t>Sommaire</w:t>
-      </w:r>
-      <w:r>
-        <w:rPr>
-          <w:rFonts w:ascii="Segoe UI" w:hAnsi="Segoe UI" w:cs="Segoe UI"/>
-          <w:b/>
-          <w:bCs/>
-          <w:color w:val="2E74B5" w:themeColor="accent1" w:themeShade="BF"/>
-          <w:sz w:val="44"/>
-          <w:szCs w:val="44"/>
-          <w:lang w:val="fr-FR"/>
-        </w:rPr>
-        <w:t> </w:t>
-      </w:r>
-      <w:r>
-        <w:rPr>
-          <w:rFonts w:ascii="Segoe UI" w:hAnsi="Segoe UI" w:cs="Segoe UI"/>
-          <w:color w:val="2E74B5" w:themeColor="accent1" w:themeShade="BF"/>
-          <w:sz w:val="44"/>
-          <w:szCs w:val="44"/>
-          <w:lang w:val="fr-FR"/>
-        </w:rPr>
-        <w:t xml:space="preserve">: </w:t>
-      </w:r>
-    </w:p>
-    <w:p>
-      <w:pPr>
-        <w:rPr>
-          <w:rFonts w:ascii="Segoe UI" w:hAnsi="Segoe UI" w:cs="Segoe UI"/>
-          <w:sz w:val="36"/>
-          <w:szCs w:val="36"/>
-          <w:lang w:val="fr-FR"/>
-        </w:rPr>
-      </w:pPr>
-    </w:p>
-    <w:p>
-      <w:pPr>
+      </w:pPr>
+    </w:p>
+    <w:p>
+      <w:pPr>
+        <w:pStyle w:val="Heading3"/>
+        <w:numPr>
+          <w:ilvl w:val="0"/>
+          <w:numId w:val="16"/>
+        </w:numPr>
+        <w:rPr>
+          <w:lang w:val="fr-FR"/>
+        </w:rPr>
+      </w:pPr>
+      <w:r>
+        <w:rPr>
+          <w:lang w:val="fr-FR"/>
+        </w:rPr>
+        <w:t xml:space="preserve">Diagramme de </w:t>
+      </w:r>
+      <w:r>
+        <w:rPr>
+          <w:lang w:val="fr-FR"/>
+        </w:rPr>
+        <w:t>PERT</w:t>
+      </w:r>
+      <w:r>
+        <w:rPr>
+          <w:lang w:val="fr-FR"/>
+        </w:rPr>
+        <w:t>.</w:t>
+      </w:r>
+    </w:p>
+    <w:p>
+      <w:pPr>
+        <w:pStyle w:val="ListParagraph"/>
+        <w:ind w:left="1080"/>
         <w:rPr>
           <w:rFonts w:ascii="ae_AlArabiya" w:hAnsi="ae_AlArabiya" w:cs="ae_AlArabiya"/>
           <w:b/>
@@ -465,1201 +1536,31 @@
           <w:lang w:val="fr-FR"/>
         </w:rPr>
       </w:pPr>
-      <w:r>
-        <w:rPr>
-          <w:rFonts w:ascii="ae_AlArabiya" w:hAnsi="ae_AlArabiya" w:cs="ae_AlArabiya"/>
-          <w:b/>
-          <w:bCs/>
-          <w:sz w:val="32"/>
-          <w:szCs w:val="32"/>
-          <w:lang w:val="fr-FR"/>
-        </w:rPr>
-        <w:t>Chapitre 1 : Introduction Générale</w:t>
-      </w:r>
-      <w:r>
-        <w:rPr>
-          <w:rFonts w:ascii="ae_AlArabiya" w:hAnsi="ae_AlArabiya" w:cs="ae_AlArabiya"/>
-          <w:b/>
-          <w:bCs/>
-          <w:sz w:val="32"/>
-          <w:szCs w:val="32"/>
-          <w:lang w:val="fr-FR"/>
-        </w:rPr>
-        <w:t>.</w:t>
-      </w:r>
-    </w:p>
-    <w:p>
-      <w:pPr>
-        <w:pStyle w:val="ListParagraph"/>
-        <w:numPr>
-          <w:ilvl w:val="0"/>
-          <w:numId w:val="8"/>
-        </w:numPr>
-        <w:rPr>
-          <w:rFonts w:ascii="Segoe UI" w:hAnsi="Segoe UI" w:cs="Segoe UI"/>
-          <w:sz w:val="28"/>
-          <w:szCs w:val="28"/>
-          <w:lang w:val="fr-FR"/>
-        </w:rPr>
-      </w:pPr>
-      <w:r>
-        <w:rPr>
-          <w:rFonts w:ascii="Segoe UI" w:hAnsi="Segoe UI" w:cs="Segoe UI"/>
-          <w:sz w:val="28"/>
-          <w:szCs w:val="28"/>
-          <w:lang w:val="fr-FR"/>
-        </w:rPr>
-        <w:t>Remerciement.</w:t>
-      </w:r>
-    </w:p>
-    <w:p>
-      <w:pPr>
-        <w:pStyle w:val="ListParagraph"/>
-        <w:numPr>
-          <w:ilvl w:val="0"/>
-          <w:numId w:val="8"/>
-        </w:numPr>
-        <w:rPr>
-          <w:rFonts w:ascii="Segoe UI" w:hAnsi="Segoe UI" w:cs="Segoe UI"/>
-          <w:sz w:val="28"/>
-          <w:szCs w:val="28"/>
-          <w:lang w:val="fr-FR"/>
-        </w:rPr>
-      </w:pPr>
-      <w:r>
-        <w:rPr>
-          <w:rFonts w:ascii="Segoe UI" w:hAnsi="Segoe UI" w:cs="Segoe UI"/>
-          <w:sz w:val="28"/>
-          <w:szCs w:val="28"/>
-          <w:lang w:val="fr-FR"/>
-        </w:rPr>
-        <w:t>Résumé</w:t>
-      </w:r>
-      <w:r>
-        <w:rPr>
-          <w:rFonts w:ascii="Segoe UI" w:hAnsi="Segoe UI" w:cs="Segoe UI"/>
-          <w:sz w:val="28"/>
-          <w:szCs w:val="28"/>
-          <w:lang w:val="fr-FR"/>
-        </w:rPr>
-        <w:t>.</w:t>
-      </w:r>
-    </w:p>
-    <w:p>
-      <w:pPr>
-        <w:pStyle w:val="ListParagraph"/>
-        <w:numPr>
-          <w:ilvl w:val="0"/>
-          <w:numId w:val="8"/>
-        </w:numPr>
-        <w:rPr>
-          <w:rFonts w:ascii="Segoe UI" w:hAnsi="Segoe UI" w:cs="Segoe UI"/>
-          <w:sz w:val="28"/>
-          <w:szCs w:val="28"/>
-          <w:lang w:val="fr-FR"/>
-        </w:rPr>
-      </w:pPr>
-      <w:r>
-        <w:rPr>
-          <w:rFonts w:ascii="Segoe UI" w:hAnsi="Segoe UI" w:cs="Segoe UI"/>
-          <w:sz w:val="28"/>
-          <w:szCs w:val="28"/>
-          <w:lang w:val="fr-FR"/>
-        </w:rPr>
-        <w:t>Présentation du</w:t>
-      </w:r>
-      <w:r>
-        <w:rPr>
-          <w:rFonts w:ascii="Segoe UI" w:hAnsi="Segoe UI" w:cs="Segoe UI"/>
-          <w:sz w:val="28"/>
-          <w:szCs w:val="28"/>
-          <w:lang w:val="fr-FR"/>
-        </w:rPr>
-        <w:t xml:space="preserve"> projet</w:t>
-      </w:r>
-      <w:r>
-        <w:rPr>
-          <w:rFonts w:ascii="Segoe UI" w:hAnsi="Segoe UI" w:cs="Segoe UI"/>
-          <w:sz w:val="28"/>
-          <w:szCs w:val="28"/>
-          <w:lang w:val="fr-FR"/>
-        </w:rPr>
-        <w:t>.</w:t>
-      </w:r>
-    </w:p>
-    <w:p>
-      <w:pPr>
-        <w:rPr>
-          <w:rFonts w:ascii="ae_AlArabiya" w:hAnsi="ae_AlArabiya" w:cs="ae_AlArabiya"/>
-          <w:sz w:val="28"/>
-          <w:szCs w:val="28"/>
-          <w:lang w:val="fr-FR"/>
-        </w:rPr>
-      </w:pPr>
-    </w:p>
-    <w:p>
-      <w:pPr>
-        <w:rPr>
-          <w:rFonts w:ascii="ae_AlArabiya" w:hAnsi="ae_AlArabiya" w:cs="ae_AlArabiya"/>
-          <w:b/>
-          <w:bCs/>
-          <w:sz w:val="32"/>
-          <w:szCs w:val="32"/>
-          <w:lang w:val="fr-FR"/>
-        </w:rPr>
-      </w:pPr>
-      <w:r>
-        <w:rPr>
-          <w:rFonts w:ascii="ae_AlArabiya" w:hAnsi="ae_AlArabiya" w:cs="ae_AlArabiya"/>
-          <w:b/>
-          <w:bCs/>
-          <w:sz w:val="32"/>
-          <w:szCs w:val="32"/>
-          <w:lang w:val="fr-FR"/>
-        </w:rPr>
-        <w:t>Chapitre 2 : Gestion de projet.</w:t>
-      </w:r>
-    </w:p>
-    <w:p>
-      <w:pPr>
-        <w:pStyle w:val="ListParagraph"/>
-        <w:numPr>
-          <w:ilvl w:val="0"/>
-          <w:numId w:val="7"/>
-        </w:numPr>
-        <w:rPr>
-          <w:rFonts w:ascii="ae_AlArabiya" w:hAnsi="ae_AlArabiya" w:cs="ae_AlArabiya"/>
-          <w:sz w:val="28"/>
-          <w:szCs w:val="28"/>
-          <w:lang w:val="fr-FR"/>
-        </w:rPr>
-      </w:pPr>
-      <w:r>
-        <w:rPr>
-          <w:rFonts w:ascii="ae_AlArabiya" w:hAnsi="ae_AlArabiya" w:cs="ae_AlArabiya"/>
-          <w:sz w:val="28"/>
-          <w:szCs w:val="28"/>
-          <w:lang w:val="fr-FR"/>
-        </w:rPr>
-        <w:t xml:space="preserve">Diagramme de </w:t>
-      </w:r>
-      <w:r>
-        <w:rPr>
-          <w:rFonts w:ascii="ae_AlArabiya" w:hAnsi="ae_AlArabiya" w:cs="ae_AlArabiya"/>
-          <w:sz w:val="28"/>
-          <w:szCs w:val="28"/>
-          <w:lang w:val="fr-FR"/>
-        </w:rPr>
-        <w:t>PERT</w:t>
-      </w:r>
-      <w:r>
-        <w:rPr>
-          <w:rFonts w:ascii="ae_AlArabiya" w:hAnsi="ae_AlArabiya" w:cs="ae_AlArabiya"/>
-          <w:sz w:val="28"/>
-          <w:szCs w:val="28"/>
-          <w:lang w:val="fr-FR"/>
-        </w:rPr>
-        <w:t>.</w:t>
-      </w:r>
-    </w:p>
-    <w:p>
-      <w:pPr>
-        <w:pStyle w:val="ListParagraph"/>
-        <w:numPr>
-          <w:ilvl w:val="1"/>
-          <w:numId w:val="7"/>
-        </w:numPr>
-        <w:rPr>
-          <w:rFonts w:ascii="ae_AlArabiya" w:hAnsi="ae_AlArabiya" w:cs="ae_AlArabiya"/>
-          <w:sz w:val="28"/>
-          <w:szCs w:val="28"/>
-          <w:lang w:val="fr-FR"/>
-        </w:rPr>
-      </w:pPr>
-      <w:r>
-        <w:rPr>
-          <w:rFonts w:ascii="ae_AlArabiya" w:hAnsi="ae_AlArabiya" w:cs="ae_AlArabiya"/>
-          <w:sz w:val="28"/>
-          <w:szCs w:val="28"/>
-          <w:lang w:val="fr-FR"/>
-        </w:rPr>
-        <w:t xml:space="preserve">Identifier </w:t>
-      </w:r>
-      <w:r>
-        <w:rPr>
-          <w:rFonts w:ascii="ae_AlArabiya" w:hAnsi="ae_AlArabiya" w:cs="ae_AlArabiya"/>
-          <w:sz w:val="28"/>
-          <w:szCs w:val="28"/>
-          <w:lang w:val="fr-FR"/>
-        </w:rPr>
-        <w:t>l</w:t>
-      </w:r>
-      <w:r>
-        <w:rPr>
-          <w:rFonts w:ascii="ae_AlArabiya" w:hAnsi="ae_AlArabiya" w:cs="ae_AlArabiya"/>
-          <w:sz w:val="28"/>
-          <w:szCs w:val="28"/>
-          <w:lang w:val="fr-FR"/>
-        </w:rPr>
-        <w:t>es taches.</w:t>
-      </w:r>
-    </w:p>
-    <w:p>
-      <w:pPr>
-        <w:pStyle w:val="ListParagraph"/>
-        <w:numPr>
-          <w:ilvl w:val="1"/>
-          <w:numId w:val="7"/>
-        </w:numPr>
-        <w:rPr>
-          <w:rFonts w:ascii="ae_AlArabiya" w:hAnsi="ae_AlArabiya" w:cs="ae_AlArabiya"/>
-          <w:sz w:val="28"/>
-          <w:szCs w:val="28"/>
-          <w:lang w:val="fr-FR"/>
-        </w:rPr>
-      </w:pPr>
-      <w:r>
-        <w:rPr>
-          <w:rFonts w:ascii="ae_AlArabiya" w:hAnsi="ae_AlArabiya" w:cs="ae_AlArabiya"/>
-          <w:sz w:val="28"/>
-          <w:szCs w:val="28"/>
-          <w:lang w:val="fr-FR"/>
-        </w:rPr>
-        <w:t>Graphe PERT</w:t>
-      </w:r>
-      <w:r>
-        <w:rPr>
-          <w:rFonts w:ascii="ae_AlArabiya" w:hAnsi="ae_AlArabiya" w:cs="ae_AlArabiya"/>
-          <w:sz w:val="28"/>
-          <w:szCs w:val="28"/>
-          <w:lang w:val="fr-FR"/>
-        </w:rPr>
-        <w:t xml:space="preserve"> Probabiliste</w:t>
-      </w:r>
-      <w:r>
-        <w:rPr>
-          <w:rFonts w:ascii="ae_AlArabiya" w:hAnsi="ae_AlArabiya" w:cs="ae_AlArabiya"/>
-          <w:sz w:val="28"/>
-          <w:szCs w:val="28"/>
-          <w:lang w:val="fr-FR"/>
-        </w:rPr>
-        <w:t>.</w:t>
-      </w:r>
-    </w:p>
-    <w:p>
-      <w:pPr>
-        <w:pStyle w:val="ListParagraph"/>
-        <w:numPr>
-          <w:ilvl w:val="1"/>
-          <w:numId w:val="7"/>
-        </w:numPr>
-        <w:rPr>
-          <w:rFonts w:ascii="ae_AlArabiya" w:hAnsi="ae_AlArabiya" w:cs="ae_AlArabiya"/>
-          <w:sz w:val="28"/>
-          <w:szCs w:val="28"/>
-          <w:lang w:val="fr-FR"/>
-        </w:rPr>
-      </w:pPr>
-      <w:r>
-        <w:rPr>
-          <w:rFonts w:ascii="ae_AlArabiya" w:hAnsi="ae_AlArabiya" w:cs="ae_AlArabiya"/>
-          <w:sz w:val="28"/>
-          <w:szCs w:val="28"/>
-          <w:lang w:val="fr-FR"/>
-        </w:rPr>
-        <w:t>Chemin Critique.</w:t>
-      </w:r>
-    </w:p>
-    <w:p>
-      <w:pPr>
-        <w:pStyle w:val="ListParagraph"/>
-        <w:numPr>
-          <w:ilvl w:val="0"/>
-          <w:numId w:val="7"/>
-        </w:numPr>
-        <w:rPr>
-          <w:rFonts w:ascii="ae_AlArabiya" w:hAnsi="ae_AlArabiya" w:cs="ae_AlArabiya"/>
-          <w:sz w:val="28"/>
-          <w:szCs w:val="28"/>
-          <w:lang w:val="fr-FR"/>
-        </w:rPr>
-      </w:pPr>
-      <w:r>
-        <w:rPr>
-          <w:rFonts w:ascii="ae_AlArabiya" w:hAnsi="ae_AlArabiya" w:cs="ae_AlArabiya"/>
-          <w:sz w:val="28"/>
-          <w:szCs w:val="28"/>
-          <w:lang w:val="fr-FR"/>
-        </w:rPr>
-        <w:t>D</w:t>
-      </w:r>
-      <w:r>
-        <w:rPr>
-          <w:rFonts w:ascii="ae_AlArabiya" w:hAnsi="ae_AlArabiya" w:cs="ae_AlArabiya"/>
-          <w:sz w:val="28"/>
-          <w:szCs w:val="28"/>
-          <w:lang w:val="fr-FR"/>
-        </w:rPr>
-        <w:t>iagramme de GANTT</w:t>
-      </w:r>
-      <w:r>
-        <w:rPr>
-          <w:rFonts w:ascii="ae_AlArabiya" w:hAnsi="ae_AlArabiya" w:cs="ae_AlArabiya"/>
-          <w:sz w:val="28"/>
-          <w:szCs w:val="28"/>
-          <w:lang w:val="fr-FR"/>
-        </w:rPr>
-        <w:t>.</w:t>
-      </w:r>
-    </w:p>
-    <w:p>
-      <w:pPr>
-        <w:pStyle w:val="ListParagraph"/>
-        <w:numPr>
-          <w:ilvl w:val="0"/>
-          <w:numId w:val="7"/>
-        </w:numPr>
-        <w:rPr>
-          <w:rFonts w:ascii="ae_AlArabiya" w:hAnsi="ae_AlArabiya" w:cs="ae_AlArabiya"/>
-          <w:sz w:val="28"/>
-          <w:szCs w:val="28"/>
-          <w:lang w:val="fr-FR"/>
-        </w:rPr>
-      </w:pPr>
-      <w:r>
-        <w:rPr>
-          <w:rFonts w:ascii="ae_AlArabiya" w:hAnsi="ae_AlArabiya" w:cs="ae_AlArabiya"/>
-          <w:sz w:val="28"/>
-          <w:szCs w:val="28"/>
-          <w:lang w:val="fr-FR"/>
-        </w:rPr>
-        <w:t>Estimation des charges.</w:t>
-      </w:r>
-    </w:p>
-    <w:p>
-      <w:pPr>
-        <w:rPr>
-          <w:rFonts w:ascii="ae_AlArabiya" w:hAnsi="ae_AlArabiya" w:cs="ae_AlArabiya"/>
-          <w:sz w:val="28"/>
-          <w:szCs w:val="28"/>
-          <w:lang w:val="fr-FR"/>
-        </w:rPr>
-      </w:pPr>
-    </w:p>
-    <w:p>
-      <w:pPr>
-        <w:rPr>
-          <w:rFonts w:ascii="ae_AlArabiya" w:hAnsi="ae_AlArabiya" w:cs="ae_AlArabiya"/>
-          <w:b/>
-          <w:bCs/>
-          <w:sz w:val="32"/>
-          <w:szCs w:val="32"/>
-          <w:lang w:val="fr-FR"/>
-        </w:rPr>
-      </w:pPr>
-      <w:r>
-        <w:rPr>
-          <w:rFonts w:ascii="ae_AlArabiya" w:hAnsi="ae_AlArabiya" w:cs="ae_AlArabiya"/>
-          <w:b/>
-          <w:bCs/>
-          <w:sz w:val="32"/>
-          <w:szCs w:val="32"/>
-          <w:lang w:val="fr-FR"/>
-        </w:rPr>
-        <w:t>Chapitre 3 : Conception.</w:t>
-      </w:r>
-    </w:p>
-    <w:p>
-      <w:pPr>
-        <w:pStyle w:val="ListParagraph"/>
-        <w:numPr>
-          <w:ilvl w:val="0"/>
-          <w:numId w:val="7"/>
-        </w:numPr>
-        <w:rPr>
-          <w:rFonts w:ascii="ae_AlArabiya" w:hAnsi="ae_AlArabiya" w:cs="ae_AlArabiya"/>
-          <w:sz w:val="28"/>
-          <w:szCs w:val="28"/>
-          <w:lang w:val="fr-FR"/>
-        </w:rPr>
-      </w:pPr>
-      <w:r>
-        <w:rPr>
-          <w:rFonts w:ascii="ae_AlArabiya" w:hAnsi="ae_AlArabiya" w:cs="ae_AlArabiya"/>
-          <w:sz w:val="28"/>
-          <w:szCs w:val="28"/>
-          <w:lang w:val="fr-FR"/>
-        </w:rPr>
-        <w:t xml:space="preserve">Diagramme </w:t>
-      </w:r>
-      <w:r>
-        <w:rPr>
-          <w:rFonts w:ascii="ae_AlArabiya" w:hAnsi="ae_AlArabiya" w:cs="ae_AlArabiya"/>
-          <w:sz w:val="28"/>
-          <w:szCs w:val="28"/>
-          <w:lang w:val="fr-FR"/>
-        </w:rPr>
-        <w:t>de cas d’utilisation.</w:t>
-      </w:r>
-    </w:p>
-    <w:p>
-      <w:pPr>
-        <w:pStyle w:val="ListParagraph"/>
-        <w:numPr>
-          <w:ilvl w:val="0"/>
-          <w:numId w:val="7"/>
-        </w:numPr>
-        <w:rPr>
-          <w:rFonts w:ascii="ae_AlArabiya" w:hAnsi="ae_AlArabiya" w:cs="ae_AlArabiya"/>
-          <w:sz w:val="28"/>
-          <w:szCs w:val="28"/>
-          <w:lang w:val="fr-FR"/>
-        </w:rPr>
-      </w:pPr>
-      <w:r>
-        <w:rPr>
-          <w:rFonts w:ascii="ae_AlArabiya" w:hAnsi="ae_AlArabiya" w:cs="ae_AlArabiya"/>
-          <w:sz w:val="28"/>
-          <w:szCs w:val="28"/>
-          <w:lang w:val="fr-FR"/>
-        </w:rPr>
-        <w:t xml:space="preserve">Diagramme de </w:t>
-      </w:r>
-      <w:r>
-        <w:rPr>
-          <w:rFonts w:ascii="ae_AlArabiya" w:hAnsi="ae_AlArabiya" w:cs="ae_AlArabiya"/>
-          <w:sz w:val="28"/>
-          <w:szCs w:val="28"/>
-          <w:lang w:val="fr-FR"/>
-        </w:rPr>
-        <w:t>séquence.</w:t>
-      </w:r>
-    </w:p>
-    <w:p>
-      <w:pPr>
-        <w:pStyle w:val="ListParagraph"/>
-        <w:numPr>
-          <w:ilvl w:val="0"/>
-          <w:numId w:val="7"/>
-        </w:numPr>
-        <w:rPr>
-          <w:rFonts w:ascii="ae_AlArabiya" w:hAnsi="ae_AlArabiya" w:cs="ae_AlArabiya"/>
-          <w:sz w:val="28"/>
-          <w:szCs w:val="28"/>
-          <w:lang w:val="fr-FR"/>
-        </w:rPr>
-      </w:pPr>
-      <w:r>
-        <w:rPr>
-          <w:rFonts w:ascii="ae_AlArabiya" w:hAnsi="ae_AlArabiya" w:cs="ae_AlArabiya"/>
-          <w:sz w:val="28"/>
-          <w:szCs w:val="28"/>
-          <w:lang w:val="fr-FR"/>
-        </w:rPr>
-        <w:t>Diagramme de classes.</w:t>
-      </w:r>
-    </w:p>
-    <w:p>
-      <w:pPr>
-        <w:pStyle w:val="ListParagraph"/>
-        <w:numPr>
-          <w:ilvl w:val="0"/>
-          <w:numId w:val="7"/>
-        </w:numPr>
-        <w:rPr>
-          <w:rFonts w:ascii="ae_AlArabiya" w:hAnsi="ae_AlArabiya" w:cs="ae_AlArabiya"/>
-          <w:sz w:val="28"/>
-          <w:szCs w:val="28"/>
-          <w:lang w:val="fr-FR"/>
-        </w:rPr>
-      </w:pPr>
-      <w:r>
-        <w:rPr>
-          <w:rFonts w:ascii="ae_AlArabiya" w:hAnsi="ae_AlArabiya" w:cs="ae_AlArabiya"/>
-          <w:sz w:val="28"/>
-          <w:szCs w:val="28"/>
-          <w:lang w:val="fr-FR"/>
-        </w:rPr>
-        <w:t>Diagramme d’activité.</w:t>
-      </w:r>
-    </w:p>
-    <w:p>
-      <w:pPr>
-        <w:pStyle w:val="ListParagraph"/>
-        <w:numPr>
-          <w:ilvl w:val="0"/>
-          <w:numId w:val="7"/>
-        </w:numPr>
-        <w:rPr>
-          <w:rFonts w:ascii="ae_AlArabiya" w:hAnsi="ae_AlArabiya" w:cs="ae_AlArabiya"/>
-          <w:sz w:val="28"/>
-          <w:szCs w:val="28"/>
-          <w:lang w:val="fr-FR"/>
-        </w:rPr>
-      </w:pPr>
-      <w:r>
-        <w:rPr>
-          <w:rFonts w:ascii="ae_AlArabiya" w:hAnsi="ae_AlArabiya" w:cs="ae_AlArabiya"/>
-          <w:sz w:val="28"/>
-          <w:szCs w:val="28"/>
-          <w:lang w:val="fr-FR"/>
-        </w:rPr>
-        <w:t>Diagramme de collaboration.</w:t>
-      </w:r>
-    </w:p>
-    <w:p>
-      <w:pPr>
-        <w:pStyle w:val="ListParagraph"/>
-        <w:numPr>
-          <w:ilvl w:val="0"/>
-          <w:numId w:val="7"/>
-        </w:numPr>
-        <w:rPr>
-          <w:rFonts w:ascii="ae_AlArabiya" w:hAnsi="ae_AlArabiya" w:cs="ae_AlArabiya"/>
-          <w:sz w:val="28"/>
-          <w:szCs w:val="28"/>
-          <w:lang w:val="fr-FR"/>
-        </w:rPr>
-      </w:pPr>
-      <w:r>
-        <w:rPr>
-          <w:rFonts w:ascii="ae_AlArabiya" w:hAnsi="ae_AlArabiya" w:cs="ae_AlArabiya"/>
-          <w:sz w:val="28"/>
-          <w:szCs w:val="28"/>
-          <w:lang w:val="fr-FR"/>
-        </w:rPr>
-        <w:t>Diagramme d’état.</w:t>
-      </w:r>
-    </w:p>
-    <w:p>
-      <w:pPr>
-        <w:pStyle w:val="ListParagraph"/>
-        <w:rPr>
-          <w:rFonts w:ascii="ae_AlArabiya" w:hAnsi="ae_AlArabiya" w:cs="ae_AlArabiya"/>
-          <w:sz w:val="28"/>
-          <w:szCs w:val="28"/>
-          <w:lang w:val="fr-FR"/>
-        </w:rPr>
-      </w:pPr>
-    </w:p>
-    <w:p>
-      <w:pPr>
-        <w:pStyle w:val="ListParagraph"/>
-        <w:rPr>
-          <w:rFonts w:ascii="ae_AlArabiya" w:hAnsi="ae_AlArabiya" w:cs="ae_AlArabiya"/>
-          <w:sz w:val="28"/>
-          <w:szCs w:val="28"/>
-          <w:lang w:val="fr-FR"/>
-        </w:rPr>
-      </w:pPr>
-    </w:p>
-    <w:p>
-      <w:pPr>
-        <w:pStyle w:val="ListParagraph"/>
-        <w:rPr>
-          <w:rFonts w:ascii="ae_AlArabiya" w:hAnsi="ae_AlArabiya" w:cs="ae_AlArabiya"/>
-          <w:sz w:val="28"/>
-          <w:szCs w:val="28"/>
-          <w:lang w:val="fr-FR"/>
-        </w:rPr>
-      </w:pPr>
-    </w:p>
-    <w:p>
-      <w:pPr>
-        <w:pStyle w:val="ListParagraph"/>
-        <w:rPr>
-          <w:rFonts w:ascii="ae_AlArabiya" w:hAnsi="ae_AlArabiya" w:cs="ae_AlArabiya"/>
-          <w:sz w:val="28"/>
-          <w:szCs w:val="28"/>
-          <w:lang w:val="fr-FR"/>
-        </w:rPr>
-      </w:pPr>
-    </w:p>
-    <w:p>
-      <w:pPr>
-        <w:pStyle w:val="ListParagraph"/>
-        <w:rPr>
-          <w:rFonts w:ascii="ae_AlArabiya" w:hAnsi="ae_AlArabiya" w:cs="ae_AlArabiya"/>
-          <w:sz w:val="28"/>
-          <w:szCs w:val="28"/>
-          <w:lang w:val="fr-FR"/>
-        </w:rPr>
-      </w:pPr>
-    </w:p>
-    <w:p>
-      <w:pPr>
-        <w:pStyle w:val="ListParagraph"/>
-        <w:rPr>
-          <w:rFonts w:ascii="ae_AlArabiya" w:hAnsi="ae_AlArabiya" w:cs="ae_AlArabiya"/>
-          <w:sz w:val="40"/>
-          <w:szCs w:val="40"/>
-          <w:lang w:val="fr-FR"/>
-        </w:rPr>
-      </w:pPr>
-    </w:p>
-    <w:p>
-      <w:pPr>
-        <w:rPr>
-          <w:rFonts w:ascii="Segoe UI" w:hAnsi="Segoe UI" w:cs="Segoe UI"/>
-          <w:sz w:val="44"/>
-          <w:szCs w:val="44"/>
-          <w:lang w:val="fr-FR"/>
-        </w:rPr>
-      </w:pPr>
-      <w:r>
-        <w:rPr>
-          <w:rFonts w:ascii="Segoe UI" w:hAnsi="Segoe UI" w:cs="Segoe UI"/>
-          <w:b/>
-          <w:bCs/>
-          <w:color w:val="2E74B5" w:themeColor="accent1" w:themeShade="BF"/>
-          <w:sz w:val="44"/>
-          <w:szCs w:val="44"/>
-          <w:lang w:val="fr-FR"/>
-        </w:rPr>
-        <w:t xml:space="preserve">Chapitre 1 : </w:t>
-      </w:r>
-      <w:r>
-        <w:rPr>
-          <w:rFonts w:ascii="Segoe UI" w:hAnsi="Segoe UI" w:cs="Segoe UI"/>
-          <w:b/>
-          <w:bCs/>
-          <w:color w:val="2E74B5" w:themeColor="accent1" w:themeShade="BF"/>
-          <w:sz w:val="44"/>
-          <w:szCs w:val="44"/>
-          <w:lang w:val="fr-FR"/>
-        </w:rPr>
-        <w:t>Introduction Générale</w:t>
-      </w:r>
-      <w:r>
-        <w:rPr>
-          <w:rFonts w:ascii="Segoe UI" w:hAnsi="Segoe UI" w:cs="Segoe UI"/>
-          <w:color w:val="2E74B5" w:themeColor="accent1" w:themeShade="BF"/>
-          <w:sz w:val="44"/>
-          <w:szCs w:val="44"/>
-          <w:lang w:val="fr-FR"/>
-        </w:rPr>
-        <w:t>.</w:t>
-      </w:r>
-    </w:p>
-    <w:p>
-      <w:pPr>
-        <w:rPr>
-          <w:rFonts w:ascii="ae_AlArabiya" w:hAnsi="ae_AlArabiya" w:cs="ae_AlArabiya"/>
-          <w:sz w:val="40"/>
-          <w:szCs w:val="40"/>
-          <w:lang w:val="fr-FR"/>
-        </w:rPr>
-      </w:pPr>
-    </w:p>
-    <w:p>
-      <w:pPr>
-        <w:pStyle w:val="ListParagraph"/>
-        <w:numPr>
-          <w:ilvl w:val="0"/>
-          <w:numId w:val="9"/>
-        </w:numPr>
-        <w:rPr>
-          <w:rFonts w:ascii="ae_AlArabiya" w:hAnsi="ae_AlArabiya" w:cs="ae_AlArabiya"/>
-          <w:b/>
-          <w:bCs/>
-          <w:sz w:val="32"/>
-          <w:szCs w:val="32"/>
-          <w:lang w:val="fr-FR"/>
-        </w:rPr>
-      </w:pPr>
-      <w:r>
-        <w:rPr>
-          <w:rFonts w:ascii="ae_AlArabiya" w:hAnsi="ae_AlArabiya" w:cs="ae_AlArabiya"/>
-          <w:b/>
-          <w:bCs/>
-          <w:color w:val="FF0000"/>
-          <w:sz w:val="32"/>
-          <w:szCs w:val="32"/>
-          <w:lang w:val="fr-FR"/>
-        </w:rPr>
-        <w:t>Remerciement</w:t>
-      </w:r>
-      <w:r>
-        <w:rPr>
-          <w:rFonts w:ascii="ae_AlArabiya" w:hAnsi="ae_AlArabiya" w:cs="ae_AlArabiya"/>
-          <w:b/>
-          <w:bCs/>
-          <w:sz w:val="32"/>
-          <w:szCs w:val="32"/>
-          <w:lang w:val="fr-FR"/>
-        </w:rPr>
-        <w:t>.</w:t>
-      </w:r>
-    </w:p>
-    <w:p>
-      <w:pPr>
-        <w:rPr>
-          <w:rFonts w:ascii="ae_AlArabiya" w:hAnsi="ae_AlArabiya" w:cs="ae_AlArabiya"/>
-          <w:sz w:val="28"/>
-          <w:szCs w:val="28"/>
-          <w:lang w:val="fr-FR"/>
-        </w:rPr>
-      </w:pPr>
-      <w:r>
-        <w:rPr>
-          <w:rFonts w:ascii="ae_AlArabiya" w:hAnsi="ae_AlArabiya" w:cs="ae_AlArabiya"/>
-          <w:sz w:val="28"/>
-          <w:szCs w:val="28"/>
-          <w:lang w:val="fr-FR"/>
-        </w:rPr>
-        <w:t>Nous</w:t>
-      </w:r>
-      <w:r>
-        <w:rPr>
-          <w:rFonts w:ascii="ae_AlArabiya" w:hAnsi="ae_AlArabiya" w:cs="ae_AlArabiya"/>
-          <w:sz w:val="28"/>
-          <w:szCs w:val="28"/>
-          <w:lang w:val="fr-FR"/>
-        </w:rPr>
-        <w:t xml:space="preserve"> </w:t>
-      </w:r>
-      <w:r>
-        <w:rPr>
-          <w:rFonts w:ascii="ae_AlArabiya" w:hAnsi="ae_AlArabiya" w:cs="ae_AlArabiya"/>
-          <w:sz w:val="28"/>
-          <w:szCs w:val="28"/>
-          <w:lang w:val="fr-FR"/>
-        </w:rPr>
-        <w:t>te</w:t>
-      </w:r>
-      <w:r>
-        <w:rPr>
-          <w:rFonts w:ascii="ae_AlArabiya" w:hAnsi="ae_AlArabiya" w:cs="ae_AlArabiya"/>
-          <w:sz w:val="28"/>
-          <w:szCs w:val="28"/>
-          <w:lang w:val="fr-FR"/>
-        </w:rPr>
-        <w:t>n</w:t>
-      </w:r>
-      <w:r>
-        <w:rPr>
-          <w:rFonts w:ascii="ae_AlArabiya" w:hAnsi="ae_AlArabiya" w:cs="ae_AlArabiya"/>
-          <w:sz w:val="28"/>
-          <w:szCs w:val="28"/>
-          <w:lang w:val="fr-FR"/>
-        </w:rPr>
-        <w:t>on</w:t>
-      </w:r>
-      <w:r>
-        <w:rPr>
-          <w:rFonts w:ascii="ae_AlArabiya" w:hAnsi="ae_AlArabiya" w:cs="ae_AlArabiya"/>
-          <w:sz w:val="28"/>
-          <w:szCs w:val="28"/>
-          <w:lang w:val="fr-FR"/>
-        </w:rPr>
-        <w:t>s à remercier particulièrement Monsieur Souhaib et Monsieur Berich Pour nous accompa</w:t>
-      </w:r>
-      <w:r>
-        <w:rPr>
-          <w:rFonts w:ascii="ae_AlArabiya" w:hAnsi="ae_AlArabiya" w:cs="ae_AlArabiya"/>
-          <w:sz w:val="28"/>
-          <w:szCs w:val="28"/>
-          <w:lang w:val="fr-FR"/>
-        </w:rPr>
-        <w:t>gner durant ce projet, et nous don</w:t>
-      </w:r>
-      <w:r>
-        <w:rPr>
-          <w:rFonts w:ascii="ae_AlArabiya" w:hAnsi="ae_AlArabiya" w:cs="ae_AlArabiya"/>
-          <w:sz w:val="28"/>
-          <w:szCs w:val="28"/>
-          <w:lang w:val="fr-FR"/>
-        </w:rPr>
-        <w:t>n</w:t>
-      </w:r>
-      <w:r>
-        <w:rPr>
-          <w:rFonts w:ascii="ae_AlArabiya" w:hAnsi="ae_AlArabiya" w:cs="ae_AlArabiya"/>
-          <w:sz w:val="28"/>
-          <w:szCs w:val="28"/>
-          <w:lang w:val="fr-FR"/>
-        </w:rPr>
-        <w:t xml:space="preserve">er des conseils et des astuces que ça soit les missions évoquées </w:t>
-      </w:r>
-      <w:r>
-        <w:rPr>
-          <w:rFonts w:ascii="ae_AlArabiya" w:hAnsi="ae_AlArabiya" w:cs="ae_AlArabiya"/>
-          <w:sz w:val="28"/>
-          <w:szCs w:val="28"/>
-          <w:lang w:val="fr-FR"/>
-        </w:rPr>
-        <w:t>de gestion du</w:t>
-      </w:r>
-      <w:r>
-        <w:rPr>
-          <w:rFonts w:ascii="ae_AlArabiya" w:hAnsi="ae_AlArabiya" w:cs="ae_AlArabiya"/>
-          <w:sz w:val="28"/>
-          <w:szCs w:val="28"/>
-          <w:lang w:val="fr-FR"/>
-        </w:rPr>
-        <w:t xml:space="preserve"> projet</w:t>
-      </w:r>
-      <w:r>
-        <w:rPr>
-          <w:rFonts w:ascii="ae_AlArabiya" w:hAnsi="ae_AlArabiya" w:cs="ae_AlArabiya"/>
-          <w:sz w:val="28"/>
-          <w:szCs w:val="28"/>
-          <w:lang w:val="fr-FR"/>
-        </w:rPr>
-        <w:t>,</w:t>
-      </w:r>
-      <w:r>
-        <w:rPr>
-          <w:rFonts w:ascii="ae_AlArabiya" w:hAnsi="ae_AlArabiya" w:cs="ae_AlArabiya"/>
-          <w:sz w:val="28"/>
-          <w:szCs w:val="28"/>
-          <w:lang w:val="fr-FR"/>
-        </w:rPr>
-        <w:t xml:space="preserve"> ou les missions concernant la conception UML.</w:t>
-      </w:r>
-    </w:p>
-    <w:p>
-      <w:pPr>
-        <w:rPr>
-          <w:rFonts w:ascii="ae_AlArabiya" w:hAnsi="ae_AlArabiya" w:cs="ae_AlArabiya"/>
-          <w:sz w:val="40"/>
-          <w:szCs w:val="40"/>
-          <w:lang w:val="fr-FR"/>
-        </w:rPr>
-      </w:pPr>
-    </w:p>
-    <w:p>
-      <w:pPr>
-        <w:pStyle w:val="ListParagraph"/>
-        <w:numPr>
-          <w:ilvl w:val="0"/>
-          <w:numId w:val="9"/>
-        </w:numPr>
-        <w:rPr>
-          <w:rFonts w:ascii="ae_AlArabiya" w:hAnsi="ae_AlArabiya" w:cs="ae_AlArabiya"/>
-          <w:b/>
-          <w:bCs/>
-          <w:sz w:val="32"/>
-          <w:szCs w:val="32"/>
-          <w:lang w:val="fr-FR"/>
-        </w:rPr>
-      </w:pPr>
-      <w:r>
-        <w:rPr>
-          <w:rFonts w:ascii="ae_AlArabiya" w:hAnsi="ae_AlArabiya" w:cs="ae_AlArabiya"/>
-          <w:b/>
-          <w:bCs/>
-          <w:color w:val="FF0000"/>
-          <w:sz w:val="32"/>
-          <w:szCs w:val="32"/>
-          <w:lang w:val="fr-FR"/>
-        </w:rPr>
-        <w:t>Résumé.</w:t>
-      </w:r>
-    </w:p>
-    <w:p>
-      <w:pPr>
-        <w:rPr>
-          <w:rFonts w:ascii="ae_AlArabiya" w:hAnsi="ae_AlArabiya" w:cs="ae_AlArabiya"/>
-          <w:sz w:val="28"/>
-          <w:szCs w:val="28"/>
-          <w:lang w:val="fr-FR"/>
-        </w:rPr>
-      </w:pPr>
-      <w:r>
-        <w:rPr>
-          <w:rFonts w:ascii="ae_AlArabiya" w:hAnsi="ae_AlArabiya" w:cs="ae_AlArabiya"/>
-          <w:sz w:val="28"/>
-          <w:szCs w:val="28"/>
-          <w:lang w:val="fr-FR"/>
-        </w:rPr>
-        <w:t>La réalisation de ce mini projet a été une bonne occasion pour nous d’une part d’assimiler les différents outils acquis durant ce semestre,</w:t>
-      </w:r>
-      <w:r>
-        <w:rPr>
-          <w:rFonts w:ascii="ae_AlArabiya" w:hAnsi="ae_AlArabiya" w:cs="ae_AlArabiya"/>
-          <w:sz w:val="28"/>
-          <w:szCs w:val="28"/>
-          <w:lang w:val="fr-FR"/>
-        </w:rPr>
-        <w:t xml:space="preserve"> </w:t>
-      </w:r>
-      <w:r>
-        <w:rPr>
-          <w:rFonts w:ascii="ae_AlArabiya" w:hAnsi="ae_AlArabiya" w:cs="ae_AlArabiya"/>
-          <w:sz w:val="28"/>
-          <w:szCs w:val="28"/>
-          <w:lang w:val="fr-FR"/>
-        </w:rPr>
-        <w:t xml:space="preserve">et aussi d’acquérir des nouvelles </w:t>
-      </w:r>
-      <w:r>
-        <w:rPr>
-          <w:rFonts w:ascii="ae_AlArabiya" w:hAnsi="ae_AlArabiya" w:cs="ae_AlArabiya"/>
-          <w:sz w:val="28"/>
-          <w:szCs w:val="28"/>
-          <w:lang w:val="fr-FR"/>
-        </w:rPr>
-        <w:t xml:space="preserve">connaissances et des techniques d’une façon </w:t>
-      </w:r>
-      <w:r>
-        <w:rPr>
-          <w:rFonts w:ascii="ae_AlArabiya" w:hAnsi="ae_AlArabiya" w:cs="ae_AlArabiya"/>
-          <w:sz w:val="28"/>
-          <w:szCs w:val="28"/>
-          <w:lang w:val="fr-FR"/>
-        </w:rPr>
-        <w:t>professionnelle</w:t>
-      </w:r>
-      <w:r>
-        <w:rPr>
-          <w:rFonts w:ascii="ae_AlArabiya" w:hAnsi="ae_AlArabiya" w:cs="ae_AlArabiya"/>
-          <w:sz w:val="28"/>
-          <w:szCs w:val="28"/>
-          <w:lang w:val="fr-FR"/>
-        </w:rPr>
-        <w:t>.</w:t>
-      </w:r>
-    </w:p>
-    <w:p>
-      <w:pPr>
-        <w:rPr>
-          <w:rFonts w:ascii="ae_AlArabiya" w:hAnsi="ae_AlArabiya" w:cs="ae_AlArabiya"/>
-          <w:sz w:val="40"/>
-          <w:szCs w:val="40"/>
-          <w:lang w:val="fr-FR"/>
-        </w:rPr>
-      </w:pPr>
-    </w:p>
-    <w:p>
-      <w:pPr>
-        <w:pStyle w:val="ListParagraph"/>
-        <w:numPr>
-          <w:ilvl w:val="0"/>
-          <w:numId w:val="9"/>
-        </w:numPr>
-        <w:rPr>
-          <w:rFonts w:ascii="ae_AlArabiya" w:hAnsi="ae_AlArabiya" w:cs="ae_AlArabiya"/>
-          <w:b/>
-          <w:bCs/>
-          <w:sz w:val="32"/>
-          <w:szCs w:val="32"/>
-          <w:lang w:val="fr-FR"/>
-        </w:rPr>
-      </w:pPr>
-      <w:r>
-        <w:rPr>
-          <w:rFonts w:ascii="ae_AlArabiya" w:hAnsi="ae_AlArabiya" w:cs="ae_AlArabiya"/>
-          <w:b/>
-          <w:bCs/>
-          <w:color w:val="FF0000"/>
-          <w:sz w:val="32"/>
-          <w:szCs w:val="32"/>
-          <w:lang w:val="fr-FR"/>
-        </w:rPr>
-        <w:t>Présentation de projet.</w:t>
-      </w:r>
-    </w:p>
-    <w:p>
-      <w:pPr>
-        <w:rPr>
-          <w:rFonts w:ascii="ae_AlArabiya" w:hAnsi="ae_AlArabiya" w:cs="ae_AlArabiya"/>
-          <w:sz w:val="28"/>
-          <w:szCs w:val="28"/>
-          <w:lang w:val="fr-FR"/>
-        </w:rPr>
-      </w:pPr>
-      <w:r>
-        <w:rPr>
-          <w:rFonts w:ascii="ae_AlArabiya" w:hAnsi="ae_AlArabiya" w:cs="ae_AlArabiya"/>
-          <w:sz w:val="28"/>
-          <w:szCs w:val="28"/>
-          <w:lang w:val="fr-FR"/>
-        </w:rPr>
-        <w:t>Le Principe mission de ce projet est de réaliser une application JAVA Client-serveur qui permet d’un ou plusieurs clients d’interagir avec un serveur en utilisant les sockets.</w:t>
-      </w:r>
-    </w:p>
-    <w:p>
-      <w:pPr>
-        <w:rPr>
-          <w:rFonts w:ascii="ae_AlArabiya" w:hAnsi="ae_AlArabiya" w:cs="ae_AlArabiya"/>
-          <w:sz w:val="28"/>
-          <w:szCs w:val="28"/>
-          <w:lang w:val="fr-FR"/>
-        </w:rPr>
-      </w:pPr>
-      <w:r>
-        <w:rPr>
-          <w:rFonts w:ascii="ae_AlArabiya" w:hAnsi="ae_AlArabiya" w:cs="ae_AlArabiya"/>
-          <w:sz w:val="28"/>
-          <w:szCs w:val="28"/>
-          <w:lang w:val="fr-FR"/>
-        </w:rPr>
-        <w:t xml:space="preserve">L’application est sous forme d’un ancien jeu japonaise qu’il s’appelle « «, il permet à deux </w:t>
-      </w:r>
-      <w:r>
-        <w:rPr>
-          <w:rFonts w:ascii="ae_AlArabiya" w:hAnsi="ae_AlArabiya" w:cs="ae_AlArabiya"/>
-          <w:sz w:val="28"/>
-          <w:szCs w:val="28"/>
-          <w:lang w:val="fr-FR"/>
-        </w:rPr>
-        <w:t>clients</w:t>
-      </w:r>
-      <w:r>
-        <w:rPr>
-          <w:rFonts w:ascii="ae_AlArabiya" w:hAnsi="ae_AlArabiya" w:cs="ae_AlArabiya"/>
-          <w:sz w:val="28"/>
-          <w:szCs w:val="28"/>
-          <w:lang w:val="fr-FR"/>
-        </w:rPr>
-        <w:t xml:space="preserve"> de jouer entre eux à travers d’un serveur socket.</w:t>
-      </w:r>
-    </w:p>
-    <w:p>
-      <w:pPr>
-        <w:rPr>
-          <w:rFonts w:ascii="ae_AlArabiya" w:hAnsi="ae_AlArabiya" w:cs="ae_AlArabiya"/>
-          <w:sz w:val="40"/>
-          <w:szCs w:val="40"/>
-          <w:lang w:val="fr-FR"/>
-        </w:rPr>
-      </w:pPr>
-      <w:r>
-        <w:rPr>
-          <w:rFonts w:ascii="ae_AlArabiya" w:hAnsi="ae_AlArabiya" w:cs="ae_AlArabiya"/>
-          <w:sz w:val="40"/>
-          <w:szCs w:val="40"/>
-          <w:lang w:val="fr-FR"/>
-        </w:rPr>
-        <w:br w:type="page"/>
-      </w:r>
-    </w:p>
-    <w:p>
-      <w:pPr>
-        <w:rPr>
-          <w:rFonts w:ascii="Segoe UI" w:hAnsi="Segoe UI" w:cs="Segoe UI"/>
-          <w:b/>
-          <w:bCs/>
-          <w:color w:val="2E74B5" w:themeColor="accent1" w:themeShade="BF"/>
-          <w:sz w:val="44"/>
-          <w:szCs w:val="44"/>
-          <w:lang w:val="fr-FR"/>
-        </w:rPr>
-      </w:pPr>
-      <w:r>
-        <w:rPr>
-          <w:rFonts w:ascii="Segoe UI" w:hAnsi="Segoe UI" w:cs="Segoe UI"/>
-          <w:b/>
-          <w:bCs/>
-          <w:color w:val="2E74B5" w:themeColor="accent1" w:themeShade="BF"/>
-          <w:sz w:val="44"/>
-          <w:szCs w:val="44"/>
-          <w:lang w:val="fr-FR"/>
-        </w:rPr>
-        <w:lastRenderedPageBreak/>
-        <w:t xml:space="preserve">Chapitre 2 : </w:t>
-      </w:r>
-      <w:r>
-        <w:rPr>
-          <w:rFonts w:ascii="Segoe UI" w:hAnsi="Segoe UI" w:cs="Segoe UI"/>
-          <w:b/>
-          <w:bCs/>
-          <w:color w:val="2E74B5" w:themeColor="accent1" w:themeShade="BF"/>
-          <w:sz w:val="44"/>
-          <w:szCs w:val="44"/>
-          <w:lang w:val="fr-FR"/>
-        </w:rPr>
-        <w:t>Gestion du projet.</w:t>
-      </w:r>
-    </w:p>
-    <w:p>
-      <w:pPr>
-        <w:rPr>
-          <w:rFonts w:ascii="Segoe UI" w:hAnsi="Segoe UI" w:cs="Segoe UI"/>
-          <w:b/>
-          <w:bCs/>
-          <w:color w:val="2E74B5" w:themeColor="accent1" w:themeShade="BF"/>
-          <w:sz w:val="44"/>
-          <w:szCs w:val="44"/>
-          <w:lang w:val="fr-FR"/>
-        </w:rPr>
-      </w:pPr>
-    </w:p>
-    <w:p>
-      <w:pPr>
-        <w:pStyle w:val="ListParagraph"/>
-        <w:numPr>
-          <w:ilvl w:val="0"/>
-          <w:numId w:val="12"/>
-        </w:numPr>
-        <w:rPr>
-          <w:rFonts w:ascii="ae_AlArabiya" w:hAnsi="ae_AlArabiya" w:cs="ae_AlArabiya"/>
-          <w:b/>
-          <w:bCs/>
-          <w:sz w:val="32"/>
-          <w:szCs w:val="32"/>
-          <w:lang w:val="fr-FR"/>
-        </w:rPr>
-      </w:pPr>
-      <w:r>
-        <w:rPr>
-          <w:rFonts w:ascii="ae_AlArabiya" w:hAnsi="ae_AlArabiya" w:cs="ae_AlArabiya"/>
-          <w:b/>
-          <w:bCs/>
-          <w:color w:val="FF0000"/>
-          <w:sz w:val="32"/>
-          <w:szCs w:val="32"/>
-          <w:lang w:val="fr-FR"/>
-        </w:rPr>
-        <w:t xml:space="preserve">Diagramme de </w:t>
-      </w:r>
-      <w:r>
-        <w:rPr>
-          <w:rFonts w:ascii="ae_AlArabiya" w:hAnsi="ae_AlArabiya" w:cs="ae_AlArabiya"/>
-          <w:b/>
-          <w:bCs/>
-          <w:color w:val="FF0000"/>
-          <w:sz w:val="32"/>
-          <w:szCs w:val="32"/>
-          <w:lang w:val="fr-FR"/>
-        </w:rPr>
-        <w:t>PERT</w:t>
-      </w:r>
-      <w:r>
-        <w:rPr>
-          <w:rFonts w:ascii="ae_AlArabiya" w:hAnsi="ae_AlArabiya" w:cs="ae_AlArabiya"/>
-          <w:b/>
-          <w:bCs/>
-          <w:color w:val="FF0000"/>
-          <w:sz w:val="32"/>
-          <w:szCs w:val="32"/>
-          <w:lang w:val="fr-FR"/>
-        </w:rPr>
-        <w:t>.</w:t>
-      </w:r>
-    </w:p>
-    <w:p>
-      <w:pPr>
-        <w:pStyle w:val="ListParagraph"/>
-        <w:ind w:left="1080"/>
-        <w:rPr>
-          <w:rFonts w:ascii="ae_AlArabiya" w:hAnsi="ae_AlArabiya" w:cs="ae_AlArabiya"/>
-          <w:b/>
-          <w:bCs/>
-          <w:sz w:val="32"/>
-          <w:szCs w:val="32"/>
-          <w:lang w:val="fr-FR"/>
-        </w:rPr>
-      </w:pPr>
-    </w:p>
-    <w:p>
-      <w:pPr>
-        <w:pStyle w:val="ListParagraph"/>
-        <w:numPr>
-          <w:ilvl w:val="1"/>
-          <w:numId w:val="14"/>
-        </w:numPr>
+    </w:p>
+    <w:p>
+      <w:pPr>
+        <w:pStyle w:val="Heading2"/>
+        <w:ind w:firstLine="720"/>
+        <w:rPr>
+          <w:lang w:val="fr-FR"/>
+        </w:rPr>
+      </w:pPr>
+      <w:r>
+        <w:rPr>
+          <w:lang w:val="fr-FR"/>
+        </w:rPr>
+        <w:t xml:space="preserve">1-1 </w:t>
+      </w:r>
+      <w:r>
+        <w:rPr>
+          <w:lang w:val="fr-FR"/>
+        </w:rPr>
+        <w:t>Identifier les taches.</w:t>
+      </w:r>
+    </w:p>
+    <w:p>
+      <w:pPr>
+        <w:ind w:left="720"/>
         <w:rPr>
           <w:rFonts w:ascii="ae_AlArabiya" w:hAnsi="ae_AlArabiya" w:cs="ae_AlArabiya"/>
           <w:b/>
@@ -1670,51 +1571,26 @@
           <w:lang w:val="fr-FR"/>
         </w:rPr>
       </w:pPr>
-      <w:r>
-        <w:rPr>
-          <w:rFonts w:ascii="ae_AlArabiya" w:hAnsi="ae_AlArabiya" w:cs="ae_AlArabiya"/>
-          <w:b/>
-          <w:bCs/>
+    </w:p>
+    <w:p>
+      <w:pPr>
+        <w:rPr>
+          <w:rFonts w:ascii="ae_AlArabiya" w:hAnsi="ae_AlArabiya" w:cs="ae_AlArabiya"/>
           <w:color w:val="595959" w:themeColor="text1" w:themeTint="A6"/>
-          <w:sz w:val="32"/>
-          <w:szCs w:val="32"/>
-          <w:lang w:val="fr-FR"/>
-        </w:rPr>
-        <w:t>Identifier les taches.</w:t>
-      </w:r>
-    </w:p>
-    <w:p>
-      <w:pPr>
-        <w:ind w:left="720"/>
-        <w:rPr>
-          <w:rFonts w:ascii="ae_AlArabiya" w:hAnsi="ae_AlArabiya" w:cs="ae_AlArabiya"/>
-          <w:b/>
-          <w:bCs/>
+          <w:sz w:val="28"/>
+          <w:szCs w:val="28"/>
+          <w:lang w:val="fr-FR"/>
+        </w:rPr>
+      </w:pPr>
+      <w:r>
+        <w:rPr>
+          <w:rFonts w:ascii="ae_AlArabiya" w:hAnsi="ae_AlArabiya" w:cs="ae_AlArabiya"/>
           <w:color w:val="595959" w:themeColor="text1" w:themeTint="A6"/>
-          <w:sz w:val="32"/>
-          <w:szCs w:val="32"/>
-          <w:lang w:val="fr-FR"/>
-        </w:rPr>
-      </w:pPr>
-    </w:p>
-    <w:p>
-      <w:pPr>
-        <w:rPr>
-          <w:rFonts w:ascii="ae_AlArabiya" w:hAnsi="ae_AlArabiya" w:cs="ae_AlArabiya"/>
-          <w:color w:val="595959" w:themeColor="text1" w:themeTint="A6"/>
-          <w:sz w:val="28"/>
-          <w:szCs w:val="28"/>
-          <w:lang w:val="fr-FR"/>
-        </w:rPr>
-      </w:pPr>
-      <w:r>
-        <w:rPr>
-          <w:rFonts w:ascii="ae_AlArabiya" w:hAnsi="ae_AlArabiya" w:cs="ae_AlArabiya"/>
-          <w:color w:val="595959" w:themeColor="text1" w:themeTint="A6"/>
-          <w:sz w:val="28"/>
-          <w:szCs w:val="28"/>
-          <w:lang w:val="fr-FR"/>
-        </w:rPr>
+          <w:sz w:val="28"/>
+          <w:szCs w:val="28"/>
+          <w:lang w:val="fr-FR"/>
+        </w:rPr>
+        <w:lastRenderedPageBreak/>
         <w:pict>
           <v:shapetype id="_x0000_t75" coordsize="21600,21600" o:spt="75" o:preferrelative="t" path="m@4@5l@4@11@9@11@9@5xe" filled="f" stroked="f">
             <v:stroke joinstyle="miter"/>
@@ -1735,13 +1611,11 @@
             <v:path o:extrusionok="f" gradientshapeok="t" o:connecttype="rect"/>
             <o:lock v:ext="edit" aspectratio="t"/>
           </v:shapetype>
-          <v:shape id="_x0000_i1025" type="#_x0000_t75" style="width:379.35pt;height:392.25pt">
+          <v:shape id="_x0000_i1025" type="#_x0000_t75" style="width:379.5pt;height:391.5pt">
             <v:imagedata r:id="rId9" o:title="Untitled Diagram"/>
           </v:shape>
         </w:pict>
       </w:r>
-      <w:bookmarkStart w:id="0" w:name="_GoBack"/>
-      <w:bookmarkEnd w:id="0"/>
     </w:p>
     <w:p>
       <w:pPr>
@@ -1759,29 +1633,20 @@
     </w:p>
     <w:p>
       <w:pPr>
-        <w:pStyle w:val="ListParagraph"/>
-        <w:numPr>
-          <w:ilvl w:val="1"/>
-          <w:numId w:val="14"/>
-        </w:numPr>
-        <w:rPr>
-          <w:rFonts w:ascii="ae_AlArabiya" w:hAnsi="ae_AlArabiya" w:cs="ae_AlArabiya"/>
-          <w:b/>
-          <w:bCs/>
-          <w:color w:val="595959" w:themeColor="text1" w:themeTint="A6"/>
-          <w:sz w:val="32"/>
-          <w:szCs w:val="32"/>
-          <w:lang w:val="fr-FR"/>
-        </w:rPr>
-      </w:pPr>
-      <w:r>
-        <w:rPr>
-          <w:rFonts w:ascii="ae_AlArabiya" w:hAnsi="ae_AlArabiya" w:cs="ae_AlArabiya"/>
-          <w:b/>
-          <w:bCs/>
-          <w:color w:val="595959" w:themeColor="text1" w:themeTint="A6"/>
-          <w:sz w:val="32"/>
-          <w:szCs w:val="32"/>
+        <w:pStyle w:val="Heading2"/>
+        <w:ind w:firstLine="720"/>
+        <w:rPr>
+          <w:lang w:val="fr-FR"/>
+        </w:rPr>
+      </w:pPr>
+      <w:r>
+        <w:rPr>
+          <w:lang w:val="fr-FR"/>
+        </w:rPr>
+        <w:t xml:space="preserve">2-2 </w:t>
+      </w:r>
+      <w:r>
+        <w:rPr>
           <w:lang w:val="fr-FR"/>
         </w:rPr>
         <w:t>Graphe PERT Probabiliste.</w:t>
@@ -1789,6 +1654,13 @@
     </w:p>
     <w:p>
       <w:pPr>
+        <w:rPr>
+          <w:lang w:val="fr-FR"/>
+        </w:rPr>
+      </w:pPr>
+    </w:p>
+    <w:p>
+      <w:pPr>
         <w:ind w:left="720"/>
         <w:rPr>
           <w:rFonts w:ascii="ae_AlArabiya" w:hAnsi="ae_AlArabiya" w:cs="ae_AlArabiya"/>
@@ -1804,7 +1676,6 @@
           <w:szCs w:val="28"/>
           <w:lang w:val="fr-FR"/>
         </w:rPr>
-        <w:lastRenderedPageBreak/>
         <w:t>Afin de bien identifier les taches du projet, nous avons passé à réaliser le diagramme de PERT</w:t>
       </w:r>
       <w:r>
@@ -1850,29 +1721,22 @@
     </w:p>
     <w:p>
       <w:pPr>
-        <w:pStyle w:val="ListParagraph"/>
-        <w:numPr>
-          <w:ilvl w:val="1"/>
-          <w:numId w:val="14"/>
-        </w:numPr>
-        <w:rPr>
-          <w:rFonts w:ascii="ae_AlArabiya" w:hAnsi="ae_AlArabiya" w:cs="ae_AlArabiya"/>
-          <w:b/>
-          <w:bCs/>
-          <w:color w:val="595959" w:themeColor="text1" w:themeTint="A6"/>
-          <w:sz w:val="32"/>
-          <w:szCs w:val="32"/>
-          <w:lang w:val="fr-FR"/>
-        </w:rPr>
-      </w:pPr>
-      <w:r>
-        <w:rPr>
-          <w:rFonts w:ascii="ae_AlArabiya" w:hAnsi="ae_AlArabiya" w:cs="ae_AlArabiya"/>
-          <w:b/>
-          <w:bCs/>
-          <w:color w:val="595959" w:themeColor="text1" w:themeTint="A6"/>
-          <w:sz w:val="32"/>
-          <w:szCs w:val="32"/>
+        <w:pStyle w:val="Heading2"/>
+        <w:ind w:firstLine="720"/>
+        <w:rPr>
+          <w:lang w:val="fr-FR"/>
+        </w:rPr>
+      </w:pPr>
+      <w:bookmarkStart w:id="0" w:name="_GoBack"/>
+      <w:bookmarkEnd w:id="0"/>
+      <w:r>
+        <w:rPr>
+          <w:lang w:val="fr-FR"/>
+        </w:rPr>
+        <w:t xml:space="preserve">3-3 </w:t>
+      </w:r>
+      <w:r>
+        <w:rPr>
           <w:lang w:val="fr-FR"/>
         </w:rPr>
         <w:t>Estimation des charges.</w:t>
@@ -3165,6 +3029,95 @@
     </w:lvl>
   </w:abstractNum>
   <w:abstractNum w:abstractNumId="12">
+    <w:nsid w:val="656B0C28"/>
+    <w:multiLevelType w:val="hybridMultilevel"/>
+    <w:tmpl w:val="418E42CC"/>
+    <w:lvl w:ilvl="0" w:tplc="F71A60F6">
+      <w:start w:val="1"/>
+      <w:numFmt w:val="decimal"/>
+      <w:lvlText w:val="%1-"/>
+      <w:lvlJc w:val="left"/>
+      <w:pPr>
+        <w:ind w:left="1080" w:hanging="720"/>
+      </w:pPr>
+      <w:rPr>
+        <w:rFonts w:hint="default"/>
+      </w:rPr>
+    </w:lvl>
+    <w:lvl w:ilvl="1" w:tplc="04090019" w:tentative="1">
+      <w:start w:val="1"/>
+      <w:numFmt w:val="lowerLetter"/>
+      <w:lvlText w:val="%2."/>
+      <w:lvlJc w:val="left"/>
+      <w:pPr>
+        <w:ind w:left="1440" w:hanging="360"/>
+      </w:pPr>
+    </w:lvl>
+    <w:lvl w:ilvl="2" w:tplc="0409001B" w:tentative="1">
+      <w:start w:val="1"/>
+      <w:numFmt w:val="lowerRoman"/>
+      <w:lvlText w:val="%3."/>
+      <w:lvlJc w:val="right"/>
+      <w:pPr>
+        <w:ind w:left="2160" w:hanging="180"/>
+      </w:pPr>
+    </w:lvl>
+    <w:lvl w:ilvl="3" w:tplc="0409000F" w:tentative="1">
+      <w:start w:val="1"/>
+      <w:numFmt w:val="decimal"/>
+      <w:lvlText w:val="%4."/>
+      <w:lvlJc w:val="left"/>
+      <w:pPr>
+        <w:ind w:left="2880" w:hanging="360"/>
+      </w:pPr>
+    </w:lvl>
+    <w:lvl w:ilvl="4" w:tplc="04090019" w:tentative="1">
+      <w:start w:val="1"/>
+      <w:numFmt w:val="lowerLetter"/>
+      <w:lvlText w:val="%5."/>
+      <w:lvlJc w:val="left"/>
+      <w:pPr>
+        <w:ind w:left="3600" w:hanging="360"/>
+      </w:pPr>
+    </w:lvl>
+    <w:lvl w:ilvl="5" w:tplc="0409001B" w:tentative="1">
+      <w:start w:val="1"/>
+      <w:numFmt w:val="lowerRoman"/>
+      <w:lvlText w:val="%6."/>
+      <w:lvlJc w:val="right"/>
+      <w:pPr>
+        <w:ind w:left="4320" w:hanging="180"/>
+      </w:pPr>
+    </w:lvl>
+    <w:lvl w:ilvl="6" w:tplc="0409000F" w:tentative="1">
+      <w:start w:val="1"/>
+      <w:numFmt w:val="decimal"/>
+      <w:lvlText w:val="%7."/>
+      <w:lvlJc w:val="left"/>
+      <w:pPr>
+        <w:ind w:left="5040" w:hanging="360"/>
+      </w:pPr>
+    </w:lvl>
+    <w:lvl w:ilvl="7" w:tplc="04090019" w:tentative="1">
+      <w:start w:val="1"/>
+      <w:numFmt w:val="lowerLetter"/>
+      <w:lvlText w:val="%8."/>
+      <w:lvlJc w:val="left"/>
+      <w:pPr>
+        <w:ind w:left="5760" w:hanging="360"/>
+      </w:pPr>
+    </w:lvl>
+    <w:lvl w:ilvl="8" w:tplc="0409001B" w:tentative="1">
+      <w:start w:val="1"/>
+      <w:numFmt w:val="lowerRoman"/>
+      <w:lvlText w:val="%9."/>
+      <w:lvlJc w:val="right"/>
+      <w:pPr>
+        <w:ind w:left="6480" w:hanging="180"/>
+      </w:pPr>
+    </w:lvl>
+  </w:abstractNum>
+  <w:abstractNum w:abstractNumId="13">
     <w:nsid w:val="67B67279"/>
     <w:multiLevelType w:val="hybridMultilevel"/>
     <w:tmpl w:val="DBB4103A"/>
@@ -3277,7 +3230,96 @@
       </w:rPr>
     </w:lvl>
   </w:abstractNum>
-  <w:abstractNum w:abstractNumId="13">
+  <w:abstractNum w:abstractNumId="14">
+    <w:nsid w:val="6FF67DA5"/>
+    <w:multiLevelType w:val="hybridMultilevel"/>
+    <w:tmpl w:val="9EB2AD88"/>
+    <w:lvl w:ilvl="0" w:tplc="0B007CEA">
+      <w:start w:val="1"/>
+      <w:numFmt w:val="decimal"/>
+      <w:lvlText w:val="%1-"/>
+      <w:lvlJc w:val="left"/>
+      <w:pPr>
+        <w:ind w:left="1080" w:hanging="720"/>
+      </w:pPr>
+      <w:rPr>
+        <w:rFonts w:hint="default"/>
+      </w:rPr>
+    </w:lvl>
+    <w:lvl w:ilvl="1" w:tplc="04090019" w:tentative="1">
+      <w:start w:val="1"/>
+      <w:numFmt w:val="lowerLetter"/>
+      <w:lvlText w:val="%2."/>
+      <w:lvlJc w:val="left"/>
+      <w:pPr>
+        <w:ind w:left="1440" w:hanging="360"/>
+      </w:pPr>
+    </w:lvl>
+    <w:lvl w:ilvl="2" w:tplc="0409001B" w:tentative="1">
+      <w:start w:val="1"/>
+      <w:numFmt w:val="lowerRoman"/>
+      <w:lvlText w:val="%3."/>
+      <w:lvlJc w:val="right"/>
+      <w:pPr>
+        <w:ind w:left="2160" w:hanging="180"/>
+      </w:pPr>
+    </w:lvl>
+    <w:lvl w:ilvl="3" w:tplc="0409000F" w:tentative="1">
+      <w:start w:val="1"/>
+      <w:numFmt w:val="decimal"/>
+      <w:lvlText w:val="%4."/>
+      <w:lvlJc w:val="left"/>
+      <w:pPr>
+        <w:ind w:left="2880" w:hanging="360"/>
+      </w:pPr>
+    </w:lvl>
+    <w:lvl w:ilvl="4" w:tplc="04090019" w:tentative="1">
+      <w:start w:val="1"/>
+      <w:numFmt w:val="lowerLetter"/>
+      <w:lvlText w:val="%5."/>
+      <w:lvlJc w:val="left"/>
+      <w:pPr>
+        <w:ind w:left="3600" w:hanging="360"/>
+      </w:pPr>
+    </w:lvl>
+    <w:lvl w:ilvl="5" w:tplc="0409001B" w:tentative="1">
+      <w:start w:val="1"/>
+      <w:numFmt w:val="lowerRoman"/>
+      <w:lvlText w:val="%6."/>
+      <w:lvlJc w:val="right"/>
+      <w:pPr>
+        <w:ind w:left="4320" w:hanging="180"/>
+      </w:pPr>
+    </w:lvl>
+    <w:lvl w:ilvl="6" w:tplc="0409000F" w:tentative="1">
+      <w:start w:val="1"/>
+      <w:numFmt w:val="decimal"/>
+      <w:lvlText w:val="%7."/>
+      <w:lvlJc w:val="left"/>
+      <w:pPr>
+        <w:ind w:left="5040" w:hanging="360"/>
+      </w:pPr>
+    </w:lvl>
+    <w:lvl w:ilvl="7" w:tplc="04090019" w:tentative="1">
+      <w:start w:val="1"/>
+      <w:numFmt w:val="lowerLetter"/>
+      <w:lvlText w:val="%8."/>
+      <w:lvlJc w:val="left"/>
+      <w:pPr>
+        <w:ind w:left="5760" w:hanging="360"/>
+      </w:pPr>
+    </w:lvl>
+    <w:lvl w:ilvl="8" w:tplc="0409001B" w:tentative="1">
+      <w:start w:val="1"/>
+      <w:numFmt w:val="lowerRoman"/>
+      <w:lvlText w:val="%9."/>
+      <w:lvlJc w:val="right"/>
+      <w:pPr>
+        <w:ind w:left="6480" w:hanging="180"/>
+      </w:pPr>
+    </w:lvl>
+  </w:abstractNum>
+  <w:abstractNum w:abstractNumId="15">
     <w:nsid w:val="729F2011"/>
     <w:multiLevelType w:val="hybridMultilevel"/>
     <w:tmpl w:val="A9D025F8"/>
@@ -3400,7 +3442,7 @@
     <w:abstractNumId w:val="10"/>
   </w:num>
   <w:num w:numId="4">
-    <w:abstractNumId w:val="12"/>
+    <w:abstractNumId w:val="13"/>
   </w:num>
   <w:num w:numId="5">
     <w:abstractNumId w:val="0"/>
@@ -3412,7 +3454,7 @@
     <w:abstractNumId w:val="1"/>
   </w:num>
   <w:num w:numId="8">
-    <w:abstractNumId w:val="13"/>
+    <w:abstractNumId w:val="15"/>
   </w:num>
   <w:num w:numId="9">
     <w:abstractNumId w:val="6"/>
@@ -3431,6 +3473,12 @@
   </w:num>
   <w:num w:numId="14">
     <w:abstractNumId w:val="11"/>
+  </w:num>
+  <w:num w:numId="15">
+    <w:abstractNumId w:val="12"/>
+  </w:num>
+  <w:num w:numId="16">
+    <w:abstractNumId w:val="14"/>
   </w:num>
 </w:numbering>
 </file>
@@ -3829,6 +3877,74 @@
     <w:name w:val="Normal"/>
     <w:qFormat/>
   </w:style>
+  <w:style w:type="paragraph" w:styleId="Heading1">
+    <w:name w:val="heading 1"/>
+    <w:basedOn w:val="Normal"/>
+    <w:next w:val="Normal"/>
+    <w:link w:val="Heading1Char"/>
+    <w:uiPriority w:val="9"/>
+    <w:qFormat/>
+    <w:rsid w:val="00943505"/>
+    <w:pPr>
+      <w:keepNext/>
+      <w:keepLines/>
+      <w:spacing w:before="240" w:after="0"/>
+      <w:outlineLvl w:val="0"/>
+    </w:pPr>
+    <w:rPr>
+      <w:rFonts w:ascii="Segoe UI" w:eastAsiaTheme="majorEastAsia" w:hAnsi="Segoe UI" w:cstheme="majorBidi"/>
+      <w:b/>
+      <w:color w:val="2E74B5" w:themeColor="accent1" w:themeShade="BF"/>
+      <w:sz w:val="48"/>
+      <w:szCs w:val="32"/>
+    </w:rPr>
+  </w:style>
+  <w:style w:type="paragraph" w:styleId="Heading2">
+    <w:name w:val="heading 2"/>
+    <w:basedOn w:val="Normal"/>
+    <w:next w:val="Normal"/>
+    <w:link w:val="Heading2Char"/>
+    <w:uiPriority w:val="9"/>
+    <w:unhideWhenUsed/>
+    <w:qFormat/>
+    <w:rsid w:val="00943505"/>
+    <w:pPr>
+      <w:keepNext/>
+      <w:keepLines/>
+      <w:spacing w:before="40" w:after="0"/>
+      <w:outlineLvl w:val="1"/>
+    </w:pPr>
+    <w:rPr>
+      <w:rFonts w:ascii="Segoe UI" w:eastAsiaTheme="majorEastAsia" w:hAnsi="Segoe UI" w:cstheme="majorBidi"/>
+      <w:b/>
+      <w:color w:val="404040" w:themeColor="text1" w:themeTint="BF"/>
+      <w:sz w:val="36"/>
+      <w:szCs w:val="26"/>
+    </w:rPr>
+  </w:style>
+  <w:style w:type="paragraph" w:styleId="Heading3">
+    <w:name w:val="heading 3"/>
+    <w:basedOn w:val="Normal"/>
+    <w:next w:val="Normal"/>
+    <w:link w:val="Heading3Char"/>
+    <w:uiPriority w:val="9"/>
+    <w:unhideWhenUsed/>
+    <w:qFormat/>
+    <w:rsid w:val="00943505"/>
+    <w:pPr>
+      <w:keepNext/>
+      <w:keepLines/>
+      <w:spacing w:before="40" w:after="0"/>
+      <w:outlineLvl w:val="2"/>
+    </w:pPr>
+    <w:rPr>
+      <w:rFonts w:ascii="Segoe UI" w:eastAsiaTheme="majorEastAsia" w:hAnsi="Segoe UI" w:cstheme="majorBidi"/>
+      <w:b/>
+      <w:color w:val="FF0000"/>
+      <w:sz w:val="44"/>
+      <w:szCs w:val="24"/>
+    </w:rPr>
+  </w:style>
   <w:style w:type="character" w:default="1" w:styleId="DefaultParagraphFont">
     <w:name w:val="Default Paragraph Font"/>
     <w:uiPriority w:val="1"/>
@@ -3932,6 +4048,48 @@
     <w:rsid w:val="00B601E0"/>
     <w:rPr>
       <w:rFonts w:eastAsiaTheme="minorEastAsia"/>
+    </w:rPr>
+  </w:style>
+  <w:style w:type="character" w:customStyle="1" w:styleId="Heading1Char">
+    <w:name w:val="Heading 1 Char"/>
+    <w:basedOn w:val="DefaultParagraphFont"/>
+    <w:link w:val="Heading1"/>
+    <w:uiPriority w:val="9"/>
+    <w:rsid w:val="00943505"/>
+    <w:rPr>
+      <w:rFonts w:ascii="Segoe UI" w:eastAsiaTheme="majorEastAsia" w:hAnsi="Segoe UI" w:cstheme="majorBidi"/>
+      <w:b/>
+      <w:color w:val="2E74B5" w:themeColor="accent1" w:themeShade="BF"/>
+      <w:sz w:val="48"/>
+      <w:szCs w:val="32"/>
+    </w:rPr>
+  </w:style>
+  <w:style w:type="character" w:customStyle="1" w:styleId="Heading2Char">
+    <w:name w:val="Heading 2 Char"/>
+    <w:basedOn w:val="DefaultParagraphFont"/>
+    <w:link w:val="Heading2"/>
+    <w:uiPriority w:val="9"/>
+    <w:rsid w:val="00943505"/>
+    <w:rPr>
+      <w:rFonts w:ascii="Segoe UI" w:eastAsiaTheme="majorEastAsia" w:hAnsi="Segoe UI" w:cstheme="majorBidi"/>
+      <w:b/>
+      <w:color w:val="404040" w:themeColor="text1" w:themeTint="BF"/>
+      <w:sz w:val="36"/>
+      <w:szCs w:val="26"/>
+    </w:rPr>
+  </w:style>
+  <w:style w:type="character" w:customStyle="1" w:styleId="Heading3Char">
+    <w:name w:val="Heading 3 Char"/>
+    <w:basedOn w:val="DefaultParagraphFont"/>
+    <w:link w:val="Heading3"/>
+    <w:uiPriority w:val="9"/>
+    <w:rsid w:val="00943505"/>
+    <w:rPr>
+      <w:rFonts w:ascii="Segoe UI" w:eastAsiaTheme="majorEastAsia" w:hAnsi="Segoe UI" w:cstheme="majorBidi"/>
+      <w:b/>
+      <w:color w:val="FF0000"/>
+      <w:sz w:val="44"/>
+      <w:szCs w:val="24"/>
     </w:rPr>
   </w:style>
 </w:styles>
@@ -4203,7 +4361,7 @@
 </file>
 
 <file path=customXml/itemProps1.xml><?xml version="1.0" encoding="utf-8"?>
-<ds:datastoreItem xmlns:ds="http://schemas.openxmlformats.org/officeDocument/2006/customXml" ds:itemID="{125A67D9-21F7-49E2-8F19-D7B2B1774324}">
+<ds:datastoreItem xmlns:ds="http://schemas.openxmlformats.org/officeDocument/2006/customXml" ds:itemID="{7547E030-FF4D-421E-B7D7-E6A23EB6EF08}">
   <ds:schemaRefs>
     <ds:schemaRef ds:uri="http://schemas.openxmlformats.org/officeDocument/2006/bibliography"/>
   </ds:schemaRefs>

--- a/Projet Jeu Java.docx
+++ b/Projet Jeu Java.docx
@@ -3,8 +3,14 @@
 <w:document xmlns:wpc="http://schemas.microsoft.com/office/word/2010/wordprocessingCanvas" xmlns:mc="http://schemas.openxmlformats.org/markup-compatibility/2006" xmlns:o="urn:schemas-microsoft-com:office:office" xmlns:r="http://schemas.openxmlformats.org/officeDocument/2006/relationships" xmlns:m="http://schemas.openxmlformats.org/officeDocument/2006/math" xmlns:v="urn:schemas-microsoft-com:vml" xmlns:wp14="http://schemas.microsoft.com/office/word/2010/wordprocessingDrawing" xmlns:wp="http://schemas.openxmlformats.org/drawingml/2006/wordprocessingDrawing" xmlns:w10="urn:schemas-microsoft-com:office:word" xmlns:w="http://schemas.openxmlformats.org/wordprocessingml/2006/main" xmlns:w14="http://schemas.microsoft.com/office/word/2010/wordml" xmlns:w15="http://schemas.microsoft.com/office/word/2012/wordml" xmlns:wpg="http://schemas.microsoft.com/office/word/2010/wordprocessingGroup" xmlns:wpi="http://schemas.microsoft.com/office/word/2010/wordprocessingInk" xmlns:wne="http://schemas.microsoft.com/office/word/2006/wordml" xmlns:wps="http://schemas.microsoft.com/office/word/2010/wordprocessingShape" mc:Ignorable="w14 w15 wp14">
   <w:body>
     <w:p>
-      <w:r>
-        <w:rPr>
+      <w:pPr>
+        <w:rPr>
+          <w:rFonts w:ascii="Segoe UI" w:hAnsi="Segoe UI" w:cs="Segoe UI"/>
+        </w:rPr>
+      </w:pPr>
+      <w:r>
+        <w:rPr>
+          <w:rFonts w:ascii="Segoe UI" w:hAnsi="Segoe UI" w:cs="Segoe UI"/>
           <w:noProof/>
         </w:rPr>
         <w:drawing>
@@ -64,12 +70,18 @@
         </w:drawing>
       </w:r>
     </w:p>
-    <w:p/>
+    <w:p>
+      <w:pPr>
+        <w:rPr>
+          <w:rFonts w:ascii="Segoe UI" w:hAnsi="Segoe UI" w:cs="Segoe UI"/>
+        </w:rPr>
+      </w:pPr>
+    </w:p>
     <w:p>
       <w:pPr>
         <w:jc w:val="center"/>
         <w:rPr>
-          <w:rFonts w:ascii="ae_AlArabiya" w:hAnsi="ae_AlArabiya" w:cs="ae_AlArabiya"/>
+          <w:rFonts w:ascii="Segoe UI" w:hAnsi="Segoe UI" w:cs="Segoe UI"/>
           <w:b/>
           <w:bCs/>
           <w:color w:val="CC3300"/>
@@ -83,7 +95,7 @@
       <w:pPr>
         <w:jc w:val="center"/>
         <w:rPr>
-          <w:rFonts w:ascii="ae_AlArabiya" w:hAnsi="ae_AlArabiya" w:cs="ae_AlArabiya"/>
+          <w:rFonts w:ascii="Segoe UI" w:hAnsi="Segoe UI" w:cs="Segoe UI"/>
           <w:b/>
           <w:bCs/>
           <w:color w:val="CC3300"/>
@@ -94,7 +106,7 @@
       </w:pPr>
       <w:r>
         <w:rPr>
-          <w:rFonts w:ascii="ae_AlArabiya" w:hAnsi="ae_AlArabiya" w:cs="ae_AlArabiya"/>
+          <w:rFonts w:ascii="Segoe UI" w:hAnsi="Segoe UI" w:cs="Segoe UI"/>
           <w:b/>
           <w:bCs/>
           <w:color w:val="CC3300"/>
@@ -106,7 +118,7 @@
       </w:r>
       <w:r>
         <w:rPr>
-          <w:rFonts w:ascii="ae_AlArabiya" w:hAnsi="ae_AlArabiya" w:cs="ae_AlArabiya"/>
+          <w:rFonts w:ascii="Segoe UI" w:hAnsi="Segoe UI" w:cs="Segoe UI"/>
           <w:b/>
           <w:bCs/>
           <w:color w:val="CC3300"/>
@@ -118,7 +130,7 @@
       </w:r>
       <w:r>
         <w:rPr>
-          <w:rFonts w:ascii="ae_AlArabiya" w:hAnsi="ae_AlArabiya" w:cs="ae_AlArabiya"/>
+          <w:rFonts w:ascii="Segoe UI" w:hAnsi="Segoe UI" w:cs="Segoe UI"/>
           <w:b/>
           <w:bCs/>
           <w:color w:val="CC3300"/>
@@ -130,7 +142,7 @@
       </w:r>
       <w:r>
         <w:rPr>
-          <w:rFonts w:ascii="ae_AlArabiya" w:hAnsi="ae_AlArabiya" w:cs="ae_AlArabiya"/>
+          <w:rFonts w:ascii="Segoe UI" w:hAnsi="Segoe UI" w:cs="Segoe UI"/>
           <w:b/>
           <w:bCs/>
           <w:color w:val="CC3300"/>
@@ -144,7 +156,7 @@
     <w:p>
       <w:pPr>
         <w:rPr>
-          <w:rFonts w:ascii="ae_AlArabiya" w:hAnsi="ae_AlArabiya" w:cs="ae_AlArabiya"/>
+          <w:rFonts w:ascii="Segoe UI" w:hAnsi="Segoe UI" w:cs="Segoe UI"/>
           <w:sz w:val="36"/>
           <w:szCs w:val="36"/>
           <w:lang w:val="fr-FR"/>
@@ -154,7 +166,7 @@
     <w:p>
       <w:pPr>
         <w:rPr>
-          <w:rFonts w:ascii="ae_AlArabiya" w:hAnsi="ae_AlArabiya" w:cs="ae_AlArabiya"/>
+          <w:rFonts w:ascii="Segoe UI" w:hAnsi="Segoe UI" w:cs="Segoe UI"/>
           <w:sz w:val="36"/>
           <w:szCs w:val="36"/>
           <w:lang w:val="fr-FR"/>
@@ -164,7 +176,7 @@
     <w:p>
       <w:pPr>
         <w:rPr>
-          <w:rFonts w:ascii="ae_AlArabiya" w:hAnsi="ae_AlArabiya" w:cs="ae_AlArabiya"/>
+          <w:rFonts w:ascii="Segoe UI" w:hAnsi="Segoe UI" w:cs="Segoe UI"/>
           <w:sz w:val="36"/>
           <w:szCs w:val="36"/>
           <w:lang w:val="fr-FR"/>
@@ -174,7 +186,7 @@
     <w:p>
       <w:pPr>
         <w:rPr>
-          <w:rFonts w:ascii="ae_AlArabiya" w:hAnsi="ae_AlArabiya" w:cs="ae_AlArabiya"/>
+          <w:rFonts w:ascii="Segoe UI" w:hAnsi="Segoe UI" w:cs="Segoe UI"/>
           <w:sz w:val="36"/>
           <w:szCs w:val="36"/>
           <w:lang w:val="fr-FR"/>
@@ -184,7 +196,7 @@
     <w:p>
       <w:pPr>
         <w:rPr>
-          <w:rFonts w:ascii="ae_AlArabiya" w:hAnsi="ae_AlArabiya" w:cs="ae_AlArabiya"/>
+          <w:rFonts w:ascii="Segoe UI" w:hAnsi="Segoe UI" w:cs="Segoe UI"/>
           <w:sz w:val="36"/>
           <w:szCs w:val="36"/>
           <w:lang w:val="fr-FR"/>
@@ -194,7 +206,7 @@
     <w:p>
       <w:pPr>
         <w:rPr>
-          <w:rFonts w:ascii="ae_AlArabiya" w:hAnsi="ae_AlArabiya" w:cs="ae_AlArabiya"/>
+          <w:rFonts w:ascii="Segoe UI" w:hAnsi="Segoe UI" w:cs="Segoe UI"/>
           <w:sz w:val="36"/>
           <w:szCs w:val="36"/>
           <w:lang w:val="fr-FR"/>
@@ -205,7 +217,7 @@
       <w:pPr>
         <w:ind w:left="1080"/>
         <w:rPr>
-          <w:rFonts w:ascii="ae_AlArabiya" w:hAnsi="ae_AlArabiya" w:cs="ae_AlArabiya"/>
+          <w:rFonts w:ascii="Segoe UI" w:hAnsi="Segoe UI" w:cs="Segoe UI"/>
           <w:color w:val="FF0000"/>
           <w:sz w:val="36"/>
           <w:szCs w:val="36"/>
@@ -217,18 +229,16 @@
       <w:pPr>
         <w:ind w:left="1080"/>
         <w:rPr>
-          <w:rFonts w:ascii="ae_AlArabiya" w:hAnsi="ae_AlArabiya" w:cs="ae_AlArabiya"/>
+          <w:rFonts w:ascii="Segoe UI" w:hAnsi="Segoe UI" w:cs="Segoe UI"/>
           <w:color w:val="FF0000"/>
-          <w:sz w:val="28"/>
-          <w:szCs w:val="28"/>
-          <w:lang w:val="fr-FR"/>
-        </w:rPr>
-      </w:pPr>
-      <w:r>
-        <w:rPr>
-          <w:rFonts w:ascii="ae_AlArabiya" w:hAnsi="ae_AlArabiya" w:cs="ae_AlArabiya"/>
+          <w:szCs w:val="28"/>
+          <w:lang w:val="fr-FR"/>
+        </w:rPr>
+      </w:pPr>
+      <w:r>
+        <w:rPr>
+          <w:rFonts w:ascii="Segoe UI" w:hAnsi="Segoe UI" w:cs="Segoe UI"/>
           <w:color w:val="FF0000"/>
-          <w:sz w:val="28"/>
           <w:szCs w:val="28"/>
           <w:lang w:val="fr-FR"/>
         </w:rPr>
@@ -243,16 +253,14 @@
           <w:numId w:val="3"/>
         </w:numPr>
         <w:rPr>
-          <w:rFonts w:ascii="ae_AlArabiya" w:hAnsi="ae_AlArabiya" w:cs="ae_AlArabiya"/>
-          <w:sz w:val="28"/>
-          <w:szCs w:val="28"/>
-          <w:lang w:val="fr-FR"/>
-        </w:rPr>
-      </w:pPr>
-      <w:r>
-        <w:rPr>
-          <w:rFonts w:ascii="ae_AlArabiya" w:hAnsi="ae_AlArabiya" w:cs="ae_AlArabiya"/>
-          <w:sz w:val="28"/>
+          <w:rFonts w:ascii="Segoe UI" w:hAnsi="Segoe UI" w:cs="Segoe UI"/>
+          <w:szCs w:val="28"/>
+          <w:lang w:val="fr-FR"/>
+        </w:rPr>
+      </w:pPr>
+      <w:r>
+        <w:rPr>
+          <w:rFonts w:ascii="Segoe UI" w:hAnsi="Segoe UI" w:cs="Segoe UI"/>
           <w:szCs w:val="28"/>
           <w:lang w:val="fr-FR"/>
         </w:rPr>
@@ -267,16 +275,14 @@
           <w:numId w:val="3"/>
         </w:numPr>
         <w:rPr>
-          <w:rFonts w:ascii="ae_AlArabiya" w:hAnsi="ae_AlArabiya" w:cs="ae_AlArabiya"/>
-          <w:sz w:val="28"/>
-          <w:szCs w:val="28"/>
-          <w:lang w:val="fr-FR"/>
-        </w:rPr>
-      </w:pPr>
-      <w:r>
-        <w:rPr>
-          <w:rFonts w:ascii="ae_AlArabiya" w:hAnsi="ae_AlArabiya" w:cs="ae_AlArabiya"/>
-          <w:sz w:val="28"/>
+          <w:rFonts w:ascii="Segoe UI" w:hAnsi="Segoe UI" w:cs="Segoe UI"/>
+          <w:szCs w:val="28"/>
+          <w:lang w:val="fr-FR"/>
+        </w:rPr>
+      </w:pPr>
+      <w:r>
+        <w:rPr>
+          <w:rFonts w:ascii="Segoe UI" w:hAnsi="Segoe UI" w:cs="Segoe UI"/>
           <w:szCs w:val="28"/>
           <w:lang w:val="fr-FR"/>
         </w:rPr>
@@ -284,8 +290,7 @@
       </w:r>
       <w:r>
         <w:rPr>
-          <w:rFonts w:ascii="ae_AlArabiya" w:hAnsi="ae_AlArabiya" w:cs="ae_AlArabiya"/>
-          <w:sz w:val="28"/>
+          <w:rFonts w:ascii="Segoe UI" w:hAnsi="Segoe UI" w:cs="Segoe UI"/>
           <w:szCs w:val="28"/>
           <w:lang w:val="fr-FR"/>
         </w:rPr>
@@ -296,18 +301,16 @@
       <w:pPr>
         <w:ind w:left="1080"/>
         <w:rPr>
-          <w:rFonts w:ascii="ae_AlArabiya" w:hAnsi="ae_AlArabiya" w:cs="ae_AlArabiya"/>
+          <w:rFonts w:ascii="Segoe UI" w:hAnsi="Segoe UI" w:cs="Segoe UI"/>
           <w:color w:val="FF0000"/>
-          <w:sz w:val="28"/>
-          <w:szCs w:val="28"/>
-          <w:lang w:val="fr-FR"/>
-        </w:rPr>
-      </w:pPr>
-      <w:r>
-        <w:rPr>
-          <w:rFonts w:ascii="ae_AlArabiya" w:hAnsi="ae_AlArabiya" w:cs="ae_AlArabiya"/>
+          <w:szCs w:val="28"/>
+          <w:lang w:val="fr-FR"/>
+        </w:rPr>
+      </w:pPr>
+      <w:r>
+        <w:rPr>
+          <w:rFonts w:ascii="Segoe UI" w:hAnsi="Segoe UI" w:cs="Segoe UI"/>
           <w:color w:val="FF0000"/>
-          <w:sz w:val="28"/>
           <w:szCs w:val="28"/>
           <w:lang w:val="fr-FR"/>
         </w:rPr>
@@ -322,16 +325,14 @@
           <w:numId w:val="4"/>
         </w:numPr>
         <w:rPr>
-          <w:rFonts w:ascii="ae_AlArabiya" w:hAnsi="ae_AlArabiya" w:cs="ae_AlArabiya"/>
-          <w:sz w:val="28"/>
-          <w:szCs w:val="28"/>
-          <w:lang w:val="fr-FR"/>
-        </w:rPr>
-      </w:pPr>
-      <w:r>
-        <w:rPr>
-          <w:rFonts w:ascii="ae_AlArabiya" w:hAnsi="ae_AlArabiya" w:cs="ae_AlArabiya"/>
-          <w:sz w:val="28"/>
+          <w:rFonts w:ascii="Segoe UI" w:hAnsi="Segoe UI" w:cs="Segoe UI"/>
+          <w:szCs w:val="28"/>
+          <w:lang w:val="fr-FR"/>
+        </w:rPr>
+      </w:pPr>
+      <w:r>
+        <w:rPr>
+          <w:rFonts w:ascii="Segoe UI" w:hAnsi="Segoe UI" w:cs="Segoe UI"/>
           <w:szCs w:val="28"/>
           <w:lang w:val="fr-FR"/>
         </w:rPr>
@@ -339,8 +340,7 @@
       </w:r>
       <w:r>
         <w:rPr>
-          <w:rFonts w:ascii="ae_AlArabiya" w:hAnsi="ae_AlArabiya" w:cs="ae_AlArabiya"/>
-          <w:sz w:val="28"/>
+          <w:rFonts w:ascii="Segoe UI" w:hAnsi="Segoe UI" w:cs="Segoe UI"/>
           <w:szCs w:val="28"/>
           <w:lang w:val="fr-FR"/>
         </w:rPr>
@@ -355,16 +355,14 @@
           <w:numId w:val="4"/>
         </w:numPr>
         <w:rPr>
-          <w:rFonts w:ascii="ae_AlArabiya" w:hAnsi="ae_AlArabiya" w:cs="ae_AlArabiya"/>
-          <w:sz w:val="28"/>
-          <w:szCs w:val="28"/>
-          <w:lang w:val="fr-FR"/>
-        </w:rPr>
-      </w:pPr>
-      <w:r>
-        <w:rPr>
-          <w:rFonts w:ascii="ae_AlArabiya" w:hAnsi="ae_AlArabiya" w:cs="ae_AlArabiya"/>
-          <w:sz w:val="28"/>
+          <w:rFonts w:ascii="Segoe UI" w:hAnsi="Segoe UI" w:cs="Segoe UI"/>
+          <w:szCs w:val="28"/>
+          <w:lang w:val="fr-FR"/>
+        </w:rPr>
+      </w:pPr>
+      <w:r>
+        <w:rPr>
+          <w:rFonts w:ascii="Segoe UI" w:hAnsi="Segoe UI" w:cs="Segoe UI"/>
           <w:szCs w:val="28"/>
           <w:lang w:val="fr-FR"/>
         </w:rPr>
@@ -372,8 +370,7 @@
       </w:r>
       <w:r>
         <w:rPr>
-          <w:rFonts w:ascii="ae_AlArabiya" w:hAnsi="ae_AlArabiya" w:cs="ae_AlArabiya"/>
-          <w:sz w:val="28"/>
+          <w:rFonts w:ascii="Segoe UI" w:hAnsi="Segoe UI" w:cs="Segoe UI"/>
           <w:szCs w:val="28"/>
           <w:lang w:val="fr-FR"/>
         </w:rPr>
@@ -381,8 +378,7 @@
       </w:r>
       <w:r>
         <w:rPr>
-          <w:rFonts w:ascii="ae_AlArabiya" w:hAnsi="ae_AlArabiya" w:cs="ae_AlArabiya"/>
-          <w:sz w:val="28"/>
+          <w:rFonts w:ascii="Segoe UI" w:hAnsi="Segoe UI" w:cs="Segoe UI"/>
           <w:szCs w:val="28"/>
           <w:lang w:val="fr-FR"/>
         </w:rPr>
@@ -392,8 +388,7 @@
     <w:p>
       <w:pPr>
         <w:rPr>
-          <w:rFonts w:ascii="ae_AlArabiya" w:hAnsi="ae_AlArabiya" w:cs="ae_AlArabiya"/>
-          <w:sz w:val="28"/>
+          <w:rFonts w:ascii="Segoe UI" w:hAnsi="Segoe UI" w:cs="Segoe UI"/>
           <w:szCs w:val="28"/>
           <w:lang w:val="fr-FR"/>
         </w:rPr>
@@ -403,11 +398,13 @@
       <w:pPr>
         <w:pStyle w:val="Heading1"/>
         <w:rPr>
-          <w:lang w:val="fr-FR"/>
-        </w:rPr>
-      </w:pPr>
-      <w:r>
-        <w:rPr>
+          <w:rFonts w:cs="Segoe UI"/>
+          <w:lang w:val="fr-FR"/>
+        </w:rPr>
+      </w:pPr>
+      <w:r>
+        <w:rPr>
+          <w:rFonts w:cs="Segoe UI"/>
           <w:lang w:val="fr-FR"/>
         </w:rPr>
         <w:lastRenderedPageBreak/>
@@ -415,6 +412,7 @@
       </w:r>
       <w:r>
         <w:rPr>
+          <w:rFonts w:cs="Segoe UI"/>
           <w:lang w:val="fr-FR"/>
         </w:rPr>
         <w:t xml:space="preserve"> : </w:t>
@@ -433,20 +431,33 @@
     <w:p>
       <w:pPr>
         <w:pStyle w:val="Heading2"/>
-      </w:pPr>
-      <w:r>
-        <w:rPr>
+        <w:rPr>
+          <w:rFonts w:cs="Segoe UI"/>
+        </w:rPr>
+      </w:pPr>
+      <w:r>
+        <w:rPr>
+          <w:rFonts w:cs="Segoe UI"/>
           <w:lang w:val="fr-FR"/>
         </w:rPr>
         <w:t>Chapitre</w:t>
       </w:r>
       <w:r>
+        <w:rPr>
+          <w:rFonts w:cs="Segoe UI"/>
+        </w:rPr>
         <w:t xml:space="preserve"> 1 : Introduction Géné</w:t>
       </w:r>
       <w:r>
+        <w:rPr>
+          <w:rFonts w:cs="Segoe UI"/>
+        </w:rPr>
         <w:t>rale</w:t>
       </w:r>
       <w:r>
+        <w:rPr>
+          <w:rFonts w:cs="Segoe UI"/>
+        </w:rPr>
         <w:t>.</w:t>
       </w:r>
     </w:p>
@@ -459,42 +470,21 @@
         </w:numPr>
         <w:rPr>
           <w:rFonts w:ascii="Segoe UI" w:hAnsi="Segoe UI" w:cs="Segoe UI"/>
-          <w:sz w:val="28"/>
-          <w:szCs w:val="28"/>
-          <w:lang w:val="fr-FR"/>
-        </w:rPr>
-      </w:pPr>
-      <w:r>
-        <w:rPr>
-          <w:rFonts w:ascii="Segoe UI" w:hAnsi="Segoe UI" w:cs="Segoe UI"/>
-          <w:sz w:val="28"/>
-          <w:szCs w:val="28"/>
-          <w:lang w:val="fr-FR"/>
-        </w:rPr>
-        <w:t>R</w:t>
-      </w:r>
-      <w:r>
-        <w:rPr>
-          <w:rFonts w:ascii="Segoe UI" w:hAnsi="Segoe UI" w:cs="Segoe UI"/>
-          <w:sz w:val="28"/>
-          <w:szCs w:val="28"/>
-          <w:lang w:val="fr-FR"/>
-        </w:rPr>
-        <w:t>emercie</w:t>
-      </w:r>
-      <w:r>
-        <w:rPr>
-          <w:rFonts w:ascii="Segoe UI" w:hAnsi="Segoe UI" w:cs="Segoe UI"/>
-          <w:sz w:val="28"/>
-          <w:szCs w:val="28"/>
-          <w:lang w:val="fr-FR"/>
-        </w:rPr>
-        <w:t>ment</w:t>
-      </w:r>
-      <w:r>
-        <w:rPr>
-          <w:rFonts w:ascii="Segoe UI" w:hAnsi="Segoe UI" w:cs="Segoe UI"/>
-          <w:sz w:val="28"/>
+          <w:szCs w:val="28"/>
+          <w:lang w:val="fr-FR"/>
+        </w:rPr>
+      </w:pPr>
+      <w:r>
+        <w:rPr>
+          <w:rFonts w:ascii="Segoe UI" w:hAnsi="Segoe UI" w:cs="Segoe UI"/>
+          <w:szCs w:val="28"/>
+          <w:lang w:val="fr-FR"/>
+        </w:rPr>
+        <w:t>Remerciement</w:t>
+      </w:r>
+      <w:r>
+        <w:rPr>
+          <w:rFonts w:ascii="Segoe UI" w:hAnsi="Segoe UI" w:cs="Segoe UI"/>
           <w:szCs w:val="28"/>
           <w:lang w:val="fr-FR"/>
         </w:rPr>
@@ -510,15 +500,13 @@
         </w:numPr>
         <w:rPr>
           <w:rFonts w:ascii="Segoe UI" w:hAnsi="Segoe UI" w:cs="Segoe UI"/>
-          <w:sz w:val="28"/>
-          <w:szCs w:val="28"/>
-          <w:lang w:val="fr-FR"/>
-        </w:rPr>
-      </w:pPr>
-      <w:r>
-        <w:rPr>
-          <w:rFonts w:ascii="Segoe UI" w:hAnsi="Segoe UI" w:cs="Segoe UI"/>
-          <w:sz w:val="28"/>
+          <w:szCs w:val="28"/>
+          <w:lang w:val="fr-FR"/>
+        </w:rPr>
+      </w:pPr>
+      <w:r>
+        <w:rPr>
+          <w:rFonts w:ascii="Segoe UI" w:hAnsi="Segoe UI" w:cs="Segoe UI"/>
           <w:szCs w:val="28"/>
           <w:lang w:val="fr-FR"/>
         </w:rPr>
@@ -527,7 +515,6 @@
       <w:r>
         <w:rPr>
           <w:rFonts w:ascii="Segoe UI" w:hAnsi="Segoe UI" w:cs="Segoe UI"/>
-          <w:sz w:val="28"/>
           <w:szCs w:val="28"/>
           <w:lang w:val="fr-FR"/>
         </w:rPr>
@@ -543,15 +530,13 @@
         </w:numPr>
         <w:rPr>
           <w:rFonts w:ascii="Segoe UI" w:hAnsi="Segoe UI" w:cs="Segoe UI"/>
-          <w:sz w:val="28"/>
-          <w:szCs w:val="28"/>
-          <w:lang w:val="fr-FR"/>
-        </w:rPr>
-      </w:pPr>
-      <w:r>
-        <w:rPr>
-          <w:rFonts w:ascii="Segoe UI" w:hAnsi="Segoe UI" w:cs="Segoe UI"/>
-          <w:sz w:val="28"/>
+          <w:szCs w:val="28"/>
+          <w:lang w:val="fr-FR"/>
+        </w:rPr>
+      </w:pPr>
+      <w:r>
+        <w:rPr>
+          <w:rFonts w:ascii="Segoe UI" w:hAnsi="Segoe UI" w:cs="Segoe UI"/>
           <w:szCs w:val="28"/>
           <w:lang w:val="fr-FR"/>
         </w:rPr>
@@ -560,7 +545,6 @@
       <w:r>
         <w:rPr>
           <w:rFonts w:ascii="Segoe UI" w:hAnsi="Segoe UI" w:cs="Segoe UI"/>
-          <w:sz w:val="28"/>
           <w:szCs w:val="28"/>
           <w:lang w:val="fr-FR"/>
         </w:rPr>
@@ -569,7 +553,6 @@
       <w:r>
         <w:rPr>
           <w:rFonts w:ascii="Segoe UI" w:hAnsi="Segoe UI" w:cs="Segoe UI"/>
-          <w:sz w:val="28"/>
           <w:szCs w:val="28"/>
           <w:lang w:val="fr-FR"/>
         </w:rPr>
@@ -579,8 +562,7 @@
     <w:p>
       <w:pPr>
         <w:rPr>
-          <w:rFonts w:ascii="ae_AlArabiya" w:hAnsi="ae_AlArabiya" w:cs="ae_AlArabiya"/>
-          <w:sz w:val="28"/>
+          <w:rFonts w:ascii="Segoe UI" w:hAnsi="Segoe UI" w:cs="Segoe UI"/>
           <w:szCs w:val="28"/>
           <w:lang w:val="fr-FR"/>
         </w:rPr>
@@ -590,11 +572,13 @@
       <w:pPr>
         <w:pStyle w:val="Heading2"/>
         <w:rPr>
-          <w:lang w:val="fr-FR"/>
-        </w:rPr>
-      </w:pPr>
-      <w:r>
-        <w:rPr>
+          <w:rFonts w:cs="Segoe UI"/>
+          <w:lang w:val="fr-FR"/>
+        </w:rPr>
+      </w:pPr>
+      <w:r>
+        <w:rPr>
+          <w:rFonts w:cs="Segoe UI"/>
           <w:lang w:val="fr-FR"/>
         </w:rPr>
         <w:t>Chapitre 2 : Gestion de projet.</w:t>
@@ -608,16 +592,14 @@
           <w:numId w:val="7"/>
         </w:numPr>
         <w:rPr>
-          <w:rFonts w:ascii="ae_AlArabiya" w:hAnsi="ae_AlArabiya" w:cs="ae_AlArabiya"/>
-          <w:sz w:val="28"/>
-          <w:szCs w:val="28"/>
-          <w:lang w:val="fr-FR"/>
-        </w:rPr>
-      </w:pPr>
-      <w:r>
-        <w:rPr>
-          <w:rFonts w:ascii="ae_AlArabiya" w:hAnsi="ae_AlArabiya" w:cs="ae_AlArabiya"/>
-          <w:sz w:val="28"/>
+          <w:rFonts w:ascii="Segoe UI" w:hAnsi="Segoe UI" w:cs="Segoe UI"/>
+          <w:szCs w:val="28"/>
+          <w:lang w:val="fr-FR"/>
+        </w:rPr>
+      </w:pPr>
+      <w:r>
+        <w:rPr>
+          <w:rFonts w:ascii="Segoe UI" w:hAnsi="Segoe UI" w:cs="Segoe UI"/>
           <w:szCs w:val="28"/>
           <w:lang w:val="fr-FR"/>
         </w:rPr>
@@ -625,8 +607,7 @@
       </w:r>
       <w:r>
         <w:rPr>
-          <w:rFonts w:ascii="ae_AlArabiya" w:hAnsi="ae_AlArabiya" w:cs="ae_AlArabiya"/>
-          <w:sz w:val="28"/>
+          <w:rFonts w:ascii="Segoe UI" w:hAnsi="Segoe UI" w:cs="Segoe UI"/>
           <w:szCs w:val="28"/>
           <w:lang w:val="fr-FR"/>
         </w:rPr>
@@ -634,8 +615,7 @@
       </w:r>
       <w:r>
         <w:rPr>
-          <w:rFonts w:ascii="ae_AlArabiya" w:hAnsi="ae_AlArabiya" w:cs="ae_AlArabiya"/>
-          <w:sz w:val="28"/>
+          <w:rFonts w:ascii="Segoe UI" w:hAnsi="Segoe UI" w:cs="Segoe UI"/>
           <w:szCs w:val="28"/>
           <w:lang w:val="fr-FR"/>
         </w:rPr>
@@ -650,16 +630,14 @@
           <w:numId w:val="7"/>
         </w:numPr>
         <w:rPr>
-          <w:rFonts w:ascii="ae_AlArabiya" w:hAnsi="ae_AlArabiya" w:cs="ae_AlArabiya"/>
-          <w:sz w:val="28"/>
-          <w:szCs w:val="28"/>
-          <w:lang w:val="fr-FR"/>
-        </w:rPr>
-      </w:pPr>
-      <w:r>
-        <w:rPr>
-          <w:rFonts w:ascii="ae_AlArabiya" w:hAnsi="ae_AlArabiya" w:cs="ae_AlArabiya"/>
-          <w:sz w:val="28"/>
+          <w:rFonts w:ascii="Segoe UI" w:hAnsi="Segoe UI" w:cs="Segoe UI"/>
+          <w:szCs w:val="28"/>
+          <w:lang w:val="fr-FR"/>
+        </w:rPr>
+      </w:pPr>
+      <w:r>
+        <w:rPr>
+          <w:rFonts w:ascii="Segoe UI" w:hAnsi="Segoe UI" w:cs="Segoe UI"/>
           <w:szCs w:val="28"/>
           <w:lang w:val="fr-FR"/>
         </w:rPr>
@@ -667,8 +645,7 @@
       </w:r>
       <w:r>
         <w:rPr>
-          <w:rFonts w:ascii="ae_AlArabiya" w:hAnsi="ae_AlArabiya" w:cs="ae_AlArabiya"/>
-          <w:sz w:val="28"/>
+          <w:rFonts w:ascii="Segoe UI" w:hAnsi="Segoe UI" w:cs="Segoe UI"/>
           <w:szCs w:val="28"/>
           <w:lang w:val="fr-FR"/>
         </w:rPr>
@@ -676,8 +653,7 @@
       </w:r>
       <w:r>
         <w:rPr>
-          <w:rFonts w:ascii="ae_AlArabiya" w:hAnsi="ae_AlArabiya" w:cs="ae_AlArabiya"/>
-          <w:sz w:val="28"/>
+          <w:rFonts w:ascii="Segoe UI" w:hAnsi="Segoe UI" w:cs="Segoe UI"/>
           <w:szCs w:val="28"/>
           <w:lang w:val="fr-FR"/>
         </w:rPr>
@@ -692,16 +668,14 @@
           <w:numId w:val="7"/>
         </w:numPr>
         <w:rPr>
-          <w:rFonts w:ascii="ae_AlArabiya" w:hAnsi="ae_AlArabiya" w:cs="ae_AlArabiya"/>
-          <w:sz w:val="28"/>
-          <w:szCs w:val="28"/>
-          <w:lang w:val="fr-FR"/>
-        </w:rPr>
-      </w:pPr>
-      <w:r>
-        <w:rPr>
-          <w:rFonts w:ascii="ae_AlArabiya" w:hAnsi="ae_AlArabiya" w:cs="ae_AlArabiya"/>
-          <w:sz w:val="28"/>
+          <w:rFonts w:ascii="Segoe UI" w:hAnsi="Segoe UI" w:cs="Segoe UI"/>
+          <w:szCs w:val="28"/>
+          <w:lang w:val="fr-FR"/>
+        </w:rPr>
+      </w:pPr>
+      <w:r>
+        <w:rPr>
+          <w:rFonts w:ascii="Segoe UI" w:hAnsi="Segoe UI" w:cs="Segoe UI"/>
           <w:szCs w:val="28"/>
           <w:lang w:val="fr-FR"/>
         </w:rPr>
@@ -709,8 +683,7 @@
       </w:r>
       <w:r>
         <w:rPr>
-          <w:rFonts w:ascii="ae_AlArabiya" w:hAnsi="ae_AlArabiya" w:cs="ae_AlArabiya"/>
-          <w:sz w:val="28"/>
+          <w:rFonts w:ascii="Segoe UI" w:hAnsi="Segoe UI" w:cs="Segoe UI"/>
           <w:szCs w:val="28"/>
           <w:lang w:val="fr-FR"/>
         </w:rPr>
@@ -718,8 +691,7 @@
       </w:r>
       <w:r>
         <w:rPr>
-          <w:rFonts w:ascii="ae_AlArabiya" w:hAnsi="ae_AlArabiya" w:cs="ae_AlArabiya"/>
-          <w:sz w:val="28"/>
+          <w:rFonts w:ascii="Segoe UI" w:hAnsi="Segoe UI" w:cs="Segoe UI"/>
           <w:szCs w:val="28"/>
           <w:lang w:val="fr-FR"/>
         </w:rPr>
@@ -734,16 +706,14 @@
           <w:numId w:val="7"/>
         </w:numPr>
         <w:rPr>
-          <w:rFonts w:ascii="ae_AlArabiya" w:hAnsi="ae_AlArabiya" w:cs="ae_AlArabiya"/>
-          <w:sz w:val="28"/>
-          <w:szCs w:val="28"/>
-          <w:lang w:val="fr-FR"/>
-        </w:rPr>
-      </w:pPr>
-      <w:r>
-        <w:rPr>
-          <w:rFonts w:ascii="ae_AlArabiya" w:hAnsi="ae_AlArabiya" w:cs="ae_AlArabiya"/>
-          <w:sz w:val="28"/>
+          <w:rFonts w:ascii="Segoe UI" w:hAnsi="Segoe UI" w:cs="Segoe UI"/>
+          <w:szCs w:val="28"/>
+          <w:lang w:val="fr-FR"/>
+        </w:rPr>
+      </w:pPr>
+      <w:r>
+        <w:rPr>
+          <w:rFonts w:ascii="Segoe UI" w:hAnsi="Segoe UI" w:cs="Segoe UI"/>
           <w:szCs w:val="28"/>
           <w:lang w:val="fr-FR"/>
         </w:rPr>
@@ -758,16 +728,14 @@
           <w:numId w:val="7"/>
         </w:numPr>
         <w:rPr>
-          <w:rFonts w:ascii="ae_AlArabiya" w:hAnsi="ae_AlArabiya" w:cs="ae_AlArabiya"/>
-          <w:sz w:val="28"/>
-          <w:szCs w:val="28"/>
-          <w:lang w:val="fr-FR"/>
-        </w:rPr>
-      </w:pPr>
-      <w:r>
-        <w:rPr>
-          <w:rFonts w:ascii="ae_AlArabiya" w:hAnsi="ae_AlArabiya" w:cs="ae_AlArabiya"/>
-          <w:sz w:val="28"/>
+          <w:rFonts w:ascii="Segoe UI" w:hAnsi="Segoe UI" w:cs="Segoe UI"/>
+          <w:szCs w:val="28"/>
+          <w:lang w:val="fr-FR"/>
+        </w:rPr>
+      </w:pPr>
+      <w:r>
+        <w:rPr>
+          <w:rFonts w:ascii="Segoe UI" w:hAnsi="Segoe UI" w:cs="Segoe UI"/>
           <w:szCs w:val="28"/>
           <w:lang w:val="fr-FR"/>
         </w:rPr>
@@ -775,8 +743,7 @@
       </w:r>
       <w:r>
         <w:rPr>
-          <w:rFonts w:ascii="ae_AlArabiya" w:hAnsi="ae_AlArabiya" w:cs="ae_AlArabiya"/>
-          <w:sz w:val="28"/>
+          <w:rFonts w:ascii="Segoe UI" w:hAnsi="Segoe UI" w:cs="Segoe UI"/>
           <w:szCs w:val="28"/>
           <w:lang w:val="fr-FR"/>
         </w:rPr>
@@ -784,8 +751,7 @@
       </w:r>
       <w:r>
         <w:rPr>
-          <w:rFonts w:ascii="ae_AlArabiya" w:hAnsi="ae_AlArabiya" w:cs="ae_AlArabiya"/>
-          <w:sz w:val="28"/>
+          <w:rFonts w:ascii="Segoe UI" w:hAnsi="Segoe UI" w:cs="Segoe UI"/>
           <w:szCs w:val="28"/>
           <w:lang w:val="fr-FR"/>
         </w:rPr>
@@ -800,16 +766,14 @@
           <w:numId w:val="7"/>
         </w:numPr>
         <w:rPr>
-          <w:rFonts w:ascii="ae_AlArabiya" w:hAnsi="ae_AlArabiya" w:cs="ae_AlArabiya"/>
-          <w:sz w:val="28"/>
-          <w:szCs w:val="28"/>
-          <w:lang w:val="fr-FR"/>
-        </w:rPr>
-      </w:pPr>
-      <w:r>
-        <w:rPr>
-          <w:rFonts w:ascii="ae_AlArabiya" w:hAnsi="ae_AlArabiya" w:cs="ae_AlArabiya"/>
-          <w:sz w:val="28"/>
+          <w:rFonts w:ascii="Segoe UI" w:hAnsi="Segoe UI" w:cs="Segoe UI"/>
+          <w:szCs w:val="28"/>
+          <w:lang w:val="fr-FR"/>
+        </w:rPr>
+      </w:pPr>
+      <w:r>
+        <w:rPr>
+          <w:rFonts w:ascii="Segoe UI" w:hAnsi="Segoe UI" w:cs="Segoe UI"/>
           <w:szCs w:val="28"/>
           <w:lang w:val="fr-FR"/>
         </w:rPr>
@@ -819,8 +783,7 @@
     <w:p>
       <w:pPr>
         <w:rPr>
-          <w:rFonts w:ascii="ae_AlArabiya" w:hAnsi="ae_AlArabiya" w:cs="ae_AlArabiya"/>
-          <w:sz w:val="28"/>
+          <w:rFonts w:ascii="Segoe UI" w:hAnsi="Segoe UI" w:cs="Segoe UI"/>
           <w:szCs w:val="28"/>
           <w:lang w:val="fr-FR"/>
         </w:rPr>
@@ -830,11 +793,13 @@
       <w:pPr>
         <w:pStyle w:val="Heading2"/>
         <w:rPr>
-          <w:lang w:val="fr-FR"/>
-        </w:rPr>
-      </w:pPr>
-      <w:r>
-        <w:rPr>
+          <w:rFonts w:cs="Segoe UI"/>
+          <w:lang w:val="fr-FR"/>
+        </w:rPr>
+      </w:pPr>
+      <w:r>
+        <w:rPr>
+          <w:rFonts w:cs="Segoe UI"/>
           <w:lang w:val="fr-FR"/>
         </w:rPr>
         <w:t>Chapitre 3 : Conception.</w:t>
@@ -848,16 +813,14 @@
           <w:numId w:val="7"/>
         </w:numPr>
         <w:rPr>
-          <w:rFonts w:ascii="ae_AlArabiya" w:hAnsi="ae_AlArabiya" w:cs="ae_AlArabiya"/>
-          <w:sz w:val="28"/>
-          <w:szCs w:val="28"/>
-          <w:lang w:val="fr-FR"/>
-        </w:rPr>
-      </w:pPr>
-      <w:r>
-        <w:rPr>
-          <w:rFonts w:ascii="ae_AlArabiya" w:hAnsi="ae_AlArabiya" w:cs="ae_AlArabiya"/>
-          <w:sz w:val="28"/>
+          <w:rFonts w:ascii="Segoe UI" w:hAnsi="Segoe UI" w:cs="Segoe UI"/>
+          <w:szCs w:val="28"/>
+          <w:lang w:val="fr-FR"/>
+        </w:rPr>
+      </w:pPr>
+      <w:r>
+        <w:rPr>
+          <w:rFonts w:ascii="Segoe UI" w:hAnsi="Segoe UI" w:cs="Segoe UI"/>
           <w:szCs w:val="28"/>
           <w:lang w:val="fr-FR"/>
         </w:rPr>
@@ -865,8 +828,7 @@
       </w:r>
       <w:r>
         <w:rPr>
-          <w:rFonts w:ascii="ae_AlArabiya" w:hAnsi="ae_AlArabiya" w:cs="ae_AlArabiya"/>
-          <w:sz w:val="28"/>
+          <w:rFonts w:ascii="Segoe UI" w:hAnsi="Segoe UI" w:cs="Segoe UI"/>
           <w:szCs w:val="28"/>
           <w:lang w:val="fr-FR"/>
         </w:rPr>
@@ -881,16 +843,14 @@
           <w:numId w:val="7"/>
         </w:numPr>
         <w:rPr>
-          <w:rFonts w:ascii="ae_AlArabiya" w:hAnsi="ae_AlArabiya" w:cs="ae_AlArabiya"/>
-          <w:sz w:val="28"/>
-          <w:szCs w:val="28"/>
-          <w:lang w:val="fr-FR"/>
-        </w:rPr>
-      </w:pPr>
-      <w:r>
-        <w:rPr>
-          <w:rFonts w:ascii="ae_AlArabiya" w:hAnsi="ae_AlArabiya" w:cs="ae_AlArabiya"/>
-          <w:sz w:val="28"/>
+          <w:rFonts w:ascii="Segoe UI" w:hAnsi="Segoe UI" w:cs="Segoe UI"/>
+          <w:szCs w:val="28"/>
+          <w:lang w:val="fr-FR"/>
+        </w:rPr>
+      </w:pPr>
+      <w:r>
+        <w:rPr>
+          <w:rFonts w:ascii="Segoe UI" w:hAnsi="Segoe UI" w:cs="Segoe UI"/>
           <w:szCs w:val="28"/>
           <w:lang w:val="fr-FR"/>
         </w:rPr>
@@ -898,8 +858,7 @@
       </w:r>
       <w:r>
         <w:rPr>
-          <w:rFonts w:ascii="ae_AlArabiya" w:hAnsi="ae_AlArabiya" w:cs="ae_AlArabiya"/>
-          <w:sz w:val="28"/>
+          <w:rFonts w:ascii="Segoe UI" w:hAnsi="Segoe UI" w:cs="Segoe UI"/>
           <w:szCs w:val="28"/>
           <w:lang w:val="fr-FR"/>
         </w:rPr>
@@ -914,16 +873,14 @@
           <w:numId w:val="7"/>
         </w:numPr>
         <w:rPr>
-          <w:rFonts w:ascii="ae_AlArabiya" w:hAnsi="ae_AlArabiya" w:cs="ae_AlArabiya"/>
-          <w:sz w:val="28"/>
-          <w:szCs w:val="28"/>
-          <w:lang w:val="fr-FR"/>
-        </w:rPr>
-      </w:pPr>
-      <w:r>
-        <w:rPr>
-          <w:rFonts w:ascii="ae_AlArabiya" w:hAnsi="ae_AlArabiya" w:cs="ae_AlArabiya"/>
-          <w:sz w:val="28"/>
+          <w:rFonts w:ascii="Segoe UI" w:hAnsi="Segoe UI" w:cs="Segoe UI"/>
+          <w:szCs w:val="28"/>
+          <w:lang w:val="fr-FR"/>
+        </w:rPr>
+      </w:pPr>
+      <w:r>
+        <w:rPr>
+          <w:rFonts w:ascii="Segoe UI" w:hAnsi="Segoe UI" w:cs="Segoe UI"/>
           <w:szCs w:val="28"/>
           <w:lang w:val="fr-FR"/>
         </w:rPr>
@@ -938,16 +895,14 @@
           <w:numId w:val="7"/>
         </w:numPr>
         <w:rPr>
-          <w:rFonts w:ascii="ae_AlArabiya" w:hAnsi="ae_AlArabiya" w:cs="ae_AlArabiya"/>
-          <w:sz w:val="28"/>
-          <w:szCs w:val="28"/>
-          <w:lang w:val="fr-FR"/>
-        </w:rPr>
-      </w:pPr>
-      <w:r>
-        <w:rPr>
-          <w:rFonts w:ascii="ae_AlArabiya" w:hAnsi="ae_AlArabiya" w:cs="ae_AlArabiya"/>
-          <w:sz w:val="28"/>
+          <w:rFonts w:ascii="Segoe UI" w:hAnsi="Segoe UI" w:cs="Segoe UI"/>
+          <w:szCs w:val="28"/>
+          <w:lang w:val="fr-FR"/>
+        </w:rPr>
+      </w:pPr>
+      <w:r>
+        <w:rPr>
+          <w:rFonts w:ascii="Segoe UI" w:hAnsi="Segoe UI" w:cs="Segoe UI"/>
           <w:szCs w:val="28"/>
           <w:lang w:val="fr-FR"/>
         </w:rPr>
@@ -962,16 +917,14 @@
           <w:numId w:val="7"/>
         </w:numPr>
         <w:rPr>
-          <w:rFonts w:ascii="ae_AlArabiya" w:hAnsi="ae_AlArabiya" w:cs="ae_AlArabiya"/>
-          <w:sz w:val="28"/>
-          <w:szCs w:val="28"/>
-          <w:lang w:val="fr-FR"/>
-        </w:rPr>
-      </w:pPr>
-      <w:r>
-        <w:rPr>
-          <w:rFonts w:ascii="ae_AlArabiya" w:hAnsi="ae_AlArabiya" w:cs="ae_AlArabiya"/>
-          <w:sz w:val="28"/>
+          <w:rFonts w:ascii="Segoe UI" w:hAnsi="Segoe UI" w:cs="Segoe UI"/>
+          <w:szCs w:val="28"/>
+          <w:lang w:val="fr-FR"/>
+        </w:rPr>
+      </w:pPr>
+      <w:r>
+        <w:rPr>
+          <w:rFonts w:ascii="Segoe UI" w:hAnsi="Segoe UI" w:cs="Segoe UI"/>
           <w:szCs w:val="28"/>
           <w:lang w:val="fr-FR"/>
         </w:rPr>
@@ -986,16 +939,14 @@
           <w:numId w:val="7"/>
         </w:numPr>
         <w:rPr>
-          <w:rFonts w:ascii="ae_AlArabiya" w:hAnsi="ae_AlArabiya" w:cs="ae_AlArabiya"/>
-          <w:sz w:val="28"/>
-          <w:szCs w:val="28"/>
-          <w:lang w:val="fr-FR"/>
-        </w:rPr>
-      </w:pPr>
-      <w:r>
-        <w:rPr>
-          <w:rFonts w:ascii="ae_AlArabiya" w:hAnsi="ae_AlArabiya" w:cs="ae_AlArabiya"/>
-          <w:sz w:val="28"/>
+          <w:rFonts w:ascii="Segoe UI" w:hAnsi="Segoe UI" w:cs="Segoe UI"/>
+          <w:szCs w:val="28"/>
+          <w:lang w:val="fr-FR"/>
+        </w:rPr>
+      </w:pPr>
+      <w:r>
+        <w:rPr>
+          <w:rFonts w:ascii="Segoe UI" w:hAnsi="Segoe UI" w:cs="Segoe UI"/>
           <w:szCs w:val="28"/>
           <w:lang w:val="fr-FR"/>
         </w:rPr>
@@ -1006,8 +957,7 @@
       <w:pPr>
         <w:pStyle w:val="ListParagraph"/>
         <w:rPr>
-          <w:rFonts w:ascii="ae_AlArabiya" w:hAnsi="ae_AlArabiya" w:cs="ae_AlArabiya"/>
-          <w:sz w:val="28"/>
+          <w:rFonts w:ascii="Segoe UI" w:hAnsi="Segoe UI" w:cs="Segoe UI"/>
           <w:szCs w:val="28"/>
           <w:lang w:val="fr-FR"/>
         </w:rPr>
@@ -1017,8 +967,7 @@
       <w:pPr>
         <w:pStyle w:val="ListParagraph"/>
         <w:rPr>
-          <w:rFonts w:ascii="ae_AlArabiya" w:hAnsi="ae_AlArabiya" w:cs="ae_AlArabiya"/>
-          <w:sz w:val="28"/>
+          <w:rFonts w:ascii="Segoe UI" w:hAnsi="Segoe UI" w:cs="Segoe UI"/>
           <w:szCs w:val="28"/>
           <w:lang w:val="fr-FR"/>
         </w:rPr>
@@ -1028,8 +977,7 @@
       <w:pPr>
         <w:pStyle w:val="ListParagraph"/>
         <w:rPr>
-          <w:rFonts w:ascii="ae_AlArabiya" w:hAnsi="ae_AlArabiya" w:cs="ae_AlArabiya"/>
-          <w:sz w:val="28"/>
+          <w:rFonts w:ascii="Segoe UI" w:hAnsi="Segoe UI" w:cs="Segoe UI"/>
           <w:szCs w:val="28"/>
           <w:lang w:val="fr-FR"/>
         </w:rPr>
@@ -1039,8 +987,7 @@
       <w:pPr>
         <w:pStyle w:val="ListParagraph"/>
         <w:rPr>
-          <w:rFonts w:ascii="ae_AlArabiya" w:hAnsi="ae_AlArabiya" w:cs="ae_AlArabiya"/>
-          <w:sz w:val="28"/>
+          <w:rFonts w:ascii="Segoe UI" w:hAnsi="Segoe UI" w:cs="Segoe UI"/>
           <w:szCs w:val="28"/>
           <w:lang w:val="fr-FR"/>
         </w:rPr>
@@ -1050,8 +997,7 @@
       <w:pPr>
         <w:pStyle w:val="ListParagraph"/>
         <w:rPr>
-          <w:rFonts w:ascii="ae_AlArabiya" w:hAnsi="ae_AlArabiya" w:cs="ae_AlArabiya"/>
-          <w:sz w:val="28"/>
+          <w:rFonts w:ascii="Segoe UI" w:hAnsi="Segoe UI" w:cs="Segoe UI"/>
           <w:szCs w:val="28"/>
           <w:lang w:val="fr-FR"/>
         </w:rPr>
@@ -1061,7 +1007,7 @@
       <w:pPr>
         <w:pStyle w:val="ListParagraph"/>
         <w:rPr>
-          <w:rFonts w:ascii="ae_AlArabiya" w:hAnsi="ae_AlArabiya" w:cs="ae_AlArabiya"/>
+          <w:rFonts w:ascii="Segoe UI" w:hAnsi="Segoe UI" w:cs="Segoe UI"/>
           <w:sz w:val="40"/>
           <w:szCs w:val="40"/>
           <w:lang w:val="fr-FR"/>
@@ -1072,23 +1018,28 @@
       <w:pPr>
         <w:pStyle w:val="Heading1"/>
         <w:rPr>
-          <w:lang w:val="fr-FR"/>
-        </w:rPr>
-      </w:pPr>
-      <w:r>
-        <w:rPr>
-          <w:lang w:val="fr-FR"/>
-        </w:rPr>
+          <w:rFonts w:cs="Segoe UI"/>
+          <w:lang w:val="fr-FR"/>
+        </w:rPr>
+      </w:pPr>
+      <w:r>
+        <w:rPr>
+          <w:rFonts w:cs="Segoe UI"/>
+          <w:lang w:val="fr-FR"/>
+        </w:rPr>
+        <w:lastRenderedPageBreak/>
         <w:t xml:space="preserve">Chapitre 1 : </w:t>
       </w:r>
       <w:r>
         <w:rPr>
+          <w:rFonts w:cs="Segoe UI"/>
           <w:lang w:val="fr-FR"/>
         </w:rPr>
         <w:t>Introduction Générale</w:t>
       </w:r>
       <w:r>
         <w:rPr>
+          <w:rFonts w:cs="Segoe UI"/>
           <w:lang w:val="fr-FR"/>
         </w:rPr>
         <w:t>.</w:t>
@@ -1097,7 +1048,7 @@
     <w:p>
       <w:pPr>
         <w:rPr>
-          <w:rFonts w:ascii="ae_AlArabiya" w:hAnsi="ae_AlArabiya" w:cs="ae_AlArabiya"/>
+          <w:rFonts w:ascii="Segoe UI" w:hAnsi="Segoe UI" w:cs="Segoe UI"/>
           <w:sz w:val="40"/>
           <w:szCs w:val="40"/>
           <w:lang w:val="fr-FR"/>
@@ -1112,11 +1063,13 @@
           <w:numId w:val="15"/>
         </w:numPr>
         <w:rPr>
-          <w:lang w:val="fr-FR"/>
-        </w:rPr>
-      </w:pPr>
-      <w:r>
-        <w:rPr>
+          <w:rFonts w:cs="Segoe UI"/>
+          <w:lang w:val="fr-FR"/>
+        </w:rPr>
+      </w:pPr>
+      <w:r>
+        <w:rPr>
+          <w:rFonts w:cs="Segoe UI"/>
           <w:lang w:val="fr-FR"/>
         </w:rPr>
         <w:t>Remerciement.</w:t>
@@ -1125,23 +1078,22 @@
     <w:p>
       <w:pPr>
         <w:rPr>
-          <w:lang w:val="fr-FR"/>
-        </w:rPr>
-      </w:pPr>
-    </w:p>
-    <w:p>
-      <w:pPr>
-        <w:rPr>
-          <w:rFonts w:ascii="ae_AlArabiya" w:hAnsi="ae_AlArabiya" w:cs="ae_AlArabiya"/>
-          <w:sz w:val="28"/>
-          <w:szCs w:val="28"/>
-          <w:lang w:val="fr-FR"/>
-        </w:rPr>
-      </w:pPr>
-      <w:r>
-        <w:rPr>
-          <w:rFonts w:ascii="ae_AlArabiya" w:hAnsi="ae_AlArabiya" w:cs="ae_AlArabiya"/>
-          <w:sz w:val="28"/>
+          <w:rFonts w:ascii="Segoe UI" w:hAnsi="Segoe UI" w:cs="Segoe UI"/>
+          <w:lang w:val="fr-FR"/>
+        </w:rPr>
+      </w:pPr>
+    </w:p>
+    <w:p>
+      <w:pPr>
+        <w:rPr>
+          <w:rFonts w:ascii="Segoe UI" w:hAnsi="Segoe UI" w:cs="Segoe UI"/>
+          <w:szCs w:val="28"/>
+          <w:lang w:val="fr-FR"/>
+        </w:rPr>
+      </w:pPr>
+      <w:r>
+        <w:rPr>
+          <w:rFonts w:ascii="Segoe UI" w:hAnsi="Segoe UI" w:cs="Segoe UI"/>
           <w:szCs w:val="28"/>
           <w:lang w:val="fr-FR"/>
         </w:rPr>
@@ -1149,8 +1101,7 @@
       </w:r>
       <w:r>
         <w:rPr>
-          <w:rFonts w:ascii="ae_AlArabiya" w:hAnsi="ae_AlArabiya" w:cs="ae_AlArabiya"/>
-          <w:sz w:val="28"/>
+          <w:rFonts w:ascii="Segoe UI" w:hAnsi="Segoe UI" w:cs="Segoe UI"/>
           <w:szCs w:val="28"/>
           <w:lang w:val="fr-FR"/>
         </w:rPr>
@@ -1158,8 +1109,7 @@
       </w:r>
       <w:r>
         <w:rPr>
-          <w:rFonts w:ascii="ae_AlArabiya" w:hAnsi="ae_AlArabiya" w:cs="ae_AlArabiya"/>
-          <w:sz w:val="28"/>
+          <w:rFonts w:ascii="Segoe UI" w:hAnsi="Segoe UI" w:cs="Segoe UI"/>
           <w:szCs w:val="28"/>
           <w:lang w:val="fr-FR"/>
         </w:rPr>
@@ -1167,8 +1117,7 @@
       </w:r>
       <w:r>
         <w:rPr>
-          <w:rFonts w:ascii="ae_AlArabiya" w:hAnsi="ae_AlArabiya" w:cs="ae_AlArabiya"/>
-          <w:sz w:val="28"/>
+          <w:rFonts w:ascii="Segoe UI" w:hAnsi="Segoe UI" w:cs="Segoe UI"/>
           <w:szCs w:val="28"/>
           <w:lang w:val="fr-FR"/>
         </w:rPr>
@@ -1176,8 +1125,7 @@
       </w:r>
       <w:r>
         <w:rPr>
-          <w:rFonts w:ascii="ae_AlArabiya" w:hAnsi="ae_AlArabiya" w:cs="ae_AlArabiya"/>
-          <w:sz w:val="28"/>
+          <w:rFonts w:ascii="Segoe UI" w:hAnsi="Segoe UI" w:cs="Segoe UI"/>
           <w:szCs w:val="28"/>
           <w:lang w:val="fr-FR"/>
         </w:rPr>
@@ -1185,8 +1133,7 @@
       </w:r>
       <w:r>
         <w:rPr>
-          <w:rFonts w:ascii="ae_AlArabiya" w:hAnsi="ae_AlArabiya" w:cs="ae_AlArabiya"/>
-          <w:sz w:val="28"/>
+          <w:rFonts w:ascii="Segoe UI" w:hAnsi="Segoe UI" w:cs="Segoe UI"/>
           <w:szCs w:val="28"/>
           <w:lang w:val="fr-FR"/>
         </w:rPr>
@@ -1194,8 +1141,7 @@
       </w:r>
       <w:r>
         <w:rPr>
-          <w:rFonts w:ascii="ae_AlArabiya" w:hAnsi="ae_AlArabiya" w:cs="ae_AlArabiya"/>
-          <w:sz w:val="28"/>
+          <w:rFonts w:ascii="Segoe UI" w:hAnsi="Segoe UI" w:cs="Segoe UI"/>
           <w:szCs w:val="28"/>
           <w:lang w:val="fr-FR"/>
         </w:rPr>
@@ -1203,8 +1149,7 @@
       </w:r>
       <w:r>
         <w:rPr>
-          <w:rFonts w:ascii="ae_AlArabiya" w:hAnsi="ae_AlArabiya" w:cs="ae_AlArabiya"/>
-          <w:sz w:val="28"/>
+          <w:rFonts w:ascii="Segoe UI" w:hAnsi="Segoe UI" w:cs="Segoe UI"/>
           <w:szCs w:val="28"/>
           <w:lang w:val="fr-FR"/>
         </w:rPr>
@@ -1212,8 +1157,7 @@
       </w:r>
       <w:r>
         <w:rPr>
-          <w:rFonts w:ascii="ae_AlArabiya" w:hAnsi="ae_AlArabiya" w:cs="ae_AlArabiya"/>
-          <w:sz w:val="28"/>
+          <w:rFonts w:ascii="Segoe UI" w:hAnsi="Segoe UI" w:cs="Segoe UI"/>
           <w:szCs w:val="28"/>
           <w:lang w:val="fr-FR"/>
         </w:rPr>
@@ -1221,8 +1165,7 @@
       </w:r>
       <w:r>
         <w:rPr>
-          <w:rFonts w:ascii="ae_AlArabiya" w:hAnsi="ae_AlArabiya" w:cs="ae_AlArabiya"/>
-          <w:sz w:val="28"/>
+          <w:rFonts w:ascii="Segoe UI" w:hAnsi="Segoe UI" w:cs="Segoe UI"/>
           <w:szCs w:val="28"/>
           <w:lang w:val="fr-FR"/>
         </w:rPr>
@@ -1230,8 +1173,7 @@
       </w:r>
       <w:r>
         <w:rPr>
-          <w:rFonts w:ascii="ae_AlArabiya" w:hAnsi="ae_AlArabiya" w:cs="ae_AlArabiya"/>
-          <w:sz w:val="28"/>
+          <w:rFonts w:ascii="Segoe UI" w:hAnsi="Segoe UI" w:cs="Segoe UI"/>
           <w:szCs w:val="28"/>
           <w:lang w:val="fr-FR"/>
         </w:rPr>
@@ -1239,8 +1181,7 @@
       </w:r>
       <w:r>
         <w:rPr>
-          <w:rFonts w:ascii="ae_AlArabiya" w:hAnsi="ae_AlArabiya" w:cs="ae_AlArabiya"/>
-          <w:sz w:val="28"/>
+          <w:rFonts w:ascii="Segoe UI" w:hAnsi="Segoe UI" w:cs="Segoe UI"/>
           <w:szCs w:val="28"/>
           <w:lang w:val="fr-FR"/>
         </w:rPr>
@@ -1248,8 +1189,7 @@
       </w:r>
       <w:r>
         <w:rPr>
-          <w:rFonts w:ascii="ae_AlArabiya" w:hAnsi="ae_AlArabiya" w:cs="ae_AlArabiya"/>
-          <w:sz w:val="28"/>
+          <w:rFonts w:ascii="Segoe UI" w:hAnsi="Segoe UI" w:cs="Segoe UI"/>
           <w:szCs w:val="28"/>
           <w:lang w:val="fr-FR"/>
         </w:rPr>
@@ -1259,7 +1199,7 @@
     <w:p>
       <w:pPr>
         <w:rPr>
-          <w:rFonts w:ascii="ae_AlArabiya" w:hAnsi="ae_AlArabiya" w:cs="ae_AlArabiya"/>
+          <w:rFonts w:ascii="Segoe UI" w:hAnsi="Segoe UI" w:cs="Segoe UI"/>
           <w:sz w:val="40"/>
           <w:szCs w:val="40"/>
           <w:lang w:val="fr-FR"/>
@@ -1274,11 +1214,13 @@
           <w:numId w:val="15"/>
         </w:numPr>
         <w:rPr>
-          <w:lang w:val="fr-FR"/>
-        </w:rPr>
-      </w:pPr>
-      <w:r>
-        <w:rPr>
+          <w:rFonts w:cs="Segoe UI"/>
+          <w:lang w:val="fr-FR"/>
+        </w:rPr>
+      </w:pPr>
+      <w:r>
+        <w:rPr>
+          <w:rFonts w:cs="Segoe UI"/>
           <w:lang w:val="fr-FR"/>
         </w:rPr>
         <w:t>Résumé.</w:t>
@@ -1287,23 +1229,22 @@
     <w:p>
       <w:pPr>
         <w:rPr>
-          <w:lang w:val="fr-FR"/>
-        </w:rPr>
-      </w:pPr>
-    </w:p>
-    <w:p>
-      <w:pPr>
-        <w:rPr>
-          <w:rFonts w:ascii="ae_AlArabiya" w:hAnsi="ae_AlArabiya" w:cs="ae_AlArabiya"/>
-          <w:sz w:val="28"/>
-          <w:szCs w:val="28"/>
-          <w:lang w:val="fr-FR"/>
-        </w:rPr>
-      </w:pPr>
-      <w:r>
-        <w:rPr>
-          <w:rFonts w:ascii="ae_AlArabiya" w:hAnsi="ae_AlArabiya" w:cs="ae_AlArabiya"/>
-          <w:sz w:val="28"/>
+          <w:rFonts w:ascii="Segoe UI" w:hAnsi="Segoe UI" w:cs="Segoe UI"/>
+          <w:lang w:val="fr-FR"/>
+        </w:rPr>
+      </w:pPr>
+    </w:p>
+    <w:p>
+      <w:pPr>
+        <w:rPr>
+          <w:rFonts w:ascii="Segoe UI" w:hAnsi="Segoe UI" w:cs="Segoe UI"/>
+          <w:szCs w:val="28"/>
+          <w:lang w:val="fr-FR"/>
+        </w:rPr>
+      </w:pPr>
+      <w:r>
+        <w:rPr>
+          <w:rFonts w:ascii="Segoe UI" w:hAnsi="Segoe UI" w:cs="Segoe UI"/>
           <w:szCs w:val="28"/>
           <w:lang w:val="fr-FR"/>
         </w:rPr>
@@ -1311,8 +1252,7 @@
       </w:r>
       <w:r>
         <w:rPr>
-          <w:rFonts w:ascii="ae_AlArabiya" w:hAnsi="ae_AlArabiya" w:cs="ae_AlArabiya"/>
-          <w:sz w:val="28"/>
+          <w:rFonts w:ascii="Segoe UI" w:hAnsi="Segoe UI" w:cs="Segoe UI"/>
           <w:szCs w:val="28"/>
           <w:lang w:val="fr-FR"/>
         </w:rPr>
@@ -1320,8 +1260,7 @@
       </w:r>
       <w:r>
         <w:rPr>
-          <w:rFonts w:ascii="ae_AlArabiya" w:hAnsi="ae_AlArabiya" w:cs="ae_AlArabiya"/>
-          <w:sz w:val="28"/>
+          <w:rFonts w:ascii="Segoe UI" w:hAnsi="Segoe UI" w:cs="Segoe UI"/>
           <w:szCs w:val="28"/>
           <w:lang w:val="fr-FR"/>
         </w:rPr>
@@ -1329,8 +1268,7 @@
       </w:r>
       <w:r>
         <w:rPr>
-          <w:rFonts w:ascii="ae_AlArabiya" w:hAnsi="ae_AlArabiya" w:cs="ae_AlArabiya"/>
-          <w:sz w:val="28"/>
+          <w:rFonts w:ascii="Segoe UI" w:hAnsi="Segoe UI" w:cs="Segoe UI"/>
           <w:szCs w:val="28"/>
           <w:lang w:val="fr-FR"/>
         </w:rPr>
@@ -1338,8 +1276,7 @@
       </w:r>
       <w:r>
         <w:rPr>
-          <w:rFonts w:ascii="ae_AlArabiya" w:hAnsi="ae_AlArabiya" w:cs="ae_AlArabiya"/>
-          <w:sz w:val="28"/>
+          <w:rFonts w:ascii="Segoe UI" w:hAnsi="Segoe UI" w:cs="Segoe UI"/>
           <w:szCs w:val="28"/>
           <w:lang w:val="fr-FR"/>
         </w:rPr>
@@ -1347,8 +1284,7 @@
       </w:r>
       <w:r>
         <w:rPr>
-          <w:rFonts w:ascii="ae_AlArabiya" w:hAnsi="ae_AlArabiya" w:cs="ae_AlArabiya"/>
-          <w:sz w:val="28"/>
+          <w:rFonts w:ascii="Segoe UI" w:hAnsi="Segoe UI" w:cs="Segoe UI"/>
           <w:szCs w:val="28"/>
           <w:lang w:val="fr-FR"/>
         </w:rPr>
@@ -1358,7 +1294,7 @@
     <w:p>
       <w:pPr>
         <w:rPr>
-          <w:rFonts w:ascii="ae_AlArabiya" w:hAnsi="ae_AlArabiya" w:cs="ae_AlArabiya"/>
+          <w:rFonts w:ascii="Segoe UI" w:hAnsi="Segoe UI" w:cs="Segoe UI"/>
           <w:sz w:val="40"/>
           <w:szCs w:val="40"/>
           <w:lang w:val="fr-FR"/>
@@ -1373,11 +1309,13 @@
           <w:numId w:val="15"/>
         </w:numPr>
         <w:rPr>
-          <w:lang w:val="fr-FR"/>
-        </w:rPr>
-      </w:pPr>
-      <w:r>
-        <w:rPr>
+          <w:rFonts w:cs="Segoe UI"/>
+          <w:lang w:val="fr-FR"/>
+        </w:rPr>
+      </w:pPr>
+      <w:r>
+        <w:rPr>
+          <w:rFonts w:cs="Segoe UI"/>
           <w:lang w:val="fr-FR"/>
         </w:rPr>
         <w:t>Présentation de projet.</w:t>
@@ -1386,23 +1324,22 @@
     <w:p>
       <w:pPr>
         <w:rPr>
-          <w:lang w:val="fr-FR"/>
-        </w:rPr>
-      </w:pPr>
-    </w:p>
-    <w:p>
-      <w:pPr>
-        <w:rPr>
-          <w:rFonts w:ascii="ae_AlArabiya" w:hAnsi="ae_AlArabiya" w:cs="ae_AlArabiya"/>
-          <w:sz w:val="28"/>
-          <w:szCs w:val="28"/>
-          <w:lang w:val="fr-FR"/>
-        </w:rPr>
-      </w:pPr>
-      <w:r>
-        <w:rPr>
-          <w:rFonts w:ascii="ae_AlArabiya" w:hAnsi="ae_AlArabiya" w:cs="ae_AlArabiya"/>
-          <w:sz w:val="28"/>
+          <w:rFonts w:ascii="Segoe UI" w:hAnsi="Segoe UI" w:cs="Segoe UI"/>
+          <w:lang w:val="fr-FR"/>
+        </w:rPr>
+      </w:pPr>
+    </w:p>
+    <w:p>
+      <w:pPr>
+        <w:rPr>
+          <w:rFonts w:ascii="Segoe UI" w:hAnsi="Segoe UI" w:cs="Segoe UI"/>
+          <w:szCs w:val="28"/>
+          <w:lang w:val="fr-FR"/>
+        </w:rPr>
+      </w:pPr>
+      <w:r>
+        <w:rPr>
+          <w:rFonts w:ascii="Segoe UI" w:hAnsi="Segoe UI" w:cs="Segoe UI"/>
           <w:szCs w:val="28"/>
           <w:lang w:val="fr-FR"/>
         </w:rPr>
@@ -1412,26 +1349,22 @@
     <w:p>
       <w:pPr>
         <w:rPr>
-          <w:rFonts w:ascii="ae_AlArabiya" w:hAnsi="ae_AlArabiya" w:cs="ae_AlArabiya"/>
-          <w:sz w:val="28"/>
-          <w:szCs w:val="28"/>
-          <w:lang w:val="fr-FR"/>
-        </w:rPr>
-      </w:pPr>
-      <w:r>
-        <w:rPr>
-          <w:rFonts w:ascii="ae_AlArabiya" w:hAnsi="ae_AlArabiya" w:cs="ae_AlArabiya"/>
-          <w:sz w:val="28"/>
-          <w:szCs w:val="28"/>
-          <w:lang w:val="fr-FR"/>
-        </w:rPr>
-        <w:lastRenderedPageBreak/>
+          <w:rFonts w:ascii="Segoe UI" w:hAnsi="Segoe UI" w:cs="Segoe UI"/>
+          <w:szCs w:val="28"/>
+          <w:lang w:val="fr-FR"/>
+        </w:rPr>
+      </w:pPr>
+      <w:r>
+        <w:rPr>
+          <w:rFonts w:ascii="Segoe UI" w:hAnsi="Segoe UI" w:cs="Segoe UI"/>
+          <w:szCs w:val="28"/>
+          <w:lang w:val="fr-FR"/>
+        </w:rPr>
         <w:t xml:space="preserve">L’application est sous forme d’un ancien jeu japonaise qu’il s’appelle « «, il permet à deux </w:t>
       </w:r>
       <w:r>
         <w:rPr>
-          <w:rFonts w:ascii="ae_AlArabiya" w:hAnsi="ae_AlArabiya" w:cs="ae_AlArabiya"/>
-          <w:sz w:val="28"/>
+          <w:rFonts w:ascii="Segoe UI" w:hAnsi="Segoe UI" w:cs="Segoe UI"/>
           <w:szCs w:val="28"/>
           <w:lang w:val="fr-FR"/>
         </w:rPr>
@@ -1439,8 +1372,7 @@
       </w:r>
       <w:r>
         <w:rPr>
-          <w:rFonts w:ascii="ae_AlArabiya" w:hAnsi="ae_AlArabiya" w:cs="ae_AlArabiya"/>
-          <w:sz w:val="28"/>
+          <w:rFonts w:ascii="Segoe UI" w:hAnsi="Segoe UI" w:cs="Segoe UI"/>
           <w:szCs w:val="28"/>
           <w:lang w:val="fr-FR"/>
         </w:rPr>
@@ -1450,8 +1382,7 @@
     <w:p>
       <w:pPr>
         <w:rPr>
-          <w:rFonts w:ascii="ae_AlArabiya" w:hAnsi="ae_AlArabiya" w:cs="ae_AlArabiya"/>
-          <w:sz w:val="28"/>
+          <w:rFonts w:ascii="Segoe UI" w:hAnsi="Segoe UI" w:cs="Segoe UI"/>
           <w:szCs w:val="28"/>
           <w:lang w:val="fr-FR"/>
         </w:rPr>
@@ -1461,7 +1392,7 @@
       <w:pPr>
         <w:pStyle w:val="Heading1"/>
         <w:rPr>
-          <w:rFonts w:ascii="ae_AlArabiya" w:hAnsi="ae_AlArabiya" w:cs="ae_AlArabiya"/>
+          <w:rFonts w:cs="Segoe UI"/>
           <w:sz w:val="40"/>
           <w:szCs w:val="40"/>
           <w:lang w:val="fr-FR"/>
@@ -1469,12 +1400,15 @@
       </w:pPr>
       <w:r>
         <w:rPr>
-          <w:lang w:val="fr-FR"/>
-        </w:rPr>
+          <w:rFonts w:cs="Segoe UI"/>
+          <w:lang w:val="fr-FR"/>
+        </w:rPr>
+        <w:lastRenderedPageBreak/>
         <w:t xml:space="preserve">Chapitre 2 : </w:t>
       </w:r>
       <w:r>
         <w:rPr>
+          <w:rFonts w:cs="Segoe UI"/>
           <w:lang w:val="fr-FR"/>
         </w:rPr>
         <w:t>Gestion du projet.</w:t>
@@ -1501,23 +1435,27 @@
           <w:numId w:val="16"/>
         </w:numPr>
         <w:rPr>
-          <w:lang w:val="fr-FR"/>
-        </w:rPr>
-      </w:pPr>
-      <w:r>
-        <w:rPr>
+          <w:rFonts w:cs="Segoe UI"/>
+          <w:lang w:val="fr-FR"/>
+        </w:rPr>
+      </w:pPr>
+      <w:r>
+        <w:rPr>
+          <w:rFonts w:cs="Segoe UI"/>
           <w:lang w:val="fr-FR"/>
         </w:rPr>
         <w:t xml:space="preserve">Diagramme de </w:t>
       </w:r>
       <w:r>
         <w:rPr>
+          <w:rFonts w:cs="Segoe UI"/>
           <w:lang w:val="fr-FR"/>
         </w:rPr>
         <w:t>PERT</w:t>
       </w:r>
       <w:r>
         <w:rPr>
+          <w:rFonts w:cs="Segoe UI"/>
           <w:lang w:val="fr-FR"/>
         </w:rPr>
         <w:t>.</w:t>
@@ -1528,7 +1466,7 @@
         <w:pStyle w:val="ListParagraph"/>
         <w:ind w:left="1080"/>
         <w:rPr>
-          <w:rFonts w:ascii="ae_AlArabiya" w:hAnsi="ae_AlArabiya" w:cs="ae_AlArabiya"/>
+          <w:rFonts w:ascii="Segoe UI" w:hAnsi="Segoe UI" w:cs="Segoe UI"/>
           <w:b/>
           <w:bCs/>
           <w:sz w:val="32"/>
@@ -1542,17 +1480,20 @@
         <w:pStyle w:val="Heading2"/>
         <w:ind w:firstLine="720"/>
         <w:rPr>
-          <w:lang w:val="fr-FR"/>
-        </w:rPr>
-      </w:pPr>
-      <w:r>
-        <w:rPr>
+          <w:rFonts w:cs="Segoe UI"/>
+          <w:lang w:val="fr-FR"/>
+        </w:rPr>
+      </w:pPr>
+      <w:r>
+        <w:rPr>
+          <w:rFonts w:cs="Segoe UI"/>
           <w:lang w:val="fr-FR"/>
         </w:rPr>
         <w:t xml:space="preserve">1-1 </w:t>
       </w:r>
       <w:r>
         <w:rPr>
+          <w:rFonts w:cs="Segoe UI"/>
           <w:lang w:val="fr-FR"/>
         </w:rPr>
         <w:t>Identifier les taches.</w:t>
@@ -1562,7 +1503,7 @@
       <w:pPr>
         <w:ind w:left="720"/>
         <w:rPr>
-          <w:rFonts w:ascii="ae_AlArabiya" w:hAnsi="ae_AlArabiya" w:cs="ae_AlArabiya"/>
+          <w:rFonts w:ascii="Segoe UI" w:hAnsi="Segoe UI" w:cs="Segoe UI"/>
           <w:b/>
           <w:bCs/>
           <w:color w:val="595959" w:themeColor="text1" w:themeTint="A6"/>
@@ -1574,23 +1515,668 @@
     </w:p>
     <w:p>
       <w:pPr>
-        <w:rPr>
-          <w:rFonts w:ascii="ae_AlArabiya" w:hAnsi="ae_AlArabiya" w:cs="ae_AlArabiya"/>
+        <w:ind w:left="360" w:firstLine="360"/>
+        <w:rPr>
+          <w:rFonts w:ascii="Segoe UI" w:hAnsi="Segoe UI" w:cs="Segoe UI"/>
+          <w:b/>
+          <w:bCs/>
+          <w:color w:val="000000" w:themeColor="text1"/>
+          <w:sz w:val="32"/>
+          <w:szCs w:val="32"/>
+          <w:lang w:val="fr-FR"/>
+        </w:rPr>
+      </w:pPr>
+      <w:r>
+        <w:rPr>
+          <w:rFonts w:ascii="Segoe UI" w:hAnsi="Segoe UI" w:cs="Segoe UI"/>
+          <w:b/>
+          <w:bCs/>
+          <w:color w:val="000000" w:themeColor="text1"/>
+          <w:sz w:val="32"/>
+          <w:szCs w:val="32"/>
+          <w:lang w:val="fr-FR"/>
+        </w:rPr>
+        <w:t xml:space="preserve">Les taches d’une manière </w:t>
+      </w:r>
+      <w:r>
+        <w:rPr>
+          <w:rFonts w:ascii="Segoe UI" w:hAnsi="Segoe UI" w:cs="Segoe UI"/>
+          <w:b/>
+          <w:bCs/>
+          <w:color w:val="000000" w:themeColor="text1"/>
+          <w:sz w:val="32"/>
+          <w:szCs w:val="32"/>
+          <w:lang w:val="fr-FR"/>
+        </w:rPr>
+        <w:t>détaillée</w:t>
+      </w:r>
+      <w:r>
+        <w:rPr>
+          <w:rFonts w:ascii="Segoe UI" w:hAnsi="Segoe UI" w:cs="Segoe UI"/>
+          <w:b/>
+          <w:bCs/>
+          <w:color w:val="000000" w:themeColor="text1"/>
+          <w:sz w:val="32"/>
+          <w:szCs w:val="32"/>
+          <w:lang w:val="fr-FR"/>
+        </w:rPr>
+        <w:t> :</w:t>
+      </w:r>
+    </w:p>
+    <w:p>
+      <w:pPr>
+        <w:ind w:left="360" w:firstLine="360"/>
+        <w:rPr>
+          <w:rFonts w:ascii="Segoe UI" w:hAnsi="Segoe UI" w:cs="Segoe UI"/>
+          <w:b/>
+          <w:bCs/>
+          <w:color w:val="000000" w:themeColor="text1"/>
+          <w:sz w:val="32"/>
+          <w:szCs w:val="32"/>
+          <w:lang w:val="fr-FR"/>
+        </w:rPr>
+      </w:pPr>
+    </w:p>
+    <w:p>
+      <w:pPr>
+        <w:pStyle w:val="ListParagraph"/>
+        <w:numPr>
+          <w:ilvl w:val="0"/>
+          <w:numId w:val="17"/>
+        </w:numPr>
+        <w:spacing w:line="336" w:lineRule="auto"/>
+        <w:ind w:left="1077" w:hanging="357"/>
+        <w:rPr>
+          <w:rFonts w:ascii="Segoe UI" w:hAnsi="Segoe UI" w:cs="Segoe UI"/>
+          <w:lang w:val="fr-FR"/>
+        </w:rPr>
+      </w:pPr>
+      <w:r>
+        <w:rPr>
+          <w:rFonts w:ascii="Segoe UI" w:hAnsi="Segoe UI" w:cs="Segoe UI"/>
+          <w:lang w:val="fr-FR"/>
+        </w:rPr>
+        <w:t xml:space="preserve">Analyser les besoins : </w:t>
+      </w:r>
+      <w:r>
+        <w:rPr>
+          <w:rFonts w:ascii="Segoe UI" w:hAnsi="Segoe UI" w:cs="Segoe UI"/>
+          <w:b/>
+          <w:bCs/>
+          <w:lang w:val="fr-FR"/>
+        </w:rPr>
+        <w:t>Analyser les besoins du client.</w:t>
+      </w:r>
+    </w:p>
+    <w:p>
+      <w:pPr>
+        <w:pStyle w:val="ListParagraph"/>
+        <w:numPr>
+          <w:ilvl w:val="0"/>
+          <w:numId w:val="17"/>
+        </w:numPr>
+        <w:spacing w:line="336" w:lineRule="auto"/>
+        <w:ind w:left="1077" w:hanging="357"/>
+        <w:rPr>
+          <w:rFonts w:ascii="Segoe UI" w:hAnsi="Segoe UI" w:cs="Segoe UI"/>
+          <w:b/>
+          <w:bCs/>
+          <w:lang w:val="fr-FR"/>
+        </w:rPr>
+      </w:pPr>
+      <w:r>
+        <w:rPr>
+          <w:rFonts w:ascii="Segoe UI" w:hAnsi="Segoe UI" w:cs="Segoe UI"/>
+          <w:lang w:val="fr-FR"/>
+        </w:rPr>
+        <w:t>Définir les fonc</w:t>
+      </w:r>
+      <w:r>
+        <w:rPr>
+          <w:rFonts w:ascii="Segoe UI" w:hAnsi="Segoe UI" w:cs="Segoe UI"/>
+          <w:lang w:val="fr-FR"/>
+        </w:rPr>
+        <w:t>t</w:t>
+      </w:r>
+      <w:r>
+        <w:rPr>
+          <w:rFonts w:ascii="Segoe UI" w:hAnsi="Segoe UI" w:cs="Segoe UI"/>
+          <w:lang w:val="fr-FR"/>
+        </w:rPr>
+        <w:t>ionnalités</w:t>
+      </w:r>
+      <w:r>
+        <w:rPr>
+          <w:rFonts w:ascii="Segoe UI" w:hAnsi="Segoe UI" w:cs="Segoe UI"/>
+          <w:lang w:val="fr-FR"/>
+        </w:rPr>
+        <w:t xml:space="preserve"> : </w:t>
+      </w:r>
+      <w:r>
+        <w:rPr>
+          <w:rFonts w:ascii="Segoe UI" w:hAnsi="Segoe UI" w:cs="Segoe UI"/>
+          <w:b/>
+          <w:bCs/>
+          <w:lang w:val="fr-FR"/>
+        </w:rPr>
+        <w:t>Définir les fonc</w:t>
+      </w:r>
+      <w:r>
+        <w:rPr>
+          <w:rFonts w:ascii="Segoe UI" w:hAnsi="Segoe UI" w:cs="Segoe UI"/>
+          <w:b/>
+          <w:bCs/>
+          <w:lang w:val="fr-FR"/>
+        </w:rPr>
+        <w:t>t</w:t>
+      </w:r>
+      <w:r>
+        <w:rPr>
+          <w:rFonts w:ascii="Segoe UI" w:hAnsi="Segoe UI" w:cs="Segoe UI"/>
+          <w:b/>
+          <w:bCs/>
+          <w:lang w:val="fr-FR"/>
+        </w:rPr>
+        <w:t>ionnalités</w:t>
+      </w:r>
+      <w:r>
+        <w:rPr>
+          <w:rFonts w:ascii="Segoe UI" w:hAnsi="Segoe UI" w:cs="Segoe UI"/>
+          <w:b/>
+          <w:bCs/>
+          <w:lang w:val="fr-FR"/>
+        </w:rPr>
+        <w:t xml:space="preserve"> du système</w:t>
+      </w:r>
+      <w:r>
+        <w:rPr>
+          <w:rFonts w:ascii="Segoe UI" w:hAnsi="Segoe UI" w:cs="Segoe UI"/>
+          <w:b/>
+          <w:bCs/>
+          <w:lang w:val="fr-FR"/>
+        </w:rPr>
+        <w:t>.</w:t>
+      </w:r>
+      <w:r>
+        <w:rPr>
+          <w:rFonts w:ascii="Segoe UI" w:hAnsi="Segoe UI" w:cs="Segoe UI"/>
+          <w:b/>
+          <w:bCs/>
+          <w:lang w:val="fr-FR"/>
+        </w:rPr>
+        <w:t xml:space="preserve"> </w:t>
+      </w:r>
+    </w:p>
+    <w:p>
+      <w:pPr>
+        <w:pStyle w:val="ListParagraph"/>
+        <w:numPr>
+          <w:ilvl w:val="0"/>
+          <w:numId w:val="17"/>
+        </w:numPr>
+        <w:spacing w:line="336" w:lineRule="auto"/>
+        <w:ind w:left="1077" w:hanging="357"/>
+        <w:rPr>
+          <w:rFonts w:ascii="Segoe UI" w:hAnsi="Segoe UI" w:cs="Segoe UI"/>
+          <w:lang w:val="fr-FR"/>
+        </w:rPr>
+      </w:pPr>
+      <w:r>
+        <w:rPr>
+          <w:rFonts w:ascii="Segoe UI" w:hAnsi="Segoe UI" w:cs="Segoe UI"/>
+          <w:lang w:val="fr-FR"/>
+        </w:rPr>
+        <w:t xml:space="preserve">Définir les </w:t>
+      </w:r>
+      <w:r>
+        <w:rPr>
+          <w:rFonts w:ascii="Segoe UI" w:hAnsi="Segoe UI" w:cs="Segoe UI"/>
+          <w:lang w:val="fr-FR"/>
+        </w:rPr>
+        <w:t>meilleures</w:t>
+      </w:r>
+      <w:r>
+        <w:rPr>
+          <w:rFonts w:ascii="Segoe UI" w:hAnsi="Segoe UI" w:cs="Segoe UI"/>
+          <w:lang w:val="fr-FR"/>
+        </w:rPr>
+        <w:t xml:space="preserve"> solutions : </w:t>
+      </w:r>
+      <w:r>
+        <w:rPr>
+          <w:rFonts w:ascii="Segoe UI" w:hAnsi="Segoe UI" w:cs="Segoe UI"/>
+          <w:b/>
+          <w:bCs/>
+          <w:color w:val="000000" w:themeColor="text1"/>
+          <w:lang w:val="fr-FR"/>
+        </w:rPr>
+        <w:t>Etudier</w:t>
+      </w:r>
+      <w:r>
+        <w:rPr>
+          <w:rFonts w:ascii="Segoe UI" w:hAnsi="Segoe UI" w:cs="Segoe UI"/>
+          <w:b/>
+          <w:bCs/>
+          <w:color w:val="000000" w:themeColor="text1"/>
+          <w:lang w:val="fr-FR"/>
+        </w:rPr>
+        <w:t xml:space="preserve"> l'ensemble des solutions </w:t>
+      </w:r>
+      <w:r>
+        <w:rPr>
+          <w:rFonts w:ascii="Segoe UI" w:hAnsi="Segoe UI" w:cs="Segoe UI"/>
+          <w:b/>
+          <w:bCs/>
+          <w:color w:val="000000" w:themeColor="text1"/>
+          <w:lang w:val="fr-FR"/>
+        </w:rPr>
+        <w:t>techniques</w:t>
+      </w:r>
+      <w:r>
+        <w:rPr>
+          <w:rFonts w:ascii="Segoe UI" w:hAnsi="Segoe UI" w:cs="Segoe UI"/>
+          <w:b/>
+          <w:bCs/>
+          <w:color w:val="000000" w:themeColor="text1"/>
+          <w:lang w:val="fr-FR"/>
+        </w:rPr>
+        <w:t xml:space="preserve"> disponible</w:t>
+      </w:r>
+      <w:r>
+        <w:rPr>
+          <w:rFonts w:ascii="Segoe UI" w:hAnsi="Segoe UI" w:cs="Segoe UI"/>
+          <w:b/>
+          <w:bCs/>
+          <w:color w:val="000000" w:themeColor="text1"/>
+          <w:lang w:val="fr-FR"/>
+        </w:rPr>
+        <w:t>s</w:t>
+      </w:r>
+      <w:r>
+        <w:rPr>
+          <w:rFonts w:ascii="Segoe UI" w:hAnsi="Segoe UI" w:cs="Segoe UI"/>
+          <w:b/>
+          <w:bCs/>
+          <w:color w:val="000000" w:themeColor="text1"/>
+          <w:lang w:val="fr-FR"/>
+        </w:rPr>
+        <w:t>.</w:t>
+      </w:r>
+    </w:p>
+    <w:p>
+      <w:pPr>
+        <w:pStyle w:val="ListParagraph"/>
+        <w:numPr>
+          <w:ilvl w:val="0"/>
+          <w:numId w:val="17"/>
+        </w:numPr>
+        <w:spacing w:line="336" w:lineRule="auto"/>
+        <w:ind w:left="1077" w:hanging="357"/>
+        <w:rPr>
+          <w:rFonts w:ascii="Segoe UI" w:hAnsi="Segoe UI" w:cs="Segoe UI"/>
+          <w:lang w:val="fr-FR"/>
+        </w:rPr>
+      </w:pPr>
+      <w:r>
+        <w:rPr>
+          <w:rFonts w:ascii="Segoe UI" w:hAnsi="Segoe UI" w:cs="Segoe UI"/>
+          <w:lang w:val="fr-FR"/>
+        </w:rPr>
+        <w:t>Concevoir l’application</w:t>
+      </w:r>
+      <w:r>
+        <w:rPr>
+          <w:rFonts w:ascii="Segoe UI" w:hAnsi="Segoe UI" w:cs="Segoe UI"/>
+          <w:lang w:val="fr-FR"/>
+        </w:rPr>
+        <w:t xml:space="preserve"> : </w:t>
+      </w:r>
+      <w:r>
+        <w:rPr>
+          <w:rFonts w:ascii="Segoe UI" w:hAnsi="Segoe UI" w:cs="Segoe UI"/>
+          <w:b/>
+          <w:bCs/>
+          <w:lang w:val="fr-FR"/>
+        </w:rPr>
+        <w:t>La conception UML.</w:t>
+      </w:r>
+    </w:p>
+    <w:p>
+      <w:pPr>
+        <w:pStyle w:val="ListParagraph"/>
+        <w:numPr>
+          <w:ilvl w:val="0"/>
+          <w:numId w:val="17"/>
+        </w:numPr>
+        <w:spacing w:line="336" w:lineRule="auto"/>
+        <w:ind w:left="1077" w:hanging="357"/>
+        <w:rPr>
+          <w:rFonts w:ascii="Segoe UI" w:hAnsi="Segoe UI" w:cs="Segoe UI"/>
+          <w:lang w:val="fr-FR"/>
+        </w:rPr>
+      </w:pPr>
+      <w:r>
+        <w:rPr>
+          <w:rFonts w:ascii="Segoe UI" w:hAnsi="Segoe UI" w:cs="Segoe UI"/>
+          <w:lang w:val="fr-FR"/>
+        </w:rPr>
+        <w:t xml:space="preserve">Création du prototype : </w:t>
+      </w:r>
+      <w:r>
+        <w:rPr>
+          <w:rFonts w:ascii="Segoe UI" w:hAnsi="Segoe UI" w:cs="Segoe UI"/>
+          <w:b/>
+          <w:bCs/>
+          <w:lang w:val="fr-FR"/>
+        </w:rPr>
+        <w:t>Création d’une maquette pour l’interface graphique.</w:t>
+      </w:r>
+    </w:p>
+    <w:p>
+      <w:pPr>
+        <w:pStyle w:val="ListParagraph"/>
+        <w:numPr>
+          <w:ilvl w:val="0"/>
+          <w:numId w:val="17"/>
+        </w:numPr>
+        <w:spacing w:line="336" w:lineRule="auto"/>
+        <w:ind w:left="1077" w:hanging="357"/>
+        <w:rPr>
+          <w:rFonts w:ascii="Segoe UI" w:hAnsi="Segoe UI" w:cs="Segoe UI"/>
+          <w:lang w:val="fr-FR"/>
+        </w:rPr>
+      </w:pPr>
+      <w:r>
+        <w:rPr>
+          <w:rFonts w:ascii="Segoe UI" w:hAnsi="Segoe UI" w:cs="Segoe UI"/>
+          <w:lang w:val="fr-FR"/>
+        </w:rPr>
+        <w:t>Développe</w:t>
+      </w:r>
+      <w:r>
+        <w:rPr>
+          <w:rFonts w:ascii="Segoe UI" w:hAnsi="Segoe UI" w:cs="Segoe UI"/>
+          <w:lang w:val="fr-FR"/>
+        </w:rPr>
+        <w:t xml:space="preserve">ment des composants graphiques : </w:t>
+      </w:r>
+      <w:r>
+        <w:rPr>
+          <w:rFonts w:ascii="Segoe UI" w:hAnsi="Segoe UI" w:cs="Segoe UI"/>
+          <w:b/>
+          <w:bCs/>
+          <w:lang w:val="fr-FR"/>
+        </w:rPr>
+        <w:t xml:space="preserve">Développement </w:t>
+      </w:r>
+      <w:r>
+        <w:rPr>
+          <w:rFonts w:ascii="Segoe UI" w:hAnsi="Segoe UI" w:cs="Segoe UI"/>
+          <w:b/>
+          <w:bCs/>
+          <w:lang w:val="fr-FR"/>
+        </w:rPr>
+        <w:t>des différents composants graphiques utilisés</w:t>
+      </w:r>
+      <w:r>
+        <w:rPr>
+          <w:rFonts w:ascii="Segoe UI" w:hAnsi="Segoe UI" w:cs="Segoe UI"/>
+          <w:b/>
+          <w:bCs/>
+          <w:lang w:val="fr-FR"/>
+        </w:rPr>
+        <w:t xml:space="preserve"> pour l’application.</w:t>
+      </w:r>
+    </w:p>
+    <w:p>
+      <w:pPr>
+        <w:pStyle w:val="ListParagraph"/>
+        <w:numPr>
+          <w:ilvl w:val="0"/>
+          <w:numId w:val="17"/>
+        </w:numPr>
+        <w:spacing w:line="336" w:lineRule="auto"/>
+        <w:ind w:left="1077" w:hanging="357"/>
+        <w:rPr>
+          <w:rFonts w:ascii="Segoe UI" w:hAnsi="Segoe UI" w:cs="Segoe UI"/>
+          <w:lang w:val="fr-FR"/>
+        </w:rPr>
+      </w:pPr>
+      <w:r>
+        <w:rPr>
+          <w:rFonts w:ascii="Segoe UI" w:hAnsi="Segoe UI" w:cs="Segoe UI"/>
+          <w:lang w:val="fr-FR"/>
+        </w:rPr>
+        <w:t>Création les classes</w:t>
+      </w:r>
+      <w:r>
+        <w:rPr>
+          <w:rFonts w:ascii="Segoe UI" w:hAnsi="Segoe UI" w:cs="Segoe UI"/>
+          <w:lang w:val="fr-FR"/>
+        </w:rPr>
+        <w:t xml:space="preserve"> : </w:t>
+      </w:r>
+      <w:r>
+        <w:rPr>
+          <w:rFonts w:ascii="Segoe UI" w:hAnsi="Segoe UI" w:cs="Segoe UI"/>
+          <w:b/>
+          <w:bCs/>
+          <w:lang w:val="fr-FR"/>
+        </w:rPr>
+        <w:t>L’implémentation</w:t>
+      </w:r>
+      <w:r>
+        <w:rPr>
+          <w:rFonts w:ascii="Segoe UI" w:hAnsi="Segoe UI" w:cs="Segoe UI"/>
+          <w:b/>
+          <w:bCs/>
+          <w:lang w:val="fr-FR"/>
+        </w:rPr>
+        <w:t xml:space="preserve"> les classes nécessaires</w:t>
+      </w:r>
+      <w:r>
+        <w:rPr>
+          <w:rFonts w:ascii="Segoe UI" w:hAnsi="Segoe UI" w:cs="Segoe UI"/>
+          <w:b/>
+          <w:bCs/>
+          <w:lang w:val="fr-FR"/>
+        </w:rPr>
+        <w:t xml:space="preserve"> et les relations entre eux.</w:t>
+      </w:r>
+    </w:p>
+    <w:p>
+      <w:pPr>
+        <w:pStyle w:val="ListParagraph"/>
+        <w:numPr>
+          <w:ilvl w:val="0"/>
+          <w:numId w:val="17"/>
+        </w:numPr>
+        <w:spacing w:line="336" w:lineRule="auto"/>
+        <w:ind w:left="1077" w:hanging="357"/>
+        <w:rPr>
+          <w:rFonts w:ascii="Segoe UI" w:hAnsi="Segoe UI" w:cs="Segoe UI"/>
+          <w:b/>
+          <w:bCs/>
+          <w:lang w:val="fr-FR"/>
+        </w:rPr>
+      </w:pPr>
+      <w:r>
+        <w:rPr>
+          <w:rFonts w:ascii="Segoe UI" w:hAnsi="Segoe UI" w:cs="Segoe UI"/>
+          <w:lang w:val="fr-FR"/>
+        </w:rPr>
+        <w:t>Test d’intégration</w:t>
+      </w:r>
+      <w:r>
+        <w:rPr>
+          <w:rFonts w:ascii="Segoe UI" w:hAnsi="Segoe UI" w:cs="Segoe UI"/>
+          <w:lang w:val="fr-FR"/>
+        </w:rPr>
+        <w:t> :</w:t>
+      </w:r>
+      <w:r>
+        <w:rPr>
+          <w:rFonts w:ascii="Segoe UI" w:hAnsi="Segoe UI" w:cs="Segoe UI"/>
+          <w:lang w:val="fr-FR"/>
+        </w:rPr>
+        <w:t xml:space="preserve"> </w:t>
+      </w:r>
+      <w:r>
+        <w:rPr>
+          <w:rFonts w:ascii="Segoe UI" w:hAnsi="Segoe UI" w:cs="Segoe UI"/>
+          <w:b/>
+          <w:bCs/>
+          <w:lang w:val="fr-FR"/>
+        </w:rPr>
+        <w:t>Mettre en œuvre les tests d’intégration.</w:t>
+      </w:r>
+    </w:p>
+    <w:p>
+      <w:pPr>
+        <w:pStyle w:val="ListParagraph"/>
+        <w:numPr>
+          <w:ilvl w:val="0"/>
+          <w:numId w:val="17"/>
+        </w:numPr>
+        <w:spacing w:line="336" w:lineRule="auto"/>
+        <w:ind w:left="1077" w:hanging="357"/>
+        <w:rPr>
+          <w:rFonts w:ascii="Segoe UI" w:hAnsi="Segoe UI" w:cs="Segoe UI"/>
+          <w:lang w:val="fr-FR"/>
+        </w:rPr>
+      </w:pPr>
+      <w:r>
+        <w:rPr>
+          <w:rFonts w:ascii="Segoe UI" w:hAnsi="Segoe UI" w:cs="Segoe UI"/>
+          <w:lang w:val="fr-FR"/>
+        </w:rPr>
+        <w:t xml:space="preserve">Validation : </w:t>
+      </w:r>
+      <w:r>
+        <w:rPr>
+          <w:rFonts w:ascii="Segoe UI" w:hAnsi="Segoe UI" w:cs="Segoe UI"/>
+          <w:b/>
+          <w:bCs/>
+          <w:lang w:val="fr-FR"/>
+        </w:rPr>
+        <w:t>V</w:t>
+      </w:r>
+      <w:r>
+        <w:rPr>
+          <w:rFonts w:ascii="Segoe UI" w:hAnsi="Segoe UI" w:cs="Segoe UI"/>
+          <w:b/>
+          <w:bCs/>
+          <w:lang w:val="fr-FR"/>
+        </w:rPr>
+        <w:t xml:space="preserve">alider les </w:t>
+      </w:r>
+      <w:r>
+        <w:rPr>
+          <w:rFonts w:ascii="Segoe UI" w:hAnsi="Segoe UI" w:cs="Segoe UI"/>
+          <w:b/>
+          <w:bCs/>
+          <w:lang w:val="fr-FR"/>
+        </w:rPr>
+        <w:t>fonctionnalités</w:t>
+      </w:r>
+      <w:r>
+        <w:rPr>
+          <w:rFonts w:ascii="Segoe UI" w:hAnsi="Segoe UI" w:cs="Segoe UI"/>
+          <w:b/>
+          <w:bCs/>
+          <w:lang w:val="fr-FR"/>
+        </w:rPr>
+        <w:t>.</w:t>
+      </w:r>
+    </w:p>
+    <w:p>
+      <w:pPr>
+        <w:pStyle w:val="ListParagraph"/>
+        <w:numPr>
+          <w:ilvl w:val="0"/>
+          <w:numId w:val="17"/>
+        </w:numPr>
+        <w:spacing w:line="336" w:lineRule="auto"/>
+        <w:ind w:left="1077" w:hanging="357"/>
+        <w:rPr>
+          <w:rFonts w:ascii="Segoe UI" w:hAnsi="Segoe UI" w:cs="Segoe UI"/>
+          <w:lang w:val="fr-FR"/>
+        </w:rPr>
+      </w:pPr>
+      <w:bookmarkStart w:id="0" w:name="_GoBack"/>
+      <w:r>
+        <w:rPr>
+          <w:rFonts w:ascii="Segoe UI" w:hAnsi="Segoe UI" w:cs="Segoe UI"/>
+          <w:lang w:val="fr-FR"/>
+        </w:rPr>
+        <w:lastRenderedPageBreak/>
+        <w:t>Maintenance</w:t>
+      </w:r>
+    </w:p>
+    <w:bookmarkEnd w:id="0"/>
+    <w:p>
+      <w:pPr>
+        <w:pStyle w:val="ListParagraph"/>
+        <w:spacing w:line="336" w:lineRule="auto"/>
+        <w:ind w:left="1077"/>
+        <w:rPr>
+          <w:rFonts w:ascii="Segoe UI" w:hAnsi="Segoe UI" w:cs="Segoe UI"/>
+          <w:lang w:val="fr-FR"/>
+        </w:rPr>
+      </w:pPr>
+    </w:p>
+    <w:p>
+      <w:pPr>
+        <w:ind w:firstLine="720"/>
+        <w:rPr>
+          <w:rFonts w:ascii="Segoe UI" w:hAnsi="Segoe UI" w:cs="Segoe UI"/>
+          <w:b/>
+          <w:bCs/>
+          <w:color w:val="000000" w:themeColor="text1"/>
+          <w:sz w:val="32"/>
+          <w:szCs w:val="32"/>
+          <w:lang w:val="fr-FR"/>
+        </w:rPr>
+      </w:pPr>
+      <w:r>
+        <w:rPr>
+          <w:rFonts w:ascii="Segoe UI" w:hAnsi="Segoe UI" w:cs="Segoe UI"/>
+          <w:b/>
+          <w:bCs/>
+          <w:color w:val="000000" w:themeColor="text1"/>
+          <w:sz w:val="32"/>
+          <w:szCs w:val="32"/>
+          <w:lang w:val="fr-FR"/>
+        </w:rPr>
+        <w:t>Tableau des taches :</w:t>
+      </w:r>
+    </w:p>
+    <w:p>
+      <w:pPr>
+        <w:spacing w:line="336" w:lineRule="auto"/>
+        <w:rPr>
+          <w:rFonts w:ascii="Segoe UI" w:hAnsi="Segoe UI" w:cs="Segoe UI"/>
+          <w:lang w:val="fr-FR"/>
+        </w:rPr>
+      </w:pPr>
+    </w:p>
+    <w:p>
+      <w:pPr>
+        <w:ind w:firstLine="720"/>
+        <w:rPr>
+          <w:rFonts w:ascii="Segoe UI" w:hAnsi="Segoe UI" w:cs="Segoe UI"/>
           <w:color w:val="595959" w:themeColor="text1" w:themeTint="A6"/>
-          <w:sz w:val="28"/>
-          <w:szCs w:val="28"/>
-          <w:lang w:val="fr-FR"/>
-        </w:rPr>
-      </w:pPr>
-      <w:r>
-        <w:rPr>
-          <w:rFonts w:ascii="ae_AlArabiya" w:hAnsi="ae_AlArabiya" w:cs="ae_AlArabiya"/>
+          <w:szCs w:val="28"/>
+          <w:lang w:val="fr-FR"/>
+        </w:rPr>
+      </w:pPr>
+      <w:r>
+        <w:rPr>
+          <w:rFonts w:ascii="Segoe UI" w:hAnsi="Segoe UI" w:cs="Segoe UI"/>
           <w:color w:val="595959" w:themeColor="text1" w:themeTint="A6"/>
-          <w:sz w:val="28"/>
-          <w:szCs w:val="28"/>
-          <w:lang w:val="fr-FR"/>
-        </w:rPr>
-        <w:lastRenderedPageBreak/>
+          <w:szCs w:val="28"/>
+          <w:lang w:val="fr-FR"/>
+        </w:rPr>
         <w:pict>
           <v:shapetype id="_x0000_t75" coordsize="21600,21600" o:spt="75" o:preferrelative="t" path="m@4@5l@4@11@9@11@9@5xe" filled="f" stroked="f">
             <v:stroke joinstyle="miter"/>
@@ -1621,7 +2207,7 @@
       <w:pPr>
         <w:ind w:left="720"/>
         <w:rPr>
-          <w:rFonts w:ascii="ae_AlArabiya" w:hAnsi="ae_AlArabiya" w:cs="ae_AlArabiya"/>
+          <w:rFonts w:ascii="Segoe UI" w:hAnsi="Segoe UI" w:cs="Segoe UI"/>
           <w:b/>
           <w:bCs/>
           <w:color w:val="595959" w:themeColor="text1" w:themeTint="A6"/>
@@ -1636,17 +2222,20 @@
         <w:pStyle w:val="Heading2"/>
         <w:ind w:firstLine="720"/>
         <w:rPr>
-          <w:lang w:val="fr-FR"/>
-        </w:rPr>
-      </w:pPr>
-      <w:r>
-        <w:rPr>
+          <w:rFonts w:cs="Segoe UI"/>
+          <w:lang w:val="fr-FR"/>
+        </w:rPr>
+      </w:pPr>
+      <w:r>
+        <w:rPr>
+          <w:rFonts w:cs="Segoe UI"/>
           <w:lang w:val="fr-FR"/>
         </w:rPr>
         <w:t xml:space="preserve">2-2 </w:t>
       </w:r>
       <w:r>
         <w:rPr>
+          <w:rFonts w:cs="Segoe UI"/>
           <w:lang w:val="fr-FR"/>
         </w:rPr>
         <w:t>Graphe PERT Probabiliste.</w:t>
@@ -1655,6 +2244,7 @@
     <w:p>
       <w:pPr>
         <w:rPr>
+          <w:rFonts w:ascii="Segoe UI" w:hAnsi="Segoe UI" w:cs="Segoe UI"/>
           <w:lang w:val="fr-FR"/>
         </w:rPr>
       </w:pPr>
@@ -1663,25 +2253,23 @@
       <w:pPr>
         <w:ind w:left="720"/>
         <w:rPr>
-          <w:rFonts w:ascii="ae_AlArabiya" w:hAnsi="ae_AlArabiya" w:cs="ae_AlArabiya"/>
-          <w:sz w:val="28"/>
-          <w:szCs w:val="28"/>
-          <w:lang w:val="fr-FR"/>
-        </w:rPr>
-      </w:pPr>
-      <w:r>
-        <w:rPr>
-          <w:rFonts w:ascii="ae_AlArabiya" w:hAnsi="ae_AlArabiya" w:cs="ae_AlArabiya"/>
-          <w:sz w:val="28"/>
-          <w:szCs w:val="28"/>
-          <w:lang w:val="fr-FR"/>
-        </w:rPr>
+          <w:rFonts w:ascii="Segoe UI" w:hAnsi="Segoe UI" w:cs="Segoe UI"/>
+          <w:szCs w:val="28"/>
+          <w:lang w:val="fr-FR"/>
+        </w:rPr>
+      </w:pPr>
+      <w:r>
+        <w:rPr>
+          <w:rFonts w:ascii="Segoe UI" w:hAnsi="Segoe UI" w:cs="Segoe UI"/>
+          <w:szCs w:val="28"/>
+          <w:lang w:val="fr-FR"/>
+        </w:rPr>
+        <w:lastRenderedPageBreak/>
         <w:t>Afin de bien identifier les taches du projet, nous avons passé à réaliser le diagramme de PERT</w:t>
       </w:r>
       <w:r>
         <w:rPr>
-          <w:rFonts w:ascii="ae_AlArabiya" w:hAnsi="ae_AlArabiya" w:cs="ae_AlArabiya"/>
-          <w:sz w:val="28"/>
+          <w:rFonts w:ascii="Segoe UI" w:hAnsi="Segoe UI" w:cs="Segoe UI"/>
           <w:szCs w:val="28"/>
           <w:lang w:val="fr-FR"/>
         </w:rPr>
@@ -1689,8 +2277,7 @@
       </w:r>
       <w:r>
         <w:rPr>
-          <w:rFonts w:ascii="ae_AlArabiya" w:hAnsi="ae_AlArabiya" w:cs="ae_AlArabiya"/>
-          <w:sz w:val="28"/>
+          <w:rFonts w:ascii="Segoe UI" w:hAnsi="Segoe UI" w:cs="Segoe UI"/>
           <w:szCs w:val="28"/>
           <w:lang w:val="fr-FR"/>
         </w:rPr>
@@ -1701,8 +2288,7 @@
       <w:pPr>
         <w:ind w:left="720"/>
         <w:rPr>
-          <w:rFonts w:ascii="ae_AlArabiya" w:hAnsi="ae_AlArabiya" w:cs="ae_AlArabiya"/>
-          <w:sz w:val="28"/>
+          <w:rFonts w:ascii="Segoe UI" w:hAnsi="Segoe UI" w:cs="Segoe UI"/>
           <w:szCs w:val="28"/>
           <w:lang w:val="fr-FR"/>
         </w:rPr>
@@ -1712,8 +2298,7 @@
       <w:pPr>
         <w:ind w:left="720"/>
         <w:rPr>
-          <w:rFonts w:ascii="ae_AlArabiya" w:hAnsi="ae_AlArabiya" w:cs="ae_AlArabiya"/>
-          <w:sz w:val="28"/>
+          <w:rFonts w:ascii="Segoe UI" w:hAnsi="Segoe UI" w:cs="Segoe UI"/>
           <w:szCs w:val="28"/>
           <w:lang w:val="fr-FR"/>
         </w:rPr>
@@ -1724,19 +2309,20 @@
         <w:pStyle w:val="Heading2"/>
         <w:ind w:firstLine="720"/>
         <w:rPr>
-          <w:lang w:val="fr-FR"/>
-        </w:rPr>
-      </w:pPr>
-      <w:bookmarkStart w:id="0" w:name="_GoBack"/>
-      <w:bookmarkEnd w:id="0"/>
-      <w:r>
-        <w:rPr>
+          <w:rFonts w:cs="Segoe UI"/>
+          <w:lang w:val="fr-FR"/>
+        </w:rPr>
+      </w:pPr>
+      <w:r>
+        <w:rPr>
+          <w:rFonts w:cs="Segoe UI"/>
           <w:lang w:val="fr-FR"/>
         </w:rPr>
         <w:t xml:space="preserve">3-3 </w:t>
       </w:r>
       <w:r>
         <w:rPr>
+          <w:rFonts w:cs="Segoe UI"/>
           <w:lang w:val="fr-FR"/>
         </w:rPr>
         <w:t>Estimation des charges.</w:t>
@@ -1746,8 +2332,7 @@
       <w:pPr>
         <w:ind w:left="720"/>
         <w:rPr>
-          <w:rFonts w:ascii="ae_AlArabiya" w:hAnsi="ae_AlArabiya" w:cs="ae_AlArabiya"/>
-          <w:sz w:val="28"/>
+          <w:rFonts w:ascii="Segoe UI" w:hAnsi="Segoe UI" w:cs="Segoe UI"/>
           <w:szCs w:val="28"/>
           <w:lang w:val="fr-FR"/>
         </w:rPr>
@@ -2803,6 +3388,119 @@
     </w:lvl>
   </w:abstractNum>
   <w:abstractNum w:abstractNumId="10">
+    <w:nsid w:val="4CB16A5E"/>
+    <w:multiLevelType w:val="hybridMultilevel"/>
+    <w:tmpl w:val="EBA80E78"/>
+    <w:lvl w:ilvl="0" w:tplc="04090001">
+      <w:start w:val="1"/>
+      <w:numFmt w:val="bullet"/>
+      <w:lvlText w:val=""/>
+      <w:lvlJc w:val="left"/>
+      <w:pPr>
+        <w:ind w:left="720" w:hanging="360"/>
+      </w:pPr>
+      <w:rPr>
+        <w:rFonts w:ascii="Symbol" w:hAnsi="Symbol" w:hint="default"/>
+      </w:rPr>
+    </w:lvl>
+    <w:lvl w:ilvl="1" w:tplc="04090003">
+      <w:start w:val="1"/>
+      <w:numFmt w:val="bullet"/>
+      <w:lvlText w:val="o"/>
+      <w:lvlJc w:val="left"/>
+      <w:pPr>
+        <w:ind w:left="1440" w:hanging="360"/>
+      </w:pPr>
+      <w:rPr>
+        <w:rFonts w:ascii="Courier New" w:hAnsi="Courier New" w:cs="Courier New" w:hint="default"/>
+      </w:rPr>
+    </w:lvl>
+    <w:lvl w:ilvl="2" w:tplc="04090005" w:tentative="1">
+      <w:start w:val="1"/>
+      <w:numFmt w:val="bullet"/>
+      <w:lvlText w:val=""/>
+      <w:lvlJc w:val="left"/>
+      <w:pPr>
+        <w:ind w:left="2160" w:hanging="360"/>
+      </w:pPr>
+      <w:rPr>
+        <w:rFonts w:ascii="Wingdings" w:hAnsi="Wingdings" w:hint="default"/>
+      </w:rPr>
+    </w:lvl>
+    <w:lvl w:ilvl="3" w:tplc="04090001" w:tentative="1">
+      <w:start w:val="1"/>
+      <w:numFmt w:val="bullet"/>
+      <w:lvlText w:val=""/>
+      <w:lvlJc w:val="left"/>
+      <w:pPr>
+        <w:ind w:left="2880" w:hanging="360"/>
+      </w:pPr>
+      <w:rPr>
+        <w:rFonts w:ascii="Symbol" w:hAnsi="Symbol" w:hint="default"/>
+      </w:rPr>
+    </w:lvl>
+    <w:lvl w:ilvl="4" w:tplc="04090003" w:tentative="1">
+      <w:start w:val="1"/>
+      <w:numFmt w:val="bullet"/>
+      <w:lvlText w:val="o"/>
+      <w:lvlJc w:val="left"/>
+      <w:pPr>
+        <w:ind w:left="3600" w:hanging="360"/>
+      </w:pPr>
+      <w:rPr>
+        <w:rFonts w:ascii="Courier New" w:hAnsi="Courier New" w:cs="Courier New" w:hint="default"/>
+      </w:rPr>
+    </w:lvl>
+    <w:lvl w:ilvl="5" w:tplc="04090005" w:tentative="1">
+      <w:start w:val="1"/>
+      <w:numFmt w:val="bullet"/>
+      <w:lvlText w:val=""/>
+      <w:lvlJc w:val="left"/>
+      <w:pPr>
+        <w:ind w:left="4320" w:hanging="360"/>
+      </w:pPr>
+      <w:rPr>
+        <w:rFonts w:ascii="Wingdings" w:hAnsi="Wingdings" w:hint="default"/>
+      </w:rPr>
+    </w:lvl>
+    <w:lvl w:ilvl="6" w:tplc="04090001" w:tentative="1">
+      <w:start w:val="1"/>
+      <w:numFmt w:val="bullet"/>
+      <w:lvlText w:val=""/>
+      <w:lvlJc w:val="left"/>
+      <w:pPr>
+        <w:ind w:left="5040" w:hanging="360"/>
+      </w:pPr>
+      <w:rPr>
+        <w:rFonts w:ascii="Symbol" w:hAnsi="Symbol" w:hint="default"/>
+      </w:rPr>
+    </w:lvl>
+    <w:lvl w:ilvl="7" w:tplc="04090003" w:tentative="1">
+      <w:start w:val="1"/>
+      <w:numFmt w:val="bullet"/>
+      <w:lvlText w:val="o"/>
+      <w:lvlJc w:val="left"/>
+      <w:pPr>
+        <w:ind w:left="5760" w:hanging="360"/>
+      </w:pPr>
+      <w:rPr>
+        <w:rFonts w:ascii="Courier New" w:hAnsi="Courier New" w:cs="Courier New" w:hint="default"/>
+      </w:rPr>
+    </w:lvl>
+    <w:lvl w:ilvl="8" w:tplc="04090005" w:tentative="1">
+      <w:start w:val="1"/>
+      <w:numFmt w:val="bullet"/>
+      <w:lvlText w:val=""/>
+      <w:lvlJc w:val="left"/>
+      <w:pPr>
+        <w:ind w:left="6480" w:hanging="360"/>
+      </w:pPr>
+      <w:rPr>
+        <w:rFonts w:ascii="Wingdings" w:hAnsi="Wingdings" w:hint="default"/>
+      </w:rPr>
+    </w:lvl>
+  </w:abstractNum>
+  <w:abstractNum w:abstractNumId="11">
     <w:nsid w:val="4E1E2137"/>
     <w:multiLevelType w:val="hybridMultilevel"/>
     <w:tmpl w:val="CC4296C8"/>
@@ -2915,7 +3613,7 @@
       </w:rPr>
     </w:lvl>
   </w:abstractNum>
-  <w:abstractNum w:abstractNumId="11">
+  <w:abstractNum w:abstractNumId="12">
     <w:nsid w:val="5B7C5FAF"/>
     <w:multiLevelType w:val="multilevel"/>
     <w:tmpl w:val="097899A0"/>
@@ -3028,7 +3726,7 @@
       </w:rPr>
     </w:lvl>
   </w:abstractNum>
-  <w:abstractNum w:abstractNumId="12">
+  <w:abstractNum w:abstractNumId="13">
     <w:nsid w:val="656B0C28"/>
     <w:multiLevelType w:val="hybridMultilevel"/>
     <w:tmpl w:val="418E42CC"/>
@@ -3117,7 +3815,7 @@
       </w:pPr>
     </w:lvl>
   </w:abstractNum>
-  <w:abstractNum w:abstractNumId="13">
+  <w:abstractNum w:abstractNumId="14">
     <w:nsid w:val="67B67279"/>
     <w:multiLevelType w:val="hybridMultilevel"/>
     <w:tmpl w:val="DBB4103A"/>
@@ -3230,7 +3928,7 @@
       </w:rPr>
     </w:lvl>
   </w:abstractNum>
-  <w:abstractNum w:abstractNumId="14">
+  <w:abstractNum w:abstractNumId="15">
     <w:nsid w:val="6FF67DA5"/>
     <w:multiLevelType w:val="hybridMultilevel"/>
     <w:tmpl w:val="9EB2AD88"/>
@@ -3319,7 +4017,7 @@
       </w:pPr>
     </w:lvl>
   </w:abstractNum>
-  <w:abstractNum w:abstractNumId="15">
+  <w:abstractNum w:abstractNumId="16">
     <w:nsid w:val="729F2011"/>
     <w:multiLevelType w:val="hybridMultilevel"/>
     <w:tmpl w:val="A9D025F8"/>
@@ -3439,10 +4137,10 @@
     <w:abstractNumId w:val="2"/>
   </w:num>
   <w:num w:numId="3">
-    <w:abstractNumId w:val="10"/>
+    <w:abstractNumId w:val="11"/>
   </w:num>
   <w:num w:numId="4">
-    <w:abstractNumId w:val="13"/>
+    <w:abstractNumId w:val="14"/>
   </w:num>
   <w:num w:numId="5">
     <w:abstractNumId w:val="0"/>
@@ -3454,7 +4152,7 @@
     <w:abstractNumId w:val="1"/>
   </w:num>
   <w:num w:numId="8">
-    <w:abstractNumId w:val="15"/>
+    <w:abstractNumId w:val="16"/>
   </w:num>
   <w:num w:numId="9">
     <w:abstractNumId w:val="6"/>
@@ -3472,13 +4170,16 @@
     <w:abstractNumId w:val="5"/>
   </w:num>
   <w:num w:numId="14">
-    <w:abstractNumId w:val="11"/>
+    <w:abstractNumId w:val="12"/>
   </w:num>
   <w:num w:numId="15">
-    <w:abstractNumId w:val="12"/>
+    <w:abstractNumId w:val="13"/>
   </w:num>
   <w:num w:numId="16">
-    <w:abstractNumId w:val="14"/>
+    <w:abstractNumId w:val="15"/>
+  </w:num>
+  <w:num w:numId="17">
+    <w:abstractNumId w:val="10"/>
   </w:num>
 </w:numbering>
 </file>
@@ -3876,6 +4577,10 @@
   <w:style w:type="paragraph" w:default="1" w:styleId="Normal">
     <w:name w:val="Normal"/>
     <w:qFormat/>
+    <w:rsid w:val="00151D42"/>
+    <w:rPr>
+      <w:sz w:val="28"/>
+    </w:rPr>
   </w:style>
   <w:style w:type="paragraph" w:styleId="Heading1">
     <w:name w:val="heading 1"/>
@@ -4361,7 +5066,7 @@
 </file>
 
 <file path=customXml/itemProps1.xml><?xml version="1.0" encoding="utf-8"?>
-<ds:datastoreItem xmlns:ds="http://schemas.openxmlformats.org/officeDocument/2006/customXml" ds:itemID="{7547E030-FF4D-421E-B7D7-E6A23EB6EF08}">
+<ds:datastoreItem xmlns:ds="http://schemas.openxmlformats.org/officeDocument/2006/customXml" ds:itemID="{4634EEA3-93BB-471A-AFB1-93E466C8C5ED}">
   <ds:schemaRefs>
     <ds:schemaRef ds:uri="http://schemas.openxmlformats.org/officeDocument/2006/bibliography"/>
   </ds:schemaRefs>

--- a/Projet Jeu Java.docx
+++ b/Projet Jeu Java.docx
@@ -14,7 +14,7 @@
           <w:noProof/>
         </w:rPr>
         <w:drawing>
-          <wp:anchor distT="0" distB="0" distL="114300" distR="114300" simplePos="0" relativeHeight="251659264" behindDoc="0" locked="0" layoutInCell="1" allowOverlap="1" wp14:anchorId="78124C1D" wp14:editId="70FEE453">
+          <wp:anchor distT="0" distB="0" distL="114300" distR="114300" simplePos="0" relativeHeight="251659264" behindDoc="0" locked="0" layoutInCell="1" allowOverlap="1" wp14:anchorId="04581ECB" wp14:editId="43A20393">
             <wp:simplePos x="0" y="0"/>
             <wp:positionH relativeFrom="column">
               <wp:posOffset>-745791</wp:posOffset>
@@ -192,26 +192,8 @@
           <w:lang w:val="fr-FR"/>
         </w:rPr>
       </w:pPr>
-    </w:p>
-    <w:p>
-      <w:pPr>
-        <w:rPr>
-          <w:rFonts w:ascii="Segoe UI" w:hAnsi="Segoe UI" w:cs="Segoe UI"/>
-          <w:sz w:val="36"/>
-          <w:szCs w:val="36"/>
-          <w:lang w:val="fr-FR"/>
-        </w:rPr>
-      </w:pPr>
-    </w:p>
-    <w:p>
-      <w:pPr>
-        <w:rPr>
-          <w:rFonts w:ascii="Segoe UI" w:hAnsi="Segoe UI" w:cs="Segoe UI"/>
-          <w:sz w:val="36"/>
-          <w:szCs w:val="36"/>
-          <w:lang w:val="fr-FR"/>
-        </w:rPr>
-      </w:pPr>
+      <w:bookmarkStart w:id="0" w:name="_GoBack"/>
+      <w:bookmarkEnd w:id="0"/>
     </w:p>
     <w:p>
       <w:pPr>
@@ -396,616 +378,8 @@
     </w:p>
     <w:p>
       <w:pPr>
-        <w:pStyle w:val="Heading1"/>
-        <w:rPr>
-          <w:rFonts w:cs="Segoe UI"/>
-          <w:lang w:val="fr-FR"/>
-        </w:rPr>
-      </w:pPr>
-      <w:r>
-        <w:rPr>
-          <w:rFonts w:cs="Segoe UI"/>
-          <w:lang w:val="fr-FR"/>
-        </w:rPr>
-        <w:lastRenderedPageBreak/>
-        <w:t>Sommaire</w:t>
-      </w:r>
-      <w:r>
-        <w:rPr>
-          <w:rFonts w:cs="Segoe UI"/>
-          <w:lang w:val="fr-FR"/>
-        </w:rPr>
-        <w:t xml:space="preserve"> : </w:t>
-      </w:r>
-    </w:p>
-    <w:p>
-      <w:pPr>
-        <w:rPr>
-          <w:rFonts w:ascii="Segoe UI" w:hAnsi="Segoe UI" w:cs="Segoe UI"/>
-          <w:sz w:val="36"/>
-          <w:szCs w:val="36"/>
-          <w:lang w:val="fr-FR"/>
-        </w:rPr>
-      </w:pPr>
-    </w:p>
-    <w:p>
-      <w:pPr>
-        <w:pStyle w:val="Heading2"/>
-        <w:rPr>
-          <w:rFonts w:cs="Segoe UI"/>
-        </w:rPr>
-      </w:pPr>
-      <w:r>
-        <w:rPr>
-          <w:rFonts w:cs="Segoe UI"/>
-          <w:lang w:val="fr-FR"/>
-        </w:rPr>
-        <w:t>Chapitre</w:t>
-      </w:r>
-      <w:r>
-        <w:rPr>
-          <w:rFonts w:cs="Segoe UI"/>
-        </w:rPr>
-        <w:t xml:space="preserve"> 1 : Introduction Géné</w:t>
-      </w:r>
-      <w:r>
-        <w:rPr>
-          <w:rFonts w:cs="Segoe UI"/>
-        </w:rPr>
-        <w:t>rale</w:t>
-      </w:r>
-      <w:r>
-        <w:rPr>
-          <w:rFonts w:cs="Segoe UI"/>
-        </w:rPr>
-        <w:t>.</w:t>
-      </w:r>
-    </w:p>
-    <w:p>
-      <w:pPr>
         <w:pStyle w:val="ListParagraph"/>
-        <w:numPr>
-          <w:ilvl w:val="0"/>
-          <w:numId w:val="8"/>
-        </w:numPr>
-        <w:rPr>
-          <w:rFonts w:ascii="Segoe UI" w:hAnsi="Segoe UI" w:cs="Segoe UI"/>
-          <w:szCs w:val="28"/>
-          <w:lang w:val="fr-FR"/>
-        </w:rPr>
-      </w:pPr>
-      <w:r>
-        <w:rPr>
-          <w:rFonts w:ascii="Segoe UI" w:hAnsi="Segoe UI" w:cs="Segoe UI"/>
-          <w:szCs w:val="28"/>
-          <w:lang w:val="fr-FR"/>
-        </w:rPr>
-        <w:t>Remerciement</w:t>
-      </w:r>
-      <w:r>
-        <w:rPr>
-          <w:rFonts w:ascii="Segoe UI" w:hAnsi="Segoe UI" w:cs="Segoe UI"/>
-          <w:szCs w:val="28"/>
-          <w:lang w:val="fr-FR"/>
-        </w:rPr>
-        <w:t>.</w:t>
-      </w:r>
-    </w:p>
-    <w:p>
-      <w:pPr>
-        <w:pStyle w:val="ListParagraph"/>
-        <w:numPr>
-          <w:ilvl w:val="0"/>
-          <w:numId w:val="8"/>
-        </w:numPr>
-        <w:rPr>
-          <w:rFonts w:ascii="Segoe UI" w:hAnsi="Segoe UI" w:cs="Segoe UI"/>
-          <w:szCs w:val="28"/>
-          <w:lang w:val="fr-FR"/>
-        </w:rPr>
-      </w:pPr>
-      <w:r>
-        <w:rPr>
-          <w:rFonts w:ascii="Segoe UI" w:hAnsi="Segoe UI" w:cs="Segoe UI"/>
-          <w:szCs w:val="28"/>
-          <w:lang w:val="fr-FR"/>
-        </w:rPr>
-        <w:t>Résumé</w:t>
-      </w:r>
-      <w:r>
-        <w:rPr>
-          <w:rFonts w:ascii="Segoe UI" w:hAnsi="Segoe UI" w:cs="Segoe UI"/>
-          <w:szCs w:val="28"/>
-          <w:lang w:val="fr-FR"/>
-        </w:rPr>
-        <w:t>.</w:t>
-      </w:r>
-    </w:p>
-    <w:p>
-      <w:pPr>
-        <w:pStyle w:val="ListParagraph"/>
-        <w:numPr>
-          <w:ilvl w:val="0"/>
-          <w:numId w:val="8"/>
-        </w:numPr>
-        <w:rPr>
-          <w:rFonts w:ascii="Segoe UI" w:hAnsi="Segoe UI" w:cs="Segoe UI"/>
-          <w:szCs w:val="28"/>
-          <w:lang w:val="fr-FR"/>
-        </w:rPr>
-      </w:pPr>
-      <w:r>
-        <w:rPr>
-          <w:rFonts w:ascii="Segoe UI" w:hAnsi="Segoe UI" w:cs="Segoe UI"/>
-          <w:szCs w:val="28"/>
-          <w:lang w:val="fr-FR"/>
-        </w:rPr>
-        <w:t>Présentation du</w:t>
-      </w:r>
-      <w:r>
-        <w:rPr>
-          <w:rFonts w:ascii="Segoe UI" w:hAnsi="Segoe UI" w:cs="Segoe UI"/>
-          <w:szCs w:val="28"/>
-          <w:lang w:val="fr-FR"/>
-        </w:rPr>
-        <w:t xml:space="preserve"> projet</w:t>
-      </w:r>
-      <w:r>
-        <w:rPr>
-          <w:rFonts w:ascii="Segoe UI" w:hAnsi="Segoe UI" w:cs="Segoe UI"/>
-          <w:szCs w:val="28"/>
-          <w:lang w:val="fr-FR"/>
-        </w:rPr>
-        <w:t>.</w:t>
-      </w:r>
-    </w:p>
-    <w:p>
-      <w:pPr>
-        <w:rPr>
-          <w:rFonts w:ascii="Segoe UI" w:hAnsi="Segoe UI" w:cs="Segoe UI"/>
-          <w:szCs w:val="28"/>
-          <w:lang w:val="fr-FR"/>
-        </w:rPr>
-      </w:pPr>
-    </w:p>
-    <w:p>
-      <w:pPr>
-        <w:pStyle w:val="Heading2"/>
-        <w:rPr>
-          <w:rFonts w:cs="Segoe UI"/>
-          <w:lang w:val="fr-FR"/>
-        </w:rPr>
-      </w:pPr>
-      <w:r>
-        <w:rPr>
-          <w:rFonts w:cs="Segoe UI"/>
-          <w:lang w:val="fr-FR"/>
-        </w:rPr>
-        <w:t>Chapitre 2 : Gestion de projet.</w:t>
-      </w:r>
-    </w:p>
-    <w:p>
-      <w:pPr>
-        <w:pStyle w:val="ListParagraph"/>
-        <w:numPr>
-          <w:ilvl w:val="0"/>
-          <w:numId w:val="7"/>
-        </w:numPr>
-        <w:rPr>
-          <w:rFonts w:ascii="Segoe UI" w:hAnsi="Segoe UI" w:cs="Segoe UI"/>
-          <w:szCs w:val="28"/>
-          <w:lang w:val="fr-FR"/>
-        </w:rPr>
-      </w:pPr>
-      <w:r>
-        <w:rPr>
-          <w:rFonts w:ascii="Segoe UI" w:hAnsi="Segoe UI" w:cs="Segoe UI"/>
-          <w:szCs w:val="28"/>
-          <w:lang w:val="fr-FR"/>
-        </w:rPr>
-        <w:t xml:space="preserve">Diagramme de </w:t>
-      </w:r>
-      <w:r>
-        <w:rPr>
-          <w:rFonts w:ascii="Segoe UI" w:hAnsi="Segoe UI" w:cs="Segoe UI"/>
-          <w:szCs w:val="28"/>
-          <w:lang w:val="fr-FR"/>
-        </w:rPr>
-        <w:t>PERT</w:t>
-      </w:r>
-      <w:r>
-        <w:rPr>
-          <w:rFonts w:ascii="Segoe UI" w:hAnsi="Segoe UI" w:cs="Segoe UI"/>
-          <w:szCs w:val="28"/>
-          <w:lang w:val="fr-FR"/>
-        </w:rPr>
-        <w:t>.</w:t>
-      </w:r>
-    </w:p>
-    <w:p>
-      <w:pPr>
-        <w:pStyle w:val="ListParagraph"/>
-        <w:numPr>
-          <w:ilvl w:val="1"/>
-          <w:numId w:val="7"/>
-        </w:numPr>
-        <w:rPr>
-          <w:rFonts w:ascii="Segoe UI" w:hAnsi="Segoe UI" w:cs="Segoe UI"/>
-          <w:szCs w:val="28"/>
-          <w:lang w:val="fr-FR"/>
-        </w:rPr>
-      </w:pPr>
-      <w:r>
-        <w:rPr>
-          <w:rFonts w:ascii="Segoe UI" w:hAnsi="Segoe UI" w:cs="Segoe UI"/>
-          <w:szCs w:val="28"/>
-          <w:lang w:val="fr-FR"/>
-        </w:rPr>
-        <w:t xml:space="preserve">Identifier </w:t>
-      </w:r>
-      <w:r>
-        <w:rPr>
-          <w:rFonts w:ascii="Segoe UI" w:hAnsi="Segoe UI" w:cs="Segoe UI"/>
-          <w:szCs w:val="28"/>
-          <w:lang w:val="fr-FR"/>
-        </w:rPr>
-        <w:t>l</w:t>
-      </w:r>
-      <w:r>
-        <w:rPr>
-          <w:rFonts w:ascii="Segoe UI" w:hAnsi="Segoe UI" w:cs="Segoe UI"/>
-          <w:szCs w:val="28"/>
-          <w:lang w:val="fr-FR"/>
-        </w:rPr>
-        <w:t>es taches.</w:t>
-      </w:r>
-    </w:p>
-    <w:p>
-      <w:pPr>
-        <w:pStyle w:val="ListParagraph"/>
-        <w:numPr>
-          <w:ilvl w:val="1"/>
-          <w:numId w:val="7"/>
-        </w:numPr>
-        <w:rPr>
-          <w:rFonts w:ascii="Segoe UI" w:hAnsi="Segoe UI" w:cs="Segoe UI"/>
-          <w:szCs w:val="28"/>
-          <w:lang w:val="fr-FR"/>
-        </w:rPr>
-      </w:pPr>
-      <w:r>
-        <w:rPr>
-          <w:rFonts w:ascii="Segoe UI" w:hAnsi="Segoe UI" w:cs="Segoe UI"/>
-          <w:szCs w:val="28"/>
-          <w:lang w:val="fr-FR"/>
-        </w:rPr>
-        <w:t>Graphe PERT</w:t>
-      </w:r>
-      <w:r>
-        <w:rPr>
-          <w:rFonts w:ascii="Segoe UI" w:hAnsi="Segoe UI" w:cs="Segoe UI"/>
-          <w:szCs w:val="28"/>
-          <w:lang w:val="fr-FR"/>
-        </w:rPr>
-        <w:t xml:space="preserve"> Probabiliste</w:t>
-      </w:r>
-      <w:r>
-        <w:rPr>
-          <w:rFonts w:ascii="Segoe UI" w:hAnsi="Segoe UI" w:cs="Segoe UI"/>
-          <w:szCs w:val="28"/>
-          <w:lang w:val="fr-FR"/>
-        </w:rPr>
-        <w:t>.</w:t>
-      </w:r>
-    </w:p>
-    <w:p>
-      <w:pPr>
-        <w:pStyle w:val="ListParagraph"/>
-        <w:numPr>
-          <w:ilvl w:val="1"/>
-          <w:numId w:val="7"/>
-        </w:numPr>
-        <w:rPr>
-          <w:rFonts w:ascii="Segoe UI" w:hAnsi="Segoe UI" w:cs="Segoe UI"/>
-          <w:szCs w:val="28"/>
-          <w:lang w:val="fr-FR"/>
-        </w:rPr>
-      </w:pPr>
-      <w:r>
-        <w:rPr>
-          <w:rFonts w:ascii="Segoe UI" w:hAnsi="Segoe UI" w:cs="Segoe UI"/>
-          <w:szCs w:val="28"/>
-          <w:lang w:val="fr-FR"/>
-        </w:rPr>
-        <w:t>Chemin Critique.</w:t>
-      </w:r>
-    </w:p>
-    <w:p>
-      <w:pPr>
-        <w:pStyle w:val="ListParagraph"/>
-        <w:numPr>
-          <w:ilvl w:val="0"/>
-          <w:numId w:val="7"/>
-        </w:numPr>
-        <w:rPr>
-          <w:rFonts w:ascii="Segoe UI" w:hAnsi="Segoe UI" w:cs="Segoe UI"/>
-          <w:szCs w:val="28"/>
-          <w:lang w:val="fr-FR"/>
-        </w:rPr>
-      </w:pPr>
-      <w:r>
-        <w:rPr>
-          <w:rFonts w:ascii="Segoe UI" w:hAnsi="Segoe UI" w:cs="Segoe UI"/>
-          <w:szCs w:val="28"/>
-          <w:lang w:val="fr-FR"/>
-        </w:rPr>
-        <w:t>D</w:t>
-      </w:r>
-      <w:r>
-        <w:rPr>
-          <w:rFonts w:ascii="Segoe UI" w:hAnsi="Segoe UI" w:cs="Segoe UI"/>
-          <w:szCs w:val="28"/>
-          <w:lang w:val="fr-FR"/>
-        </w:rPr>
-        <w:t>iagramme de GANTT</w:t>
-      </w:r>
-      <w:r>
-        <w:rPr>
-          <w:rFonts w:ascii="Segoe UI" w:hAnsi="Segoe UI" w:cs="Segoe UI"/>
-          <w:szCs w:val="28"/>
-          <w:lang w:val="fr-FR"/>
-        </w:rPr>
-        <w:t>.</w:t>
-      </w:r>
-    </w:p>
-    <w:p>
-      <w:pPr>
-        <w:pStyle w:val="ListParagraph"/>
-        <w:numPr>
-          <w:ilvl w:val="0"/>
-          <w:numId w:val="7"/>
-        </w:numPr>
-        <w:rPr>
-          <w:rFonts w:ascii="Segoe UI" w:hAnsi="Segoe UI" w:cs="Segoe UI"/>
-          <w:szCs w:val="28"/>
-          <w:lang w:val="fr-FR"/>
-        </w:rPr>
-      </w:pPr>
-      <w:r>
-        <w:rPr>
-          <w:rFonts w:ascii="Segoe UI" w:hAnsi="Segoe UI" w:cs="Segoe UI"/>
-          <w:szCs w:val="28"/>
-          <w:lang w:val="fr-FR"/>
-        </w:rPr>
-        <w:t>Estimation des charges.</w:t>
-      </w:r>
-    </w:p>
-    <w:p>
-      <w:pPr>
-        <w:rPr>
-          <w:rFonts w:ascii="Segoe UI" w:hAnsi="Segoe UI" w:cs="Segoe UI"/>
-          <w:szCs w:val="28"/>
-          <w:lang w:val="fr-FR"/>
-        </w:rPr>
-      </w:pPr>
-    </w:p>
-    <w:p>
-      <w:pPr>
-        <w:pStyle w:val="Heading2"/>
-        <w:rPr>
-          <w:rFonts w:cs="Segoe UI"/>
-          <w:lang w:val="fr-FR"/>
-        </w:rPr>
-      </w:pPr>
-      <w:r>
-        <w:rPr>
-          <w:rFonts w:cs="Segoe UI"/>
-          <w:lang w:val="fr-FR"/>
-        </w:rPr>
-        <w:t>Chapitre 3 : Conception.</w:t>
-      </w:r>
-    </w:p>
-    <w:p>
-      <w:pPr>
-        <w:pStyle w:val="ListParagraph"/>
-        <w:numPr>
-          <w:ilvl w:val="0"/>
-          <w:numId w:val="7"/>
-        </w:numPr>
-        <w:rPr>
-          <w:rFonts w:ascii="Segoe UI" w:hAnsi="Segoe UI" w:cs="Segoe UI"/>
-          <w:szCs w:val="28"/>
-          <w:lang w:val="fr-FR"/>
-        </w:rPr>
-      </w:pPr>
-      <w:r>
-        <w:rPr>
-          <w:rFonts w:ascii="Segoe UI" w:hAnsi="Segoe UI" w:cs="Segoe UI"/>
-          <w:szCs w:val="28"/>
-          <w:lang w:val="fr-FR"/>
-        </w:rPr>
-        <w:t xml:space="preserve">Diagramme </w:t>
-      </w:r>
-      <w:r>
-        <w:rPr>
-          <w:rFonts w:ascii="Segoe UI" w:hAnsi="Segoe UI" w:cs="Segoe UI"/>
-          <w:szCs w:val="28"/>
-          <w:lang w:val="fr-FR"/>
-        </w:rPr>
-        <w:t>de cas d’utilisation.</w:t>
-      </w:r>
-    </w:p>
-    <w:p>
-      <w:pPr>
-        <w:pStyle w:val="ListParagraph"/>
-        <w:numPr>
-          <w:ilvl w:val="0"/>
-          <w:numId w:val="7"/>
-        </w:numPr>
-        <w:rPr>
-          <w:rFonts w:ascii="Segoe UI" w:hAnsi="Segoe UI" w:cs="Segoe UI"/>
-          <w:szCs w:val="28"/>
-          <w:lang w:val="fr-FR"/>
-        </w:rPr>
-      </w:pPr>
-      <w:r>
-        <w:rPr>
-          <w:rFonts w:ascii="Segoe UI" w:hAnsi="Segoe UI" w:cs="Segoe UI"/>
-          <w:szCs w:val="28"/>
-          <w:lang w:val="fr-FR"/>
-        </w:rPr>
-        <w:t xml:space="preserve">Diagramme de </w:t>
-      </w:r>
-      <w:r>
-        <w:rPr>
-          <w:rFonts w:ascii="Segoe UI" w:hAnsi="Segoe UI" w:cs="Segoe UI"/>
-          <w:szCs w:val="28"/>
-          <w:lang w:val="fr-FR"/>
-        </w:rPr>
-        <w:t>séquence.</w:t>
-      </w:r>
-    </w:p>
-    <w:p>
-      <w:pPr>
-        <w:pStyle w:val="ListParagraph"/>
-        <w:numPr>
-          <w:ilvl w:val="0"/>
-          <w:numId w:val="7"/>
-        </w:numPr>
-        <w:rPr>
-          <w:rFonts w:ascii="Segoe UI" w:hAnsi="Segoe UI" w:cs="Segoe UI"/>
-          <w:szCs w:val="28"/>
-          <w:lang w:val="fr-FR"/>
-        </w:rPr>
-      </w:pPr>
-      <w:r>
-        <w:rPr>
-          <w:rFonts w:ascii="Segoe UI" w:hAnsi="Segoe UI" w:cs="Segoe UI"/>
-          <w:szCs w:val="28"/>
-          <w:lang w:val="fr-FR"/>
-        </w:rPr>
-        <w:t>Diagramme de classes.</w:t>
-      </w:r>
-    </w:p>
-    <w:p>
-      <w:pPr>
-        <w:pStyle w:val="ListParagraph"/>
-        <w:numPr>
-          <w:ilvl w:val="0"/>
-          <w:numId w:val="7"/>
-        </w:numPr>
-        <w:rPr>
-          <w:rFonts w:ascii="Segoe UI" w:hAnsi="Segoe UI" w:cs="Segoe UI"/>
-          <w:szCs w:val="28"/>
-          <w:lang w:val="fr-FR"/>
-        </w:rPr>
-      </w:pPr>
-      <w:r>
-        <w:rPr>
-          <w:rFonts w:ascii="Segoe UI" w:hAnsi="Segoe UI" w:cs="Segoe UI"/>
-          <w:szCs w:val="28"/>
-          <w:lang w:val="fr-FR"/>
-        </w:rPr>
-        <w:t>Diagramme d’activité.</w:t>
-      </w:r>
-    </w:p>
-    <w:p>
-      <w:pPr>
-        <w:pStyle w:val="ListParagraph"/>
-        <w:numPr>
-          <w:ilvl w:val="0"/>
-          <w:numId w:val="7"/>
-        </w:numPr>
-        <w:rPr>
-          <w:rFonts w:ascii="Segoe UI" w:hAnsi="Segoe UI" w:cs="Segoe UI"/>
-          <w:szCs w:val="28"/>
-          <w:lang w:val="fr-FR"/>
-        </w:rPr>
-      </w:pPr>
-      <w:r>
-        <w:rPr>
-          <w:rFonts w:ascii="Segoe UI" w:hAnsi="Segoe UI" w:cs="Segoe UI"/>
-          <w:szCs w:val="28"/>
-          <w:lang w:val="fr-FR"/>
-        </w:rPr>
-        <w:t>Diagramme de collaboration.</w:t>
-      </w:r>
-    </w:p>
-    <w:p>
-      <w:pPr>
-        <w:pStyle w:val="ListParagraph"/>
-        <w:numPr>
-          <w:ilvl w:val="0"/>
-          <w:numId w:val="7"/>
-        </w:numPr>
-        <w:rPr>
-          <w:rFonts w:ascii="Segoe UI" w:hAnsi="Segoe UI" w:cs="Segoe UI"/>
-          <w:szCs w:val="28"/>
-          <w:lang w:val="fr-FR"/>
-        </w:rPr>
-      </w:pPr>
-      <w:r>
-        <w:rPr>
-          <w:rFonts w:ascii="Segoe UI" w:hAnsi="Segoe UI" w:cs="Segoe UI"/>
-          <w:szCs w:val="28"/>
-          <w:lang w:val="fr-FR"/>
-        </w:rPr>
-        <w:t>Diagramme d’état.</w:t>
-      </w:r>
-    </w:p>
-    <w:p>
-      <w:pPr>
-        <w:pStyle w:val="ListParagraph"/>
-        <w:rPr>
-          <w:rFonts w:ascii="Segoe UI" w:hAnsi="Segoe UI" w:cs="Segoe UI"/>
-          <w:szCs w:val="28"/>
-          <w:lang w:val="fr-FR"/>
-        </w:rPr>
-      </w:pPr>
-    </w:p>
-    <w:p>
-      <w:pPr>
-        <w:pStyle w:val="ListParagraph"/>
-        <w:rPr>
-          <w:rFonts w:ascii="Segoe UI" w:hAnsi="Segoe UI" w:cs="Segoe UI"/>
-          <w:szCs w:val="28"/>
-          <w:lang w:val="fr-FR"/>
-        </w:rPr>
-      </w:pPr>
-    </w:p>
-    <w:p>
-      <w:pPr>
-        <w:pStyle w:val="ListParagraph"/>
-        <w:rPr>
-          <w:rFonts w:ascii="Segoe UI" w:hAnsi="Segoe UI" w:cs="Segoe UI"/>
-          <w:szCs w:val="28"/>
-          <w:lang w:val="fr-FR"/>
-        </w:rPr>
-      </w:pPr>
-    </w:p>
-    <w:p>
-      <w:pPr>
-        <w:pStyle w:val="ListParagraph"/>
-        <w:rPr>
-          <w:rFonts w:ascii="Segoe UI" w:hAnsi="Segoe UI" w:cs="Segoe UI"/>
-          <w:szCs w:val="28"/>
-          <w:lang w:val="fr-FR"/>
-        </w:rPr>
-      </w:pPr>
-    </w:p>
-    <w:p>
-      <w:pPr>
-        <w:pStyle w:val="ListParagraph"/>
-        <w:rPr>
-          <w:rFonts w:ascii="Segoe UI" w:hAnsi="Segoe UI" w:cs="Segoe UI"/>
-          <w:szCs w:val="28"/>
-          <w:lang w:val="fr-FR"/>
-        </w:rPr>
-      </w:pPr>
-    </w:p>
-    <w:p>
-      <w:pPr>
-        <w:pStyle w:val="ListParagraph"/>
+        <w:jc w:val="both"/>
         <w:rPr>
           <w:rFonts w:ascii="Segoe UI" w:hAnsi="Segoe UI" w:cs="Segoe UI"/>
           <w:sz w:val="40"/>
@@ -1016,18 +390,1684 @@
     </w:p>
     <w:p>
       <w:pPr>
+        <w:rPr>
+          <w:rFonts w:ascii="Segoe UI" w:hAnsi="Segoe UI" w:cs="Segoe UI"/>
+          <w:sz w:val="40"/>
+          <w:szCs w:val="40"/>
+          <w:lang w:val="fr-FR"/>
+        </w:rPr>
+      </w:pPr>
+    </w:p>
+    <w:p>
+      <w:pPr>
+        <w:rPr>
+          <w:rFonts w:ascii="Segoe UI" w:hAnsi="Segoe UI" w:cs="Segoe UI"/>
+          <w:sz w:val="40"/>
+          <w:szCs w:val="40"/>
+          <w:lang w:val="fr-FR"/>
+        </w:rPr>
+      </w:pPr>
+    </w:p>
+    <w:bookmarkStart w:id="1" w:name="_Toc30253733" w:displacedByCustomXml="next"/>
+    <w:sdt>
+      <w:sdtPr>
+        <w:rPr>
+          <w:rFonts w:ascii="Segoe UI" w:hAnsi="Segoe UI" w:cs="Segoe UI"/>
+        </w:rPr>
+        <w:id w:val="-522329722"/>
+        <w:docPartObj>
+          <w:docPartGallery w:val="Table of Contents"/>
+          <w:docPartUnique/>
+        </w:docPartObj>
+      </w:sdtPr>
+      <w:sdtEndPr>
+        <w:rPr>
+          <w:rFonts w:eastAsiaTheme="minorHAnsi"/>
+          <w:noProof/>
+          <w:color w:val="auto"/>
+          <w:lang w:val="en-US"/>
+        </w:rPr>
+      </w:sdtEndPr>
+      <w:sdtContent>
+        <w:p>
+          <w:pPr>
+            <w:pStyle w:val="TOCHeading"/>
+            <w:rPr>
+              <w:rFonts w:ascii="Segoe UI" w:hAnsi="Segoe UI" w:cs="Segoe UI"/>
+            </w:rPr>
+          </w:pPr>
+          <w:r>
+            <w:rPr>
+              <w:rFonts w:ascii="Segoe UI" w:hAnsi="Segoe UI" w:cs="Segoe UI"/>
+            </w:rPr>
+            <w:t>Table des matières</w:t>
+          </w:r>
+          <w:bookmarkEnd w:id="1"/>
+        </w:p>
+        <w:p>
+          <w:pPr>
+            <w:pStyle w:val="TOC1"/>
+            <w:tabs>
+              <w:tab w:val="right" w:leader="dot" w:pos="9350"/>
+            </w:tabs>
+            <w:rPr>
+              <w:noProof/>
+              <w:lang w:val="en-US"/>
+            </w:rPr>
+          </w:pPr>
+          <w:r>
+            <w:rPr>
+              <w:rFonts w:ascii="Segoe UI" w:hAnsi="Segoe UI" w:cs="Segoe UI"/>
+              <w:sz w:val="28"/>
+              <w:szCs w:val="28"/>
+            </w:rPr>
+            <w:fldChar w:fldCharType="begin"/>
+          </w:r>
+          <w:r>
+            <w:rPr>
+              <w:rFonts w:ascii="Segoe UI" w:hAnsi="Segoe UI" w:cs="Segoe UI"/>
+              <w:sz w:val="28"/>
+              <w:szCs w:val="28"/>
+            </w:rPr>
+            <w:instrText xml:space="preserve"> TOC \o "1-3" \h \z \u </w:instrText>
+          </w:r>
+          <w:r>
+            <w:rPr>
+              <w:rFonts w:ascii="Segoe UI" w:hAnsi="Segoe UI" w:cs="Segoe UI"/>
+              <w:sz w:val="28"/>
+              <w:szCs w:val="28"/>
+            </w:rPr>
+            <w:fldChar w:fldCharType="separate"/>
+          </w:r>
+          <w:hyperlink w:anchor="_Toc30253733" w:history="1">
+            <w:r>
+              <w:rPr>
+                <w:rStyle w:val="Hyperlink"/>
+                <w:rFonts w:ascii="Segoe UI" w:hAnsi="Segoe UI" w:cs="Segoe UI"/>
+                <w:noProof/>
+              </w:rPr>
+              <w:t>Table des matières</w:t>
+            </w:r>
+            <w:r>
+              <w:rPr>
+                <w:noProof/>
+                <w:webHidden/>
+              </w:rPr>
+              <w:tab/>
+            </w:r>
+            <w:r>
+              <w:rPr>
+                <w:noProof/>
+                <w:webHidden/>
+              </w:rPr>
+              <w:fldChar w:fldCharType="begin"/>
+            </w:r>
+            <w:r>
+              <w:rPr>
+                <w:noProof/>
+                <w:webHidden/>
+              </w:rPr>
+              <w:instrText xml:space="preserve"> PAGEREF _Toc30253733 \h </w:instrText>
+            </w:r>
+            <w:r>
+              <w:rPr>
+                <w:noProof/>
+                <w:webHidden/>
+              </w:rPr>
+            </w:r>
+            <w:r>
+              <w:rPr>
+                <w:noProof/>
+                <w:webHidden/>
+              </w:rPr>
+              <w:fldChar w:fldCharType="separate"/>
+            </w:r>
+            <w:r>
+              <w:rPr>
+                <w:noProof/>
+                <w:webHidden/>
+              </w:rPr>
+              <w:t>3</w:t>
+            </w:r>
+            <w:r>
+              <w:rPr>
+                <w:noProof/>
+                <w:webHidden/>
+              </w:rPr>
+              <w:fldChar w:fldCharType="end"/>
+            </w:r>
+          </w:hyperlink>
+        </w:p>
+        <w:p>
+          <w:pPr>
+            <w:pStyle w:val="TOC1"/>
+            <w:tabs>
+              <w:tab w:val="right" w:leader="dot" w:pos="9350"/>
+            </w:tabs>
+            <w:rPr>
+              <w:noProof/>
+              <w:lang w:val="en-US"/>
+            </w:rPr>
+          </w:pPr>
+          <w:hyperlink w:anchor="_Toc30253734" w:history="1">
+            <w:r>
+              <w:rPr>
+                <w:rStyle w:val="Hyperlink"/>
+                <w:rFonts w:cs="Segoe UI"/>
+                <w:noProof/>
+              </w:rPr>
+              <w:t>Chapitre 1 : Introduction Générale.</w:t>
+            </w:r>
+            <w:r>
+              <w:rPr>
+                <w:noProof/>
+                <w:webHidden/>
+              </w:rPr>
+              <w:tab/>
+            </w:r>
+            <w:r>
+              <w:rPr>
+                <w:noProof/>
+                <w:webHidden/>
+              </w:rPr>
+              <w:fldChar w:fldCharType="begin"/>
+            </w:r>
+            <w:r>
+              <w:rPr>
+                <w:noProof/>
+                <w:webHidden/>
+              </w:rPr>
+              <w:instrText xml:space="preserve"> PAGEREF _Toc30253734 \h </w:instrText>
+            </w:r>
+            <w:r>
+              <w:rPr>
+                <w:noProof/>
+                <w:webHidden/>
+              </w:rPr>
+            </w:r>
+            <w:r>
+              <w:rPr>
+                <w:noProof/>
+                <w:webHidden/>
+              </w:rPr>
+              <w:fldChar w:fldCharType="separate"/>
+            </w:r>
+            <w:r>
+              <w:rPr>
+                <w:noProof/>
+                <w:webHidden/>
+              </w:rPr>
+              <w:t>3</w:t>
+            </w:r>
+            <w:r>
+              <w:rPr>
+                <w:noProof/>
+                <w:webHidden/>
+              </w:rPr>
+              <w:fldChar w:fldCharType="end"/>
+            </w:r>
+          </w:hyperlink>
+        </w:p>
+        <w:p>
+          <w:pPr>
+            <w:pStyle w:val="TOC3"/>
+            <w:tabs>
+              <w:tab w:val="left" w:pos="880"/>
+              <w:tab w:val="right" w:leader="dot" w:pos="9350"/>
+            </w:tabs>
+            <w:rPr>
+              <w:noProof/>
+              <w:lang w:val="en-US"/>
+            </w:rPr>
+          </w:pPr>
+          <w:hyperlink w:anchor="_Toc30253735" w:history="1">
+            <w:r>
+              <w:rPr>
+                <w:rStyle w:val="Hyperlink"/>
+                <w:rFonts w:cs="Segoe UI"/>
+                <w:noProof/>
+              </w:rPr>
+              <w:t>1-</w:t>
+            </w:r>
+            <w:r>
+              <w:rPr>
+                <w:noProof/>
+                <w:lang w:val="en-US"/>
+              </w:rPr>
+              <w:tab/>
+            </w:r>
+            <w:r>
+              <w:rPr>
+                <w:rStyle w:val="Hyperlink"/>
+                <w:rFonts w:cs="Segoe UI"/>
+                <w:noProof/>
+              </w:rPr>
+              <w:t>Remerciement.</w:t>
+            </w:r>
+            <w:r>
+              <w:rPr>
+                <w:noProof/>
+                <w:webHidden/>
+              </w:rPr>
+              <w:tab/>
+            </w:r>
+            <w:r>
+              <w:rPr>
+                <w:noProof/>
+                <w:webHidden/>
+              </w:rPr>
+              <w:fldChar w:fldCharType="begin"/>
+            </w:r>
+            <w:r>
+              <w:rPr>
+                <w:noProof/>
+                <w:webHidden/>
+              </w:rPr>
+              <w:instrText xml:space="preserve"> PAGEREF _Toc30253735 \h </w:instrText>
+            </w:r>
+            <w:r>
+              <w:rPr>
+                <w:noProof/>
+                <w:webHidden/>
+              </w:rPr>
+            </w:r>
+            <w:r>
+              <w:rPr>
+                <w:noProof/>
+                <w:webHidden/>
+              </w:rPr>
+              <w:fldChar w:fldCharType="separate"/>
+            </w:r>
+            <w:r>
+              <w:rPr>
+                <w:noProof/>
+                <w:webHidden/>
+              </w:rPr>
+              <w:t>3</w:t>
+            </w:r>
+            <w:r>
+              <w:rPr>
+                <w:noProof/>
+                <w:webHidden/>
+              </w:rPr>
+              <w:fldChar w:fldCharType="end"/>
+            </w:r>
+          </w:hyperlink>
+        </w:p>
+        <w:p>
+          <w:pPr>
+            <w:pStyle w:val="TOC3"/>
+            <w:tabs>
+              <w:tab w:val="left" w:pos="880"/>
+              <w:tab w:val="right" w:leader="dot" w:pos="9350"/>
+            </w:tabs>
+            <w:rPr>
+              <w:noProof/>
+              <w:lang w:val="en-US"/>
+            </w:rPr>
+          </w:pPr>
+          <w:hyperlink w:anchor="_Toc30253736" w:history="1">
+            <w:r>
+              <w:rPr>
+                <w:rStyle w:val="Hyperlink"/>
+                <w:rFonts w:cs="Segoe UI"/>
+                <w:noProof/>
+              </w:rPr>
+              <w:t>2-</w:t>
+            </w:r>
+            <w:r>
+              <w:rPr>
+                <w:noProof/>
+                <w:lang w:val="en-US"/>
+              </w:rPr>
+              <w:tab/>
+            </w:r>
+            <w:r>
+              <w:rPr>
+                <w:rStyle w:val="Hyperlink"/>
+                <w:rFonts w:cs="Segoe UI"/>
+                <w:noProof/>
+              </w:rPr>
+              <w:t>Résumé.</w:t>
+            </w:r>
+            <w:r>
+              <w:rPr>
+                <w:noProof/>
+                <w:webHidden/>
+              </w:rPr>
+              <w:tab/>
+            </w:r>
+            <w:r>
+              <w:rPr>
+                <w:noProof/>
+                <w:webHidden/>
+              </w:rPr>
+              <w:fldChar w:fldCharType="begin"/>
+            </w:r>
+            <w:r>
+              <w:rPr>
+                <w:noProof/>
+                <w:webHidden/>
+              </w:rPr>
+              <w:instrText xml:space="preserve"> PAGEREF _Toc30253736 \h </w:instrText>
+            </w:r>
+            <w:r>
+              <w:rPr>
+                <w:noProof/>
+                <w:webHidden/>
+              </w:rPr>
+            </w:r>
+            <w:r>
+              <w:rPr>
+                <w:noProof/>
+                <w:webHidden/>
+              </w:rPr>
+              <w:fldChar w:fldCharType="separate"/>
+            </w:r>
+            <w:r>
+              <w:rPr>
+                <w:noProof/>
+                <w:webHidden/>
+              </w:rPr>
+              <w:t>4</w:t>
+            </w:r>
+            <w:r>
+              <w:rPr>
+                <w:noProof/>
+                <w:webHidden/>
+              </w:rPr>
+              <w:fldChar w:fldCharType="end"/>
+            </w:r>
+          </w:hyperlink>
+        </w:p>
+        <w:p>
+          <w:pPr>
+            <w:pStyle w:val="TOC3"/>
+            <w:tabs>
+              <w:tab w:val="left" w:pos="880"/>
+              <w:tab w:val="right" w:leader="dot" w:pos="9350"/>
+            </w:tabs>
+            <w:rPr>
+              <w:noProof/>
+              <w:lang w:val="en-US"/>
+            </w:rPr>
+          </w:pPr>
+          <w:hyperlink w:anchor="_Toc30253737" w:history="1">
+            <w:r>
+              <w:rPr>
+                <w:rStyle w:val="Hyperlink"/>
+                <w:rFonts w:cs="Segoe UI"/>
+                <w:noProof/>
+              </w:rPr>
+              <w:t>3-</w:t>
+            </w:r>
+            <w:r>
+              <w:rPr>
+                <w:noProof/>
+                <w:lang w:val="en-US"/>
+              </w:rPr>
+              <w:tab/>
+            </w:r>
+            <w:r>
+              <w:rPr>
+                <w:rStyle w:val="Hyperlink"/>
+                <w:rFonts w:cs="Segoe UI"/>
+                <w:noProof/>
+              </w:rPr>
+              <w:t>Présentation de projet.</w:t>
+            </w:r>
+            <w:r>
+              <w:rPr>
+                <w:noProof/>
+                <w:webHidden/>
+              </w:rPr>
+              <w:tab/>
+            </w:r>
+            <w:r>
+              <w:rPr>
+                <w:noProof/>
+                <w:webHidden/>
+              </w:rPr>
+              <w:fldChar w:fldCharType="begin"/>
+            </w:r>
+            <w:r>
+              <w:rPr>
+                <w:noProof/>
+                <w:webHidden/>
+              </w:rPr>
+              <w:instrText xml:space="preserve"> PAGEREF _Toc30253737 \h </w:instrText>
+            </w:r>
+            <w:r>
+              <w:rPr>
+                <w:noProof/>
+                <w:webHidden/>
+              </w:rPr>
+            </w:r>
+            <w:r>
+              <w:rPr>
+                <w:noProof/>
+                <w:webHidden/>
+              </w:rPr>
+              <w:fldChar w:fldCharType="separate"/>
+            </w:r>
+            <w:r>
+              <w:rPr>
+                <w:noProof/>
+                <w:webHidden/>
+              </w:rPr>
+              <w:t>4</w:t>
+            </w:r>
+            <w:r>
+              <w:rPr>
+                <w:noProof/>
+                <w:webHidden/>
+              </w:rPr>
+              <w:fldChar w:fldCharType="end"/>
+            </w:r>
+          </w:hyperlink>
+        </w:p>
+        <w:p>
+          <w:pPr>
+            <w:pStyle w:val="TOC1"/>
+            <w:tabs>
+              <w:tab w:val="right" w:leader="dot" w:pos="9350"/>
+            </w:tabs>
+            <w:rPr>
+              <w:noProof/>
+              <w:lang w:val="en-US"/>
+            </w:rPr>
+          </w:pPr>
+          <w:hyperlink w:anchor="_Toc30253738" w:history="1">
+            <w:r>
+              <w:rPr>
+                <w:rStyle w:val="Hyperlink"/>
+                <w:rFonts w:cs="Segoe UI"/>
+                <w:noProof/>
+              </w:rPr>
+              <w:t>Chapitre 2 : Gestion du projet.</w:t>
+            </w:r>
+            <w:r>
+              <w:rPr>
+                <w:noProof/>
+                <w:webHidden/>
+              </w:rPr>
+              <w:tab/>
+            </w:r>
+            <w:r>
+              <w:rPr>
+                <w:noProof/>
+                <w:webHidden/>
+              </w:rPr>
+              <w:fldChar w:fldCharType="begin"/>
+            </w:r>
+            <w:r>
+              <w:rPr>
+                <w:noProof/>
+                <w:webHidden/>
+              </w:rPr>
+              <w:instrText xml:space="preserve"> PAGEREF _Toc30253738 \h </w:instrText>
+            </w:r>
+            <w:r>
+              <w:rPr>
+                <w:noProof/>
+                <w:webHidden/>
+              </w:rPr>
+            </w:r>
+            <w:r>
+              <w:rPr>
+                <w:noProof/>
+                <w:webHidden/>
+              </w:rPr>
+              <w:fldChar w:fldCharType="separate"/>
+            </w:r>
+            <w:r>
+              <w:rPr>
+                <w:noProof/>
+                <w:webHidden/>
+              </w:rPr>
+              <w:t>4</w:t>
+            </w:r>
+            <w:r>
+              <w:rPr>
+                <w:noProof/>
+                <w:webHidden/>
+              </w:rPr>
+              <w:fldChar w:fldCharType="end"/>
+            </w:r>
+          </w:hyperlink>
+        </w:p>
+        <w:p>
+          <w:pPr>
+            <w:pStyle w:val="TOC3"/>
+            <w:tabs>
+              <w:tab w:val="left" w:pos="880"/>
+              <w:tab w:val="right" w:leader="dot" w:pos="9350"/>
+            </w:tabs>
+            <w:rPr>
+              <w:noProof/>
+              <w:lang w:val="en-US"/>
+            </w:rPr>
+          </w:pPr>
+          <w:hyperlink w:anchor="_Toc30253739" w:history="1">
+            <w:r>
+              <w:rPr>
+                <w:rStyle w:val="Hyperlink"/>
+                <w:rFonts w:cs="Segoe UI"/>
+                <w:noProof/>
+              </w:rPr>
+              <w:t>1-</w:t>
+            </w:r>
+            <w:r>
+              <w:rPr>
+                <w:noProof/>
+                <w:lang w:val="en-US"/>
+              </w:rPr>
+              <w:tab/>
+            </w:r>
+            <w:r>
+              <w:rPr>
+                <w:rStyle w:val="Hyperlink"/>
+                <w:rFonts w:cs="Segoe UI"/>
+                <w:noProof/>
+              </w:rPr>
+              <w:t>Diagramme de PERT.</w:t>
+            </w:r>
+            <w:r>
+              <w:rPr>
+                <w:noProof/>
+                <w:webHidden/>
+              </w:rPr>
+              <w:tab/>
+            </w:r>
+            <w:r>
+              <w:rPr>
+                <w:noProof/>
+                <w:webHidden/>
+              </w:rPr>
+              <w:fldChar w:fldCharType="begin"/>
+            </w:r>
+            <w:r>
+              <w:rPr>
+                <w:noProof/>
+                <w:webHidden/>
+              </w:rPr>
+              <w:instrText xml:space="preserve"> PAGEREF _Toc30253739 \h </w:instrText>
+            </w:r>
+            <w:r>
+              <w:rPr>
+                <w:noProof/>
+                <w:webHidden/>
+              </w:rPr>
+            </w:r>
+            <w:r>
+              <w:rPr>
+                <w:noProof/>
+                <w:webHidden/>
+              </w:rPr>
+              <w:fldChar w:fldCharType="separate"/>
+            </w:r>
+            <w:r>
+              <w:rPr>
+                <w:noProof/>
+                <w:webHidden/>
+              </w:rPr>
+              <w:t>4</w:t>
+            </w:r>
+            <w:r>
+              <w:rPr>
+                <w:noProof/>
+                <w:webHidden/>
+              </w:rPr>
+              <w:fldChar w:fldCharType="end"/>
+            </w:r>
+          </w:hyperlink>
+        </w:p>
+        <w:p>
+          <w:pPr>
+            <w:pStyle w:val="TOC2"/>
+            <w:tabs>
+              <w:tab w:val="left" w:pos="880"/>
+              <w:tab w:val="right" w:leader="dot" w:pos="9350"/>
+            </w:tabs>
+            <w:rPr>
+              <w:noProof/>
+              <w:lang w:val="en-US"/>
+            </w:rPr>
+          </w:pPr>
+          <w:hyperlink w:anchor="_Toc30253740" w:history="1">
+            <w:r>
+              <w:rPr>
+                <w:rStyle w:val="Hyperlink"/>
+                <w:rFonts w:cs="Segoe UI"/>
+                <w:noProof/>
+              </w:rPr>
+              <w:t>1-1</w:t>
+            </w:r>
+            <w:r>
+              <w:rPr>
+                <w:noProof/>
+                <w:lang w:val="en-US"/>
+              </w:rPr>
+              <w:tab/>
+            </w:r>
+            <w:r>
+              <w:rPr>
+                <w:rStyle w:val="Hyperlink"/>
+                <w:rFonts w:cs="Segoe UI"/>
+                <w:noProof/>
+              </w:rPr>
+              <w:t>Identifier les taches.</w:t>
+            </w:r>
+            <w:r>
+              <w:rPr>
+                <w:noProof/>
+                <w:webHidden/>
+              </w:rPr>
+              <w:tab/>
+            </w:r>
+            <w:r>
+              <w:rPr>
+                <w:noProof/>
+                <w:webHidden/>
+              </w:rPr>
+              <w:fldChar w:fldCharType="begin"/>
+            </w:r>
+            <w:r>
+              <w:rPr>
+                <w:noProof/>
+                <w:webHidden/>
+              </w:rPr>
+              <w:instrText xml:space="preserve"> PAGEREF _Toc30253740 \h </w:instrText>
+            </w:r>
+            <w:r>
+              <w:rPr>
+                <w:noProof/>
+                <w:webHidden/>
+              </w:rPr>
+            </w:r>
+            <w:r>
+              <w:rPr>
+                <w:noProof/>
+                <w:webHidden/>
+              </w:rPr>
+              <w:fldChar w:fldCharType="separate"/>
+            </w:r>
+            <w:r>
+              <w:rPr>
+                <w:noProof/>
+                <w:webHidden/>
+              </w:rPr>
+              <w:t>5</w:t>
+            </w:r>
+            <w:r>
+              <w:rPr>
+                <w:noProof/>
+                <w:webHidden/>
+              </w:rPr>
+              <w:fldChar w:fldCharType="end"/>
+            </w:r>
+          </w:hyperlink>
+        </w:p>
+        <w:p>
+          <w:pPr>
+            <w:pStyle w:val="TOC2"/>
+            <w:tabs>
+              <w:tab w:val="left" w:pos="880"/>
+              <w:tab w:val="right" w:leader="dot" w:pos="9350"/>
+            </w:tabs>
+            <w:rPr>
+              <w:noProof/>
+              <w:lang w:val="en-US"/>
+            </w:rPr>
+          </w:pPr>
+          <w:hyperlink w:anchor="_Toc30253741" w:history="1">
+            <w:r>
+              <w:rPr>
+                <w:rStyle w:val="Hyperlink"/>
+                <w:rFonts w:cs="Segoe UI"/>
+                <w:noProof/>
+              </w:rPr>
+              <w:t>1-2</w:t>
+            </w:r>
+            <w:r>
+              <w:rPr>
+                <w:noProof/>
+                <w:lang w:val="en-US"/>
+              </w:rPr>
+              <w:tab/>
+            </w:r>
+            <w:r>
+              <w:rPr>
+                <w:rStyle w:val="Hyperlink"/>
+                <w:rFonts w:cs="Segoe UI"/>
+                <w:noProof/>
+              </w:rPr>
+              <w:t>Graphe PERT Probabiliste.</w:t>
+            </w:r>
+            <w:r>
+              <w:rPr>
+                <w:noProof/>
+                <w:webHidden/>
+              </w:rPr>
+              <w:tab/>
+            </w:r>
+            <w:r>
+              <w:rPr>
+                <w:noProof/>
+                <w:webHidden/>
+              </w:rPr>
+              <w:fldChar w:fldCharType="begin"/>
+            </w:r>
+            <w:r>
+              <w:rPr>
+                <w:noProof/>
+                <w:webHidden/>
+              </w:rPr>
+              <w:instrText xml:space="preserve"> PAGEREF _Toc30253741 \h </w:instrText>
+            </w:r>
+            <w:r>
+              <w:rPr>
+                <w:noProof/>
+                <w:webHidden/>
+              </w:rPr>
+            </w:r>
+            <w:r>
+              <w:rPr>
+                <w:noProof/>
+                <w:webHidden/>
+              </w:rPr>
+              <w:fldChar w:fldCharType="separate"/>
+            </w:r>
+            <w:r>
+              <w:rPr>
+                <w:noProof/>
+                <w:webHidden/>
+              </w:rPr>
+              <w:t>6</w:t>
+            </w:r>
+            <w:r>
+              <w:rPr>
+                <w:noProof/>
+                <w:webHidden/>
+              </w:rPr>
+              <w:fldChar w:fldCharType="end"/>
+            </w:r>
+          </w:hyperlink>
+        </w:p>
+        <w:p>
+          <w:pPr>
+            <w:pStyle w:val="TOC3"/>
+            <w:tabs>
+              <w:tab w:val="left" w:pos="880"/>
+              <w:tab w:val="right" w:leader="dot" w:pos="9350"/>
+            </w:tabs>
+            <w:rPr>
+              <w:noProof/>
+              <w:lang w:val="en-US"/>
+            </w:rPr>
+          </w:pPr>
+          <w:hyperlink w:anchor="_Toc30253742" w:history="1">
+            <w:r>
+              <w:rPr>
+                <w:rStyle w:val="Hyperlink"/>
+                <w:rFonts w:cs="Segoe UI"/>
+                <w:noProof/>
+              </w:rPr>
+              <w:t>2-</w:t>
+            </w:r>
+            <w:r>
+              <w:rPr>
+                <w:noProof/>
+                <w:lang w:val="en-US"/>
+              </w:rPr>
+              <w:tab/>
+            </w:r>
+            <w:r>
+              <w:rPr>
+                <w:rStyle w:val="Hyperlink"/>
+                <w:rFonts w:cs="Segoe UI"/>
+                <w:noProof/>
+              </w:rPr>
+              <w:t>Diagramme de GANTT.</w:t>
+            </w:r>
+            <w:r>
+              <w:rPr>
+                <w:noProof/>
+                <w:webHidden/>
+              </w:rPr>
+              <w:tab/>
+            </w:r>
+            <w:r>
+              <w:rPr>
+                <w:noProof/>
+                <w:webHidden/>
+              </w:rPr>
+              <w:fldChar w:fldCharType="begin"/>
+            </w:r>
+            <w:r>
+              <w:rPr>
+                <w:noProof/>
+                <w:webHidden/>
+              </w:rPr>
+              <w:instrText xml:space="preserve"> PAGEREF _Toc30253742 \h </w:instrText>
+            </w:r>
+            <w:r>
+              <w:rPr>
+                <w:noProof/>
+                <w:webHidden/>
+              </w:rPr>
+            </w:r>
+            <w:r>
+              <w:rPr>
+                <w:noProof/>
+                <w:webHidden/>
+              </w:rPr>
+              <w:fldChar w:fldCharType="separate"/>
+            </w:r>
+            <w:r>
+              <w:rPr>
+                <w:noProof/>
+                <w:webHidden/>
+              </w:rPr>
+              <w:t>7</w:t>
+            </w:r>
+            <w:r>
+              <w:rPr>
+                <w:noProof/>
+                <w:webHidden/>
+              </w:rPr>
+              <w:fldChar w:fldCharType="end"/>
+            </w:r>
+          </w:hyperlink>
+        </w:p>
+        <w:p>
+          <w:pPr>
+            <w:pStyle w:val="TOC3"/>
+            <w:tabs>
+              <w:tab w:val="left" w:pos="880"/>
+              <w:tab w:val="right" w:leader="dot" w:pos="9350"/>
+            </w:tabs>
+            <w:rPr>
+              <w:noProof/>
+              <w:lang w:val="en-US"/>
+            </w:rPr>
+          </w:pPr>
+          <w:hyperlink w:anchor="_Toc30253743" w:history="1">
+            <w:r>
+              <w:rPr>
+                <w:rStyle w:val="Hyperlink"/>
+                <w:rFonts w:cs="Segoe UI"/>
+                <w:noProof/>
+              </w:rPr>
+              <w:t>3-</w:t>
+            </w:r>
+            <w:r>
+              <w:rPr>
+                <w:noProof/>
+                <w:lang w:val="en-US"/>
+              </w:rPr>
+              <w:tab/>
+            </w:r>
+            <w:r>
+              <w:rPr>
+                <w:rStyle w:val="Hyperlink"/>
+                <w:rFonts w:cs="Segoe UI"/>
+                <w:noProof/>
+              </w:rPr>
+              <w:t>Estimation des charges.</w:t>
+            </w:r>
+            <w:r>
+              <w:rPr>
+                <w:noProof/>
+                <w:webHidden/>
+              </w:rPr>
+              <w:tab/>
+            </w:r>
+            <w:r>
+              <w:rPr>
+                <w:noProof/>
+                <w:webHidden/>
+              </w:rPr>
+              <w:fldChar w:fldCharType="begin"/>
+            </w:r>
+            <w:r>
+              <w:rPr>
+                <w:noProof/>
+                <w:webHidden/>
+              </w:rPr>
+              <w:instrText xml:space="preserve"> PAGEREF _Toc30253743 \h </w:instrText>
+            </w:r>
+            <w:r>
+              <w:rPr>
+                <w:noProof/>
+                <w:webHidden/>
+              </w:rPr>
+            </w:r>
+            <w:r>
+              <w:rPr>
+                <w:noProof/>
+                <w:webHidden/>
+              </w:rPr>
+              <w:fldChar w:fldCharType="separate"/>
+            </w:r>
+            <w:r>
+              <w:rPr>
+                <w:noProof/>
+                <w:webHidden/>
+              </w:rPr>
+              <w:t>7</w:t>
+            </w:r>
+            <w:r>
+              <w:rPr>
+                <w:noProof/>
+                <w:webHidden/>
+              </w:rPr>
+              <w:fldChar w:fldCharType="end"/>
+            </w:r>
+          </w:hyperlink>
+        </w:p>
+        <w:p>
+          <w:pPr>
+            <w:pStyle w:val="TOC1"/>
+            <w:tabs>
+              <w:tab w:val="right" w:leader="dot" w:pos="9350"/>
+            </w:tabs>
+            <w:rPr>
+              <w:noProof/>
+              <w:lang w:val="en-US"/>
+            </w:rPr>
+          </w:pPr>
+          <w:hyperlink w:anchor="_Toc30253744" w:history="1">
+            <w:r>
+              <w:rPr>
+                <w:rStyle w:val="Hyperlink"/>
+                <w:rFonts w:cs="Segoe UI"/>
+                <w:noProof/>
+              </w:rPr>
+              <w:t>Chapitre 4 : Modélisation du système.</w:t>
+            </w:r>
+            <w:r>
+              <w:rPr>
+                <w:noProof/>
+                <w:webHidden/>
+              </w:rPr>
+              <w:tab/>
+            </w:r>
+            <w:r>
+              <w:rPr>
+                <w:noProof/>
+                <w:webHidden/>
+              </w:rPr>
+              <w:fldChar w:fldCharType="begin"/>
+            </w:r>
+            <w:r>
+              <w:rPr>
+                <w:noProof/>
+                <w:webHidden/>
+              </w:rPr>
+              <w:instrText xml:space="preserve"> PAGEREF _Toc30253744 \h </w:instrText>
+            </w:r>
+            <w:r>
+              <w:rPr>
+                <w:noProof/>
+                <w:webHidden/>
+              </w:rPr>
+            </w:r>
+            <w:r>
+              <w:rPr>
+                <w:noProof/>
+                <w:webHidden/>
+              </w:rPr>
+              <w:fldChar w:fldCharType="separate"/>
+            </w:r>
+            <w:r>
+              <w:rPr>
+                <w:noProof/>
+                <w:webHidden/>
+              </w:rPr>
+              <w:t>8</w:t>
+            </w:r>
+            <w:r>
+              <w:rPr>
+                <w:noProof/>
+                <w:webHidden/>
+              </w:rPr>
+              <w:fldChar w:fldCharType="end"/>
+            </w:r>
+          </w:hyperlink>
+        </w:p>
+        <w:p>
+          <w:pPr>
+            <w:pStyle w:val="TOC1"/>
+            <w:tabs>
+              <w:tab w:val="right" w:leader="dot" w:pos="9350"/>
+            </w:tabs>
+            <w:rPr>
+              <w:noProof/>
+              <w:lang w:val="en-US"/>
+            </w:rPr>
+          </w:pPr>
+          <w:hyperlink w:anchor="_Toc30253745" w:history="1">
+            <w:r>
+              <w:rPr>
+                <w:rStyle w:val="Hyperlink"/>
+                <w:rFonts w:cs="Segoe UI"/>
+                <w:noProof/>
+              </w:rPr>
+              <w:t>Chapitre 5 : Réalisation.</w:t>
+            </w:r>
+            <w:r>
+              <w:rPr>
+                <w:noProof/>
+                <w:webHidden/>
+              </w:rPr>
+              <w:tab/>
+            </w:r>
+            <w:r>
+              <w:rPr>
+                <w:noProof/>
+                <w:webHidden/>
+              </w:rPr>
+              <w:fldChar w:fldCharType="begin"/>
+            </w:r>
+            <w:r>
+              <w:rPr>
+                <w:noProof/>
+                <w:webHidden/>
+              </w:rPr>
+              <w:instrText xml:space="preserve"> PAGEREF _Toc30253745 \h </w:instrText>
+            </w:r>
+            <w:r>
+              <w:rPr>
+                <w:noProof/>
+                <w:webHidden/>
+              </w:rPr>
+            </w:r>
+            <w:r>
+              <w:rPr>
+                <w:noProof/>
+                <w:webHidden/>
+              </w:rPr>
+              <w:fldChar w:fldCharType="separate"/>
+            </w:r>
+            <w:r>
+              <w:rPr>
+                <w:noProof/>
+                <w:webHidden/>
+              </w:rPr>
+              <w:t>8</w:t>
+            </w:r>
+            <w:r>
+              <w:rPr>
+                <w:noProof/>
+                <w:webHidden/>
+              </w:rPr>
+              <w:fldChar w:fldCharType="end"/>
+            </w:r>
+          </w:hyperlink>
+        </w:p>
+        <w:p>
+          <w:pPr>
+            <w:pStyle w:val="TOC3"/>
+            <w:tabs>
+              <w:tab w:val="left" w:pos="880"/>
+              <w:tab w:val="right" w:leader="dot" w:pos="9350"/>
+            </w:tabs>
+            <w:rPr>
+              <w:noProof/>
+              <w:lang w:val="en-US"/>
+            </w:rPr>
+          </w:pPr>
+          <w:hyperlink w:anchor="_Toc30253746" w:history="1">
+            <w:r>
+              <w:rPr>
+                <w:rStyle w:val="Hyperlink"/>
+                <w:rFonts w:cs="Segoe UI"/>
+                <w:noProof/>
+              </w:rPr>
+              <w:t>1-</w:t>
+            </w:r>
+            <w:r>
+              <w:rPr>
+                <w:noProof/>
+                <w:lang w:val="en-US"/>
+              </w:rPr>
+              <w:tab/>
+            </w:r>
+            <w:r>
+              <w:rPr>
+                <w:rStyle w:val="Hyperlink"/>
+                <w:rFonts w:cs="Segoe UI"/>
+                <w:noProof/>
+              </w:rPr>
+              <w:t>Introduction.</w:t>
+            </w:r>
+            <w:r>
+              <w:rPr>
+                <w:noProof/>
+                <w:webHidden/>
+              </w:rPr>
+              <w:tab/>
+            </w:r>
+            <w:r>
+              <w:rPr>
+                <w:noProof/>
+                <w:webHidden/>
+              </w:rPr>
+              <w:fldChar w:fldCharType="begin"/>
+            </w:r>
+            <w:r>
+              <w:rPr>
+                <w:noProof/>
+                <w:webHidden/>
+              </w:rPr>
+              <w:instrText xml:space="preserve"> PAGEREF _Toc30253746 \h </w:instrText>
+            </w:r>
+            <w:r>
+              <w:rPr>
+                <w:noProof/>
+                <w:webHidden/>
+              </w:rPr>
+            </w:r>
+            <w:r>
+              <w:rPr>
+                <w:noProof/>
+                <w:webHidden/>
+              </w:rPr>
+              <w:fldChar w:fldCharType="separate"/>
+            </w:r>
+            <w:r>
+              <w:rPr>
+                <w:noProof/>
+                <w:webHidden/>
+              </w:rPr>
+              <w:t>8</w:t>
+            </w:r>
+            <w:r>
+              <w:rPr>
+                <w:noProof/>
+                <w:webHidden/>
+              </w:rPr>
+              <w:fldChar w:fldCharType="end"/>
+            </w:r>
+          </w:hyperlink>
+        </w:p>
+        <w:p>
+          <w:pPr>
+            <w:pStyle w:val="TOC3"/>
+            <w:tabs>
+              <w:tab w:val="left" w:pos="880"/>
+              <w:tab w:val="right" w:leader="dot" w:pos="9350"/>
+            </w:tabs>
+            <w:rPr>
+              <w:noProof/>
+              <w:lang w:val="en-US"/>
+            </w:rPr>
+          </w:pPr>
+          <w:hyperlink w:anchor="_Toc30253747" w:history="1">
+            <w:r>
+              <w:rPr>
+                <w:rStyle w:val="Hyperlink"/>
+                <w:rFonts w:cs="Segoe UI"/>
+                <w:noProof/>
+              </w:rPr>
+              <w:t>2-</w:t>
+            </w:r>
+            <w:r>
+              <w:rPr>
+                <w:noProof/>
+                <w:lang w:val="en-US"/>
+              </w:rPr>
+              <w:tab/>
+            </w:r>
+            <w:r>
+              <w:rPr>
+                <w:rStyle w:val="Hyperlink"/>
+                <w:rFonts w:cs="Segoe UI"/>
+                <w:noProof/>
+              </w:rPr>
+              <w:t>Environnement de développement (Les outils).</w:t>
+            </w:r>
+            <w:r>
+              <w:rPr>
+                <w:noProof/>
+                <w:webHidden/>
+              </w:rPr>
+              <w:tab/>
+            </w:r>
+            <w:r>
+              <w:rPr>
+                <w:noProof/>
+                <w:webHidden/>
+              </w:rPr>
+              <w:fldChar w:fldCharType="begin"/>
+            </w:r>
+            <w:r>
+              <w:rPr>
+                <w:noProof/>
+                <w:webHidden/>
+              </w:rPr>
+              <w:instrText xml:space="preserve"> PAGEREF _Toc30253747 \h </w:instrText>
+            </w:r>
+            <w:r>
+              <w:rPr>
+                <w:noProof/>
+                <w:webHidden/>
+              </w:rPr>
+            </w:r>
+            <w:r>
+              <w:rPr>
+                <w:noProof/>
+                <w:webHidden/>
+              </w:rPr>
+              <w:fldChar w:fldCharType="separate"/>
+            </w:r>
+            <w:r>
+              <w:rPr>
+                <w:noProof/>
+                <w:webHidden/>
+              </w:rPr>
+              <w:t>8</w:t>
+            </w:r>
+            <w:r>
+              <w:rPr>
+                <w:noProof/>
+                <w:webHidden/>
+              </w:rPr>
+              <w:fldChar w:fldCharType="end"/>
+            </w:r>
+          </w:hyperlink>
+        </w:p>
+        <w:p>
+          <w:pPr>
+            <w:pStyle w:val="TOC2"/>
+            <w:tabs>
+              <w:tab w:val="left" w:pos="880"/>
+              <w:tab w:val="right" w:leader="dot" w:pos="9350"/>
+            </w:tabs>
+            <w:rPr>
+              <w:noProof/>
+              <w:lang w:val="en-US"/>
+            </w:rPr>
+          </w:pPr>
+          <w:hyperlink w:anchor="_Toc30253748" w:history="1">
+            <w:r>
+              <w:rPr>
+                <w:rStyle w:val="Hyperlink"/>
+                <w:rFonts w:cs="Segoe UI"/>
+                <w:noProof/>
+              </w:rPr>
+              <w:t>1-1</w:t>
+            </w:r>
+            <w:r>
+              <w:rPr>
+                <w:noProof/>
+                <w:lang w:val="en-US"/>
+              </w:rPr>
+              <w:tab/>
+            </w:r>
+            <w:r>
+              <w:rPr>
+                <w:rStyle w:val="Hyperlink"/>
+                <w:rFonts w:cs="Segoe UI"/>
+                <w:noProof/>
+              </w:rPr>
+              <w:t>IDE :</w:t>
+            </w:r>
+            <w:r>
+              <w:rPr>
+                <w:noProof/>
+                <w:webHidden/>
+              </w:rPr>
+              <w:tab/>
+            </w:r>
+            <w:r>
+              <w:rPr>
+                <w:noProof/>
+                <w:webHidden/>
+              </w:rPr>
+              <w:fldChar w:fldCharType="begin"/>
+            </w:r>
+            <w:r>
+              <w:rPr>
+                <w:noProof/>
+                <w:webHidden/>
+              </w:rPr>
+              <w:instrText xml:space="preserve"> PAGEREF _Toc30253748 \h </w:instrText>
+            </w:r>
+            <w:r>
+              <w:rPr>
+                <w:noProof/>
+                <w:webHidden/>
+              </w:rPr>
+            </w:r>
+            <w:r>
+              <w:rPr>
+                <w:noProof/>
+                <w:webHidden/>
+              </w:rPr>
+              <w:fldChar w:fldCharType="separate"/>
+            </w:r>
+            <w:r>
+              <w:rPr>
+                <w:noProof/>
+                <w:webHidden/>
+              </w:rPr>
+              <w:t>8</w:t>
+            </w:r>
+            <w:r>
+              <w:rPr>
+                <w:noProof/>
+                <w:webHidden/>
+              </w:rPr>
+              <w:fldChar w:fldCharType="end"/>
+            </w:r>
+          </w:hyperlink>
+        </w:p>
+        <w:p>
+          <w:pPr>
+            <w:pStyle w:val="TOC2"/>
+            <w:tabs>
+              <w:tab w:val="left" w:pos="880"/>
+              <w:tab w:val="right" w:leader="dot" w:pos="9350"/>
+            </w:tabs>
+            <w:rPr>
+              <w:noProof/>
+              <w:lang w:val="en-US"/>
+            </w:rPr>
+          </w:pPr>
+          <w:hyperlink w:anchor="_Toc30253749" w:history="1">
+            <w:r>
+              <w:rPr>
+                <w:rStyle w:val="Hyperlink"/>
+                <w:rFonts w:cs="Segoe UI"/>
+                <w:noProof/>
+              </w:rPr>
+              <w:t>1-2</w:t>
+            </w:r>
+            <w:r>
+              <w:rPr>
+                <w:noProof/>
+                <w:lang w:val="en-US"/>
+              </w:rPr>
+              <w:tab/>
+            </w:r>
+            <w:r>
+              <w:rPr>
+                <w:rStyle w:val="Hyperlink"/>
+                <w:rFonts w:cs="Segoe UI"/>
+                <w:noProof/>
+              </w:rPr>
+              <w:t>JDK (13.0.1) :</w:t>
+            </w:r>
+            <w:r>
+              <w:rPr>
+                <w:noProof/>
+                <w:webHidden/>
+              </w:rPr>
+              <w:tab/>
+            </w:r>
+            <w:r>
+              <w:rPr>
+                <w:noProof/>
+                <w:webHidden/>
+              </w:rPr>
+              <w:fldChar w:fldCharType="begin"/>
+            </w:r>
+            <w:r>
+              <w:rPr>
+                <w:noProof/>
+                <w:webHidden/>
+              </w:rPr>
+              <w:instrText xml:space="preserve"> PAGEREF _Toc30253749 \h </w:instrText>
+            </w:r>
+            <w:r>
+              <w:rPr>
+                <w:noProof/>
+                <w:webHidden/>
+              </w:rPr>
+            </w:r>
+            <w:r>
+              <w:rPr>
+                <w:noProof/>
+                <w:webHidden/>
+              </w:rPr>
+              <w:fldChar w:fldCharType="separate"/>
+            </w:r>
+            <w:r>
+              <w:rPr>
+                <w:noProof/>
+                <w:webHidden/>
+              </w:rPr>
+              <w:t>8</w:t>
+            </w:r>
+            <w:r>
+              <w:rPr>
+                <w:noProof/>
+                <w:webHidden/>
+              </w:rPr>
+              <w:fldChar w:fldCharType="end"/>
+            </w:r>
+          </w:hyperlink>
+        </w:p>
+        <w:p>
+          <w:pPr>
+            <w:pStyle w:val="TOC3"/>
+            <w:tabs>
+              <w:tab w:val="left" w:pos="880"/>
+              <w:tab w:val="right" w:leader="dot" w:pos="9350"/>
+            </w:tabs>
+            <w:rPr>
+              <w:noProof/>
+              <w:lang w:val="en-US"/>
+            </w:rPr>
+          </w:pPr>
+          <w:hyperlink w:anchor="_Toc30253750" w:history="1">
+            <w:r>
+              <w:rPr>
+                <w:rStyle w:val="Hyperlink"/>
+                <w:rFonts w:cs="Segoe UI"/>
+                <w:noProof/>
+              </w:rPr>
+              <w:t>3-</w:t>
+            </w:r>
+            <w:r>
+              <w:rPr>
+                <w:noProof/>
+                <w:lang w:val="en-US"/>
+              </w:rPr>
+              <w:tab/>
+            </w:r>
+            <w:r>
+              <w:rPr>
+                <w:rStyle w:val="Hyperlink"/>
+                <w:rFonts w:cs="Segoe UI"/>
+                <w:noProof/>
+              </w:rPr>
+              <w:t>Présentation des interfaces graphiques (captures d’écran).</w:t>
+            </w:r>
+            <w:r>
+              <w:rPr>
+                <w:noProof/>
+                <w:webHidden/>
+              </w:rPr>
+              <w:tab/>
+            </w:r>
+            <w:r>
+              <w:rPr>
+                <w:noProof/>
+                <w:webHidden/>
+              </w:rPr>
+              <w:fldChar w:fldCharType="begin"/>
+            </w:r>
+            <w:r>
+              <w:rPr>
+                <w:noProof/>
+                <w:webHidden/>
+              </w:rPr>
+              <w:instrText xml:space="preserve"> PAGEREF _Toc30253750 \h </w:instrText>
+            </w:r>
+            <w:r>
+              <w:rPr>
+                <w:noProof/>
+                <w:webHidden/>
+              </w:rPr>
+            </w:r>
+            <w:r>
+              <w:rPr>
+                <w:noProof/>
+                <w:webHidden/>
+              </w:rPr>
+              <w:fldChar w:fldCharType="separate"/>
+            </w:r>
+            <w:r>
+              <w:rPr>
+                <w:noProof/>
+                <w:webHidden/>
+              </w:rPr>
+              <w:t>9</w:t>
+            </w:r>
+            <w:r>
+              <w:rPr>
+                <w:noProof/>
+                <w:webHidden/>
+              </w:rPr>
+              <w:fldChar w:fldCharType="end"/>
+            </w:r>
+          </w:hyperlink>
+        </w:p>
+        <w:p>
+          <w:pPr>
+            <w:pStyle w:val="TOC1"/>
+            <w:tabs>
+              <w:tab w:val="right" w:leader="dot" w:pos="9350"/>
+            </w:tabs>
+            <w:rPr>
+              <w:noProof/>
+              <w:lang w:val="en-US"/>
+            </w:rPr>
+          </w:pPr>
+          <w:hyperlink w:anchor="_Toc30253751" w:history="1">
+            <w:r>
+              <w:rPr>
+                <w:rStyle w:val="Hyperlink"/>
+                <w:rFonts w:cs="Segoe UI"/>
+                <w:noProof/>
+              </w:rPr>
+              <w:t>Conclusion.</w:t>
+            </w:r>
+            <w:r>
+              <w:rPr>
+                <w:noProof/>
+                <w:webHidden/>
+              </w:rPr>
+              <w:tab/>
+            </w:r>
+            <w:r>
+              <w:rPr>
+                <w:noProof/>
+                <w:webHidden/>
+              </w:rPr>
+              <w:fldChar w:fldCharType="begin"/>
+            </w:r>
+            <w:r>
+              <w:rPr>
+                <w:noProof/>
+                <w:webHidden/>
+              </w:rPr>
+              <w:instrText xml:space="preserve"> PAGEREF _Toc30253751 \h </w:instrText>
+            </w:r>
+            <w:r>
+              <w:rPr>
+                <w:noProof/>
+                <w:webHidden/>
+              </w:rPr>
+            </w:r>
+            <w:r>
+              <w:rPr>
+                <w:noProof/>
+                <w:webHidden/>
+              </w:rPr>
+              <w:fldChar w:fldCharType="separate"/>
+            </w:r>
+            <w:r>
+              <w:rPr>
+                <w:noProof/>
+                <w:webHidden/>
+              </w:rPr>
+              <w:t>9</w:t>
+            </w:r>
+            <w:r>
+              <w:rPr>
+                <w:noProof/>
+                <w:webHidden/>
+              </w:rPr>
+              <w:fldChar w:fldCharType="end"/>
+            </w:r>
+          </w:hyperlink>
+        </w:p>
+        <w:p>
+          <w:r>
+            <w:rPr>
+              <w:rFonts w:ascii="Segoe UI" w:hAnsi="Segoe UI" w:cs="Segoe UI"/>
+              <w:b/>
+              <w:bCs/>
+              <w:noProof/>
+              <w:szCs w:val="28"/>
+            </w:rPr>
+            <w:fldChar w:fldCharType="end"/>
+          </w:r>
+        </w:p>
+      </w:sdtContent>
+    </w:sdt>
+    <w:p>
+      <w:pPr>
+        <w:rPr>
+          <w:rFonts w:ascii="Segoe UI" w:hAnsi="Segoe UI" w:cs="Segoe UI"/>
+          <w:sz w:val="40"/>
+          <w:szCs w:val="40"/>
+          <w:lang w:val="fr-FR"/>
+        </w:rPr>
+      </w:pPr>
+    </w:p>
+    <w:p>
+      <w:pPr>
+        <w:pStyle w:val="ListParagraph"/>
+        <w:jc w:val="both"/>
+        <w:rPr>
+          <w:rFonts w:ascii="Segoe UI" w:hAnsi="Segoe UI" w:cs="Segoe UI"/>
+          <w:sz w:val="40"/>
+          <w:szCs w:val="40"/>
+          <w:lang w:val="fr-FR"/>
+        </w:rPr>
+      </w:pPr>
+    </w:p>
+    <w:p>
+      <w:pPr>
+        <w:pStyle w:val="ListParagraph"/>
+        <w:jc w:val="both"/>
+        <w:rPr>
+          <w:rFonts w:ascii="Segoe UI" w:hAnsi="Segoe UI" w:cs="Segoe UI"/>
+          <w:sz w:val="40"/>
+          <w:szCs w:val="40"/>
+          <w:lang w:val="fr-FR"/>
+        </w:rPr>
+      </w:pPr>
+    </w:p>
+    <w:p>
+      <w:pPr>
         <w:pStyle w:val="Heading1"/>
         <w:rPr>
           <w:rFonts w:cs="Segoe UI"/>
           <w:lang w:val="fr-FR"/>
         </w:rPr>
       </w:pPr>
+      <w:bookmarkStart w:id="2" w:name="_Toc30253734"/>
       <w:r>
         <w:rPr>
           <w:rFonts w:cs="Segoe UI"/>
           <w:lang w:val="fr-FR"/>
         </w:rPr>
-        <w:lastRenderedPageBreak/>
         <w:t xml:space="preserve">Chapitre 1 : </w:t>
       </w:r>
       <w:r>
@@ -1044,6 +2084,7 @@
         </w:rPr>
         <w:t>.</w:t>
       </w:r>
+      <w:bookmarkEnd w:id="2"/>
     </w:p>
     <w:p>
       <w:pPr>
@@ -1067,13 +2108,16 @@
           <w:lang w:val="fr-FR"/>
         </w:rPr>
       </w:pPr>
+      <w:bookmarkStart w:id="3" w:name="_Toc30253735"/>
       <w:r>
         <w:rPr>
           <w:rFonts w:cs="Segoe UI"/>
           <w:lang w:val="fr-FR"/>
         </w:rPr>
+        <w:lastRenderedPageBreak/>
         <w:t>Remerciement.</w:t>
       </w:r>
+      <w:bookmarkEnd w:id="3"/>
     </w:p>
     <w:p>
       <w:pPr>
@@ -1218,6 +2262,7 @@
           <w:lang w:val="fr-FR"/>
         </w:rPr>
       </w:pPr>
+      <w:bookmarkStart w:id="4" w:name="_Toc30253736"/>
       <w:r>
         <w:rPr>
           <w:rFonts w:cs="Segoe UI"/>
@@ -1225,6 +2270,7 @@
         </w:rPr>
         <w:t>Résumé.</w:t>
       </w:r>
+      <w:bookmarkEnd w:id="4"/>
     </w:p>
     <w:p>
       <w:pPr>
@@ -1313,6 +2359,7 @@
           <w:lang w:val="fr-FR"/>
         </w:rPr>
       </w:pPr>
+      <w:bookmarkStart w:id="5" w:name="_Toc30253737"/>
       <w:r>
         <w:rPr>
           <w:rFonts w:cs="Segoe UI"/>
@@ -1320,6 +2367,7 @@
         </w:rPr>
         <w:t>Présentation de projet.</w:t>
       </w:r>
+      <w:bookmarkEnd w:id="5"/>
     </w:p>
     <w:p>
       <w:pPr>
@@ -1398,12 +2446,12 @@
           <w:lang w:val="fr-FR"/>
         </w:rPr>
       </w:pPr>
+      <w:bookmarkStart w:id="6" w:name="_Toc30253738"/>
       <w:r>
         <w:rPr>
           <w:rFonts w:cs="Segoe UI"/>
           <w:lang w:val="fr-FR"/>
         </w:rPr>
-        <w:lastRenderedPageBreak/>
         <w:t xml:space="preserve">Chapitre 2 : </w:t>
       </w:r>
       <w:r>
@@ -1413,6 +2461,7 @@
         </w:rPr>
         <w:t>Gestion du projet.</w:t>
       </w:r>
+      <w:bookmarkEnd w:id="6"/>
     </w:p>
     <w:p>
       <w:pPr>
@@ -1439,11 +2488,13 @@
           <w:lang w:val="fr-FR"/>
         </w:rPr>
       </w:pPr>
+      <w:bookmarkStart w:id="7" w:name="_Toc30253739"/>
       <w:r>
         <w:rPr>
           <w:rFonts w:cs="Segoe UI"/>
           <w:lang w:val="fr-FR"/>
         </w:rPr>
+        <w:lastRenderedPageBreak/>
         <w:t xml:space="preserve">Diagramme de </w:t>
       </w:r>
       <w:r>
@@ -1460,6 +2511,7 @@
         </w:rPr>
         <w:t>.</w:t>
       </w:r>
+      <w:bookmarkEnd w:id="7"/>
     </w:p>
     <w:p>
       <w:pPr>
@@ -1478,26 +2530,24 @@
     <w:p>
       <w:pPr>
         <w:pStyle w:val="Heading2"/>
-        <w:ind w:firstLine="720"/>
+        <w:numPr>
+          <w:ilvl w:val="1"/>
+          <w:numId w:val="25"/>
+        </w:numPr>
         <w:rPr>
           <w:rFonts w:cs="Segoe UI"/>
           <w:lang w:val="fr-FR"/>
         </w:rPr>
       </w:pPr>
+      <w:bookmarkStart w:id="8" w:name="_Toc30253740"/>
       <w:r>
         <w:rPr>
           <w:rFonts w:cs="Segoe UI"/>
           <w:lang w:val="fr-FR"/>
         </w:rPr>
-        <w:t xml:space="preserve">1-1 </w:t>
-      </w:r>
-      <w:r>
-        <w:rPr>
-          <w:rFonts w:cs="Segoe UI"/>
-          <w:lang w:val="fr-FR"/>
-        </w:rPr>
         <w:t>Identifier les taches.</w:t>
       </w:r>
+      <w:bookmarkEnd w:id="8"/>
     </w:p>
     <w:p>
       <w:pPr>
@@ -1582,21 +2632,27 @@
         <w:pStyle w:val="ListParagraph"/>
         <w:numPr>
           <w:ilvl w:val="0"/>
-          <w:numId w:val="17"/>
+          <w:numId w:val="18"/>
         </w:numPr>
         <w:spacing w:line="336" w:lineRule="auto"/>
-        <w:ind w:left="1077" w:hanging="357"/>
-        <w:rPr>
-          <w:rFonts w:ascii="Segoe UI" w:hAnsi="Segoe UI" w:cs="Segoe UI"/>
-          <w:lang w:val="fr-FR"/>
-        </w:rPr>
-      </w:pPr>
-      <w:r>
-        <w:rPr>
-          <w:rFonts w:ascii="Segoe UI" w:hAnsi="Segoe UI" w:cs="Segoe UI"/>
-          <w:lang w:val="fr-FR"/>
-        </w:rPr>
-        <w:t xml:space="preserve">Analyser les besoins : </w:t>
+        <w:rPr>
+          <w:rFonts w:ascii="Segoe UI" w:hAnsi="Segoe UI" w:cs="Segoe UI"/>
+          <w:lang w:val="fr-FR"/>
+        </w:rPr>
+      </w:pPr>
+      <w:r>
+        <w:rPr>
+          <w:rFonts w:ascii="Segoe UI" w:hAnsi="Segoe UI" w:cs="Segoe UI"/>
+          <w:lang w:val="fr-FR"/>
+        </w:rPr>
+        <w:t xml:space="preserve">Analyse </w:t>
+      </w:r>
+      <w:r>
+        <w:rPr>
+          <w:rFonts w:ascii="Segoe UI" w:hAnsi="Segoe UI" w:cs="Segoe UI"/>
+          <w:lang w:val="fr-FR"/>
+        </w:rPr>
+        <w:t xml:space="preserve">les besoins : </w:t>
       </w:r>
       <w:r>
         <w:rPr>
@@ -1606,6 +2662,15 @@
           <w:lang w:val="fr-FR"/>
         </w:rPr>
         <w:t>Analyser les besoins du client.</w:t>
+      </w:r>
+      <w:r>
+        <w:rPr>
+          <w:rFonts w:ascii="Segoe UI" w:hAnsi="Segoe UI" w:cs="Segoe UI"/>
+          <w:b/>
+          <w:bCs/>
+          <w:lang w:val="fr-FR"/>
+        </w:rPr>
+        <w:t xml:space="preserve"> </w:t>
       </w:r>
     </w:p>
     <w:p>
@@ -1613,10 +2678,9 @@
         <w:pStyle w:val="ListParagraph"/>
         <w:numPr>
           <w:ilvl w:val="0"/>
-          <w:numId w:val="17"/>
+          <w:numId w:val="18"/>
         </w:numPr>
         <w:spacing w:line="336" w:lineRule="auto"/>
-        <w:ind w:left="1077" w:hanging="357"/>
         <w:rPr>
           <w:rFonts w:ascii="Segoe UI" w:hAnsi="Segoe UI" w:cs="Segoe UI"/>
           <w:b/>
@@ -1629,28 +2693,28 @@
           <w:rFonts w:ascii="Segoe UI" w:hAnsi="Segoe UI" w:cs="Segoe UI"/>
           <w:lang w:val="fr-FR"/>
         </w:rPr>
-        <w:t>Définir les fonc</w:t>
-      </w:r>
-      <w:r>
-        <w:rPr>
-          <w:rFonts w:ascii="Segoe UI" w:hAnsi="Segoe UI" w:cs="Segoe UI"/>
-          <w:lang w:val="fr-FR"/>
-        </w:rPr>
-        <w:t>t</w:t>
-      </w:r>
-      <w:r>
-        <w:rPr>
-          <w:rFonts w:ascii="Segoe UI" w:hAnsi="Segoe UI" w:cs="Segoe UI"/>
-          <w:lang w:val="fr-FR"/>
-        </w:rPr>
-        <w:t>ionnalités</w:t>
-      </w:r>
-      <w:r>
-        <w:rPr>
-          <w:rFonts w:ascii="Segoe UI" w:hAnsi="Segoe UI" w:cs="Segoe UI"/>
-          <w:lang w:val="fr-FR"/>
-        </w:rPr>
-        <w:t xml:space="preserve"> : </w:t>
+        <w:t>Définition</w:t>
+      </w:r>
+      <w:r>
+        <w:rPr>
+          <w:rFonts w:ascii="Segoe UI" w:hAnsi="Segoe UI" w:cs="Segoe UI"/>
+          <w:lang w:val="fr-FR"/>
+        </w:rPr>
+        <w:t xml:space="preserve"> </w:t>
+      </w:r>
+      <w:r>
+        <w:rPr>
+          <w:rFonts w:ascii="Segoe UI" w:hAnsi="Segoe UI" w:cs="Segoe UI"/>
+          <w:lang w:val="fr-FR"/>
+        </w:rPr>
+        <w:t>des</w:t>
+      </w:r>
+      <w:r>
+        <w:rPr>
+          <w:rFonts w:ascii="Segoe UI" w:hAnsi="Segoe UI" w:cs="Segoe UI"/>
+          <w:lang w:val="fr-FR"/>
+        </w:rPr>
+        <w:t xml:space="preserve"> fonctionnalités : </w:t>
       </w:r>
       <w:r>
         <w:rPr>
@@ -1696,15 +2760,6 @@
           <w:lang w:val="fr-FR"/>
         </w:rPr>
         <w:t>.</w:t>
-      </w:r>
-      <w:r>
-        <w:rPr>
-          <w:rFonts w:ascii="Segoe UI" w:hAnsi="Segoe UI" w:cs="Segoe UI"/>
-          <w:b/>
-          <w:bCs/>
-          <w:lang w:val="fr-FR"/>
-        </w:rPr>
-        <w:t xml:space="preserve"> </w:t>
       </w:r>
     </w:p>
     <w:p>
@@ -1712,35 +2767,34 @@
         <w:pStyle w:val="ListParagraph"/>
         <w:numPr>
           <w:ilvl w:val="0"/>
-          <w:numId w:val="17"/>
+          <w:numId w:val="18"/>
         </w:numPr>
         <w:spacing w:line="336" w:lineRule="auto"/>
-        <w:ind w:left="1077" w:hanging="357"/>
-        <w:rPr>
-          <w:rFonts w:ascii="Segoe UI" w:hAnsi="Segoe UI" w:cs="Segoe UI"/>
-          <w:lang w:val="fr-FR"/>
-        </w:rPr>
-      </w:pPr>
-      <w:r>
-        <w:rPr>
-          <w:rFonts w:ascii="Segoe UI" w:hAnsi="Segoe UI" w:cs="Segoe UI"/>
-          <w:lang w:val="fr-FR"/>
-        </w:rPr>
-        <w:t xml:space="preserve">Définir les </w:t>
-      </w:r>
-      <w:r>
-        <w:rPr>
-          <w:rFonts w:ascii="Segoe UI" w:hAnsi="Segoe UI" w:cs="Segoe UI"/>
-          <w:lang w:val="fr-FR"/>
-        </w:rPr>
-        <w:t>meilleures</w:t>
-      </w:r>
-      <w:r>
-        <w:rPr>
-          <w:rFonts w:ascii="Segoe UI" w:hAnsi="Segoe UI" w:cs="Segoe UI"/>
-          <w:lang w:val="fr-FR"/>
-        </w:rPr>
-        <w:t xml:space="preserve"> solutions : </w:t>
+        <w:rPr>
+          <w:rFonts w:ascii="Segoe UI" w:hAnsi="Segoe UI" w:cs="Segoe UI"/>
+          <w:lang w:val="fr-FR"/>
+        </w:rPr>
+      </w:pPr>
+      <w:r>
+        <w:rPr>
+          <w:rFonts w:ascii="Segoe UI" w:hAnsi="Segoe UI" w:cs="Segoe UI"/>
+          <w:lang w:val="fr-FR"/>
+        </w:rPr>
+        <w:t>Définition des solutions</w:t>
+      </w:r>
+      <w:r>
+        <w:rPr>
+          <w:rFonts w:ascii="Segoe UI" w:hAnsi="Segoe UI" w:cs="Segoe UI"/>
+          <w:lang w:val="fr-FR"/>
+        </w:rPr>
+        <w:t xml:space="preserve"> </w:t>
+      </w:r>
+      <w:r>
+        <w:rPr>
+          <w:rFonts w:ascii="Segoe UI" w:hAnsi="Segoe UI" w:cs="Segoe UI"/>
+          <w:lang w:val="fr-FR"/>
+        </w:rPr>
+        <w:t xml:space="preserve">: </w:t>
       </w:r>
       <w:r>
         <w:rPr>
@@ -1800,7 +2854,27 @@
           <w:color w:val="000000" w:themeColor="text1"/>
           <w:lang w:val="fr-FR"/>
         </w:rPr>
+        <w:t xml:space="preserve"> afin de choisir le meilleur</w:t>
+      </w:r>
+      <w:r>
+        <w:rPr>
+          <w:rFonts w:ascii="Segoe UI" w:hAnsi="Segoe UI" w:cs="Segoe UI"/>
+          <w:b/>
+          <w:bCs/>
+          <w:color w:val="000000" w:themeColor="text1"/>
+          <w:lang w:val="fr-FR"/>
+        </w:rPr>
         <w:t>.</w:t>
+      </w:r>
+      <w:r>
+        <w:rPr>
+          <w:rFonts w:ascii="Segoe UI" w:hAnsi="Segoe UI" w:cs="Segoe UI"/>
+          <w:b/>
+          <w:bCs/>
+          <w:color w:val="000000" w:themeColor="text1"/>
+          <w:lang w:val="fr-FR"/>
+        </w:rPr>
+        <w:t xml:space="preserve"> </w:t>
       </w:r>
     </w:p>
     <w:p>
@@ -1808,21 +2882,20 @@
         <w:pStyle w:val="ListParagraph"/>
         <w:numPr>
           <w:ilvl w:val="0"/>
-          <w:numId w:val="17"/>
+          <w:numId w:val="18"/>
         </w:numPr>
         <w:spacing w:line="336" w:lineRule="auto"/>
-        <w:ind w:left="1077" w:hanging="357"/>
-        <w:rPr>
-          <w:rFonts w:ascii="Segoe UI" w:hAnsi="Segoe UI" w:cs="Segoe UI"/>
-          <w:lang w:val="fr-FR"/>
-        </w:rPr>
-      </w:pPr>
-      <w:r>
-        <w:rPr>
-          <w:rFonts w:ascii="Segoe UI" w:hAnsi="Segoe UI" w:cs="Segoe UI"/>
-          <w:lang w:val="fr-FR"/>
-        </w:rPr>
-        <w:t>Concevoir l’application</w:t>
+        <w:rPr>
+          <w:rFonts w:ascii="Segoe UI" w:hAnsi="Segoe UI" w:cs="Segoe UI"/>
+          <w:lang w:val="fr-FR"/>
+        </w:rPr>
+      </w:pPr>
+      <w:r>
+        <w:rPr>
+          <w:rFonts w:ascii="Segoe UI" w:hAnsi="Segoe UI" w:cs="Segoe UI"/>
+          <w:lang w:val="fr-FR"/>
+        </w:rPr>
+        <w:t>Conception</w:t>
       </w:r>
       <w:r>
         <w:rPr>
@@ -1838,7 +2911,52 @@
           <w:bCs/>
           <w:lang w:val="fr-FR"/>
         </w:rPr>
-        <w:t>La conception UML.</w:t>
+        <w:t>Concevoir l'architecture technique d'une application à l'aide de</w:t>
+      </w:r>
+      <w:r>
+        <w:rPr>
+          <w:rFonts w:ascii="Segoe UI" w:hAnsi="Segoe UI" w:cs="Segoe UI"/>
+          <w:b/>
+          <w:bCs/>
+          <w:lang w:val="fr-FR"/>
+        </w:rPr>
+        <w:t>s</w:t>
+      </w:r>
+      <w:r>
+        <w:rPr>
+          <w:rFonts w:ascii="Segoe UI" w:hAnsi="Segoe UI" w:cs="Segoe UI"/>
+          <w:b/>
+          <w:bCs/>
+          <w:lang w:val="fr-FR"/>
+        </w:rPr>
+        <w:t xml:space="preserve"> diagramme</w:t>
+      </w:r>
+      <w:r>
+        <w:rPr>
+          <w:rFonts w:ascii="Segoe UI" w:hAnsi="Segoe UI" w:cs="Segoe UI"/>
+          <w:b/>
+          <w:bCs/>
+          <w:lang w:val="fr-FR"/>
+        </w:rPr>
+        <w:t>s</w:t>
+      </w:r>
+      <w:r>
+        <w:rPr>
+          <w:rFonts w:ascii="Segoe UI" w:hAnsi="Segoe UI" w:cs="Segoe UI"/>
+          <w:b/>
+          <w:bCs/>
+          <w:lang w:val="fr-FR"/>
+        </w:rPr>
+        <w:t xml:space="preserve"> UML.</w:t>
+      </w:r>
+      <w:r>
+        <w:rPr>
+          <w:rFonts w:ascii="Segoe UI" w:hAnsi="Segoe UI" w:cs="Segoe UI"/>
+          <w:b/>
+          <w:bCs/>
+          <w:lang w:val="fr-FR"/>
+        </w:rPr>
+        <w:t xml:space="preserve"> </w:t>
       </w:r>
     </w:p>
     <w:p>
@@ -1846,21 +2964,48 @@
         <w:pStyle w:val="ListParagraph"/>
         <w:numPr>
           <w:ilvl w:val="0"/>
-          <w:numId w:val="17"/>
+          <w:numId w:val="18"/>
         </w:numPr>
         <w:spacing w:line="336" w:lineRule="auto"/>
-        <w:ind w:left="1077" w:hanging="357"/>
-        <w:rPr>
-          <w:rFonts w:ascii="Segoe UI" w:hAnsi="Segoe UI" w:cs="Segoe UI"/>
-          <w:lang w:val="fr-FR"/>
-        </w:rPr>
-      </w:pPr>
-      <w:r>
-        <w:rPr>
-          <w:rFonts w:ascii="Segoe UI" w:hAnsi="Segoe UI" w:cs="Segoe UI"/>
-          <w:lang w:val="fr-FR"/>
-        </w:rPr>
-        <w:t xml:space="preserve">Création du prototype : </w:t>
+        <w:rPr>
+          <w:rFonts w:ascii="Segoe UI" w:hAnsi="Segoe UI" w:cs="Segoe UI"/>
+          <w:lang w:val="fr-FR"/>
+        </w:rPr>
+      </w:pPr>
+      <w:r>
+        <w:rPr>
+          <w:rFonts w:ascii="Segoe UI" w:hAnsi="Segoe UI" w:cs="Segoe UI"/>
+          <w:lang w:val="fr-FR"/>
+        </w:rPr>
+        <w:t xml:space="preserve">Création </w:t>
+      </w:r>
+      <w:r>
+        <w:rPr>
+          <w:rFonts w:ascii="Segoe UI" w:hAnsi="Segoe UI" w:cs="Segoe UI"/>
+          <w:lang w:val="fr-FR"/>
+        </w:rPr>
+        <w:t>de la</w:t>
+      </w:r>
+      <w:r>
+        <w:rPr>
+          <w:rFonts w:ascii="Segoe UI" w:hAnsi="Segoe UI" w:cs="Segoe UI"/>
+          <w:lang w:val="fr-FR"/>
+        </w:rPr>
+        <w:t xml:space="preserve"> </w:t>
+      </w:r>
+      <w:r>
+        <w:rPr>
+          <w:rFonts w:ascii="Segoe UI" w:hAnsi="Segoe UI" w:cs="Segoe UI"/>
+          <w:lang w:val="fr-FR"/>
+        </w:rPr>
+        <w:t>maquette</w:t>
+      </w:r>
+      <w:r>
+        <w:rPr>
+          <w:rFonts w:ascii="Segoe UI" w:hAnsi="Segoe UI" w:cs="Segoe UI"/>
+          <w:lang w:val="fr-FR"/>
+        </w:rPr>
+        <w:t xml:space="preserve"> : </w:t>
       </w:r>
       <w:r>
         <w:rPr>
@@ -1869,7 +3014,43 @@
           <w:bCs/>
           <w:lang w:val="fr-FR"/>
         </w:rPr>
-        <w:t>Création d’une maquette pour l’interface graphique.</w:t>
+        <w:t xml:space="preserve">Création </w:t>
+      </w:r>
+      <w:r>
+        <w:rPr>
+          <w:rFonts w:ascii="Segoe UI" w:hAnsi="Segoe UI" w:cs="Segoe UI"/>
+          <w:b/>
+          <w:bCs/>
+          <w:lang w:val="fr-FR"/>
+        </w:rPr>
+        <w:t xml:space="preserve">de la </w:t>
+      </w:r>
+      <w:r>
+        <w:rPr>
+          <w:rFonts w:ascii="Segoe UI" w:hAnsi="Segoe UI" w:cs="Segoe UI"/>
+          <w:b/>
+          <w:bCs/>
+          <w:lang w:val="fr-FR"/>
+        </w:rPr>
+        <w:t>maqu</w:t>
+      </w:r>
+      <w:r>
+        <w:rPr>
+          <w:rFonts w:ascii="Segoe UI" w:hAnsi="Segoe UI" w:cs="Segoe UI"/>
+          <w:b/>
+          <w:bCs/>
+          <w:lang w:val="fr-FR"/>
+        </w:rPr>
+        <w:t>et</w:t>
+      </w:r>
+      <w:r>
+        <w:rPr>
+          <w:rFonts w:ascii="Segoe UI" w:hAnsi="Segoe UI" w:cs="Segoe UI"/>
+          <w:b/>
+          <w:bCs/>
+          <w:lang w:val="fr-FR"/>
+        </w:rPr>
+        <w:t xml:space="preserve">te pour l’interface graphique. </w:t>
       </w:r>
     </w:p>
     <w:p>
@@ -1877,10 +3058,9 @@
         <w:pStyle w:val="ListParagraph"/>
         <w:numPr>
           <w:ilvl w:val="0"/>
-          <w:numId w:val="17"/>
+          <w:numId w:val="18"/>
         </w:numPr>
         <w:spacing w:line="336" w:lineRule="auto"/>
-        <w:ind w:left="1077" w:hanging="357"/>
         <w:rPr>
           <w:rFonts w:ascii="Segoe UI" w:hAnsi="Segoe UI" w:cs="Segoe UI"/>
           <w:lang w:val="fr-FR"/>
@@ -1916,7 +3096,7 @@
           <w:bCs/>
           <w:lang w:val="fr-FR"/>
         </w:rPr>
-        <w:t>des différents composants graphiques utilisés</w:t>
+        <w:t>des d</w:t>
       </w:r>
       <w:r>
         <w:rPr>
@@ -1925,7 +3105,16 @@
           <w:bCs/>
           <w:lang w:val="fr-FR"/>
         </w:rPr>
-        <w:t xml:space="preserve"> pour l’application.</w:t>
+        <w:t xml:space="preserve">ifférents composants graphiques personnalisés </w:t>
+      </w:r>
+      <w:r>
+        <w:rPr>
+          <w:rFonts w:ascii="Segoe UI" w:hAnsi="Segoe UI" w:cs="Segoe UI"/>
+          <w:b/>
+          <w:bCs/>
+          <w:lang w:val="fr-FR"/>
+        </w:rPr>
+        <w:t>pour l’application.</w:t>
       </w:r>
     </w:p>
     <w:p>
@@ -1933,28 +3122,20 @@
         <w:pStyle w:val="ListParagraph"/>
         <w:numPr>
           <w:ilvl w:val="0"/>
-          <w:numId w:val="17"/>
+          <w:numId w:val="18"/>
         </w:numPr>
         <w:spacing w:line="336" w:lineRule="auto"/>
-        <w:ind w:left="1077" w:hanging="357"/>
-        <w:rPr>
-          <w:rFonts w:ascii="Segoe UI" w:hAnsi="Segoe UI" w:cs="Segoe UI"/>
-          <w:lang w:val="fr-FR"/>
-        </w:rPr>
-      </w:pPr>
-      <w:r>
-        <w:rPr>
-          <w:rFonts w:ascii="Segoe UI" w:hAnsi="Segoe UI" w:cs="Segoe UI"/>
-          <w:lang w:val="fr-FR"/>
-        </w:rPr>
-        <w:t>Création les classes</w:t>
-      </w:r>
-      <w:r>
-        <w:rPr>
-          <w:rFonts w:ascii="Segoe UI" w:hAnsi="Segoe UI" w:cs="Segoe UI"/>
-          <w:lang w:val="fr-FR"/>
-        </w:rPr>
-        <w:t xml:space="preserve"> : </w:t>
+        <w:rPr>
+          <w:rFonts w:ascii="Segoe UI" w:hAnsi="Segoe UI" w:cs="Segoe UI"/>
+          <w:lang w:val="fr-FR"/>
+        </w:rPr>
+      </w:pPr>
+      <w:r>
+        <w:rPr>
+          <w:rFonts w:ascii="Segoe UI" w:hAnsi="Segoe UI" w:cs="Segoe UI"/>
+          <w:lang w:val="fr-FR"/>
+        </w:rPr>
+        <w:t xml:space="preserve">Création les classes : </w:t>
       </w:r>
       <w:r>
         <w:rPr>
@@ -1972,7 +3153,7 @@
           <w:bCs/>
           <w:lang w:val="fr-FR"/>
         </w:rPr>
-        <w:t xml:space="preserve"> les classes nécessaires</w:t>
+        <w:t xml:space="preserve"> d</w:t>
       </w:r>
       <w:r>
         <w:rPr>
@@ -1981,7 +3162,25 @@
           <w:bCs/>
           <w:lang w:val="fr-FR"/>
         </w:rPr>
+        <w:t>es classes nécessaires</w:t>
+      </w:r>
+      <w:r>
+        <w:rPr>
+          <w:rFonts w:ascii="Segoe UI" w:hAnsi="Segoe UI" w:cs="Segoe UI"/>
+          <w:b/>
+          <w:bCs/>
+          <w:lang w:val="fr-FR"/>
+        </w:rPr>
         <w:t xml:space="preserve"> et les relations entre eux.</w:t>
+      </w:r>
+      <w:r>
+        <w:rPr>
+          <w:rFonts w:ascii="Segoe UI" w:hAnsi="Segoe UI" w:cs="Segoe UI"/>
+          <w:b/>
+          <w:bCs/>
+          <w:lang w:val="fr-FR"/>
+        </w:rPr>
+        <w:t xml:space="preserve"> 8</w:t>
       </w:r>
     </w:p>
     <w:p>
@@ -1989,10 +3188,9 @@
         <w:pStyle w:val="ListParagraph"/>
         <w:numPr>
           <w:ilvl w:val="0"/>
-          <w:numId w:val="17"/>
+          <w:numId w:val="18"/>
         </w:numPr>
         <w:spacing w:line="336" w:lineRule="auto"/>
-        <w:ind w:left="1077" w:hanging="357"/>
         <w:rPr>
           <w:rFonts w:ascii="Segoe UI" w:hAnsi="Segoe UI" w:cs="Segoe UI"/>
           <w:b/>
@@ -2029,6 +3227,15 @@
           <w:lang w:val="fr-FR"/>
         </w:rPr>
         <w:t>Mettre en œuvre les tests d’intégration.</w:t>
+      </w:r>
+      <w:r>
+        <w:rPr>
+          <w:rFonts w:ascii="Segoe UI" w:hAnsi="Segoe UI" w:cs="Segoe UI"/>
+          <w:b/>
+          <w:bCs/>
+          <w:lang w:val="fr-FR"/>
+        </w:rPr>
+        <w:t xml:space="preserve"> 1</w:t>
       </w:r>
     </w:p>
     <w:p>
@@ -2036,30 +3243,22 @@
         <w:pStyle w:val="ListParagraph"/>
         <w:numPr>
           <w:ilvl w:val="0"/>
-          <w:numId w:val="17"/>
+          <w:numId w:val="18"/>
         </w:numPr>
         <w:spacing w:line="336" w:lineRule="auto"/>
-        <w:ind w:left="1077" w:hanging="357"/>
-        <w:rPr>
-          <w:rFonts w:ascii="Segoe UI" w:hAnsi="Segoe UI" w:cs="Segoe UI"/>
-          <w:lang w:val="fr-FR"/>
-        </w:rPr>
-      </w:pPr>
-      <w:r>
-        <w:rPr>
-          <w:rFonts w:ascii="Segoe UI" w:hAnsi="Segoe UI" w:cs="Segoe UI"/>
-          <w:lang w:val="fr-FR"/>
-        </w:rPr>
-        <w:t xml:space="preserve">Validation : </w:t>
-      </w:r>
-      <w:r>
         <w:rPr>
           <w:rFonts w:ascii="Segoe UI" w:hAnsi="Segoe UI" w:cs="Segoe UI"/>
           <w:b/>
           <w:bCs/>
           <w:lang w:val="fr-FR"/>
         </w:rPr>
-        <w:t>V</w:t>
+      </w:pPr>
+      <w:r>
+        <w:rPr>
+          <w:rFonts w:ascii="Segoe UI" w:hAnsi="Segoe UI" w:cs="Segoe UI"/>
+          <w:lang w:val="fr-FR"/>
+        </w:rPr>
+        <w:t xml:space="preserve">Maintenance : </w:t>
       </w:r>
       <w:r>
         <w:rPr>
@@ -2068,7 +3267,7 @@
           <w:bCs/>
           <w:lang w:val="fr-FR"/>
         </w:rPr>
-        <w:t xml:space="preserve">alider les </w:t>
+        <w:t>Corriger des dysfonctionnements du système.</w:t>
       </w:r>
       <w:r>
         <w:rPr>
@@ -2077,16 +3276,7 @@
           <w:bCs/>
           <w:lang w:val="fr-FR"/>
         </w:rPr>
-        <w:t>fonctionnalités</w:t>
-      </w:r>
-      <w:r>
-        <w:rPr>
-          <w:rFonts w:ascii="Segoe UI" w:hAnsi="Segoe UI" w:cs="Segoe UI"/>
-          <w:b/>
-          <w:bCs/>
-          <w:lang w:val="fr-FR"/>
-        </w:rPr>
-        <w:t>.</w:t>
+        <w:t xml:space="preserve"> 3</w:t>
       </w:r>
     </w:p>
     <w:p>
@@ -2094,26 +3284,134 @@
         <w:pStyle w:val="ListParagraph"/>
         <w:numPr>
           <w:ilvl w:val="0"/>
-          <w:numId w:val="17"/>
+          <w:numId w:val="18"/>
         </w:numPr>
         <w:spacing w:line="336" w:lineRule="auto"/>
-        <w:ind w:left="1077" w:hanging="357"/>
-        <w:rPr>
-          <w:rFonts w:ascii="Segoe UI" w:hAnsi="Segoe UI" w:cs="Segoe UI"/>
-          <w:lang w:val="fr-FR"/>
-        </w:rPr>
-      </w:pPr>
-      <w:bookmarkStart w:id="0" w:name="_GoBack"/>
+        <w:rPr>
+          <w:rFonts w:ascii="Segoe UI" w:hAnsi="Segoe UI" w:cs="Segoe UI"/>
+          <w:lang w:val="fr-FR"/>
+        </w:rPr>
+      </w:pPr>
+      <w:r>
+        <w:rPr>
+          <w:rFonts w:ascii="Segoe UI" w:hAnsi="Segoe UI" w:cs="Segoe UI"/>
+          <w:lang w:val="fr-FR"/>
+        </w:rPr>
+        <w:t xml:space="preserve">Validation : </w:t>
+      </w:r>
+      <w:r>
+        <w:rPr>
+          <w:rFonts w:ascii="Segoe UI" w:hAnsi="Segoe UI" w:cs="Segoe UI"/>
+          <w:b/>
+          <w:bCs/>
+          <w:lang w:val="fr-FR"/>
+        </w:rPr>
+        <w:t>V</w:t>
+      </w:r>
+      <w:r>
+        <w:rPr>
+          <w:rFonts w:ascii="Segoe UI" w:hAnsi="Segoe UI" w:cs="Segoe UI"/>
+          <w:b/>
+          <w:bCs/>
+          <w:lang w:val="fr-FR"/>
+        </w:rPr>
+        <w:t>alider les fonctionnalités.</w:t>
+      </w:r>
+      <w:r>
+        <w:rPr>
+          <w:rFonts w:ascii="Segoe UI" w:hAnsi="Segoe UI" w:cs="Segoe UI"/>
+          <w:b/>
+          <w:bCs/>
+          <w:lang w:val="fr-FR"/>
+        </w:rPr>
+        <w:t xml:space="preserve"> 1</w:t>
+      </w:r>
+    </w:p>
+    <w:p>
+      <w:pPr>
+        <w:pStyle w:val="ListParagraph"/>
+        <w:numPr>
+          <w:ilvl w:val="0"/>
+          <w:numId w:val="18"/>
+        </w:numPr>
+        <w:spacing w:line="336" w:lineRule="auto"/>
+        <w:rPr>
+          <w:rFonts w:ascii="Segoe UI" w:hAnsi="Segoe UI" w:cs="Segoe UI"/>
+          <w:lang w:val="fr-FR"/>
+        </w:rPr>
+      </w:pPr>
+      <w:r>
+        <w:rPr>
+          <w:rFonts w:ascii="Segoe UI" w:hAnsi="Segoe UI" w:cs="Segoe UI"/>
+          <w:lang w:val="fr-FR"/>
+        </w:rPr>
+        <w:t>Déploiement 1</w:t>
+      </w:r>
+      <w:r>
+        <w:rPr>
+          <w:rFonts w:ascii="Segoe UI" w:hAnsi="Segoe UI" w:cs="Segoe UI"/>
+          <w:lang w:val="fr-FR"/>
+        </w:rPr>
+        <w:t>.</w:t>
+      </w:r>
+      <w:r>
+        <w:rPr>
+          <w:rFonts w:ascii="Segoe UI" w:hAnsi="Segoe UI" w:cs="Segoe UI"/>
+          <w:lang w:val="fr-FR"/>
+        </w:rPr>
+        <w:t xml:space="preserve"> </w:t>
+      </w:r>
+    </w:p>
+    <w:p>
+      <w:pPr>
+        <w:pStyle w:val="ListParagraph"/>
+        <w:numPr>
+          <w:ilvl w:val="0"/>
+          <w:numId w:val="18"/>
+        </w:numPr>
+        <w:spacing w:line="336" w:lineRule="auto"/>
+        <w:rPr>
+          <w:rFonts w:ascii="Segoe UI" w:hAnsi="Segoe UI" w:cs="Segoe UI"/>
+          <w:lang w:val="fr-FR"/>
+        </w:rPr>
+      </w:pPr>
       <w:r>
         <w:rPr>
           <w:rFonts w:ascii="Segoe UI" w:hAnsi="Segoe UI" w:cs="Segoe UI"/>
           <w:lang w:val="fr-FR"/>
         </w:rPr>
         <w:lastRenderedPageBreak/>
-        <w:t>Maintenance</w:t>
-      </w:r>
-    </w:p>
-    <w:bookmarkEnd w:id="0"/>
+        <w:t xml:space="preserve">Réalisation </w:t>
+      </w:r>
+      <w:r>
+        <w:rPr>
+          <w:rFonts w:ascii="Segoe UI" w:hAnsi="Segoe UI" w:cs="Segoe UI"/>
+          <w:lang w:val="fr-FR"/>
+        </w:rPr>
+        <w:t>du</w:t>
+      </w:r>
+      <w:r>
+        <w:rPr>
+          <w:rFonts w:ascii="Segoe UI" w:hAnsi="Segoe UI" w:cs="Segoe UI"/>
+          <w:lang w:val="fr-FR"/>
+        </w:rPr>
+        <w:t xml:space="preserve"> rapport de </w:t>
+      </w:r>
+      <w:r>
+        <w:rPr>
+          <w:rFonts w:ascii="Segoe UI" w:hAnsi="Segoe UI" w:cs="Segoe UI"/>
+          <w:lang w:val="fr-FR"/>
+        </w:rPr>
+        <w:t>projet.</w:t>
+      </w:r>
+      <w:r>
+        <w:rPr>
+          <w:rFonts w:ascii="Segoe UI" w:hAnsi="Segoe UI" w:cs="Segoe UI"/>
+          <w:lang w:val="fr-FR"/>
+        </w:rPr>
+        <w:t xml:space="preserve"> 6</w:t>
+      </w:r>
+    </w:p>
     <w:p>
       <w:pPr>
         <w:pStyle w:val="ListParagraph"/>
@@ -2153,15 +3451,6 @@
     </w:p>
     <w:p>
       <w:pPr>
-        <w:spacing w:line="336" w:lineRule="auto"/>
-        <w:rPr>
-          <w:rFonts w:ascii="Segoe UI" w:hAnsi="Segoe UI" w:cs="Segoe UI"/>
-          <w:lang w:val="fr-FR"/>
-        </w:rPr>
-      </w:pPr>
-    </w:p>
-    <w:p>
-      <w:pPr>
         <w:ind w:firstLine="720"/>
         <w:rPr>
           <w:rFonts w:ascii="Segoe UI" w:hAnsi="Segoe UI" w:cs="Segoe UI"/>
@@ -2173,78 +3462,1138 @@
       <w:r>
         <w:rPr>
           <w:rFonts w:ascii="Segoe UI" w:hAnsi="Segoe UI" w:cs="Segoe UI"/>
+          <w:noProof/>
           <w:color w:val="595959" w:themeColor="text1" w:themeTint="A6"/>
           <w:szCs w:val="28"/>
-          <w:lang w:val="fr-FR"/>
-        </w:rPr>
-        <w:pict>
-          <v:shapetype id="_x0000_t75" coordsize="21600,21600" o:spt="75" o:preferrelative="t" path="m@4@5l@4@11@9@11@9@5xe" filled="f" stroked="f">
-            <v:stroke joinstyle="miter"/>
-            <v:formulas>
-              <v:f eqn="if lineDrawn pixelLineWidth 0"/>
-              <v:f eqn="sum @0 1 0"/>
-              <v:f eqn="sum 0 0 @1"/>
-              <v:f eqn="prod @2 1 2"/>
-              <v:f eqn="prod @3 21600 pixelWidth"/>
-              <v:f eqn="prod @3 21600 pixelHeight"/>
-              <v:f eqn="sum @0 0 1"/>
-              <v:f eqn="prod @6 1 2"/>
-              <v:f eqn="prod @7 21600 pixelWidth"/>
-              <v:f eqn="sum @8 21600 0"/>
-              <v:f eqn="prod @7 21600 pixelHeight"/>
-              <v:f eqn="sum @10 21600 0"/>
-            </v:formulas>
-            <v:path o:extrusionok="f" gradientshapeok="t" o:connecttype="rect"/>
-            <o:lock v:ext="edit" aspectratio="t"/>
-          </v:shapetype>
-          <v:shape id="_x0000_i1025" type="#_x0000_t75" style="width:379.5pt;height:391.5pt">
-            <v:imagedata r:id="rId9" o:title="Untitled Diagram"/>
-          </v:shape>
-        </w:pict>
-      </w:r>
+        </w:rPr>
+        <w:drawing>
+          <wp:inline distT="0" distB="0" distL="0" distR="0" wp14:anchorId="7F10BEB8" wp14:editId="4071A3C3">
+            <wp:extent cx="6210794" cy="2266674"/>
+            <wp:effectExtent l="0" t="0" r="0" b="635"/>
+            <wp:docPr id="5" name="Picture 5"/>
+            <wp:cNvGraphicFramePr>
+              <a:graphicFrameLocks xmlns:a="http://schemas.openxmlformats.org/drawingml/2006/main" noChangeAspect="1"/>
+            </wp:cNvGraphicFramePr>
+            <a:graphic xmlns:a="http://schemas.openxmlformats.org/drawingml/2006/main">
+              <a:graphicData uri="http://schemas.openxmlformats.org/drawingml/2006/picture">
+                <pic:pic xmlns:pic="http://schemas.openxmlformats.org/drawingml/2006/picture">
+                  <pic:nvPicPr>
+                    <pic:cNvPr id="5" name="Untitled Diagram (1) (7) (6) (1).png"/>
+                    <pic:cNvPicPr/>
+                  </pic:nvPicPr>
+                  <pic:blipFill>
+                    <a:blip r:embed="rId9" cstate="print">
+                      <a:extLst>
+                        <a:ext uri="{28A0092B-C50C-407E-A947-70E740481C1C}">
+                          <a14:useLocalDpi xmlns:a14="http://schemas.microsoft.com/office/drawing/2010/main" val="0"/>
+                        </a:ext>
+                      </a:extLst>
+                    </a:blip>
+                    <a:stretch>
+                      <a:fillRect/>
+                    </a:stretch>
+                  </pic:blipFill>
+                  <pic:spPr>
+                    <a:xfrm>
+                      <a:off x="0" y="0"/>
+                      <a:ext cx="6235593" cy="2275724"/>
+                    </a:xfrm>
+                    <a:prstGeom prst="rect">
+                      <a:avLst/>
+                    </a:prstGeom>
+                  </pic:spPr>
+                </pic:pic>
+              </a:graphicData>
+            </a:graphic>
+          </wp:inline>
+        </w:drawing>
+      </w:r>
+    </w:p>
+    <w:p>
+      <w:pPr>
+        <w:pStyle w:val="Heading2"/>
+        <w:numPr>
+          <w:ilvl w:val="1"/>
+          <w:numId w:val="25"/>
+        </w:numPr>
+        <w:rPr>
+          <w:rFonts w:cs="Segoe UI"/>
+          <w:lang w:val="fr-FR"/>
+        </w:rPr>
+      </w:pPr>
+      <w:bookmarkStart w:id="9" w:name="_Toc30253741"/>
+      <w:r>
+        <w:rPr>
+          <w:rFonts w:cs="Segoe UI"/>
+          <w:lang w:val="fr-FR"/>
+        </w:rPr>
+        <w:t>Graphe PERT Probabiliste.</w:t>
+      </w:r>
+      <w:bookmarkEnd w:id="9"/>
+    </w:p>
+    <w:p>
+      <w:pPr>
+        <w:rPr>
+          <w:lang w:val="fr-FR"/>
+        </w:rPr>
+      </w:pPr>
     </w:p>
     <w:p>
       <w:pPr>
         <w:ind w:left="720"/>
+        <w:rPr>
+          <w:rFonts w:ascii="Segoe UI" w:hAnsi="Segoe UI" w:cs="Segoe UI"/>
+          <w:szCs w:val="28"/>
+          <w:lang w:val="fr-FR"/>
+        </w:rPr>
+      </w:pPr>
+      <w:r>
+        <w:rPr>
+          <w:rFonts w:ascii="Segoe UI" w:hAnsi="Segoe UI" w:cs="Segoe UI"/>
+          <w:szCs w:val="28"/>
+          <w:lang w:val="fr-FR"/>
+        </w:rPr>
+        <w:t>Afin de bien identifier les taches du projet, nous avons passé à réaliser le diagramme de PERT</w:t>
+      </w:r>
+      <w:r>
+        <w:rPr>
+          <w:rFonts w:ascii="Segoe UI" w:hAnsi="Segoe UI" w:cs="Segoe UI"/>
+          <w:szCs w:val="28"/>
+          <w:lang w:val="fr-FR"/>
+        </w:rPr>
+        <w:t xml:space="preserve"> comme se suit</w:t>
+      </w:r>
+      <w:r>
+        <w:rPr>
+          <w:rFonts w:ascii="Segoe UI" w:hAnsi="Segoe UI" w:cs="Segoe UI"/>
+          <w:szCs w:val="28"/>
+          <w:lang w:val="fr-FR"/>
+        </w:rPr>
+        <w:t>.</w:t>
+      </w:r>
+    </w:p>
+    <w:p>
+      <w:pPr>
+        <w:ind w:left="720"/>
+        <w:rPr>
+          <w:rFonts w:ascii="Segoe UI" w:hAnsi="Segoe UI" w:cs="Segoe UI"/>
+          <w:szCs w:val="28"/>
+          <w:lang w:val="fr-FR"/>
+        </w:rPr>
+      </w:pPr>
+    </w:p>
+    <w:p>
+      <w:pPr>
+        <w:ind w:left="720"/>
+        <w:rPr>
+          <w:rFonts w:ascii="Segoe UI" w:hAnsi="Segoe UI" w:cs="Segoe UI"/>
+          <w:szCs w:val="28"/>
+          <w:lang w:val="fr-FR"/>
+        </w:rPr>
+      </w:pPr>
+      <w:r>
+        <w:rPr>
+          <w:rFonts w:ascii="Segoe UI" w:hAnsi="Segoe UI" w:cs="Segoe UI"/>
+          <w:noProof/>
+          <w:szCs w:val="28"/>
+        </w:rPr>
+        <w:drawing>
+          <wp:inline distT="0" distB="0" distL="0" distR="0" wp14:anchorId="76652EBD" wp14:editId="22BEFE4D">
+            <wp:extent cx="5943600" cy="1940560"/>
+            <wp:effectExtent l="0" t="0" r="0" b="2540"/>
+            <wp:docPr id="7" name="Picture 7"/>
+            <wp:cNvGraphicFramePr>
+              <a:graphicFrameLocks xmlns:a="http://schemas.openxmlformats.org/drawingml/2006/main" noChangeAspect="1"/>
+            </wp:cNvGraphicFramePr>
+            <a:graphic xmlns:a="http://schemas.openxmlformats.org/drawingml/2006/main">
+              <a:graphicData uri="http://schemas.openxmlformats.org/drawingml/2006/picture">
+                <pic:pic xmlns:pic="http://schemas.openxmlformats.org/drawingml/2006/picture">
+                  <pic:nvPicPr>
+                    <pic:cNvPr id="7" name="Untitled Diagram (6) (1) (1).png"/>
+                    <pic:cNvPicPr/>
+                  </pic:nvPicPr>
+                  <pic:blipFill>
+                    <a:blip r:embed="rId10" cstate="print">
+                      <a:extLst>
+                        <a:ext uri="{28A0092B-C50C-407E-A947-70E740481C1C}">
+                          <a14:useLocalDpi xmlns:a14="http://schemas.microsoft.com/office/drawing/2010/main" val="0"/>
+                        </a:ext>
+                      </a:extLst>
+                    </a:blip>
+                    <a:stretch>
+                      <a:fillRect/>
+                    </a:stretch>
+                  </pic:blipFill>
+                  <pic:spPr>
+                    <a:xfrm>
+                      <a:off x="0" y="0"/>
+                      <a:ext cx="5943600" cy="1940560"/>
+                    </a:xfrm>
+                    <a:prstGeom prst="rect">
+                      <a:avLst/>
+                    </a:prstGeom>
+                  </pic:spPr>
+                </pic:pic>
+              </a:graphicData>
+            </a:graphic>
+          </wp:inline>
+        </w:drawing>
+      </w:r>
+    </w:p>
+    <w:p>
+      <w:pPr>
+        <w:ind w:left="720"/>
+        <w:rPr>
+          <w:rFonts w:ascii="Segoe UI" w:hAnsi="Segoe UI" w:cs="Segoe UI"/>
+          <w:szCs w:val="28"/>
+          <w:lang w:val="fr-FR"/>
+        </w:rPr>
+      </w:pPr>
+    </w:p>
+    <w:p>
+      <w:pPr>
+        <w:pStyle w:val="ListParagraph"/>
+        <w:numPr>
+          <w:ilvl w:val="0"/>
+          <w:numId w:val="19"/>
+        </w:numPr>
         <w:rPr>
           <w:rFonts w:ascii="Segoe UI" w:hAnsi="Segoe UI" w:cs="Segoe UI"/>
           <w:b/>
           <w:bCs/>
-          <w:color w:val="595959" w:themeColor="text1" w:themeTint="A6"/>
-          <w:sz w:val="32"/>
-          <w:szCs w:val="32"/>
-          <w:lang w:val="fr-FR"/>
-        </w:rPr>
-      </w:pPr>
+          <w:szCs w:val="28"/>
+          <w:lang w:val="fr-FR"/>
+        </w:rPr>
+      </w:pPr>
+      <w:r>
+        <w:rPr>
+          <w:rFonts w:ascii="Segoe UI" w:hAnsi="Segoe UI" w:cs="Segoe UI"/>
+          <w:szCs w:val="28"/>
+          <w:lang w:val="fr-FR"/>
+        </w:rPr>
+        <w:t xml:space="preserve">La durée moyenne du projet : </w:t>
+      </w:r>
+      <w:r>
+        <w:rPr>
+          <w:rFonts w:ascii="Segoe UI" w:hAnsi="Segoe UI" w:cs="Segoe UI"/>
+          <w:b/>
+          <w:bCs/>
+          <w:szCs w:val="28"/>
+          <w:lang w:val="fr-FR"/>
+        </w:rPr>
+        <w:t>33 heures.</w:t>
+      </w:r>
+    </w:p>
+    <w:p>
+      <w:pPr>
+        <w:pStyle w:val="ListParagraph"/>
+        <w:numPr>
+          <w:ilvl w:val="0"/>
+          <w:numId w:val="19"/>
+        </w:numPr>
+        <w:rPr>
+          <w:rFonts w:ascii="Segoe UI" w:hAnsi="Segoe UI" w:cs="Segoe UI"/>
+          <w:szCs w:val="28"/>
+          <w:lang w:val="fr-FR"/>
+        </w:rPr>
+      </w:pPr>
+      <w:r>
+        <w:rPr>
+          <w:rFonts w:ascii="Segoe UI" w:hAnsi="Segoe UI" w:cs="Segoe UI"/>
+          <w:szCs w:val="28"/>
+          <w:lang w:val="fr-FR"/>
+        </w:rPr>
+        <w:t xml:space="preserve">Chemin Critique : </w:t>
+      </w:r>
+    </w:p>
+    <w:p>
+      <w:pPr>
+        <w:ind w:left="1080"/>
+        <w:rPr>
+          <w:rFonts w:ascii="Segoe UI" w:hAnsi="Segoe UI" w:cs="Segoe UI"/>
+          <w:b/>
+          <w:bCs/>
+          <w:szCs w:val="28"/>
+          <w:lang w:val="fr-FR" w:bidi="ar-MA"/>
+        </w:rPr>
+      </w:pPr>
+      <w:r>
+        <w:rPr>
+          <w:rFonts w:ascii="Segoe UI" w:hAnsi="Segoe UI" w:cs="Segoe UI"/>
+          <w:b/>
+          <w:bCs/>
+          <w:sz w:val="26"/>
+          <w:szCs w:val="26"/>
+          <w:lang w:val="fr-FR" w:bidi="ar-MA"/>
+        </w:rPr>
+        <w:lastRenderedPageBreak/>
+        <w:t>Analyse les besoins</w:t>
+      </w:r>
+      <w:r>
+        <w:rPr>
+          <w:rFonts w:ascii="Segoe UI" w:hAnsi="Segoe UI" w:cs="Segoe UI"/>
+          <w:sz w:val="26"/>
+          <w:szCs w:val="26"/>
+          <w:lang w:val="fr-FR" w:bidi="ar-MA"/>
+        </w:rPr>
+        <w:t xml:space="preserve"> </w:t>
+      </w:r>
+      <w:r>
+        <w:rPr>
+          <w:rFonts w:ascii="Segoe UI" w:hAnsi="Segoe UI" w:cs="Segoe UI"/>
+          <w:b/>
+          <w:bCs/>
+          <w:color w:val="FF0000"/>
+          <w:sz w:val="26"/>
+          <w:szCs w:val="26"/>
+          <w:lang w:val="fr-FR" w:bidi="ar-MA"/>
+        </w:rPr>
+        <w:t>–</w:t>
+      </w:r>
+      <w:r>
+        <w:rPr>
+          <w:rFonts w:ascii="Segoe UI" w:hAnsi="Segoe UI" w:cs="Segoe UI"/>
+          <w:b/>
+          <w:bCs/>
+          <w:color w:val="FF0000"/>
+          <w:sz w:val="26"/>
+          <w:szCs w:val="26"/>
+          <w:lang w:val="fr-FR" w:bidi="ar-MA"/>
+        </w:rPr>
+        <w:t>&gt;</w:t>
+      </w:r>
+      <w:r>
+        <w:rPr>
+          <w:rFonts w:ascii="Segoe UI" w:hAnsi="Segoe UI" w:cs="Segoe UI"/>
+          <w:sz w:val="26"/>
+          <w:szCs w:val="26"/>
+          <w:lang w:val="fr-FR" w:bidi="ar-MA"/>
+        </w:rPr>
+        <w:t xml:space="preserve"> </w:t>
+      </w:r>
+      <w:r>
+        <w:rPr>
+          <w:rFonts w:ascii="Segoe UI" w:hAnsi="Segoe UI" w:cs="Segoe UI"/>
+          <w:b/>
+          <w:bCs/>
+          <w:sz w:val="26"/>
+          <w:szCs w:val="26"/>
+          <w:lang w:val="fr-FR" w:bidi="ar-MA"/>
+        </w:rPr>
+        <w:t>Définition des solutions</w:t>
+      </w:r>
+      <w:r>
+        <w:rPr>
+          <w:rFonts w:ascii="Segoe UI" w:hAnsi="Segoe UI" w:cs="Segoe UI"/>
+          <w:sz w:val="26"/>
+          <w:szCs w:val="26"/>
+          <w:lang w:val="fr-FR" w:bidi="ar-MA"/>
+        </w:rPr>
+        <w:t xml:space="preserve"> </w:t>
+      </w:r>
+      <w:r>
+        <w:rPr>
+          <w:rFonts w:ascii="Segoe UI" w:hAnsi="Segoe UI" w:cs="Segoe UI"/>
+          <w:b/>
+          <w:bCs/>
+          <w:color w:val="FF0000"/>
+          <w:sz w:val="26"/>
+          <w:szCs w:val="26"/>
+          <w:lang w:val="fr-FR" w:bidi="ar-MA"/>
+        </w:rPr>
+        <w:t>–&gt;</w:t>
+      </w:r>
+      <w:r>
+        <w:rPr>
+          <w:rFonts w:ascii="Segoe UI" w:hAnsi="Segoe UI" w:cs="Segoe UI"/>
+          <w:b/>
+          <w:bCs/>
+          <w:color w:val="FF0000"/>
+          <w:sz w:val="26"/>
+          <w:szCs w:val="26"/>
+          <w:lang w:val="fr-FR" w:bidi="ar-MA"/>
+        </w:rPr>
+        <w:t xml:space="preserve"> </w:t>
+      </w:r>
+      <w:r>
+        <w:rPr>
+          <w:rFonts w:ascii="Segoe UI" w:hAnsi="Segoe UI" w:cs="Segoe UI"/>
+          <w:b/>
+          <w:bCs/>
+          <w:sz w:val="26"/>
+          <w:szCs w:val="26"/>
+          <w:lang w:val="fr-FR" w:bidi="ar-MA"/>
+        </w:rPr>
+        <w:t>Création de la maquette</w:t>
+      </w:r>
+      <w:r>
+        <w:rPr>
+          <w:rFonts w:ascii="Segoe UI" w:hAnsi="Segoe UI" w:cs="Segoe UI"/>
+          <w:sz w:val="26"/>
+          <w:szCs w:val="26"/>
+          <w:lang w:val="fr-FR" w:bidi="ar-MA"/>
+        </w:rPr>
+        <w:t xml:space="preserve"> </w:t>
+      </w:r>
+      <w:r>
+        <w:rPr>
+          <w:rFonts w:ascii="Segoe UI" w:hAnsi="Segoe UI" w:cs="Segoe UI"/>
+          <w:b/>
+          <w:bCs/>
+          <w:color w:val="FF0000"/>
+          <w:sz w:val="26"/>
+          <w:szCs w:val="26"/>
+          <w:lang w:val="fr-FR" w:bidi="ar-MA"/>
+        </w:rPr>
+        <w:t>–&gt;</w:t>
+      </w:r>
+      <w:r>
+        <w:rPr>
+          <w:rFonts w:ascii="Segoe UI" w:hAnsi="Segoe UI" w:cs="Segoe UI"/>
+          <w:sz w:val="26"/>
+          <w:szCs w:val="26"/>
+          <w:lang w:val="fr-FR" w:bidi="ar-MA"/>
+        </w:rPr>
+        <w:t xml:space="preserve"> </w:t>
+      </w:r>
+      <w:r>
+        <w:rPr>
+          <w:rFonts w:ascii="Segoe UI" w:hAnsi="Segoe UI" w:cs="Segoe UI"/>
+          <w:b/>
+          <w:bCs/>
+          <w:sz w:val="26"/>
+          <w:szCs w:val="26"/>
+          <w:lang w:val="fr-FR" w:bidi="ar-MA"/>
+        </w:rPr>
+        <w:t>Développement des composants graphiques</w:t>
+      </w:r>
+      <w:r>
+        <w:rPr>
+          <w:rFonts w:ascii="Segoe UI" w:hAnsi="Segoe UI" w:cs="Segoe UI"/>
+          <w:sz w:val="26"/>
+          <w:szCs w:val="26"/>
+          <w:lang w:val="fr-FR" w:bidi="ar-MA"/>
+        </w:rPr>
+        <w:t xml:space="preserve"> </w:t>
+      </w:r>
+      <w:r>
+        <w:rPr>
+          <w:rFonts w:ascii="Segoe UI" w:hAnsi="Segoe UI" w:cs="Segoe UI"/>
+          <w:b/>
+          <w:bCs/>
+          <w:color w:val="FF0000"/>
+          <w:sz w:val="26"/>
+          <w:szCs w:val="26"/>
+          <w:lang w:val="fr-FR" w:bidi="ar-MA"/>
+        </w:rPr>
+        <w:t>–&gt;</w:t>
+      </w:r>
+      <w:r>
+        <w:rPr>
+          <w:rFonts w:ascii="Segoe UI" w:hAnsi="Segoe UI" w:cs="Segoe UI"/>
+          <w:sz w:val="26"/>
+          <w:szCs w:val="26"/>
+          <w:lang w:val="fr-FR" w:bidi="ar-MA"/>
+        </w:rPr>
+        <w:t xml:space="preserve"> </w:t>
+      </w:r>
+      <w:r>
+        <w:rPr>
+          <w:rFonts w:ascii="Segoe UI" w:hAnsi="Segoe UI" w:cs="Segoe UI"/>
+          <w:b/>
+          <w:bCs/>
+          <w:sz w:val="26"/>
+          <w:szCs w:val="26"/>
+          <w:lang w:val="fr-FR" w:bidi="ar-MA"/>
+        </w:rPr>
+        <w:t xml:space="preserve">Création des classes </w:t>
+      </w:r>
+      <w:r>
+        <w:rPr>
+          <w:rFonts w:ascii="Segoe UI" w:hAnsi="Segoe UI" w:cs="Segoe UI"/>
+          <w:b/>
+          <w:bCs/>
+          <w:color w:val="FF0000"/>
+          <w:sz w:val="26"/>
+          <w:szCs w:val="26"/>
+          <w:lang w:val="fr-FR" w:bidi="ar-MA"/>
+        </w:rPr>
+        <w:t>–&gt;</w:t>
+      </w:r>
+      <w:r>
+        <w:rPr>
+          <w:rFonts w:ascii="Segoe UI" w:hAnsi="Segoe UI" w:cs="Segoe UI"/>
+          <w:b/>
+          <w:bCs/>
+          <w:sz w:val="26"/>
+          <w:szCs w:val="26"/>
+          <w:lang w:val="fr-FR" w:bidi="ar-MA"/>
+        </w:rPr>
+        <w:t xml:space="preserve">Test d’intégration </w:t>
+      </w:r>
+      <w:r>
+        <w:rPr>
+          <w:rFonts w:ascii="Segoe UI" w:hAnsi="Segoe UI" w:cs="Segoe UI"/>
+          <w:b/>
+          <w:bCs/>
+          <w:color w:val="FF0000"/>
+          <w:sz w:val="26"/>
+          <w:szCs w:val="26"/>
+          <w:lang w:val="fr-FR" w:bidi="ar-MA"/>
+        </w:rPr>
+        <w:t>–&gt;</w:t>
+      </w:r>
+      <w:r>
+        <w:rPr>
+          <w:rFonts w:ascii="Segoe UI" w:hAnsi="Segoe UI" w:cs="Segoe UI"/>
+          <w:b/>
+          <w:bCs/>
+          <w:color w:val="FF0000"/>
+          <w:sz w:val="26"/>
+          <w:szCs w:val="26"/>
+          <w:lang w:val="fr-FR" w:bidi="ar-MA"/>
+        </w:rPr>
+        <w:t xml:space="preserve"> </w:t>
+      </w:r>
+      <w:r>
+        <w:rPr>
+          <w:rFonts w:ascii="Segoe UI" w:hAnsi="Segoe UI" w:cs="Segoe UI"/>
+          <w:b/>
+          <w:bCs/>
+          <w:sz w:val="26"/>
+          <w:szCs w:val="26"/>
+          <w:lang w:val="fr-FR" w:bidi="ar-MA"/>
+        </w:rPr>
+        <w:t>Maintenance</w:t>
+      </w:r>
+      <w:r>
+        <w:rPr>
+          <w:rFonts w:ascii="Segoe UI" w:hAnsi="Segoe UI" w:cs="Segoe UI"/>
+          <w:sz w:val="26"/>
+          <w:szCs w:val="26"/>
+          <w:lang w:val="fr-FR" w:bidi="ar-MA"/>
+        </w:rPr>
+        <w:t xml:space="preserve"> </w:t>
+      </w:r>
+      <w:r>
+        <w:rPr>
+          <w:rFonts w:ascii="Segoe UI" w:hAnsi="Segoe UI" w:cs="Segoe UI"/>
+          <w:b/>
+          <w:bCs/>
+          <w:color w:val="FF0000"/>
+          <w:sz w:val="26"/>
+          <w:szCs w:val="26"/>
+          <w:lang w:val="fr-FR" w:bidi="ar-MA"/>
+        </w:rPr>
+        <w:t>–&gt;</w:t>
+      </w:r>
+      <w:r>
+        <w:rPr>
+          <w:rFonts w:ascii="Segoe UI" w:hAnsi="Segoe UI" w:cs="Segoe UI"/>
+          <w:color w:val="FF0000"/>
+          <w:sz w:val="26"/>
+          <w:szCs w:val="26"/>
+          <w:lang w:val="fr-FR" w:bidi="ar-MA"/>
+        </w:rPr>
+        <w:t xml:space="preserve"> </w:t>
+      </w:r>
+      <w:r>
+        <w:rPr>
+          <w:rFonts w:ascii="Segoe UI" w:hAnsi="Segoe UI" w:cs="Segoe UI"/>
+          <w:b/>
+          <w:bCs/>
+          <w:sz w:val="26"/>
+          <w:szCs w:val="26"/>
+          <w:lang w:val="fr-FR" w:bidi="ar-MA"/>
+        </w:rPr>
+        <w:t>Validation des fonctionnalités</w:t>
+      </w:r>
+      <w:r>
+        <w:rPr>
+          <w:rFonts w:ascii="Segoe UI" w:hAnsi="Segoe UI" w:cs="Segoe UI"/>
+          <w:sz w:val="26"/>
+          <w:szCs w:val="26"/>
+          <w:lang w:val="fr-FR" w:bidi="ar-MA"/>
+        </w:rPr>
+        <w:t xml:space="preserve"> </w:t>
+      </w:r>
+      <w:r>
+        <w:rPr>
+          <w:rFonts w:ascii="Segoe UI" w:hAnsi="Segoe UI" w:cs="Segoe UI"/>
+          <w:b/>
+          <w:bCs/>
+          <w:color w:val="FF0000"/>
+          <w:sz w:val="26"/>
+          <w:szCs w:val="26"/>
+          <w:lang w:val="fr-FR" w:bidi="ar-MA"/>
+        </w:rPr>
+        <w:t>–&gt;</w:t>
+      </w:r>
+      <w:r>
+        <w:rPr>
+          <w:rFonts w:ascii="Segoe UI" w:hAnsi="Segoe UI" w:cs="Segoe UI"/>
+          <w:sz w:val="26"/>
+          <w:szCs w:val="26"/>
+          <w:lang w:val="fr-FR" w:bidi="ar-MA"/>
+        </w:rPr>
+        <w:t xml:space="preserve"> </w:t>
+      </w:r>
+      <w:r>
+        <w:rPr>
+          <w:rFonts w:ascii="Segoe UI" w:hAnsi="Segoe UI" w:cs="Segoe UI"/>
+          <w:b/>
+          <w:bCs/>
+          <w:sz w:val="26"/>
+          <w:szCs w:val="26"/>
+          <w:lang w:val="fr-FR" w:bidi="ar-MA"/>
+        </w:rPr>
+        <w:t>Déploiement</w:t>
+      </w:r>
+      <w:r>
+        <w:rPr>
+          <w:rFonts w:ascii="Segoe UI" w:hAnsi="Segoe UI" w:cs="Segoe UI"/>
+          <w:sz w:val="26"/>
+          <w:szCs w:val="26"/>
+          <w:lang w:val="fr-FR" w:bidi="ar-MA"/>
+        </w:rPr>
+        <w:t xml:space="preserve"> </w:t>
+      </w:r>
+      <w:r>
+        <w:rPr>
+          <w:rFonts w:ascii="Segoe UI" w:hAnsi="Segoe UI" w:cs="Segoe UI"/>
+          <w:b/>
+          <w:bCs/>
+          <w:color w:val="FF0000"/>
+          <w:sz w:val="26"/>
+          <w:szCs w:val="26"/>
+          <w:lang w:val="fr-FR" w:bidi="ar-MA"/>
+        </w:rPr>
+        <w:t>–&gt;</w:t>
+      </w:r>
+      <w:r>
+        <w:rPr>
+          <w:rFonts w:ascii="Segoe UI" w:hAnsi="Segoe UI" w:cs="Segoe UI"/>
+          <w:b/>
+          <w:bCs/>
+          <w:color w:val="FF0000"/>
+          <w:sz w:val="26"/>
+          <w:szCs w:val="26"/>
+          <w:lang w:val="fr-FR" w:bidi="ar-MA"/>
+        </w:rPr>
+        <w:t xml:space="preserve"> </w:t>
+      </w:r>
+      <w:r>
+        <w:rPr>
+          <w:rFonts w:ascii="Segoe UI" w:hAnsi="Segoe UI" w:cs="Segoe UI"/>
+          <w:b/>
+          <w:bCs/>
+          <w:sz w:val="26"/>
+          <w:szCs w:val="26"/>
+          <w:lang w:val="fr-FR" w:bidi="ar-MA"/>
+        </w:rPr>
+        <w:t>Création du rapport.</w:t>
+      </w:r>
+    </w:p>
+    <w:p>
+      <w:pPr>
+        <w:ind w:left="720"/>
+        <w:rPr>
+          <w:rFonts w:ascii="Segoe UI" w:hAnsi="Segoe UI" w:cs="Segoe UI"/>
+          <w:szCs w:val="28"/>
+          <w:lang w:val="fr-FR"/>
+        </w:rPr>
+      </w:pPr>
+    </w:p>
+    <w:p>
+      <w:pPr>
+        <w:pStyle w:val="Heading3"/>
+        <w:numPr>
+          <w:ilvl w:val="0"/>
+          <w:numId w:val="16"/>
+        </w:numPr>
+        <w:rPr>
+          <w:rFonts w:cs="Segoe UI"/>
+          <w:lang w:val="fr-FR"/>
+        </w:rPr>
+      </w:pPr>
+      <w:bookmarkStart w:id="10" w:name="_Toc30253742"/>
+      <w:r>
+        <w:rPr>
+          <w:rFonts w:cs="Segoe UI"/>
+          <w:lang w:val="fr-FR"/>
+        </w:rPr>
+        <w:t xml:space="preserve">Diagramme de </w:t>
+      </w:r>
+      <w:r>
+        <w:rPr>
+          <w:rFonts w:cs="Segoe UI"/>
+          <w:lang w:val="fr-FR"/>
+        </w:rPr>
+        <w:t>GANTT</w:t>
+      </w:r>
+      <w:r>
+        <w:rPr>
+          <w:rFonts w:cs="Segoe UI"/>
+          <w:lang w:val="fr-FR"/>
+        </w:rPr>
+        <w:t>.</w:t>
+      </w:r>
+      <w:bookmarkEnd w:id="10"/>
+    </w:p>
+    <w:p>
+      <w:pPr>
+        <w:ind w:left="720"/>
+        <w:rPr>
+          <w:rFonts w:ascii="Segoe UI" w:hAnsi="Segoe UI" w:cs="Segoe UI"/>
+          <w:szCs w:val="28"/>
+          <w:lang w:val="fr-FR"/>
+        </w:rPr>
+      </w:pPr>
+    </w:p>
+    <w:p>
+      <w:pPr>
+        <w:ind w:left="720"/>
+        <w:rPr>
+          <w:rFonts w:ascii="Segoe UI" w:hAnsi="Segoe UI" w:cs="Segoe UI"/>
+          <w:szCs w:val="28"/>
+          <w:lang w:val="fr-FR"/>
+        </w:rPr>
+      </w:pPr>
+      <w:r>
+        <w:rPr>
+          <w:rFonts w:ascii="Segoe UI" w:hAnsi="Segoe UI" w:cs="Segoe UI"/>
+          <w:noProof/>
+          <w:szCs w:val="28"/>
+        </w:rPr>
+        <w:drawing>
+          <wp:inline distT="0" distB="0" distL="0" distR="0">
+            <wp:extent cx="5943600" cy="3666490"/>
+            <wp:effectExtent l="0" t="0" r="0" b="0"/>
+            <wp:docPr id="40" name="Picture 40"/>
+            <wp:cNvGraphicFramePr>
+              <a:graphicFrameLocks xmlns:a="http://schemas.openxmlformats.org/drawingml/2006/main" noChangeAspect="1"/>
+            </wp:cNvGraphicFramePr>
+            <a:graphic xmlns:a="http://schemas.openxmlformats.org/drawingml/2006/main">
+              <a:graphicData uri="http://schemas.openxmlformats.org/drawingml/2006/picture">
+                <pic:pic xmlns:pic="http://schemas.openxmlformats.org/drawingml/2006/picture">
+                  <pic:nvPicPr>
+                    <pic:cNvPr id="40" name="Basic Gantt Chart (3).png"/>
+                    <pic:cNvPicPr/>
+                  </pic:nvPicPr>
+                  <pic:blipFill>
+                    <a:blip r:embed="rId11" cstate="print">
+                      <a:extLst>
+                        <a:ext uri="{28A0092B-C50C-407E-A947-70E740481C1C}">
+                          <a14:useLocalDpi xmlns:a14="http://schemas.microsoft.com/office/drawing/2010/main" val="0"/>
+                        </a:ext>
+                      </a:extLst>
+                    </a:blip>
+                    <a:stretch>
+                      <a:fillRect/>
+                    </a:stretch>
+                  </pic:blipFill>
+                  <pic:spPr>
+                    <a:xfrm>
+                      <a:off x="0" y="0"/>
+                      <a:ext cx="5943600" cy="3666490"/>
+                    </a:xfrm>
+                    <a:prstGeom prst="rect">
+                      <a:avLst/>
+                    </a:prstGeom>
+                  </pic:spPr>
+                </pic:pic>
+              </a:graphicData>
+            </a:graphic>
+          </wp:inline>
+        </w:drawing>
+      </w:r>
+    </w:p>
+    <w:p>
+      <w:pPr>
+        <w:ind w:left="720"/>
+        <w:rPr>
+          <w:rFonts w:ascii="Segoe UI" w:hAnsi="Segoe UI" w:cs="Segoe UI"/>
+          <w:szCs w:val="28"/>
+          <w:lang w:val="fr-FR"/>
+        </w:rPr>
+      </w:pPr>
+    </w:p>
+    <w:p>
+      <w:pPr>
+        <w:pStyle w:val="Heading3"/>
+        <w:numPr>
+          <w:ilvl w:val="0"/>
+          <w:numId w:val="16"/>
+        </w:numPr>
+        <w:rPr>
+          <w:rFonts w:cs="Segoe UI"/>
+          <w:lang w:val="fr-FR"/>
+        </w:rPr>
+      </w:pPr>
+      <w:bookmarkStart w:id="11" w:name="_Toc30253743"/>
+      <w:r>
+        <w:rPr>
+          <w:rFonts w:cs="Segoe UI"/>
+          <w:lang w:val="fr-FR"/>
+        </w:rPr>
+        <w:t>Estimation des charges.</w:t>
+      </w:r>
+      <w:bookmarkEnd w:id="11"/>
+    </w:p>
+    <w:p>
+      <w:pPr>
+        <w:ind w:left="720"/>
+        <w:rPr>
+          <w:rFonts w:ascii="Segoe UI" w:hAnsi="Segoe UI" w:cs="Segoe UI"/>
+          <w:szCs w:val="28"/>
+          <w:lang w:val="fr-FR"/>
+        </w:rPr>
+      </w:pPr>
+    </w:p>
+    <w:p>
+      <w:pPr>
+        <w:ind w:left="720"/>
+        <w:rPr>
+          <w:rFonts w:ascii="Segoe UI" w:hAnsi="Segoe UI" w:cs="Segoe UI"/>
+          <w:szCs w:val="28"/>
+          <w:lang w:val="fr-FR"/>
+        </w:rPr>
+      </w:pPr>
+    </w:p>
+    <w:p>
+      <w:pPr>
+        <w:ind w:left="720"/>
+        <w:rPr>
+          <w:rFonts w:ascii="Segoe UI" w:hAnsi="Segoe UI" w:cs="Segoe UI"/>
+          <w:szCs w:val="28"/>
+          <w:lang w:val="fr-FR"/>
+        </w:rPr>
+      </w:pPr>
+    </w:p>
+    <w:p>
+      <w:pPr>
+        <w:ind w:left="720"/>
+        <w:rPr>
+          <w:rFonts w:ascii="Segoe UI" w:hAnsi="Segoe UI" w:cs="Segoe UI"/>
+          <w:szCs w:val="28"/>
+          <w:lang w:val="fr-FR"/>
+        </w:rPr>
+      </w:pPr>
+    </w:p>
+    <w:p>
+      <w:pPr>
+        <w:pStyle w:val="Heading1"/>
+        <w:rPr>
+          <w:rFonts w:cs="Segoe UI"/>
+          <w:lang w:val="fr-FR"/>
+        </w:rPr>
+      </w:pPr>
+      <w:bookmarkStart w:id="12" w:name="_Toc30253744"/>
+      <w:r>
+        <w:rPr>
+          <w:rFonts w:cs="Segoe UI"/>
+          <w:lang w:val="fr-FR"/>
+        </w:rPr>
+        <w:t>Chapitre 4</w:t>
+      </w:r>
+      <w:r>
+        <w:rPr>
+          <w:rFonts w:cs="Segoe UI"/>
+          <w:lang w:val="fr-FR"/>
+        </w:rPr>
+        <w:t xml:space="preserve"> : </w:t>
+      </w:r>
+      <w:r>
+        <w:rPr>
+          <w:rFonts w:cs="Segoe UI"/>
+          <w:lang w:val="fr-FR"/>
+        </w:rPr>
+        <w:t>Modélisation du système</w:t>
+      </w:r>
+      <w:r>
+        <w:rPr>
+          <w:rFonts w:cs="Segoe UI"/>
+          <w:lang w:val="fr-FR"/>
+        </w:rPr>
+        <w:t>.</w:t>
+      </w:r>
+      <w:bookmarkEnd w:id="12"/>
+    </w:p>
+    <w:p>
+      <w:pPr>
+        <w:pStyle w:val="Heading1"/>
+        <w:rPr>
+          <w:rFonts w:cs="Segoe UI"/>
+          <w:lang w:val="fr-FR"/>
+        </w:rPr>
+      </w:pPr>
+      <w:bookmarkStart w:id="13" w:name="_Toc30253745"/>
+      <w:r>
+        <w:rPr>
+          <w:rFonts w:cs="Segoe UI"/>
+          <w:lang w:val="fr-FR"/>
+        </w:rPr>
+        <w:t>Chapitre 5</w:t>
+      </w:r>
+      <w:r>
+        <w:rPr>
+          <w:rFonts w:cs="Segoe UI"/>
+          <w:lang w:val="fr-FR"/>
+        </w:rPr>
+        <w:t xml:space="preserve"> : </w:t>
+      </w:r>
+      <w:r>
+        <w:rPr>
+          <w:rFonts w:cs="Segoe UI"/>
+          <w:lang w:val="fr-FR"/>
+        </w:rPr>
+        <w:t>Réalisation.</w:t>
+      </w:r>
+      <w:bookmarkEnd w:id="13"/>
+    </w:p>
+    <w:p>
+      <w:pPr>
+        <w:rPr>
+          <w:lang w:val="fr-FR"/>
+        </w:rPr>
+      </w:pPr>
+    </w:p>
+    <w:p>
+      <w:pPr>
+        <w:pStyle w:val="Heading3"/>
+        <w:numPr>
+          <w:ilvl w:val="0"/>
+          <w:numId w:val="26"/>
+        </w:numPr>
+        <w:rPr>
+          <w:rFonts w:cs="Segoe UI"/>
+          <w:lang w:val="fr-FR"/>
+        </w:rPr>
+      </w:pPr>
+      <w:bookmarkStart w:id="14" w:name="_Toc30253746"/>
+      <w:r>
+        <w:rPr>
+          <w:rFonts w:cs="Segoe UI"/>
+          <w:lang w:val="fr-FR"/>
+        </w:rPr>
+        <w:t>Introduction.</w:t>
+      </w:r>
+      <w:bookmarkEnd w:id="14"/>
+    </w:p>
+    <w:p>
+      <w:pPr>
+        <w:rPr>
+          <w:lang w:val="fr-FR"/>
+        </w:rPr>
+      </w:pPr>
+    </w:p>
+    <w:p>
+      <w:pPr>
+        <w:rPr>
+          <w:lang w:val="fr-FR"/>
+        </w:rPr>
+      </w:pPr>
+      <w:r>
+        <w:rPr>
+          <w:lang w:val="fr-FR"/>
+        </w:rPr>
+        <w:t xml:space="preserve">Dans ce chapitre, nous </w:t>
+      </w:r>
+      <w:r>
+        <w:rPr>
+          <w:lang w:val="fr-FR"/>
+        </w:rPr>
+        <w:t>commençons par la description de l’environnement de développement, a</w:t>
+      </w:r>
+      <w:r>
+        <w:rPr>
+          <w:lang w:val="fr-FR"/>
+        </w:rPr>
+        <w:t>insi que les différents outils utilisés, Ensuite nous présentons l’aspect visuelle de notre application.</w:t>
+      </w:r>
+    </w:p>
+    <w:p>
+      <w:pPr>
+        <w:rPr>
+          <w:lang w:val="fr-FR"/>
+        </w:rPr>
+      </w:pPr>
+    </w:p>
+    <w:p>
+      <w:pPr>
+        <w:pStyle w:val="Heading3"/>
+        <w:numPr>
+          <w:ilvl w:val="0"/>
+          <w:numId w:val="26"/>
+        </w:numPr>
+        <w:rPr>
+          <w:rFonts w:cs="Segoe UI"/>
+          <w:lang w:val="fr-FR"/>
+        </w:rPr>
+      </w:pPr>
+      <w:bookmarkStart w:id="15" w:name="_Toc30253747"/>
+      <w:r>
+        <w:rPr>
+          <w:rFonts w:cs="Segoe UI"/>
+          <w:lang w:val="fr-FR"/>
+        </w:rPr>
+        <w:t>Environnement de développement (Les outils).</w:t>
+      </w:r>
+      <w:bookmarkEnd w:id="15"/>
     </w:p>
     <w:p>
       <w:pPr>
         <w:pStyle w:val="Heading2"/>
-        <w:ind w:firstLine="720"/>
+        <w:rPr>
+          <w:rFonts w:asciiTheme="minorHAnsi" w:eastAsiaTheme="minorHAnsi" w:hAnsiTheme="minorHAnsi" w:cstheme="minorBidi"/>
+          <w:b w:val="0"/>
+          <w:color w:val="auto"/>
+          <w:sz w:val="28"/>
+          <w:szCs w:val="22"/>
+          <w:lang w:val="fr-FR"/>
+        </w:rPr>
+      </w:pPr>
+    </w:p>
+    <w:p>
+      <w:pPr>
+        <w:pStyle w:val="Heading2"/>
+        <w:numPr>
+          <w:ilvl w:val="1"/>
+          <w:numId w:val="30"/>
+        </w:numPr>
         <w:rPr>
           <w:rFonts w:cs="Segoe UI"/>
           <w:lang w:val="fr-FR"/>
         </w:rPr>
       </w:pPr>
+      <w:bookmarkStart w:id="16" w:name="_Toc30253748"/>
       <w:r>
         <w:rPr>
           <w:rFonts w:cs="Segoe UI"/>
           <w:lang w:val="fr-FR"/>
         </w:rPr>
-        <w:t xml:space="preserve">2-2 </w:t>
-      </w:r>
-      <w:r>
+        <w:t>IDE :</w:t>
+      </w:r>
+      <w:bookmarkEnd w:id="16"/>
+    </w:p>
+    <w:p>
+      <w:pPr>
+        <w:rPr>
+          <w:lang w:val="fr-FR"/>
+        </w:rPr>
+      </w:pPr>
+    </w:p>
+    <w:p>
+      <w:pPr>
+        <w:ind w:left="720"/>
+        <w:rPr>
+          <w:lang w:val="fr-FR"/>
+        </w:rPr>
+      </w:pPr>
+      <w:r>
+        <w:rPr>
+          <w:noProof/>
+        </w:rPr>
+        <w:drawing>
+          <wp:inline distT="0" distB="0" distL="0" distR="0">
+            <wp:extent cx="1416493" cy="403761"/>
+            <wp:effectExtent l="0" t="0" r="0" b="0"/>
+            <wp:docPr id="42" name="Picture 42"/>
+            <wp:cNvGraphicFramePr>
+              <a:graphicFrameLocks xmlns:a="http://schemas.openxmlformats.org/drawingml/2006/main" noChangeAspect="1"/>
+            </wp:cNvGraphicFramePr>
+            <a:graphic xmlns:a="http://schemas.openxmlformats.org/drawingml/2006/main">
+              <a:graphicData uri="http://schemas.openxmlformats.org/drawingml/2006/picture">
+                <pic:pic xmlns:pic="http://schemas.openxmlformats.org/drawingml/2006/picture">
+                  <pic:nvPicPr>
+                    <pic:cNvPr id="42" name="eclipse_logo.png"/>
+                    <pic:cNvPicPr/>
+                  </pic:nvPicPr>
+                  <pic:blipFill>
+                    <a:blip r:embed="rId12" cstate="print">
+                      <a:extLst>
+                        <a:ext uri="{28A0092B-C50C-407E-A947-70E740481C1C}">
+                          <a14:useLocalDpi xmlns:a14="http://schemas.microsoft.com/office/drawing/2010/main" val="0"/>
+                        </a:ext>
+                      </a:extLst>
+                    </a:blip>
+                    <a:stretch>
+                      <a:fillRect/>
+                    </a:stretch>
+                  </pic:blipFill>
+                  <pic:spPr>
+                    <a:xfrm>
+                      <a:off x="0" y="0"/>
+                      <a:ext cx="1492101" cy="425313"/>
+                    </a:xfrm>
+                    <a:prstGeom prst="rect">
+                      <a:avLst/>
+                    </a:prstGeom>
+                  </pic:spPr>
+                </pic:pic>
+              </a:graphicData>
+            </a:graphic>
+          </wp:inline>
+        </w:drawing>
+      </w:r>
+      <w:r>
+        <w:rPr>
+          <w:lang w:val="fr-FR"/>
+        </w:rPr>
+        <w:t xml:space="preserve"> Eclipse est un environnement de développement (IDE) historiq</w:t>
+      </w:r>
+      <w:r>
+        <w:rPr>
+          <w:lang w:val="fr-FR"/>
+        </w:rPr>
+        <w:t>uement destiné</w:t>
+      </w:r>
+      <w:r>
+        <w:rPr>
+          <w:lang w:val="fr-FR"/>
+        </w:rPr>
+        <w:t xml:space="preserve"> précisément</w:t>
+      </w:r>
+      <w:r>
+        <w:rPr>
+          <w:lang w:val="fr-FR"/>
+        </w:rPr>
+        <w:t xml:space="preserve"> au langage JAVA.</w:t>
+      </w:r>
+    </w:p>
+    <w:p>
+      <w:pPr>
+        <w:ind w:left="720"/>
+        <w:rPr>
+          <w:lang w:val="fr-FR"/>
+        </w:rPr>
+      </w:pPr>
+    </w:p>
+    <w:p>
+      <w:pPr>
+        <w:pStyle w:val="Heading2"/>
+        <w:numPr>
+          <w:ilvl w:val="1"/>
+          <w:numId w:val="30"/>
+        </w:numPr>
         <w:rPr>
           <w:rFonts w:cs="Segoe UI"/>
           <w:lang w:val="fr-FR"/>
         </w:rPr>
-        <w:t>Graphe PERT Probabiliste.</w:t>
-      </w:r>
-    </w:p>
-    <w:p>
-      <w:pPr>
-        <w:rPr>
-          <w:rFonts w:ascii="Segoe UI" w:hAnsi="Segoe UI" w:cs="Segoe UI"/>
+      </w:pPr>
+      <w:bookmarkStart w:id="17" w:name="_Toc30253749"/>
+      <w:r>
+        <w:rPr>
+          <w:rFonts w:cs="Segoe UI"/>
+          <w:lang w:val="fr-FR"/>
+        </w:rPr>
+        <w:t>JDK (13.0.1) :</w:t>
+      </w:r>
+      <w:bookmarkEnd w:id="17"/>
+    </w:p>
+    <w:p>
+      <w:pPr>
+        <w:rPr>
           <w:lang w:val="fr-FR"/>
         </w:rPr>
       </w:pPr>
@@ -2253,27 +4602,328 @@
       <w:pPr>
         <w:ind w:left="720"/>
         <w:rPr>
-          <w:rFonts w:ascii="Segoe UI" w:hAnsi="Segoe UI" w:cs="Segoe UI"/>
-          <w:szCs w:val="28"/>
-          <w:lang w:val="fr-FR"/>
-        </w:rPr>
-      </w:pPr>
-      <w:r>
-        <w:rPr>
-          <w:rFonts w:ascii="Segoe UI" w:hAnsi="Segoe UI" w:cs="Segoe UI"/>
-          <w:szCs w:val="28"/>
-          <w:lang w:val="fr-FR"/>
-        </w:rPr>
-        <w:lastRenderedPageBreak/>
-        <w:t>Afin de bien identifier les taches du projet, nous avons passé à réaliser le diagramme de PERT</w:t>
-      </w:r>
-      <w:r>
-        <w:rPr>
-          <w:rFonts w:ascii="Segoe UI" w:hAnsi="Segoe UI" w:cs="Segoe UI"/>
-          <w:szCs w:val="28"/>
-          <w:lang w:val="fr-FR"/>
-        </w:rPr>
-        <w:t xml:space="preserve"> comme se suit</w:t>
+          <w:lang w:val="fr-FR"/>
+        </w:rPr>
+      </w:pPr>
+      <w:r>
+        <w:rPr>
+          <w:lang w:val="fr-FR"/>
+        </w:rPr>
+        <w:t xml:space="preserve"> Nous avons basé sur la dernière version disponible</w:t>
+      </w:r>
+      <w:r>
+        <w:rPr>
+          <w:lang w:val="fr-FR"/>
+        </w:rPr>
+        <w:t xml:space="preserve"> JDK, y contient les deux nécessaires outils </w:t>
+      </w:r>
+      <w:r>
+        <w:rPr>
+          <w:lang w:val="fr-FR"/>
+        </w:rPr>
+        <w:t>pour la compilation et l’exécution ( JRE – JVM ).</w:t>
+      </w:r>
+    </w:p>
+    <w:p>
+      <w:pPr>
+        <w:ind w:left="720"/>
+        <w:rPr>
+          <w:lang w:val="fr-FR"/>
+        </w:rPr>
+      </w:pPr>
+    </w:p>
+    <w:p>
+      <w:pPr>
+        <w:rPr>
+          <w:lang w:val="fr-FR"/>
+        </w:rPr>
+      </w:pPr>
+    </w:p>
+    <w:p>
+      <w:pPr>
+        <w:pStyle w:val="Heading3"/>
+        <w:numPr>
+          <w:ilvl w:val="0"/>
+          <w:numId w:val="26"/>
+        </w:numPr>
+        <w:rPr>
+          <w:rFonts w:cs="Segoe UI"/>
+          <w:lang w:val="fr-FR"/>
+        </w:rPr>
+      </w:pPr>
+      <w:bookmarkStart w:id="18" w:name="_Toc30253750"/>
+      <w:r>
+        <w:rPr>
+          <w:rFonts w:cs="Segoe UI"/>
+          <w:lang w:val="fr-FR"/>
+        </w:rPr>
+        <w:t>Présentation des interfaces graphiques (captures d’écran).</w:t>
+      </w:r>
+      <w:bookmarkEnd w:id="18"/>
+    </w:p>
+    <w:p>
+      <w:pPr>
+        <w:rPr>
+          <w:lang w:val="fr-FR"/>
+        </w:rPr>
+      </w:pPr>
+    </w:p>
+    <w:p>
+      <w:pPr>
+        <w:rPr>
+          <w:lang w:val="fr-FR"/>
+        </w:rPr>
+      </w:pPr>
+    </w:p>
+    <w:p>
+      <w:pPr>
+        <w:pStyle w:val="Heading1"/>
+        <w:rPr>
+          <w:rFonts w:cs="Segoe UI"/>
+          <w:lang w:val="fr-FR"/>
+        </w:rPr>
+      </w:pPr>
+      <w:bookmarkStart w:id="19" w:name="_Toc30253751"/>
+      <w:r>
+        <w:rPr>
+          <w:rFonts w:cs="Segoe UI"/>
+          <w:lang w:val="fr-FR"/>
+        </w:rPr>
+        <w:t>Conclusion.</w:t>
+      </w:r>
+      <w:bookmarkEnd w:id="19"/>
+    </w:p>
+    <w:p>
+      <w:pPr>
+        <w:rPr>
+          <w:lang w:val="fr-FR"/>
+        </w:rPr>
+      </w:pPr>
+    </w:p>
+    <w:p>
+      <w:pPr>
+        <w:ind w:left="720"/>
+        <w:rPr>
+          <w:rFonts w:ascii="Segoe UI" w:hAnsi="Segoe UI" w:cs="Segoe UI"/>
+          <w:szCs w:val="28"/>
+          <w:lang w:val="fr-FR"/>
+        </w:rPr>
+      </w:pPr>
+      <w:r>
+        <w:rPr>
+          <w:rFonts w:ascii="Segoe UI" w:hAnsi="Segoe UI" w:cs="Segoe UI"/>
+          <w:szCs w:val="28"/>
+          <w:lang w:val="fr-FR"/>
+        </w:rPr>
+        <w:t>Ce projet a été réalisé dans le cadre de mini projet</w:t>
+      </w:r>
+      <w:r>
+        <w:rPr>
+          <w:rFonts w:ascii="Segoe UI" w:hAnsi="Segoe UI" w:cs="Segoe UI"/>
+          <w:szCs w:val="28"/>
+          <w:lang w:val="fr-FR"/>
+        </w:rPr>
+        <w:t xml:space="preserve"> (Fin de semestre 5)</w:t>
+      </w:r>
+      <w:r>
+        <w:rPr>
+          <w:rFonts w:ascii="Segoe UI" w:hAnsi="Segoe UI" w:cs="Segoe UI"/>
+          <w:szCs w:val="28"/>
+          <w:lang w:val="fr-FR"/>
+        </w:rPr>
+        <w:t xml:space="preserve"> au sein de l’école normale supérieur de martil, nous avons </w:t>
+      </w:r>
+      <w:r>
+        <w:rPr>
+          <w:rFonts w:ascii="Segoe UI" w:hAnsi="Segoe UI" w:cs="Segoe UI"/>
+          <w:szCs w:val="28"/>
+          <w:lang w:val="fr-FR"/>
+        </w:rPr>
+        <w:t>pratiqué</w:t>
+      </w:r>
+      <w:r>
+        <w:rPr>
+          <w:rFonts w:ascii="Segoe UI" w:hAnsi="Segoe UI" w:cs="Segoe UI"/>
+          <w:szCs w:val="28"/>
+          <w:lang w:val="fr-FR"/>
+        </w:rPr>
+        <w:t xml:space="preserve"> durant ce projet les </w:t>
+      </w:r>
+      <w:r>
+        <w:rPr>
+          <w:rFonts w:ascii="Segoe UI" w:hAnsi="Segoe UI" w:cs="Segoe UI"/>
+          <w:szCs w:val="28"/>
+          <w:lang w:val="fr-FR"/>
+        </w:rPr>
+        <w:t>différentes</w:t>
+      </w:r>
+      <w:r>
+        <w:rPr>
+          <w:rFonts w:ascii="Segoe UI" w:hAnsi="Segoe UI" w:cs="Segoe UI"/>
+          <w:szCs w:val="28"/>
+          <w:lang w:val="fr-FR"/>
+        </w:rPr>
+        <w:t xml:space="preserve"> techniques qu’on a acquis durant le module </w:t>
+      </w:r>
+      <w:r>
+        <w:rPr>
+          <w:rFonts w:ascii="Segoe UI" w:hAnsi="Segoe UI" w:cs="Segoe UI"/>
+          <w:szCs w:val="28"/>
+          <w:lang w:val="fr-FR"/>
+        </w:rPr>
+        <w:t xml:space="preserve">de </w:t>
+      </w:r>
+      <w:r>
+        <w:rPr>
+          <w:rFonts w:ascii="Segoe UI" w:hAnsi="Segoe UI" w:cs="Segoe UI"/>
+          <w:szCs w:val="28"/>
+          <w:lang w:val="fr-FR"/>
+        </w:rPr>
+        <w:t xml:space="preserve">Modélisation UML ainsi que </w:t>
+      </w:r>
+      <w:r>
+        <w:rPr>
+          <w:rFonts w:ascii="Segoe UI" w:hAnsi="Segoe UI" w:cs="Segoe UI"/>
+          <w:szCs w:val="28"/>
+          <w:lang w:val="fr-FR"/>
+        </w:rPr>
+        <w:t>le module de Gestion du projet, et nous avons bénéficié bien de la théorique que la pratique.</w:t>
+      </w:r>
+    </w:p>
+    <w:p>
+      <w:pPr>
+        <w:ind w:left="720"/>
+        <w:rPr>
+          <w:rFonts w:ascii="Segoe UI" w:hAnsi="Segoe UI" w:cs="Segoe UI"/>
+          <w:szCs w:val="28"/>
+          <w:lang w:val="fr-FR"/>
+        </w:rPr>
+      </w:pPr>
+      <w:r>
+        <w:rPr>
+          <w:rFonts w:ascii="Segoe UI" w:hAnsi="Segoe UI" w:cs="Segoe UI"/>
+          <w:szCs w:val="28"/>
+          <w:lang w:val="fr-FR"/>
+        </w:rPr>
+        <w:t xml:space="preserve">On peut capituler les techniques qu’on a acquis que les suivants : </w:t>
+      </w:r>
+    </w:p>
+    <w:p>
+      <w:pPr>
+        <w:pStyle w:val="ListParagraph"/>
+        <w:numPr>
+          <w:ilvl w:val="0"/>
+          <w:numId w:val="31"/>
+        </w:numPr>
+        <w:rPr>
+          <w:rFonts w:ascii="Segoe UI" w:hAnsi="Segoe UI" w:cs="Segoe UI"/>
+          <w:szCs w:val="28"/>
+          <w:lang w:val="fr-FR"/>
+        </w:rPr>
+      </w:pPr>
+      <w:r>
+        <w:rPr>
+          <w:rFonts w:ascii="Segoe UI" w:hAnsi="Segoe UI" w:cs="Segoe UI"/>
+          <w:szCs w:val="28"/>
+          <w:lang w:val="fr-FR"/>
+        </w:rPr>
+        <w:t>Utiliser les techniques de gestio</w:t>
+      </w:r>
+      <w:r>
+        <w:rPr>
+          <w:rFonts w:ascii="Segoe UI" w:hAnsi="Segoe UI" w:cs="Segoe UI"/>
+          <w:szCs w:val="28"/>
+          <w:lang w:val="fr-FR"/>
+        </w:rPr>
+        <w:t xml:space="preserve">n du projet dans un projet réel </w:t>
+      </w:r>
+      <w:r>
+        <w:rPr>
+          <w:rFonts w:ascii="Segoe UI" w:hAnsi="Segoe UI" w:cs="Segoe UI"/>
+          <w:szCs w:val="28"/>
+          <w:lang w:val="fr-FR"/>
+        </w:rPr>
+        <w:t xml:space="preserve">et pratiquer les différents outils (Diagramme de </w:t>
+      </w:r>
+      <w:r>
+        <w:rPr>
+          <w:rFonts w:ascii="Segoe UI" w:hAnsi="Segoe UI" w:cs="Segoe UI"/>
+          <w:szCs w:val="28"/>
+          <w:lang w:val="fr-FR"/>
+        </w:rPr>
+        <w:t>PERT</w:t>
+      </w:r>
+      <w:r>
+        <w:rPr>
+          <w:rFonts w:ascii="Segoe UI" w:hAnsi="Segoe UI" w:cs="Segoe UI"/>
+          <w:szCs w:val="28"/>
+          <w:lang w:val="fr-FR"/>
+        </w:rPr>
+        <w:t xml:space="preserve"> </w:t>
+      </w:r>
+      <w:r>
+        <w:rPr>
+          <w:rFonts w:ascii="Segoe UI" w:hAnsi="Segoe UI" w:cs="Segoe UI"/>
+          <w:szCs w:val="28"/>
+          <w:lang w:val="fr-FR"/>
+        </w:rPr>
+        <w:t>&amp; GANT</w:t>
+      </w:r>
+      <w:r>
+        <w:rPr>
+          <w:rFonts w:ascii="Segoe UI" w:hAnsi="Segoe UI" w:cs="Segoe UI"/>
+          <w:szCs w:val="28"/>
+          <w:lang w:val="fr-FR"/>
+        </w:rPr>
+        <w:t>T</w:t>
+      </w:r>
+      <w:r>
+        <w:rPr>
+          <w:rFonts w:ascii="Segoe UI" w:hAnsi="Segoe UI" w:cs="Segoe UI"/>
+          <w:szCs w:val="28"/>
+          <w:lang w:val="fr-FR"/>
+        </w:rPr>
+        <w:t>)</w:t>
+      </w:r>
+      <w:r>
+        <w:rPr>
+          <w:rFonts w:ascii="Segoe UI" w:hAnsi="Segoe UI" w:cs="Segoe UI"/>
+          <w:szCs w:val="28"/>
+          <w:lang w:val="fr-FR"/>
+        </w:rPr>
+        <w:t xml:space="preserve"> ainsi que l’estimation </w:t>
+      </w:r>
+      <w:r>
+        <w:rPr>
+          <w:rFonts w:ascii="Segoe UI" w:hAnsi="Segoe UI" w:cs="Segoe UI"/>
+          <w:szCs w:val="28"/>
+          <w:lang w:val="fr-FR"/>
+        </w:rPr>
+        <w:t xml:space="preserve">du </w:t>
+      </w:r>
+      <w:r>
+        <w:rPr>
+          <w:rFonts w:ascii="Segoe UI" w:hAnsi="Segoe UI" w:cs="Segoe UI"/>
+          <w:szCs w:val="28"/>
+          <w:lang w:val="fr-FR"/>
+        </w:rPr>
+        <w:t>coût</w:t>
+      </w:r>
+      <w:r>
+        <w:rPr>
+          <w:rFonts w:ascii="Segoe UI" w:hAnsi="Segoe UI" w:cs="Segoe UI"/>
+          <w:szCs w:val="28"/>
+          <w:lang w:val="fr-FR"/>
+        </w:rPr>
+        <w:t xml:space="preserve"> et </w:t>
+      </w:r>
+      <w:r>
+        <w:rPr>
+          <w:rFonts w:ascii="Segoe UI" w:hAnsi="Segoe UI" w:cs="Segoe UI"/>
+          <w:szCs w:val="28"/>
+          <w:lang w:val="fr-FR"/>
+        </w:rPr>
+        <w:t>des charges</w:t>
       </w:r>
       <w:r>
         <w:rPr>
@@ -2286,46 +4936,46 @@
     </w:p>
     <w:p>
       <w:pPr>
-        <w:ind w:left="720"/>
-        <w:rPr>
-          <w:rFonts w:ascii="Segoe UI" w:hAnsi="Segoe UI" w:cs="Segoe UI"/>
-          <w:szCs w:val="28"/>
-          <w:lang w:val="fr-FR"/>
-        </w:rPr>
-      </w:pPr>
-    </w:p>
-    <w:p>
-      <w:pPr>
-        <w:ind w:left="720"/>
-        <w:rPr>
-          <w:rFonts w:ascii="Segoe UI" w:hAnsi="Segoe UI" w:cs="Segoe UI"/>
-          <w:szCs w:val="28"/>
-          <w:lang w:val="fr-FR"/>
-        </w:rPr>
-      </w:pPr>
-    </w:p>
-    <w:p>
-      <w:pPr>
-        <w:pStyle w:val="Heading2"/>
-        <w:ind w:firstLine="720"/>
-        <w:rPr>
-          <w:rFonts w:cs="Segoe UI"/>
-          <w:lang w:val="fr-FR"/>
-        </w:rPr>
-      </w:pPr>
-      <w:r>
-        <w:rPr>
-          <w:rFonts w:cs="Segoe UI"/>
-          <w:lang w:val="fr-FR"/>
-        </w:rPr>
-        <w:t xml:space="preserve">3-3 </w:t>
-      </w:r>
-      <w:r>
-        <w:rPr>
-          <w:rFonts w:cs="Segoe UI"/>
-          <w:lang w:val="fr-FR"/>
-        </w:rPr>
-        <w:t>Estimation des charges.</w:t>
+        <w:pStyle w:val="ListParagraph"/>
+        <w:numPr>
+          <w:ilvl w:val="0"/>
+          <w:numId w:val="31"/>
+        </w:numPr>
+        <w:rPr>
+          <w:rFonts w:ascii="Segoe UI" w:hAnsi="Segoe UI" w:cs="Segoe UI"/>
+          <w:szCs w:val="28"/>
+          <w:lang w:val="fr-FR"/>
+        </w:rPr>
+      </w:pPr>
+      <w:r>
+        <w:rPr>
+          <w:rFonts w:ascii="Segoe UI" w:hAnsi="Segoe UI" w:cs="Segoe UI"/>
+          <w:szCs w:val="28"/>
+          <w:lang w:val="fr-FR"/>
+        </w:rPr>
+        <w:t>Modéliser les fonctionnalités incluant l’aspect dynamique et statique, en utilisant les différents diagrammes UML.</w:t>
+      </w:r>
+    </w:p>
+    <w:p>
+      <w:pPr>
+        <w:pStyle w:val="ListParagraph"/>
+        <w:numPr>
+          <w:ilvl w:val="0"/>
+          <w:numId w:val="31"/>
+        </w:numPr>
+        <w:rPr>
+          <w:rFonts w:ascii="Segoe UI" w:hAnsi="Segoe UI" w:cs="Segoe UI"/>
+          <w:szCs w:val="28"/>
+          <w:lang w:val="fr-FR"/>
+        </w:rPr>
+      </w:pPr>
+      <w:r>
+        <w:rPr>
+          <w:rFonts w:ascii="Segoe UI" w:hAnsi="Segoe UI" w:cs="Segoe UI"/>
+          <w:szCs w:val="28"/>
+          <w:lang w:val="fr-FR"/>
+        </w:rPr>
+        <w:t>Maitriser la programmation avec le langage JAVA.</w:t>
       </w:r>
     </w:p>
     <w:p>
@@ -2603,6 +5253,119 @@
     </w:lvl>
   </w:abstractNum>
   <w:abstractNum w:abstractNumId="2">
+    <w:nsid w:val="263D285E"/>
+    <w:multiLevelType w:val="multilevel"/>
+    <w:tmpl w:val="81FE6216"/>
+    <w:lvl w:ilvl="0">
+      <w:start w:val="1"/>
+      <w:numFmt w:val="decimal"/>
+      <w:lvlText w:val="%1"/>
+      <w:lvlJc w:val="left"/>
+      <w:pPr>
+        <w:ind w:left="660" w:hanging="660"/>
+      </w:pPr>
+      <w:rPr>
+        <w:rFonts w:hint="default"/>
+      </w:rPr>
+    </w:lvl>
+    <w:lvl w:ilvl="1">
+      <w:start w:val="1"/>
+      <w:numFmt w:val="decimal"/>
+      <w:lvlText w:val="%1-%2"/>
+      <w:lvlJc w:val="left"/>
+      <w:pPr>
+        <w:ind w:left="1440" w:hanging="720"/>
+      </w:pPr>
+      <w:rPr>
+        <w:rFonts w:hint="default"/>
+      </w:rPr>
+    </w:lvl>
+    <w:lvl w:ilvl="2">
+      <w:start w:val="1"/>
+      <w:numFmt w:val="decimal"/>
+      <w:lvlText w:val="%1-%2.%3"/>
+      <w:lvlJc w:val="left"/>
+      <w:pPr>
+        <w:ind w:left="2520" w:hanging="1080"/>
+      </w:pPr>
+      <w:rPr>
+        <w:rFonts w:hint="default"/>
+      </w:rPr>
+    </w:lvl>
+    <w:lvl w:ilvl="3">
+      <w:start w:val="1"/>
+      <w:numFmt w:val="decimal"/>
+      <w:lvlText w:val="%1-%2.%3.%4"/>
+      <w:lvlJc w:val="left"/>
+      <w:pPr>
+        <w:ind w:left="3600" w:hanging="1440"/>
+      </w:pPr>
+      <w:rPr>
+        <w:rFonts w:hint="default"/>
+      </w:rPr>
+    </w:lvl>
+    <w:lvl w:ilvl="4">
+      <w:start w:val="1"/>
+      <w:numFmt w:val="decimal"/>
+      <w:lvlText w:val="%1-%2.%3.%4.%5"/>
+      <w:lvlJc w:val="left"/>
+      <w:pPr>
+        <w:ind w:left="4680" w:hanging="1800"/>
+      </w:pPr>
+      <w:rPr>
+        <w:rFonts w:hint="default"/>
+      </w:rPr>
+    </w:lvl>
+    <w:lvl w:ilvl="5">
+      <w:start w:val="1"/>
+      <w:numFmt w:val="decimal"/>
+      <w:lvlText w:val="%1-%2.%3.%4.%5.%6"/>
+      <w:lvlJc w:val="left"/>
+      <w:pPr>
+        <w:ind w:left="5760" w:hanging="2160"/>
+      </w:pPr>
+      <w:rPr>
+        <w:rFonts w:hint="default"/>
+      </w:rPr>
+    </w:lvl>
+    <w:lvl w:ilvl="6">
+      <w:start w:val="1"/>
+      <w:numFmt w:val="decimal"/>
+      <w:lvlText w:val="%1-%2.%3.%4.%5.%6.%7"/>
+      <w:lvlJc w:val="left"/>
+      <w:pPr>
+        <w:ind w:left="6480" w:hanging="2160"/>
+      </w:pPr>
+      <w:rPr>
+        <w:rFonts w:hint="default"/>
+      </w:rPr>
+    </w:lvl>
+    <w:lvl w:ilvl="7">
+      <w:start w:val="1"/>
+      <w:numFmt w:val="decimal"/>
+      <w:lvlText w:val="%1-%2.%3.%4.%5.%6.%7.%8"/>
+      <w:lvlJc w:val="left"/>
+      <w:pPr>
+        <w:ind w:left="7560" w:hanging="2520"/>
+      </w:pPr>
+      <w:rPr>
+        <w:rFonts w:hint="default"/>
+      </w:rPr>
+    </w:lvl>
+    <w:lvl w:ilvl="8">
+      <w:start w:val="1"/>
+      <w:numFmt w:val="decimal"/>
+      <w:lvlText w:val="%1-%2.%3.%4.%5.%6.%7.%8.%9"/>
+      <w:lvlJc w:val="left"/>
+      <w:pPr>
+        <w:ind w:left="8640" w:hanging="2880"/>
+      </w:pPr>
+      <w:rPr>
+        <w:rFonts w:hint="default"/>
+      </w:rPr>
+    </w:lvl>
+  </w:abstractNum>
+  <w:abstractNum w:abstractNumId="3">
     <w:nsid w:val="26873A8A"/>
     <w:multiLevelType w:val="hybridMultilevel"/>
     <w:tmpl w:val="F296ED30"/>
@@ -2715,7 +5478,209 @@
       </w:rPr>
     </w:lvl>
   </w:abstractNum>
-  <w:abstractNum w:abstractNumId="3">
+  <w:abstractNum w:abstractNumId="4">
+    <w:nsid w:val="27DF53AC"/>
+    <w:multiLevelType w:val="multilevel"/>
+    <w:tmpl w:val="81FE6216"/>
+    <w:lvl w:ilvl="0">
+      <w:start w:val="1"/>
+      <w:numFmt w:val="decimal"/>
+      <w:lvlText w:val="%1"/>
+      <w:lvlJc w:val="left"/>
+      <w:pPr>
+        <w:ind w:left="660" w:hanging="660"/>
+      </w:pPr>
+      <w:rPr>
+        <w:rFonts w:hint="default"/>
+      </w:rPr>
+    </w:lvl>
+    <w:lvl w:ilvl="1">
+      <w:start w:val="1"/>
+      <w:numFmt w:val="decimal"/>
+      <w:lvlText w:val="%1-%2"/>
+      <w:lvlJc w:val="left"/>
+      <w:pPr>
+        <w:ind w:left="1440" w:hanging="720"/>
+      </w:pPr>
+      <w:rPr>
+        <w:rFonts w:hint="default"/>
+      </w:rPr>
+    </w:lvl>
+    <w:lvl w:ilvl="2">
+      <w:start w:val="1"/>
+      <w:numFmt w:val="decimal"/>
+      <w:lvlText w:val="%1-%2.%3"/>
+      <w:lvlJc w:val="left"/>
+      <w:pPr>
+        <w:ind w:left="2520" w:hanging="1080"/>
+      </w:pPr>
+      <w:rPr>
+        <w:rFonts w:hint="default"/>
+      </w:rPr>
+    </w:lvl>
+    <w:lvl w:ilvl="3">
+      <w:start w:val="1"/>
+      <w:numFmt w:val="decimal"/>
+      <w:lvlText w:val="%1-%2.%3.%4"/>
+      <w:lvlJc w:val="left"/>
+      <w:pPr>
+        <w:ind w:left="3600" w:hanging="1440"/>
+      </w:pPr>
+      <w:rPr>
+        <w:rFonts w:hint="default"/>
+      </w:rPr>
+    </w:lvl>
+    <w:lvl w:ilvl="4">
+      <w:start w:val="1"/>
+      <w:numFmt w:val="decimal"/>
+      <w:lvlText w:val="%1-%2.%3.%4.%5"/>
+      <w:lvlJc w:val="left"/>
+      <w:pPr>
+        <w:ind w:left="4680" w:hanging="1800"/>
+      </w:pPr>
+      <w:rPr>
+        <w:rFonts w:hint="default"/>
+      </w:rPr>
+    </w:lvl>
+    <w:lvl w:ilvl="5">
+      <w:start w:val="1"/>
+      <w:numFmt w:val="decimal"/>
+      <w:lvlText w:val="%1-%2.%3.%4.%5.%6"/>
+      <w:lvlJc w:val="left"/>
+      <w:pPr>
+        <w:ind w:left="5760" w:hanging="2160"/>
+      </w:pPr>
+      <w:rPr>
+        <w:rFonts w:hint="default"/>
+      </w:rPr>
+    </w:lvl>
+    <w:lvl w:ilvl="6">
+      <w:start w:val="1"/>
+      <w:numFmt w:val="decimal"/>
+      <w:lvlText w:val="%1-%2.%3.%4.%5.%6.%7"/>
+      <w:lvlJc w:val="left"/>
+      <w:pPr>
+        <w:ind w:left="6480" w:hanging="2160"/>
+      </w:pPr>
+      <w:rPr>
+        <w:rFonts w:hint="default"/>
+      </w:rPr>
+    </w:lvl>
+    <w:lvl w:ilvl="7">
+      <w:start w:val="1"/>
+      <w:numFmt w:val="decimal"/>
+      <w:lvlText w:val="%1-%2.%3.%4.%5.%6.%7.%8"/>
+      <w:lvlJc w:val="left"/>
+      <w:pPr>
+        <w:ind w:left="7560" w:hanging="2520"/>
+      </w:pPr>
+      <w:rPr>
+        <w:rFonts w:hint="default"/>
+      </w:rPr>
+    </w:lvl>
+    <w:lvl w:ilvl="8">
+      <w:start w:val="1"/>
+      <w:numFmt w:val="decimal"/>
+      <w:lvlText w:val="%1-%2.%3.%4.%5.%6.%7.%8.%9"/>
+      <w:lvlJc w:val="left"/>
+      <w:pPr>
+        <w:ind w:left="8640" w:hanging="2880"/>
+      </w:pPr>
+      <w:rPr>
+        <w:rFonts w:hint="default"/>
+      </w:rPr>
+    </w:lvl>
+  </w:abstractNum>
+  <w:abstractNum w:abstractNumId="5">
+    <w:nsid w:val="2D0012CB"/>
+    <w:multiLevelType w:val="hybridMultilevel"/>
+    <w:tmpl w:val="9EB2AD88"/>
+    <w:lvl w:ilvl="0" w:tplc="0B007CEA">
+      <w:start w:val="1"/>
+      <w:numFmt w:val="decimal"/>
+      <w:lvlText w:val="%1-"/>
+      <w:lvlJc w:val="left"/>
+      <w:pPr>
+        <w:ind w:left="1080" w:hanging="720"/>
+      </w:pPr>
+      <w:rPr>
+        <w:rFonts w:hint="default"/>
+      </w:rPr>
+    </w:lvl>
+    <w:lvl w:ilvl="1" w:tplc="04090019" w:tentative="1">
+      <w:start w:val="1"/>
+      <w:numFmt w:val="lowerLetter"/>
+      <w:lvlText w:val="%2."/>
+      <w:lvlJc w:val="left"/>
+      <w:pPr>
+        <w:ind w:left="1440" w:hanging="360"/>
+      </w:pPr>
+    </w:lvl>
+    <w:lvl w:ilvl="2" w:tplc="0409001B" w:tentative="1">
+      <w:start w:val="1"/>
+      <w:numFmt w:val="lowerRoman"/>
+      <w:lvlText w:val="%3."/>
+      <w:lvlJc w:val="right"/>
+      <w:pPr>
+        <w:ind w:left="2160" w:hanging="180"/>
+      </w:pPr>
+    </w:lvl>
+    <w:lvl w:ilvl="3" w:tplc="0409000F" w:tentative="1">
+      <w:start w:val="1"/>
+      <w:numFmt w:val="decimal"/>
+      <w:lvlText w:val="%4."/>
+      <w:lvlJc w:val="left"/>
+      <w:pPr>
+        <w:ind w:left="2880" w:hanging="360"/>
+      </w:pPr>
+    </w:lvl>
+    <w:lvl w:ilvl="4" w:tplc="04090019" w:tentative="1">
+      <w:start w:val="1"/>
+      <w:numFmt w:val="lowerLetter"/>
+      <w:lvlText w:val="%5."/>
+      <w:lvlJc w:val="left"/>
+      <w:pPr>
+        <w:ind w:left="3600" w:hanging="360"/>
+      </w:pPr>
+    </w:lvl>
+    <w:lvl w:ilvl="5" w:tplc="0409001B" w:tentative="1">
+      <w:start w:val="1"/>
+      <w:numFmt w:val="lowerRoman"/>
+      <w:lvlText w:val="%6."/>
+      <w:lvlJc w:val="right"/>
+      <w:pPr>
+        <w:ind w:left="4320" w:hanging="180"/>
+      </w:pPr>
+    </w:lvl>
+    <w:lvl w:ilvl="6" w:tplc="0409000F" w:tentative="1">
+      <w:start w:val="1"/>
+      <w:numFmt w:val="decimal"/>
+      <w:lvlText w:val="%7."/>
+      <w:lvlJc w:val="left"/>
+      <w:pPr>
+        <w:ind w:left="5040" w:hanging="360"/>
+      </w:pPr>
+    </w:lvl>
+    <w:lvl w:ilvl="7" w:tplc="04090019" w:tentative="1">
+      <w:start w:val="1"/>
+      <w:numFmt w:val="lowerLetter"/>
+      <w:lvlText w:val="%8."/>
+      <w:lvlJc w:val="left"/>
+      <w:pPr>
+        <w:ind w:left="5760" w:hanging="360"/>
+      </w:pPr>
+    </w:lvl>
+    <w:lvl w:ilvl="8" w:tplc="0409001B" w:tentative="1">
+      <w:start w:val="1"/>
+      <w:numFmt w:val="lowerRoman"/>
+      <w:lvlText w:val="%9."/>
+      <w:lvlJc w:val="right"/>
+      <w:pPr>
+        <w:ind w:left="6480" w:hanging="180"/>
+      </w:pPr>
+    </w:lvl>
+  </w:abstractNum>
+  <w:abstractNum w:abstractNumId="6">
     <w:nsid w:val="2F465974"/>
     <w:multiLevelType w:val="hybridMultilevel"/>
     <w:tmpl w:val="9760C396"/>
@@ -2805,7 +5770,7 @@
       </w:pPr>
     </w:lvl>
   </w:abstractNum>
-  <w:abstractNum w:abstractNumId="4">
+  <w:abstractNum w:abstractNumId="7">
     <w:nsid w:val="335B589E"/>
     <w:multiLevelType w:val="hybridMultilevel"/>
     <w:tmpl w:val="D27C8AAA"/>
@@ -2918,7 +5883,7 @@
       </w:rPr>
     </w:lvl>
   </w:abstractNum>
-  <w:abstractNum w:abstractNumId="5">
+  <w:abstractNum w:abstractNumId="8">
     <w:nsid w:val="33DD6E9A"/>
     <w:multiLevelType w:val="hybridMultilevel"/>
     <w:tmpl w:val="0A3E3118"/>
@@ -3031,7 +5996,7 @@
       </w:rPr>
     </w:lvl>
   </w:abstractNum>
-  <w:abstractNum w:abstractNumId="6">
+  <w:abstractNum w:abstractNumId="9">
     <w:nsid w:val="34FF5734"/>
     <w:multiLevelType w:val="hybridMultilevel"/>
     <w:tmpl w:val="9760C396"/>
@@ -3121,7 +6086,7 @@
       </w:pPr>
     </w:lvl>
   </w:abstractNum>
-  <w:abstractNum w:abstractNumId="7">
+  <w:abstractNum w:abstractNumId="10">
     <w:nsid w:val="3971635F"/>
     <w:multiLevelType w:val="hybridMultilevel"/>
     <w:tmpl w:val="9760C396"/>
@@ -3211,7 +6176,437 @@
       </w:pPr>
     </w:lvl>
   </w:abstractNum>
-  <w:abstractNum w:abstractNumId="8">
+  <w:abstractNum w:abstractNumId="11">
+    <w:nsid w:val="3A7B4D92"/>
+    <w:multiLevelType w:val="multilevel"/>
+    <w:tmpl w:val="81FE6216"/>
+    <w:lvl w:ilvl="0">
+      <w:start w:val="1"/>
+      <w:numFmt w:val="decimal"/>
+      <w:lvlText w:val="%1"/>
+      <w:lvlJc w:val="left"/>
+      <w:pPr>
+        <w:ind w:left="660" w:hanging="660"/>
+      </w:pPr>
+      <w:rPr>
+        <w:rFonts w:hint="default"/>
+      </w:rPr>
+    </w:lvl>
+    <w:lvl w:ilvl="1">
+      <w:start w:val="1"/>
+      <w:numFmt w:val="decimal"/>
+      <w:lvlText w:val="%1-%2"/>
+      <w:lvlJc w:val="left"/>
+      <w:pPr>
+        <w:ind w:left="1440" w:hanging="720"/>
+      </w:pPr>
+      <w:rPr>
+        <w:rFonts w:hint="default"/>
+      </w:rPr>
+    </w:lvl>
+    <w:lvl w:ilvl="2">
+      <w:start w:val="1"/>
+      <w:numFmt w:val="decimal"/>
+      <w:lvlText w:val="%1-%2.%3"/>
+      <w:lvlJc w:val="left"/>
+      <w:pPr>
+        <w:ind w:left="2520" w:hanging="1080"/>
+      </w:pPr>
+      <w:rPr>
+        <w:rFonts w:hint="default"/>
+      </w:rPr>
+    </w:lvl>
+    <w:lvl w:ilvl="3">
+      <w:start w:val="1"/>
+      <w:numFmt w:val="decimal"/>
+      <w:lvlText w:val="%1-%2.%3.%4"/>
+      <w:lvlJc w:val="left"/>
+      <w:pPr>
+        <w:ind w:left="3600" w:hanging="1440"/>
+      </w:pPr>
+      <w:rPr>
+        <w:rFonts w:hint="default"/>
+      </w:rPr>
+    </w:lvl>
+    <w:lvl w:ilvl="4">
+      <w:start w:val="1"/>
+      <w:numFmt w:val="decimal"/>
+      <w:lvlText w:val="%1-%2.%3.%4.%5"/>
+      <w:lvlJc w:val="left"/>
+      <w:pPr>
+        <w:ind w:left="4680" w:hanging="1800"/>
+      </w:pPr>
+      <w:rPr>
+        <w:rFonts w:hint="default"/>
+      </w:rPr>
+    </w:lvl>
+    <w:lvl w:ilvl="5">
+      <w:start w:val="1"/>
+      <w:numFmt w:val="decimal"/>
+      <w:lvlText w:val="%1-%2.%3.%4.%5.%6"/>
+      <w:lvlJc w:val="left"/>
+      <w:pPr>
+        <w:ind w:left="5760" w:hanging="2160"/>
+      </w:pPr>
+      <w:rPr>
+        <w:rFonts w:hint="default"/>
+      </w:rPr>
+    </w:lvl>
+    <w:lvl w:ilvl="6">
+      <w:start w:val="1"/>
+      <w:numFmt w:val="decimal"/>
+      <w:lvlText w:val="%1-%2.%3.%4.%5.%6.%7"/>
+      <w:lvlJc w:val="left"/>
+      <w:pPr>
+        <w:ind w:left="6480" w:hanging="2160"/>
+      </w:pPr>
+      <w:rPr>
+        <w:rFonts w:hint="default"/>
+      </w:rPr>
+    </w:lvl>
+    <w:lvl w:ilvl="7">
+      <w:start w:val="1"/>
+      <w:numFmt w:val="decimal"/>
+      <w:lvlText w:val="%1-%2.%3.%4.%5.%6.%7.%8"/>
+      <w:lvlJc w:val="left"/>
+      <w:pPr>
+        <w:ind w:left="7560" w:hanging="2520"/>
+      </w:pPr>
+      <w:rPr>
+        <w:rFonts w:hint="default"/>
+      </w:rPr>
+    </w:lvl>
+    <w:lvl w:ilvl="8">
+      <w:start w:val="1"/>
+      <w:numFmt w:val="decimal"/>
+      <w:lvlText w:val="%1-%2.%3.%4.%5.%6.%7.%8.%9"/>
+      <w:lvlJc w:val="left"/>
+      <w:pPr>
+        <w:ind w:left="8640" w:hanging="2880"/>
+      </w:pPr>
+      <w:rPr>
+        <w:rFonts w:hint="default"/>
+      </w:rPr>
+    </w:lvl>
+  </w:abstractNum>
+  <w:abstractNum w:abstractNumId="12">
+    <w:nsid w:val="4432794B"/>
+    <w:multiLevelType w:val="multilevel"/>
+    <w:tmpl w:val="81FE6216"/>
+    <w:lvl w:ilvl="0">
+      <w:start w:val="1"/>
+      <w:numFmt w:val="decimal"/>
+      <w:lvlText w:val="%1"/>
+      <w:lvlJc w:val="left"/>
+      <w:pPr>
+        <w:ind w:left="660" w:hanging="660"/>
+      </w:pPr>
+      <w:rPr>
+        <w:rFonts w:hint="default"/>
+      </w:rPr>
+    </w:lvl>
+    <w:lvl w:ilvl="1">
+      <w:start w:val="1"/>
+      <w:numFmt w:val="decimal"/>
+      <w:lvlText w:val="%1-%2"/>
+      <w:lvlJc w:val="left"/>
+      <w:pPr>
+        <w:ind w:left="1440" w:hanging="720"/>
+      </w:pPr>
+      <w:rPr>
+        <w:rFonts w:hint="default"/>
+      </w:rPr>
+    </w:lvl>
+    <w:lvl w:ilvl="2">
+      <w:start w:val="1"/>
+      <w:numFmt w:val="decimal"/>
+      <w:lvlText w:val="%1-%2.%3"/>
+      <w:lvlJc w:val="left"/>
+      <w:pPr>
+        <w:ind w:left="2520" w:hanging="1080"/>
+      </w:pPr>
+      <w:rPr>
+        <w:rFonts w:hint="default"/>
+      </w:rPr>
+    </w:lvl>
+    <w:lvl w:ilvl="3">
+      <w:start w:val="1"/>
+      <w:numFmt w:val="decimal"/>
+      <w:lvlText w:val="%1-%2.%3.%4"/>
+      <w:lvlJc w:val="left"/>
+      <w:pPr>
+        <w:ind w:left="3600" w:hanging="1440"/>
+      </w:pPr>
+      <w:rPr>
+        <w:rFonts w:hint="default"/>
+      </w:rPr>
+    </w:lvl>
+    <w:lvl w:ilvl="4">
+      <w:start w:val="1"/>
+      <w:numFmt w:val="decimal"/>
+      <w:lvlText w:val="%1-%2.%3.%4.%5"/>
+      <w:lvlJc w:val="left"/>
+      <w:pPr>
+        <w:ind w:left="4680" w:hanging="1800"/>
+      </w:pPr>
+      <w:rPr>
+        <w:rFonts w:hint="default"/>
+      </w:rPr>
+    </w:lvl>
+    <w:lvl w:ilvl="5">
+      <w:start w:val="1"/>
+      <w:numFmt w:val="decimal"/>
+      <w:lvlText w:val="%1-%2.%3.%4.%5.%6"/>
+      <w:lvlJc w:val="left"/>
+      <w:pPr>
+        <w:ind w:left="5760" w:hanging="2160"/>
+      </w:pPr>
+      <w:rPr>
+        <w:rFonts w:hint="default"/>
+      </w:rPr>
+    </w:lvl>
+    <w:lvl w:ilvl="6">
+      <w:start w:val="1"/>
+      <w:numFmt w:val="decimal"/>
+      <w:lvlText w:val="%1-%2.%3.%4.%5.%6.%7"/>
+      <w:lvlJc w:val="left"/>
+      <w:pPr>
+        <w:ind w:left="6480" w:hanging="2160"/>
+      </w:pPr>
+      <w:rPr>
+        <w:rFonts w:hint="default"/>
+      </w:rPr>
+    </w:lvl>
+    <w:lvl w:ilvl="7">
+      <w:start w:val="1"/>
+      <w:numFmt w:val="decimal"/>
+      <w:lvlText w:val="%1-%2.%3.%4.%5.%6.%7.%8"/>
+      <w:lvlJc w:val="left"/>
+      <w:pPr>
+        <w:ind w:left="7560" w:hanging="2520"/>
+      </w:pPr>
+      <w:rPr>
+        <w:rFonts w:hint="default"/>
+      </w:rPr>
+    </w:lvl>
+    <w:lvl w:ilvl="8">
+      <w:start w:val="1"/>
+      <w:numFmt w:val="decimal"/>
+      <w:lvlText w:val="%1-%2.%3.%4.%5.%6.%7.%8.%9"/>
+      <w:lvlJc w:val="left"/>
+      <w:pPr>
+        <w:ind w:left="8640" w:hanging="2880"/>
+      </w:pPr>
+      <w:rPr>
+        <w:rFonts w:hint="default"/>
+      </w:rPr>
+    </w:lvl>
+  </w:abstractNum>
+  <w:abstractNum w:abstractNumId="13">
+    <w:nsid w:val="45CC5FC6"/>
+    <w:multiLevelType w:val="hybridMultilevel"/>
+    <w:tmpl w:val="19981F22"/>
+    <w:lvl w:ilvl="0" w:tplc="04090001">
+      <w:start w:val="1"/>
+      <w:numFmt w:val="bullet"/>
+      <w:lvlText w:val=""/>
+      <w:lvlJc w:val="left"/>
+      <w:pPr>
+        <w:ind w:left="1440" w:hanging="360"/>
+      </w:pPr>
+      <w:rPr>
+        <w:rFonts w:ascii="Symbol" w:hAnsi="Symbol" w:hint="default"/>
+      </w:rPr>
+    </w:lvl>
+    <w:lvl w:ilvl="1" w:tplc="04090003" w:tentative="1">
+      <w:start w:val="1"/>
+      <w:numFmt w:val="bullet"/>
+      <w:lvlText w:val="o"/>
+      <w:lvlJc w:val="left"/>
+      <w:pPr>
+        <w:ind w:left="2160" w:hanging="360"/>
+      </w:pPr>
+      <w:rPr>
+        <w:rFonts w:ascii="Courier New" w:hAnsi="Courier New" w:cs="Courier New" w:hint="default"/>
+      </w:rPr>
+    </w:lvl>
+    <w:lvl w:ilvl="2" w:tplc="04090005" w:tentative="1">
+      <w:start w:val="1"/>
+      <w:numFmt w:val="bullet"/>
+      <w:lvlText w:val=""/>
+      <w:lvlJc w:val="left"/>
+      <w:pPr>
+        <w:ind w:left="2880" w:hanging="360"/>
+      </w:pPr>
+      <w:rPr>
+        <w:rFonts w:ascii="Wingdings" w:hAnsi="Wingdings" w:hint="default"/>
+      </w:rPr>
+    </w:lvl>
+    <w:lvl w:ilvl="3" w:tplc="04090001" w:tentative="1">
+      <w:start w:val="1"/>
+      <w:numFmt w:val="bullet"/>
+      <w:lvlText w:val=""/>
+      <w:lvlJc w:val="left"/>
+      <w:pPr>
+        <w:ind w:left="3600" w:hanging="360"/>
+      </w:pPr>
+      <w:rPr>
+        <w:rFonts w:ascii="Symbol" w:hAnsi="Symbol" w:hint="default"/>
+      </w:rPr>
+    </w:lvl>
+    <w:lvl w:ilvl="4" w:tplc="04090003" w:tentative="1">
+      <w:start w:val="1"/>
+      <w:numFmt w:val="bullet"/>
+      <w:lvlText w:val="o"/>
+      <w:lvlJc w:val="left"/>
+      <w:pPr>
+        <w:ind w:left="4320" w:hanging="360"/>
+      </w:pPr>
+      <w:rPr>
+        <w:rFonts w:ascii="Courier New" w:hAnsi="Courier New" w:cs="Courier New" w:hint="default"/>
+      </w:rPr>
+    </w:lvl>
+    <w:lvl w:ilvl="5" w:tplc="04090005" w:tentative="1">
+      <w:start w:val="1"/>
+      <w:numFmt w:val="bullet"/>
+      <w:lvlText w:val=""/>
+      <w:lvlJc w:val="left"/>
+      <w:pPr>
+        <w:ind w:left="5040" w:hanging="360"/>
+      </w:pPr>
+      <w:rPr>
+        <w:rFonts w:ascii="Wingdings" w:hAnsi="Wingdings" w:hint="default"/>
+      </w:rPr>
+    </w:lvl>
+    <w:lvl w:ilvl="6" w:tplc="04090001" w:tentative="1">
+      <w:start w:val="1"/>
+      <w:numFmt w:val="bullet"/>
+      <w:lvlText w:val=""/>
+      <w:lvlJc w:val="left"/>
+      <w:pPr>
+        <w:ind w:left="5760" w:hanging="360"/>
+      </w:pPr>
+      <w:rPr>
+        <w:rFonts w:ascii="Symbol" w:hAnsi="Symbol" w:hint="default"/>
+      </w:rPr>
+    </w:lvl>
+    <w:lvl w:ilvl="7" w:tplc="04090003" w:tentative="1">
+      <w:start w:val="1"/>
+      <w:numFmt w:val="bullet"/>
+      <w:lvlText w:val="o"/>
+      <w:lvlJc w:val="left"/>
+      <w:pPr>
+        <w:ind w:left="6480" w:hanging="360"/>
+      </w:pPr>
+      <w:rPr>
+        <w:rFonts w:ascii="Courier New" w:hAnsi="Courier New" w:cs="Courier New" w:hint="default"/>
+      </w:rPr>
+    </w:lvl>
+    <w:lvl w:ilvl="8" w:tplc="04090005" w:tentative="1">
+      <w:start w:val="1"/>
+      <w:numFmt w:val="bullet"/>
+      <w:lvlText w:val=""/>
+      <w:lvlJc w:val="left"/>
+      <w:pPr>
+        <w:ind w:left="7200" w:hanging="360"/>
+      </w:pPr>
+      <w:rPr>
+        <w:rFonts w:ascii="Wingdings" w:hAnsi="Wingdings" w:hint="default"/>
+      </w:rPr>
+    </w:lvl>
+  </w:abstractNum>
+  <w:abstractNum w:abstractNumId="14">
+    <w:nsid w:val="48396B2E"/>
+    <w:multiLevelType w:val="hybridMultilevel"/>
+    <w:tmpl w:val="A510060C"/>
+    <w:lvl w:ilvl="0" w:tplc="504E36CE">
+      <w:start w:val="1"/>
+      <w:numFmt w:val="decimal"/>
+      <w:lvlText w:val="%1."/>
+      <w:lvlJc w:val="left"/>
+      <w:pPr>
+        <w:ind w:left="1080" w:hanging="360"/>
+      </w:pPr>
+      <w:rPr>
+        <w:b/>
+        <w:bCs/>
+        <w:color w:val="2E74B5" w:themeColor="accent1" w:themeShade="BF"/>
+      </w:rPr>
+    </w:lvl>
+    <w:lvl w:ilvl="1" w:tplc="04090019" w:tentative="1">
+      <w:start w:val="1"/>
+      <w:numFmt w:val="lowerLetter"/>
+      <w:lvlText w:val="%2."/>
+      <w:lvlJc w:val="left"/>
+      <w:pPr>
+        <w:ind w:left="1800" w:hanging="360"/>
+      </w:pPr>
+    </w:lvl>
+    <w:lvl w:ilvl="2" w:tplc="0409001B" w:tentative="1">
+      <w:start w:val="1"/>
+      <w:numFmt w:val="lowerRoman"/>
+      <w:lvlText w:val="%3."/>
+      <w:lvlJc w:val="right"/>
+      <w:pPr>
+        <w:ind w:left="2520" w:hanging="180"/>
+      </w:pPr>
+    </w:lvl>
+    <w:lvl w:ilvl="3" w:tplc="0409000F" w:tentative="1">
+      <w:start w:val="1"/>
+      <w:numFmt w:val="decimal"/>
+      <w:lvlText w:val="%4."/>
+      <w:lvlJc w:val="left"/>
+      <w:pPr>
+        <w:ind w:left="3240" w:hanging="360"/>
+      </w:pPr>
+    </w:lvl>
+    <w:lvl w:ilvl="4" w:tplc="04090019" w:tentative="1">
+      <w:start w:val="1"/>
+      <w:numFmt w:val="lowerLetter"/>
+      <w:lvlText w:val="%5."/>
+      <w:lvlJc w:val="left"/>
+      <w:pPr>
+        <w:ind w:left="3960" w:hanging="360"/>
+      </w:pPr>
+    </w:lvl>
+    <w:lvl w:ilvl="5" w:tplc="0409001B" w:tentative="1">
+      <w:start w:val="1"/>
+      <w:numFmt w:val="lowerRoman"/>
+      <w:lvlText w:val="%6."/>
+      <w:lvlJc w:val="right"/>
+      <w:pPr>
+        <w:ind w:left="4680" w:hanging="180"/>
+      </w:pPr>
+    </w:lvl>
+    <w:lvl w:ilvl="6" w:tplc="0409000F" w:tentative="1">
+      <w:start w:val="1"/>
+      <w:numFmt w:val="decimal"/>
+      <w:lvlText w:val="%7."/>
+      <w:lvlJc w:val="left"/>
+      <w:pPr>
+        <w:ind w:left="5400" w:hanging="360"/>
+      </w:pPr>
+    </w:lvl>
+    <w:lvl w:ilvl="7" w:tplc="04090019" w:tentative="1">
+      <w:start w:val="1"/>
+      <w:numFmt w:val="lowerLetter"/>
+      <w:lvlText w:val="%8."/>
+      <w:lvlJc w:val="left"/>
+      <w:pPr>
+        <w:ind w:left="6120" w:hanging="360"/>
+      </w:pPr>
+    </w:lvl>
+    <w:lvl w:ilvl="8" w:tplc="0409001B" w:tentative="1">
+      <w:start w:val="1"/>
+      <w:numFmt w:val="lowerRoman"/>
+      <w:lvlText w:val="%9."/>
+      <w:lvlJc w:val="right"/>
+      <w:pPr>
+        <w:ind w:left="6840" w:hanging="180"/>
+      </w:pPr>
+    </w:lvl>
+  </w:abstractNum>
+  <w:abstractNum w:abstractNumId="15">
     <w:nsid w:val="4A9F7992"/>
     <w:multiLevelType w:val="hybridMultilevel"/>
     <w:tmpl w:val="9760C396"/>
@@ -3301,7 +6696,7 @@
       </w:pPr>
     </w:lvl>
   </w:abstractNum>
-  <w:abstractNum w:abstractNumId="9">
+  <w:abstractNum w:abstractNumId="16">
     <w:nsid w:val="4AF967F2"/>
     <w:multiLevelType w:val="hybridMultilevel"/>
     <w:tmpl w:val="FBA817DC"/>
@@ -3387,7 +6782,209 @@
       </w:pPr>
     </w:lvl>
   </w:abstractNum>
-  <w:abstractNum w:abstractNumId="10">
+  <w:abstractNum w:abstractNumId="17">
+    <w:nsid w:val="4B402CED"/>
+    <w:multiLevelType w:val="multilevel"/>
+    <w:tmpl w:val="81FE6216"/>
+    <w:lvl w:ilvl="0">
+      <w:start w:val="1"/>
+      <w:numFmt w:val="decimal"/>
+      <w:lvlText w:val="%1"/>
+      <w:lvlJc w:val="left"/>
+      <w:pPr>
+        <w:ind w:left="660" w:hanging="660"/>
+      </w:pPr>
+      <w:rPr>
+        <w:rFonts w:hint="default"/>
+      </w:rPr>
+    </w:lvl>
+    <w:lvl w:ilvl="1">
+      <w:start w:val="1"/>
+      <w:numFmt w:val="decimal"/>
+      <w:lvlText w:val="%1-%2"/>
+      <w:lvlJc w:val="left"/>
+      <w:pPr>
+        <w:ind w:left="1440" w:hanging="720"/>
+      </w:pPr>
+      <w:rPr>
+        <w:rFonts w:hint="default"/>
+      </w:rPr>
+    </w:lvl>
+    <w:lvl w:ilvl="2">
+      <w:start w:val="1"/>
+      <w:numFmt w:val="decimal"/>
+      <w:lvlText w:val="%1-%2.%3"/>
+      <w:lvlJc w:val="left"/>
+      <w:pPr>
+        <w:ind w:left="2520" w:hanging="1080"/>
+      </w:pPr>
+      <w:rPr>
+        <w:rFonts w:hint="default"/>
+      </w:rPr>
+    </w:lvl>
+    <w:lvl w:ilvl="3">
+      <w:start w:val="1"/>
+      <w:numFmt w:val="decimal"/>
+      <w:lvlText w:val="%1-%2.%3.%4"/>
+      <w:lvlJc w:val="left"/>
+      <w:pPr>
+        <w:ind w:left="3600" w:hanging="1440"/>
+      </w:pPr>
+      <w:rPr>
+        <w:rFonts w:hint="default"/>
+      </w:rPr>
+    </w:lvl>
+    <w:lvl w:ilvl="4">
+      <w:start w:val="1"/>
+      <w:numFmt w:val="decimal"/>
+      <w:lvlText w:val="%1-%2.%3.%4.%5"/>
+      <w:lvlJc w:val="left"/>
+      <w:pPr>
+        <w:ind w:left="4680" w:hanging="1800"/>
+      </w:pPr>
+      <w:rPr>
+        <w:rFonts w:hint="default"/>
+      </w:rPr>
+    </w:lvl>
+    <w:lvl w:ilvl="5">
+      <w:start w:val="1"/>
+      <w:numFmt w:val="decimal"/>
+      <w:lvlText w:val="%1-%2.%3.%4.%5.%6"/>
+      <w:lvlJc w:val="left"/>
+      <w:pPr>
+        <w:ind w:left="5760" w:hanging="2160"/>
+      </w:pPr>
+      <w:rPr>
+        <w:rFonts w:hint="default"/>
+      </w:rPr>
+    </w:lvl>
+    <w:lvl w:ilvl="6">
+      <w:start w:val="1"/>
+      <w:numFmt w:val="decimal"/>
+      <w:lvlText w:val="%1-%2.%3.%4.%5.%6.%7"/>
+      <w:lvlJc w:val="left"/>
+      <w:pPr>
+        <w:ind w:left="6480" w:hanging="2160"/>
+      </w:pPr>
+      <w:rPr>
+        <w:rFonts w:hint="default"/>
+      </w:rPr>
+    </w:lvl>
+    <w:lvl w:ilvl="7">
+      <w:start w:val="1"/>
+      <w:numFmt w:val="decimal"/>
+      <w:lvlText w:val="%1-%2.%3.%4.%5.%6.%7.%8"/>
+      <w:lvlJc w:val="left"/>
+      <w:pPr>
+        <w:ind w:left="7560" w:hanging="2520"/>
+      </w:pPr>
+      <w:rPr>
+        <w:rFonts w:hint="default"/>
+      </w:rPr>
+    </w:lvl>
+    <w:lvl w:ilvl="8">
+      <w:start w:val="1"/>
+      <w:numFmt w:val="decimal"/>
+      <w:lvlText w:val="%1-%2.%3.%4.%5.%6.%7.%8.%9"/>
+      <w:lvlJc w:val="left"/>
+      <w:pPr>
+        <w:ind w:left="8640" w:hanging="2880"/>
+      </w:pPr>
+      <w:rPr>
+        <w:rFonts w:hint="default"/>
+      </w:rPr>
+    </w:lvl>
+  </w:abstractNum>
+  <w:abstractNum w:abstractNumId="18">
+    <w:nsid w:val="4C657266"/>
+    <w:multiLevelType w:val="hybridMultilevel"/>
+    <w:tmpl w:val="9EB2AD88"/>
+    <w:lvl w:ilvl="0" w:tplc="0B007CEA">
+      <w:start w:val="1"/>
+      <w:numFmt w:val="decimal"/>
+      <w:lvlText w:val="%1-"/>
+      <w:lvlJc w:val="left"/>
+      <w:pPr>
+        <w:ind w:left="1080" w:hanging="720"/>
+      </w:pPr>
+      <w:rPr>
+        <w:rFonts w:hint="default"/>
+      </w:rPr>
+    </w:lvl>
+    <w:lvl w:ilvl="1" w:tplc="04090019" w:tentative="1">
+      <w:start w:val="1"/>
+      <w:numFmt w:val="lowerLetter"/>
+      <w:lvlText w:val="%2."/>
+      <w:lvlJc w:val="left"/>
+      <w:pPr>
+        <w:ind w:left="1440" w:hanging="360"/>
+      </w:pPr>
+    </w:lvl>
+    <w:lvl w:ilvl="2" w:tplc="0409001B" w:tentative="1">
+      <w:start w:val="1"/>
+      <w:numFmt w:val="lowerRoman"/>
+      <w:lvlText w:val="%3."/>
+      <w:lvlJc w:val="right"/>
+      <w:pPr>
+        <w:ind w:left="2160" w:hanging="180"/>
+      </w:pPr>
+    </w:lvl>
+    <w:lvl w:ilvl="3" w:tplc="0409000F" w:tentative="1">
+      <w:start w:val="1"/>
+      <w:numFmt w:val="decimal"/>
+      <w:lvlText w:val="%4."/>
+      <w:lvlJc w:val="left"/>
+      <w:pPr>
+        <w:ind w:left="2880" w:hanging="360"/>
+      </w:pPr>
+    </w:lvl>
+    <w:lvl w:ilvl="4" w:tplc="04090019" w:tentative="1">
+      <w:start w:val="1"/>
+      <w:numFmt w:val="lowerLetter"/>
+      <w:lvlText w:val="%5."/>
+      <w:lvlJc w:val="left"/>
+      <w:pPr>
+        <w:ind w:left="3600" w:hanging="360"/>
+      </w:pPr>
+    </w:lvl>
+    <w:lvl w:ilvl="5" w:tplc="0409001B" w:tentative="1">
+      <w:start w:val="1"/>
+      <w:numFmt w:val="lowerRoman"/>
+      <w:lvlText w:val="%6."/>
+      <w:lvlJc w:val="right"/>
+      <w:pPr>
+        <w:ind w:left="4320" w:hanging="180"/>
+      </w:pPr>
+    </w:lvl>
+    <w:lvl w:ilvl="6" w:tplc="0409000F" w:tentative="1">
+      <w:start w:val="1"/>
+      <w:numFmt w:val="decimal"/>
+      <w:lvlText w:val="%7."/>
+      <w:lvlJc w:val="left"/>
+      <w:pPr>
+        <w:ind w:left="5040" w:hanging="360"/>
+      </w:pPr>
+    </w:lvl>
+    <w:lvl w:ilvl="7" w:tplc="04090019" w:tentative="1">
+      <w:start w:val="1"/>
+      <w:numFmt w:val="lowerLetter"/>
+      <w:lvlText w:val="%8."/>
+      <w:lvlJc w:val="left"/>
+      <w:pPr>
+        <w:ind w:left="5760" w:hanging="360"/>
+      </w:pPr>
+    </w:lvl>
+    <w:lvl w:ilvl="8" w:tplc="0409001B" w:tentative="1">
+      <w:start w:val="1"/>
+      <w:numFmt w:val="lowerRoman"/>
+      <w:lvlText w:val="%9."/>
+      <w:lvlJc w:val="right"/>
+      <w:pPr>
+        <w:ind w:left="6480" w:hanging="180"/>
+      </w:pPr>
+    </w:lvl>
+  </w:abstractNum>
+  <w:abstractNum w:abstractNumId="19">
     <w:nsid w:val="4CB16A5E"/>
     <w:multiLevelType w:val="hybridMultilevel"/>
     <w:tmpl w:val="EBA80E78"/>
@@ -3500,7 +7097,7 @@
       </w:rPr>
     </w:lvl>
   </w:abstractNum>
-  <w:abstractNum w:abstractNumId="11">
+  <w:abstractNum w:abstractNumId="20">
     <w:nsid w:val="4E1E2137"/>
     <w:multiLevelType w:val="hybridMultilevel"/>
     <w:tmpl w:val="CC4296C8"/>
@@ -3613,7 +7210,7 @@
       </w:rPr>
     </w:lvl>
   </w:abstractNum>
-  <w:abstractNum w:abstractNumId="12">
+  <w:abstractNum w:abstractNumId="21">
     <w:nsid w:val="5B7C5FAF"/>
     <w:multiLevelType w:val="multilevel"/>
     <w:tmpl w:val="097899A0"/>
@@ -3726,7 +7323,120 @@
       </w:rPr>
     </w:lvl>
   </w:abstractNum>
-  <w:abstractNum w:abstractNumId="13">
+  <w:abstractNum w:abstractNumId="22">
+    <w:nsid w:val="5BDA0114"/>
+    <w:multiLevelType w:val="multilevel"/>
+    <w:tmpl w:val="81FE6216"/>
+    <w:lvl w:ilvl="0">
+      <w:start w:val="1"/>
+      <w:numFmt w:val="decimal"/>
+      <w:lvlText w:val="%1"/>
+      <w:lvlJc w:val="left"/>
+      <w:pPr>
+        <w:ind w:left="660" w:hanging="660"/>
+      </w:pPr>
+      <w:rPr>
+        <w:rFonts w:hint="default"/>
+      </w:rPr>
+    </w:lvl>
+    <w:lvl w:ilvl="1">
+      <w:start w:val="1"/>
+      <w:numFmt w:val="decimal"/>
+      <w:lvlText w:val="%1-%2"/>
+      <w:lvlJc w:val="left"/>
+      <w:pPr>
+        <w:ind w:left="1440" w:hanging="720"/>
+      </w:pPr>
+      <w:rPr>
+        <w:rFonts w:hint="default"/>
+      </w:rPr>
+    </w:lvl>
+    <w:lvl w:ilvl="2">
+      <w:start w:val="1"/>
+      <w:numFmt w:val="decimal"/>
+      <w:lvlText w:val="%1-%2.%3"/>
+      <w:lvlJc w:val="left"/>
+      <w:pPr>
+        <w:ind w:left="2520" w:hanging="1080"/>
+      </w:pPr>
+      <w:rPr>
+        <w:rFonts w:hint="default"/>
+      </w:rPr>
+    </w:lvl>
+    <w:lvl w:ilvl="3">
+      <w:start w:val="1"/>
+      <w:numFmt w:val="decimal"/>
+      <w:lvlText w:val="%1-%2.%3.%4"/>
+      <w:lvlJc w:val="left"/>
+      <w:pPr>
+        <w:ind w:left="3600" w:hanging="1440"/>
+      </w:pPr>
+      <w:rPr>
+        <w:rFonts w:hint="default"/>
+      </w:rPr>
+    </w:lvl>
+    <w:lvl w:ilvl="4">
+      <w:start w:val="1"/>
+      <w:numFmt w:val="decimal"/>
+      <w:lvlText w:val="%1-%2.%3.%4.%5"/>
+      <w:lvlJc w:val="left"/>
+      <w:pPr>
+        <w:ind w:left="4680" w:hanging="1800"/>
+      </w:pPr>
+      <w:rPr>
+        <w:rFonts w:hint="default"/>
+      </w:rPr>
+    </w:lvl>
+    <w:lvl w:ilvl="5">
+      <w:start w:val="1"/>
+      <w:numFmt w:val="decimal"/>
+      <w:lvlText w:val="%1-%2.%3.%4.%5.%6"/>
+      <w:lvlJc w:val="left"/>
+      <w:pPr>
+        <w:ind w:left="5760" w:hanging="2160"/>
+      </w:pPr>
+      <w:rPr>
+        <w:rFonts w:hint="default"/>
+      </w:rPr>
+    </w:lvl>
+    <w:lvl w:ilvl="6">
+      <w:start w:val="1"/>
+      <w:numFmt w:val="decimal"/>
+      <w:lvlText w:val="%1-%2.%3.%4.%5.%6.%7"/>
+      <w:lvlJc w:val="left"/>
+      <w:pPr>
+        <w:ind w:left="6480" w:hanging="2160"/>
+      </w:pPr>
+      <w:rPr>
+        <w:rFonts w:hint="default"/>
+      </w:rPr>
+    </w:lvl>
+    <w:lvl w:ilvl="7">
+      <w:start w:val="1"/>
+      <w:numFmt w:val="decimal"/>
+      <w:lvlText w:val="%1-%2.%3.%4.%5.%6.%7.%8"/>
+      <w:lvlJc w:val="left"/>
+      <w:pPr>
+        <w:ind w:left="7560" w:hanging="2520"/>
+      </w:pPr>
+      <w:rPr>
+        <w:rFonts w:hint="default"/>
+      </w:rPr>
+    </w:lvl>
+    <w:lvl w:ilvl="8">
+      <w:start w:val="1"/>
+      <w:numFmt w:val="decimal"/>
+      <w:lvlText w:val="%1-%2.%3.%4.%5.%6.%7.%8.%9"/>
+      <w:lvlJc w:val="left"/>
+      <w:pPr>
+        <w:ind w:left="8640" w:hanging="2880"/>
+      </w:pPr>
+      <w:rPr>
+        <w:rFonts w:hint="default"/>
+      </w:rPr>
+    </w:lvl>
+  </w:abstractNum>
+  <w:abstractNum w:abstractNumId="23">
     <w:nsid w:val="656B0C28"/>
     <w:multiLevelType w:val="hybridMultilevel"/>
     <w:tmpl w:val="418E42CC"/>
@@ -3815,7 +7525,7 @@
       </w:pPr>
     </w:lvl>
   </w:abstractNum>
-  <w:abstractNum w:abstractNumId="14">
+  <w:abstractNum w:abstractNumId="24">
     <w:nsid w:val="67B67279"/>
     <w:multiLevelType w:val="hybridMultilevel"/>
     <w:tmpl w:val="DBB4103A"/>
@@ -3928,7 +7638,96 @@
       </w:rPr>
     </w:lvl>
   </w:abstractNum>
-  <w:abstractNum w:abstractNumId="15">
+  <w:abstractNum w:abstractNumId="25">
+    <w:nsid w:val="6F0142C3"/>
+    <w:multiLevelType w:val="hybridMultilevel"/>
+    <w:tmpl w:val="9EB2AD88"/>
+    <w:lvl w:ilvl="0" w:tplc="0B007CEA">
+      <w:start w:val="1"/>
+      <w:numFmt w:val="decimal"/>
+      <w:lvlText w:val="%1-"/>
+      <w:lvlJc w:val="left"/>
+      <w:pPr>
+        <w:ind w:left="1080" w:hanging="720"/>
+      </w:pPr>
+      <w:rPr>
+        <w:rFonts w:hint="default"/>
+      </w:rPr>
+    </w:lvl>
+    <w:lvl w:ilvl="1" w:tplc="04090019" w:tentative="1">
+      <w:start w:val="1"/>
+      <w:numFmt w:val="lowerLetter"/>
+      <w:lvlText w:val="%2."/>
+      <w:lvlJc w:val="left"/>
+      <w:pPr>
+        <w:ind w:left="1440" w:hanging="360"/>
+      </w:pPr>
+    </w:lvl>
+    <w:lvl w:ilvl="2" w:tplc="0409001B" w:tentative="1">
+      <w:start w:val="1"/>
+      <w:numFmt w:val="lowerRoman"/>
+      <w:lvlText w:val="%3."/>
+      <w:lvlJc w:val="right"/>
+      <w:pPr>
+        <w:ind w:left="2160" w:hanging="180"/>
+      </w:pPr>
+    </w:lvl>
+    <w:lvl w:ilvl="3" w:tplc="0409000F" w:tentative="1">
+      <w:start w:val="1"/>
+      <w:numFmt w:val="decimal"/>
+      <w:lvlText w:val="%4."/>
+      <w:lvlJc w:val="left"/>
+      <w:pPr>
+        <w:ind w:left="2880" w:hanging="360"/>
+      </w:pPr>
+    </w:lvl>
+    <w:lvl w:ilvl="4" w:tplc="04090019" w:tentative="1">
+      <w:start w:val="1"/>
+      <w:numFmt w:val="lowerLetter"/>
+      <w:lvlText w:val="%5."/>
+      <w:lvlJc w:val="left"/>
+      <w:pPr>
+        <w:ind w:left="3600" w:hanging="360"/>
+      </w:pPr>
+    </w:lvl>
+    <w:lvl w:ilvl="5" w:tplc="0409001B" w:tentative="1">
+      <w:start w:val="1"/>
+      <w:numFmt w:val="lowerRoman"/>
+      <w:lvlText w:val="%6."/>
+      <w:lvlJc w:val="right"/>
+      <w:pPr>
+        <w:ind w:left="4320" w:hanging="180"/>
+      </w:pPr>
+    </w:lvl>
+    <w:lvl w:ilvl="6" w:tplc="0409000F" w:tentative="1">
+      <w:start w:val="1"/>
+      <w:numFmt w:val="decimal"/>
+      <w:lvlText w:val="%7."/>
+      <w:lvlJc w:val="left"/>
+      <w:pPr>
+        <w:ind w:left="5040" w:hanging="360"/>
+      </w:pPr>
+    </w:lvl>
+    <w:lvl w:ilvl="7" w:tplc="04090019" w:tentative="1">
+      <w:start w:val="1"/>
+      <w:numFmt w:val="lowerLetter"/>
+      <w:lvlText w:val="%8."/>
+      <w:lvlJc w:val="left"/>
+      <w:pPr>
+        <w:ind w:left="5760" w:hanging="360"/>
+      </w:pPr>
+    </w:lvl>
+    <w:lvl w:ilvl="8" w:tplc="0409001B" w:tentative="1">
+      <w:start w:val="1"/>
+      <w:numFmt w:val="lowerRoman"/>
+      <w:lvlText w:val="%9."/>
+      <w:lvlJc w:val="right"/>
+      <w:pPr>
+        <w:ind w:left="6480" w:hanging="180"/>
+      </w:pPr>
+    </w:lvl>
+  </w:abstractNum>
+  <w:abstractNum w:abstractNumId="26">
     <w:nsid w:val="6FF67DA5"/>
     <w:multiLevelType w:val="hybridMultilevel"/>
     <w:tmpl w:val="9EB2AD88"/>
@@ -4017,7 +7816,120 @@
       </w:pPr>
     </w:lvl>
   </w:abstractNum>
-  <w:abstractNum w:abstractNumId="16">
+  <w:abstractNum w:abstractNumId="27">
+    <w:nsid w:val="70B21B7D"/>
+    <w:multiLevelType w:val="multilevel"/>
+    <w:tmpl w:val="81FE6216"/>
+    <w:lvl w:ilvl="0">
+      <w:start w:val="1"/>
+      <w:numFmt w:val="decimal"/>
+      <w:lvlText w:val="%1"/>
+      <w:lvlJc w:val="left"/>
+      <w:pPr>
+        <w:ind w:left="660" w:hanging="660"/>
+      </w:pPr>
+      <w:rPr>
+        <w:rFonts w:hint="default"/>
+      </w:rPr>
+    </w:lvl>
+    <w:lvl w:ilvl="1">
+      <w:start w:val="1"/>
+      <w:numFmt w:val="decimal"/>
+      <w:lvlText w:val="%1-%2"/>
+      <w:lvlJc w:val="left"/>
+      <w:pPr>
+        <w:ind w:left="1440" w:hanging="720"/>
+      </w:pPr>
+      <w:rPr>
+        <w:rFonts w:hint="default"/>
+      </w:rPr>
+    </w:lvl>
+    <w:lvl w:ilvl="2">
+      <w:start w:val="1"/>
+      <w:numFmt w:val="decimal"/>
+      <w:lvlText w:val="%1-%2.%3"/>
+      <w:lvlJc w:val="left"/>
+      <w:pPr>
+        <w:ind w:left="2520" w:hanging="1080"/>
+      </w:pPr>
+      <w:rPr>
+        <w:rFonts w:hint="default"/>
+      </w:rPr>
+    </w:lvl>
+    <w:lvl w:ilvl="3">
+      <w:start w:val="1"/>
+      <w:numFmt w:val="decimal"/>
+      <w:lvlText w:val="%1-%2.%3.%4"/>
+      <w:lvlJc w:val="left"/>
+      <w:pPr>
+        <w:ind w:left="3600" w:hanging="1440"/>
+      </w:pPr>
+      <w:rPr>
+        <w:rFonts w:hint="default"/>
+      </w:rPr>
+    </w:lvl>
+    <w:lvl w:ilvl="4">
+      <w:start w:val="1"/>
+      <w:numFmt w:val="decimal"/>
+      <w:lvlText w:val="%1-%2.%3.%4.%5"/>
+      <w:lvlJc w:val="left"/>
+      <w:pPr>
+        <w:ind w:left="4680" w:hanging="1800"/>
+      </w:pPr>
+      <w:rPr>
+        <w:rFonts w:hint="default"/>
+      </w:rPr>
+    </w:lvl>
+    <w:lvl w:ilvl="5">
+      <w:start w:val="1"/>
+      <w:numFmt w:val="decimal"/>
+      <w:lvlText w:val="%1-%2.%3.%4.%5.%6"/>
+      <w:lvlJc w:val="left"/>
+      <w:pPr>
+        <w:ind w:left="5760" w:hanging="2160"/>
+      </w:pPr>
+      <w:rPr>
+        <w:rFonts w:hint="default"/>
+      </w:rPr>
+    </w:lvl>
+    <w:lvl w:ilvl="6">
+      <w:start w:val="1"/>
+      <w:numFmt w:val="decimal"/>
+      <w:lvlText w:val="%1-%2.%3.%4.%5.%6.%7"/>
+      <w:lvlJc w:val="left"/>
+      <w:pPr>
+        <w:ind w:left="6480" w:hanging="2160"/>
+      </w:pPr>
+      <w:rPr>
+        <w:rFonts w:hint="default"/>
+      </w:rPr>
+    </w:lvl>
+    <w:lvl w:ilvl="7">
+      <w:start w:val="1"/>
+      <w:numFmt w:val="decimal"/>
+      <w:lvlText w:val="%1-%2.%3.%4.%5.%6.%7.%8"/>
+      <w:lvlJc w:val="left"/>
+      <w:pPr>
+        <w:ind w:left="7560" w:hanging="2520"/>
+      </w:pPr>
+      <w:rPr>
+        <w:rFonts w:hint="default"/>
+      </w:rPr>
+    </w:lvl>
+    <w:lvl w:ilvl="8">
+      <w:start w:val="1"/>
+      <w:numFmt w:val="decimal"/>
+      <w:lvlText w:val="%1-%2.%3.%4.%5.%6.%7.%8.%9"/>
+      <w:lvlJc w:val="left"/>
+      <w:pPr>
+        <w:ind w:left="8640" w:hanging="2880"/>
+      </w:pPr>
+      <w:rPr>
+        <w:rFonts w:hint="default"/>
+      </w:rPr>
+    </w:lvl>
+  </w:abstractNum>
+  <w:abstractNum w:abstractNumId="28">
     <w:nsid w:val="729F2011"/>
     <w:multiLevelType w:val="hybridMultilevel"/>
     <w:tmpl w:val="A9D025F8"/>
@@ -4130,56 +8042,300 @@
       </w:rPr>
     </w:lvl>
   </w:abstractNum>
+  <w:abstractNum w:abstractNumId="29">
+    <w:nsid w:val="7AB55681"/>
+    <w:multiLevelType w:val="hybridMultilevel"/>
+    <w:tmpl w:val="77A094EA"/>
+    <w:lvl w:ilvl="0" w:tplc="04090001">
+      <w:start w:val="1"/>
+      <w:numFmt w:val="bullet"/>
+      <w:lvlText w:val=""/>
+      <w:lvlJc w:val="left"/>
+      <w:pPr>
+        <w:ind w:left="1440" w:hanging="360"/>
+      </w:pPr>
+      <w:rPr>
+        <w:rFonts w:ascii="Symbol" w:hAnsi="Symbol" w:hint="default"/>
+      </w:rPr>
+    </w:lvl>
+    <w:lvl w:ilvl="1" w:tplc="04090003" w:tentative="1">
+      <w:start w:val="1"/>
+      <w:numFmt w:val="bullet"/>
+      <w:lvlText w:val="o"/>
+      <w:lvlJc w:val="left"/>
+      <w:pPr>
+        <w:ind w:left="2160" w:hanging="360"/>
+      </w:pPr>
+      <w:rPr>
+        <w:rFonts w:ascii="Courier New" w:hAnsi="Courier New" w:cs="Courier New" w:hint="default"/>
+      </w:rPr>
+    </w:lvl>
+    <w:lvl w:ilvl="2" w:tplc="04090005" w:tentative="1">
+      <w:start w:val="1"/>
+      <w:numFmt w:val="bullet"/>
+      <w:lvlText w:val=""/>
+      <w:lvlJc w:val="left"/>
+      <w:pPr>
+        <w:ind w:left="2880" w:hanging="360"/>
+      </w:pPr>
+      <w:rPr>
+        <w:rFonts w:ascii="Wingdings" w:hAnsi="Wingdings" w:hint="default"/>
+      </w:rPr>
+    </w:lvl>
+    <w:lvl w:ilvl="3" w:tplc="04090001" w:tentative="1">
+      <w:start w:val="1"/>
+      <w:numFmt w:val="bullet"/>
+      <w:lvlText w:val=""/>
+      <w:lvlJc w:val="left"/>
+      <w:pPr>
+        <w:ind w:left="3600" w:hanging="360"/>
+      </w:pPr>
+      <w:rPr>
+        <w:rFonts w:ascii="Symbol" w:hAnsi="Symbol" w:hint="default"/>
+      </w:rPr>
+    </w:lvl>
+    <w:lvl w:ilvl="4" w:tplc="04090003" w:tentative="1">
+      <w:start w:val="1"/>
+      <w:numFmt w:val="bullet"/>
+      <w:lvlText w:val="o"/>
+      <w:lvlJc w:val="left"/>
+      <w:pPr>
+        <w:ind w:left="4320" w:hanging="360"/>
+      </w:pPr>
+      <w:rPr>
+        <w:rFonts w:ascii="Courier New" w:hAnsi="Courier New" w:cs="Courier New" w:hint="default"/>
+      </w:rPr>
+    </w:lvl>
+    <w:lvl w:ilvl="5" w:tplc="04090005" w:tentative="1">
+      <w:start w:val="1"/>
+      <w:numFmt w:val="bullet"/>
+      <w:lvlText w:val=""/>
+      <w:lvlJc w:val="left"/>
+      <w:pPr>
+        <w:ind w:left="5040" w:hanging="360"/>
+      </w:pPr>
+      <w:rPr>
+        <w:rFonts w:ascii="Wingdings" w:hAnsi="Wingdings" w:hint="default"/>
+      </w:rPr>
+    </w:lvl>
+    <w:lvl w:ilvl="6" w:tplc="04090001" w:tentative="1">
+      <w:start w:val="1"/>
+      <w:numFmt w:val="bullet"/>
+      <w:lvlText w:val=""/>
+      <w:lvlJc w:val="left"/>
+      <w:pPr>
+        <w:ind w:left="5760" w:hanging="360"/>
+      </w:pPr>
+      <w:rPr>
+        <w:rFonts w:ascii="Symbol" w:hAnsi="Symbol" w:hint="default"/>
+      </w:rPr>
+    </w:lvl>
+    <w:lvl w:ilvl="7" w:tplc="04090003" w:tentative="1">
+      <w:start w:val="1"/>
+      <w:numFmt w:val="bullet"/>
+      <w:lvlText w:val="o"/>
+      <w:lvlJc w:val="left"/>
+      <w:pPr>
+        <w:ind w:left="6480" w:hanging="360"/>
+      </w:pPr>
+      <w:rPr>
+        <w:rFonts w:ascii="Courier New" w:hAnsi="Courier New" w:cs="Courier New" w:hint="default"/>
+      </w:rPr>
+    </w:lvl>
+    <w:lvl w:ilvl="8" w:tplc="04090005" w:tentative="1">
+      <w:start w:val="1"/>
+      <w:numFmt w:val="bullet"/>
+      <w:lvlText w:val=""/>
+      <w:lvlJc w:val="left"/>
+      <w:pPr>
+        <w:ind w:left="7200" w:hanging="360"/>
+      </w:pPr>
+      <w:rPr>
+        <w:rFonts w:ascii="Wingdings" w:hAnsi="Wingdings" w:hint="default"/>
+      </w:rPr>
+    </w:lvl>
+  </w:abstractNum>
+  <w:abstractNum w:abstractNumId="30">
+    <w:nsid w:val="7B716B6F"/>
+    <w:multiLevelType w:val="multilevel"/>
+    <w:tmpl w:val="9EB2AD88"/>
+    <w:lvl w:ilvl="0">
+      <w:start w:val="1"/>
+      <w:numFmt w:val="decimal"/>
+      <w:lvlText w:val="%1-"/>
+      <w:lvlJc w:val="left"/>
+      <w:pPr>
+        <w:ind w:left="1080" w:hanging="720"/>
+      </w:pPr>
+      <w:rPr>
+        <w:rFonts w:hint="default"/>
+      </w:rPr>
+    </w:lvl>
+    <w:lvl w:ilvl="1" w:tentative="1">
+      <w:start w:val="1"/>
+      <w:numFmt w:val="lowerLetter"/>
+      <w:lvlText w:val="%2."/>
+      <w:lvlJc w:val="left"/>
+      <w:pPr>
+        <w:ind w:left="1440" w:hanging="360"/>
+      </w:pPr>
+    </w:lvl>
+    <w:lvl w:ilvl="2" w:tentative="1">
+      <w:start w:val="1"/>
+      <w:numFmt w:val="lowerRoman"/>
+      <w:lvlText w:val="%3."/>
+      <w:lvlJc w:val="right"/>
+      <w:pPr>
+        <w:ind w:left="2160" w:hanging="180"/>
+      </w:pPr>
+    </w:lvl>
+    <w:lvl w:ilvl="3" w:tentative="1">
+      <w:start w:val="1"/>
+      <w:numFmt w:val="decimal"/>
+      <w:lvlText w:val="%4."/>
+      <w:lvlJc w:val="left"/>
+      <w:pPr>
+        <w:ind w:left="2880" w:hanging="360"/>
+      </w:pPr>
+    </w:lvl>
+    <w:lvl w:ilvl="4" w:tentative="1">
+      <w:start w:val="1"/>
+      <w:numFmt w:val="lowerLetter"/>
+      <w:lvlText w:val="%5."/>
+      <w:lvlJc w:val="left"/>
+      <w:pPr>
+        <w:ind w:left="3600" w:hanging="360"/>
+      </w:pPr>
+    </w:lvl>
+    <w:lvl w:ilvl="5" w:tentative="1">
+      <w:start w:val="1"/>
+      <w:numFmt w:val="lowerRoman"/>
+      <w:lvlText w:val="%6."/>
+      <w:lvlJc w:val="right"/>
+      <w:pPr>
+        <w:ind w:left="4320" w:hanging="180"/>
+      </w:pPr>
+    </w:lvl>
+    <w:lvl w:ilvl="6" w:tentative="1">
+      <w:start w:val="1"/>
+      <w:numFmt w:val="decimal"/>
+      <w:lvlText w:val="%7."/>
+      <w:lvlJc w:val="left"/>
+      <w:pPr>
+        <w:ind w:left="5040" w:hanging="360"/>
+      </w:pPr>
+    </w:lvl>
+    <w:lvl w:ilvl="7" w:tentative="1">
+      <w:start w:val="1"/>
+      <w:numFmt w:val="lowerLetter"/>
+      <w:lvlText w:val="%8."/>
+      <w:lvlJc w:val="left"/>
+      <w:pPr>
+        <w:ind w:left="5760" w:hanging="360"/>
+      </w:pPr>
+    </w:lvl>
+    <w:lvl w:ilvl="8" w:tentative="1">
+      <w:start w:val="1"/>
+      <w:numFmt w:val="lowerRoman"/>
+      <w:lvlText w:val="%9."/>
+      <w:lvlJc w:val="right"/>
+      <w:pPr>
+        <w:ind w:left="6480" w:hanging="180"/>
+      </w:pPr>
+    </w:lvl>
+  </w:abstractNum>
   <w:num w:numId="1">
-    <w:abstractNumId w:val="9"/>
+    <w:abstractNumId w:val="16"/>
   </w:num>
   <w:num w:numId="2">
-    <w:abstractNumId w:val="2"/>
+    <w:abstractNumId w:val="3"/>
   </w:num>
   <w:num w:numId="3">
-    <w:abstractNumId w:val="11"/>
+    <w:abstractNumId w:val="20"/>
   </w:num>
   <w:num w:numId="4">
-    <w:abstractNumId w:val="14"/>
+    <w:abstractNumId w:val="24"/>
   </w:num>
   <w:num w:numId="5">
     <w:abstractNumId w:val="0"/>
   </w:num>
   <w:num w:numId="6">
-    <w:abstractNumId w:val="4"/>
+    <w:abstractNumId w:val="7"/>
   </w:num>
   <w:num w:numId="7">
     <w:abstractNumId w:val="1"/>
   </w:num>
   <w:num w:numId="8">
-    <w:abstractNumId w:val="16"/>
+    <w:abstractNumId w:val="28"/>
   </w:num>
   <w:num w:numId="9">
+    <w:abstractNumId w:val="9"/>
+  </w:num>
+  <w:num w:numId="10">
+    <w:abstractNumId w:val="10"/>
+  </w:num>
+  <w:num w:numId="11">
+    <w:abstractNumId w:val="15"/>
+  </w:num>
+  <w:num w:numId="12">
     <w:abstractNumId w:val="6"/>
   </w:num>
-  <w:num w:numId="10">
-    <w:abstractNumId w:val="7"/>
-  </w:num>
-  <w:num w:numId="11">
+  <w:num w:numId="13">
     <w:abstractNumId w:val="8"/>
   </w:num>
-  <w:num w:numId="12">
-    <w:abstractNumId w:val="3"/>
+  <w:num w:numId="14">
+    <w:abstractNumId w:val="21"/>
   </w:num>
-  <w:num w:numId="13">
+  <w:num w:numId="15">
+    <w:abstractNumId w:val="23"/>
+  </w:num>
+  <w:num w:numId="16">
+    <w:abstractNumId w:val="26"/>
+  </w:num>
+  <w:num w:numId="17">
+    <w:abstractNumId w:val="19"/>
+  </w:num>
+  <w:num w:numId="18">
+    <w:abstractNumId w:val="14"/>
+  </w:num>
+  <w:num w:numId="19">
+    <w:abstractNumId w:val="29"/>
+  </w:num>
+  <w:num w:numId="20">
+    <w:abstractNumId w:val="30"/>
+  </w:num>
+  <w:num w:numId="21">
+    <w:abstractNumId w:val="17"/>
+  </w:num>
+  <w:num w:numId="22">
+    <w:abstractNumId w:val="11"/>
+  </w:num>
+  <w:num w:numId="23">
+    <w:abstractNumId w:val="22"/>
+  </w:num>
+  <w:num w:numId="24">
+    <w:abstractNumId w:val="27"/>
+  </w:num>
+  <w:num w:numId="25">
+    <w:abstractNumId w:val="2"/>
+  </w:num>
+  <w:num w:numId="26">
+    <w:abstractNumId w:val="18"/>
+  </w:num>
+  <w:num w:numId="27">
+    <w:abstractNumId w:val="25"/>
+  </w:num>
+  <w:num w:numId="28">
     <w:abstractNumId w:val="5"/>
   </w:num>
-  <w:num w:numId="14">
+  <w:num w:numId="29">
+    <w:abstractNumId w:val="4"/>
+  </w:num>
+  <w:num w:numId="30">
     <w:abstractNumId w:val="12"/>
   </w:num>
-  <w:num w:numId="15">
+  <w:num w:numId="31">
     <w:abstractNumId w:val="13"/>
-  </w:num>
-  <w:num w:numId="16">
-    <w:abstractNumId w:val="15"/>
-  </w:num>
-  <w:num w:numId="17">
-    <w:abstractNumId w:val="10"/>
   </w:num>
 </w:numbering>
 </file>
@@ -4221,9 +8377,9 @@
     <w:lsdException w:name="index 7" w:semiHidden="1" w:unhideWhenUsed="1"/>
     <w:lsdException w:name="index 8" w:semiHidden="1" w:unhideWhenUsed="1"/>
     <w:lsdException w:name="index 9" w:semiHidden="1" w:unhideWhenUsed="1"/>
-    <w:lsdException w:name="toc 1" w:semiHidden="1" w:uiPriority="39" w:unhideWhenUsed="1"/>
-    <w:lsdException w:name="toc 2" w:semiHidden="1" w:uiPriority="39" w:unhideWhenUsed="1"/>
-    <w:lsdException w:name="toc 3" w:semiHidden="1" w:uiPriority="39" w:unhideWhenUsed="1"/>
+    <w:lsdException w:name="toc 1" w:semiHidden="1" w:uiPriority="39" w:unhideWhenUsed="1" w:qFormat="1"/>
+    <w:lsdException w:name="toc 2" w:semiHidden="1" w:uiPriority="39" w:unhideWhenUsed="1" w:qFormat="1"/>
+    <w:lsdException w:name="toc 3" w:semiHidden="1" w:uiPriority="39" w:unhideWhenUsed="1" w:qFormat="1"/>
     <w:lsdException w:name="toc 4" w:semiHidden="1" w:uiPriority="39" w:unhideWhenUsed="1"/>
     <w:lsdException w:name="toc 5" w:semiHidden="1" w:uiPriority="39" w:unhideWhenUsed="1"/>
     <w:lsdException w:name="toc 6" w:semiHidden="1" w:uiPriority="39" w:unhideWhenUsed="1"/>
@@ -4653,7 +8809,6 @@
   <w:style w:type="character" w:default="1" w:styleId="DefaultParagraphFont">
     <w:name w:val="Default Paragraph Font"/>
     <w:uiPriority w:val="1"/>
-    <w:semiHidden/>
     <w:unhideWhenUsed/>
   </w:style>
   <w:style w:type="table" w:default="1" w:styleId="TableNormal">
@@ -4797,7 +8952,664 @@
       <w:szCs w:val="24"/>
     </w:rPr>
   </w:style>
+  <w:style w:type="paragraph" w:styleId="TOC1">
+    <w:name w:val="toc 1"/>
+    <w:basedOn w:val="Normal"/>
+    <w:next w:val="Normal"/>
+    <w:autoRedefine/>
+    <w:uiPriority w:val="39"/>
+    <w:unhideWhenUsed/>
+    <w:qFormat/>
+    <w:rsid w:val="00E82A6F"/>
+    <w:pPr>
+      <w:spacing w:after="100" w:line="276" w:lineRule="auto"/>
+    </w:pPr>
+    <w:rPr>
+      <w:rFonts w:eastAsiaTheme="minorEastAsia"/>
+      <w:sz w:val="22"/>
+      <w:lang w:val="fr-FR"/>
+    </w:rPr>
+  </w:style>
+  <w:style w:type="paragraph" w:styleId="TOC2">
+    <w:name w:val="toc 2"/>
+    <w:basedOn w:val="Normal"/>
+    <w:next w:val="Normal"/>
+    <w:autoRedefine/>
+    <w:uiPriority w:val="39"/>
+    <w:unhideWhenUsed/>
+    <w:qFormat/>
+    <w:rsid w:val="00E82A6F"/>
+    <w:pPr>
+      <w:spacing w:after="100" w:line="276" w:lineRule="auto"/>
+      <w:ind w:left="220"/>
+    </w:pPr>
+    <w:rPr>
+      <w:rFonts w:eastAsiaTheme="minorEastAsia"/>
+      <w:sz w:val="22"/>
+      <w:lang w:val="fr-FR"/>
+    </w:rPr>
+  </w:style>
+  <w:style w:type="paragraph" w:styleId="TOC3">
+    <w:name w:val="toc 3"/>
+    <w:basedOn w:val="Normal"/>
+    <w:next w:val="Normal"/>
+    <w:autoRedefine/>
+    <w:uiPriority w:val="39"/>
+    <w:unhideWhenUsed/>
+    <w:qFormat/>
+    <w:rsid w:val="00E82A6F"/>
+    <w:pPr>
+      <w:spacing w:after="100" w:line="276" w:lineRule="auto"/>
+      <w:ind w:left="440"/>
+    </w:pPr>
+    <w:rPr>
+      <w:rFonts w:eastAsiaTheme="minorEastAsia"/>
+      <w:sz w:val="22"/>
+      <w:lang w:val="fr-FR"/>
+    </w:rPr>
+  </w:style>
+  <w:style w:type="paragraph" w:styleId="TOCHeading">
+    <w:name w:val="TOC Heading"/>
+    <w:basedOn w:val="Heading1"/>
+    <w:next w:val="Normal"/>
+    <w:uiPriority w:val="39"/>
+    <w:unhideWhenUsed/>
+    <w:qFormat/>
+    <w:rsid w:val="00E82A6F"/>
+    <w:pPr>
+      <w:spacing w:before="480" w:line="276" w:lineRule="auto"/>
+    </w:pPr>
+    <w:rPr>
+      <w:rFonts w:asciiTheme="majorHAnsi" w:hAnsiTheme="majorHAnsi"/>
+      <w:bCs/>
+      <w:sz w:val="28"/>
+      <w:szCs w:val="28"/>
+      <w:lang w:val="fr-FR"/>
+    </w:rPr>
+  </w:style>
+  <w:style w:type="character" w:customStyle="1" w:styleId="Sautdindex">
+    <w:name w:val="Saut d'index"/>
+    <w:qFormat/>
+    <w:rsid w:val="00E82A6F"/>
+  </w:style>
+  <w:style w:type="character" w:styleId="Hyperlink">
+    <w:name w:val="Hyperlink"/>
+    <w:basedOn w:val="DefaultParagraphFont"/>
+    <w:uiPriority w:val="99"/>
+    <w:unhideWhenUsed/>
+    <w:rsid w:val="003B6C1C"/>
+    <w:rPr>
+      <w:color w:val="0563C1" w:themeColor="hyperlink"/>
+      <w:u w:val="single"/>
+    </w:rPr>
+  </w:style>
+  <w:style w:type="character" w:styleId="FollowedHyperlink">
+    <w:name w:val="FollowedHyperlink"/>
+    <w:basedOn w:val="DefaultParagraphFont"/>
+    <w:uiPriority w:val="99"/>
+    <w:semiHidden/>
+    <w:unhideWhenUsed/>
+    <w:rsid w:val="00F04B9B"/>
+    <w:rPr>
+      <w:color w:val="954F72" w:themeColor="followedHyperlink"/>
+      <w:u w:val="single"/>
+    </w:rPr>
+  </w:style>
 </w:styles>
+</file>
+
+<file path=word/glossary/document.xml><?xml version="1.0" encoding="utf-8"?>
+<w:glossaryDocument xmlns:wpc="http://schemas.microsoft.com/office/word/2010/wordprocessingCanvas" xmlns:mc="http://schemas.openxmlformats.org/markup-compatibility/2006" xmlns:o="urn:schemas-microsoft-com:office:office" xmlns:r="http://schemas.openxmlformats.org/officeDocument/2006/relationships" xmlns:m="http://schemas.openxmlformats.org/officeDocument/2006/math" xmlns:v="urn:schemas-microsoft-com:vml" xmlns:wp14="http://schemas.microsoft.com/office/word/2010/wordprocessingDrawing" xmlns:wp="http://schemas.openxmlformats.org/drawingml/2006/wordprocessingDrawing" xmlns:w10="urn:schemas-microsoft-com:office:word" xmlns:w="http://schemas.openxmlformats.org/wordprocessingml/2006/main" xmlns:w14="http://schemas.microsoft.com/office/word/2010/wordml" xmlns:w15="http://schemas.microsoft.com/office/word/2012/wordml" xmlns:wpg="http://schemas.microsoft.com/office/word/2010/wordprocessingGroup" xmlns:wpi="http://schemas.microsoft.com/office/word/2010/wordprocessingInk" xmlns:wne="http://schemas.microsoft.com/office/word/2006/wordml" xmlns:wps="http://schemas.microsoft.com/office/word/2010/wordprocessingShape" mc:Ignorable="w14 w15 wp14"/>
+</file>
+
+<file path=word/glossary/fontTable.xml><?xml version="1.0" encoding="utf-8"?>
+<w:fonts xmlns:mc="http://schemas.openxmlformats.org/markup-compatibility/2006" xmlns:r="http://schemas.openxmlformats.org/officeDocument/2006/relationships" xmlns:w="http://schemas.openxmlformats.org/wordprocessingml/2006/main" xmlns:w14="http://schemas.microsoft.com/office/word/2010/wordml" xmlns:w15="http://schemas.microsoft.com/office/word/2012/wordml" mc:Ignorable="w14 w15">
+  <w:font w:name="Times New Roman">
+    <w:panose1 w:val="02020603050405020304"/>
+    <w:charset w:val="00"/>
+    <w:family w:val="roman"/>
+    <w:pitch w:val="variable"/>
+    <w:sig w:usb0="E0002EFF" w:usb1="C000785B" w:usb2="00000009" w:usb3="00000000" w:csb0="000001FF" w:csb1="00000000"/>
+  </w:font>
+  <w:font w:name="Symbol">
+    <w:panose1 w:val="05050102010706020507"/>
+    <w:charset w:val="02"/>
+    <w:family w:val="roman"/>
+    <w:pitch w:val="variable"/>
+    <w:sig w:usb0="00000000" w:usb1="10000000" w:usb2="00000000" w:usb3="00000000" w:csb0="80000000" w:csb1="00000000"/>
+  </w:font>
+  <w:font w:name="Courier New">
+    <w:panose1 w:val="02070309020205020404"/>
+    <w:charset w:val="00"/>
+    <w:family w:val="modern"/>
+    <w:pitch w:val="fixed"/>
+    <w:sig w:usb0="E0002EFF" w:usb1="C0007843" w:usb2="00000009" w:usb3="00000000" w:csb0="000001FF" w:csb1="00000000"/>
+  </w:font>
+  <w:font w:name="Wingdings">
+    <w:panose1 w:val="05000000000000000000"/>
+    <w:charset w:val="02"/>
+    <w:family w:val="auto"/>
+    <w:pitch w:val="variable"/>
+    <w:sig w:usb0="00000000" w:usb1="10000000" w:usb2="00000000" w:usb3="00000000" w:csb0="80000000" w:csb1="00000000"/>
+  </w:font>
+  <w:font w:name="ae_AlArabiya">
+    <w:panose1 w:val="02060603050605020204"/>
+    <w:charset w:val="00"/>
+    <w:family w:val="roman"/>
+    <w:pitch w:val="variable"/>
+    <w:sig w:usb0="800020AF" w:usb1="C000204A" w:usb2="00000008" w:usb3="00000000" w:csb0="00000041" w:csb1="00000000"/>
+  </w:font>
+  <w:font w:name="Calibri">
+    <w:panose1 w:val="020F0502020204030204"/>
+    <w:charset w:val="00"/>
+    <w:family w:val="swiss"/>
+    <w:pitch w:val="variable"/>
+    <w:sig w:usb0="E4002EFF" w:usb1="C000247B" w:usb2="00000009" w:usb3="00000000" w:csb0="000001FF" w:csb1="00000000"/>
+  </w:font>
+  <w:font w:name="Arial">
+    <w:panose1 w:val="020B0604020202020204"/>
+    <w:charset w:val="00"/>
+    <w:family w:val="swiss"/>
+    <w:pitch w:val="variable"/>
+    <w:sig w:usb0="E0002EFF" w:usb1="C000785B" w:usb2="00000009" w:usb3="00000000" w:csb0="000001FF" w:csb1="00000000"/>
+  </w:font>
+  <w:font w:name="Segoe UI">
+    <w:panose1 w:val="020B0502040204020203"/>
+    <w:charset w:val="00"/>
+    <w:family w:val="swiss"/>
+    <w:pitch w:val="variable"/>
+    <w:sig w:usb0="E4002EFF" w:usb1="C000E47F" w:usb2="00000009" w:usb3="00000000" w:csb0="000001FF" w:csb1="00000000"/>
+  </w:font>
+  <w:font w:name="Calibri Light">
+    <w:panose1 w:val="020F0302020204030204"/>
+    <w:charset w:val="00"/>
+    <w:family w:val="swiss"/>
+    <w:pitch w:val="variable"/>
+    <w:sig w:usb0="E4002EFF" w:usb1="C000247B" w:usb2="00000009" w:usb3="00000000" w:csb0="000001FF" w:csb1="00000000"/>
+  </w:font>
+</w:fonts>
+</file>
+
+<file path=word/glossary/settings.xml><?xml version="1.0" encoding="utf-8"?>
+<w:settings xmlns:mc="http://schemas.openxmlformats.org/markup-compatibility/2006" xmlns:o="urn:schemas-microsoft-com:office:office" xmlns:r="http://schemas.openxmlformats.org/officeDocument/2006/relationships" xmlns:m="http://schemas.openxmlformats.org/officeDocument/2006/math" xmlns:v="urn:schemas-microsoft-com:vml" xmlns:w10="urn:schemas-microsoft-com:office:word" xmlns:w="http://schemas.openxmlformats.org/wordprocessingml/2006/main" xmlns:w14="http://schemas.microsoft.com/office/word/2010/wordml" xmlns:w15="http://schemas.microsoft.com/office/word/2012/wordml" xmlns:sl="http://schemas.openxmlformats.org/schemaLibrary/2006/main" mc:Ignorable="w14 w15">
+  <w:view w:val="normal"/>
+  <w:defaultTabStop w:val="720"/>
+  <w:characterSpacingControl w:val="doNotCompress"/>
+  <w:compat>
+    <w:useFELayout/>
+    <w:compatSetting w:name="compatibilityMode" w:uri="http://schemas.microsoft.com/office/word" w:val="15"/>
+    <w:compatSetting w:name="overrideTableStyleFontSizeAndJustification" w:uri="http://schemas.microsoft.com/office/word" w:val="1"/>
+    <w:compatSetting w:name="enableOpenTypeFeatures" w:uri="http://schemas.microsoft.com/office/word" w:val="1"/>
+    <w:compatSetting w:name="doNotFlipMirrorIndents" w:uri="http://schemas.microsoft.com/office/word" w:val="1"/>
+    <w:compatSetting w:name="differentiateMultirowTableHeaders" w:uri="http://schemas.microsoft.com/office/word" w:val="1"/>
+  </w:compat>
+  <w:rsids>
+    <w:rsidRoot w:val="002B5519"/>
+    <w:rsid w:val="002B5519"/>
+    <w:rsid w:val="00DD6AA5"/>
+  </w:rsids>
+  <m:mathPr>
+    <m:mathFont m:val="Cambria Math"/>
+    <m:brkBin m:val="before"/>
+    <m:brkBinSub m:val="--"/>
+    <m:smallFrac m:val="0"/>
+    <m:dispDef/>
+    <m:lMargin m:val="0"/>
+    <m:rMargin m:val="0"/>
+    <m:defJc m:val="centerGroup"/>
+    <m:wrapIndent m:val="1440"/>
+    <m:intLim m:val="subSup"/>
+    <m:naryLim m:val="undOvr"/>
+  </m:mathPr>
+  <w:themeFontLang w:val="en-US" w:bidi="ar-SA"/>
+  <w:clrSchemeMapping w:bg1="light1" w:t1="dark1" w:bg2="light2" w:t2="dark2" w:accent1="accent1" w:accent2="accent2" w:accent3="accent3" w:accent4="accent4" w:accent5="accent5" w:accent6="accent6" w:hyperlink="hyperlink" w:followedHyperlink="followedHyperlink"/>
+  <w:decimalSymbol w:val="."/>
+  <w:listSeparator w:val=";"/>
+  <w15:chartTrackingRefBased/>
+</w:settings>
+</file>
+
+<file path=word/glossary/styles.xml><?xml version="1.0" encoding="utf-8"?>
+<w:styles xmlns:mc="http://schemas.openxmlformats.org/markup-compatibility/2006" xmlns:r="http://schemas.openxmlformats.org/officeDocument/2006/relationships" xmlns:w="http://schemas.openxmlformats.org/wordprocessingml/2006/main" xmlns:w14="http://schemas.microsoft.com/office/word/2010/wordml" xmlns:w15="http://schemas.microsoft.com/office/word/2012/wordml" mc:Ignorable="w14 w15">
+  <w:docDefaults>
+    <w:rPrDefault>
+      <w:rPr>
+        <w:rFonts w:asciiTheme="minorHAnsi" w:eastAsiaTheme="minorEastAsia" w:hAnsiTheme="minorHAnsi" w:cstheme="minorBidi"/>
+        <w:sz w:val="22"/>
+        <w:szCs w:val="22"/>
+        <w:lang w:val="en-US" w:eastAsia="en-US" w:bidi="ar-SA"/>
+      </w:rPr>
+    </w:rPrDefault>
+    <w:pPrDefault>
+      <w:pPr>
+        <w:spacing w:after="160" w:line="259" w:lineRule="auto"/>
+      </w:pPr>
+    </w:pPrDefault>
+  </w:docDefaults>
+  <w:latentStyles w:defLockedState="0" w:defUIPriority="99" w:defSemiHidden="0" w:defUnhideWhenUsed="0" w:defQFormat="0" w:count="371">
+    <w:lsdException w:name="Normal" w:uiPriority="0" w:qFormat="1"/>
+    <w:lsdException w:name="heading 1" w:uiPriority="9" w:qFormat="1"/>
+    <w:lsdException w:name="heading 2" w:semiHidden="1" w:uiPriority="9" w:unhideWhenUsed="1" w:qFormat="1"/>
+    <w:lsdException w:name="heading 3" w:semiHidden="1" w:uiPriority="9" w:unhideWhenUsed="1" w:qFormat="1"/>
+    <w:lsdException w:name="heading 4" w:semiHidden="1" w:uiPriority="9" w:unhideWhenUsed="1" w:qFormat="1"/>
+    <w:lsdException w:name="heading 5" w:semiHidden="1" w:uiPriority="9" w:unhideWhenUsed="1" w:qFormat="1"/>
+    <w:lsdException w:name="heading 6" w:semiHidden="1" w:uiPriority="9" w:unhideWhenUsed="1" w:qFormat="1"/>
+    <w:lsdException w:name="heading 7" w:semiHidden="1" w:uiPriority="9" w:unhideWhenUsed="1" w:qFormat="1"/>
+    <w:lsdException w:name="heading 8" w:semiHidden="1" w:uiPriority="9" w:unhideWhenUsed="1" w:qFormat="1"/>
+    <w:lsdException w:name="heading 9" w:semiHidden="1" w:uiPriority="9" w:unhideWhenUsed="1" w:qFormat="1"/>
+    <w:lsdException w:name="index 1" w:semiHidden="1" w:unhideWhenUsed="1"/>
+    <w:lsdException w:name="index 2" w:semiHidden="1" w:unhideWhenUsed="1"/>
+    <w:lsdException w:name="index 3" w:semiHidden="1" w:unhideWhenUsed="1"/>
+    <w:lsdException w:name="index 4" w:semiHidden="1" w:unhideWhenUsed="1"/>
+    <w:lsdException w:name="index 5" w:semiHidden="1" w:unhideWhenUsed="1"/>
+    <w:lsdException w:name="index 6" w:semiHidden="1" w:unhideWhenUsed="1"/>
+    <w:lsdException w:name="index 7" w:semiHidden="1" w:unhideWhenUsed="1"/>
+    <w:lsdException w:name="index 8" w:semiHidden="1" w:unhideWhenUsed="1"/>
+    <w:lsdException w:name="index 9" w:semiHidden="1" w:unhideWhenUsed="1"/>
+    <w:lsdException w:name="toc 1" w:semiHidden="1" w:uiPriority="39" w:unhideWhenUsed="1"/>
+    <w:lsdException w:name="toc 2" w:semiHidden="1" w:uiPriority="39" w:unhideWhenUsed="1"/>
+    <w:lsdException w:name="toc 3" w:semiHidden="1" w:uiPriority="39" w:unhideWhenUsed="1"/>
+    <w:lsdException w:name="toc 4" w:semiHidden="1" w:uiPriority="39" w:unhideWhenUsed="1"/>
+    <w:lsdException w:name="toc 5" w:semiHidden="1" w:uiPriority="39" w:unhideWhenUsed="1"/>
+    <w:lsdException w:name="toc 6" w:semiHidden="1" w:uiPriority="39" w:unhideWhenUsed="1"/>
+    <w:lsdException w:name="toc 7" w:semiHidden="1" w:uiPriority="39" w:unhideWhenUsed="1"/>
+    <w:lsdException w:name="toc 8" w:semiHidden="1" w:uiPriority="39" w:unhideWhenUsed="1"/>
+    <w:lsdException w:name="toc 9" w:semiHidden="1" w:uiPriority="39" w:unhideWhenUsed="1"/>
+    <w:lsdException w:name="Normal Indent" w:semiHidden="1" w:unhideWhenUsed="1"/>
+    <w:lsdException w:name="footnote text" w:semiHidden="1" w:unhideWhenUsed="1"/>
+    <w:lsdException w:name="annotation text" w:semiHidden="1" w:unhideWhenUsed="1"/>
+    <w:lsdException w:name="header" w:semiHidden="1" w:unhideWhenUsed="1"/>
+    <w:lsdException w:name="footer" w:semiHidden="1" w:unhideWhenUsed="1"/>
+    <w:lsdException w:name="index heading" w:semiHidden="1" w:unhideWhenUsed="1"/>
+    <w:lsdException w:name="caption" w:semiHidden="1" w:uiPriority="35" w:unhideWhenUsed="1" w:qFormat="1"/>
+    <w:lsdException w:name="table of figures" w:semiHidden="1" w:unhideWhenUsed="1"/>
+    <w:lsdException w:name="envelope address" w:semiHidden="1" w:unhideWhenUsed="1"/>
+    <w:lsdException w:name="envelope return" w:semiHidden="1" w:unhideWhenUsed="1"/>
+    <w:lsdException w:name="footnote reference" w:semiHidden="1" w:unhideWhenUsed="1"/>
+    <w:lsdException w:name="annotation reference" w:semiHidden="1" w:unhideWhenUsed="1"/>
+    <w:lsdException w:name="line number" w:semiHidden="1" w:unhideWhenUsed="1"/>
+    <w:lsdException w:name="page number" w:semiHidden="1" w:unhideWhenUsed="1"/>
+    <w:lsdException w:name="endnote reference" w:semiHidden="1" w:unhideWhenUsed="1"/>
+    <w:lsdException w:name="endnote text" w:semiHidden="1" w:unhideWhenUsed="1"/>
+    <w:lsdException w:name="table of authorities" w:semiHidden="1" w:unhideWhenUsed="1"/>
+    <w:lsdException w:name="macro" w:semiHidden="1" w:unhideWhenUsed="1"/>
+    <w:lsdException w:name="toa heading" w:semiHidden="1" w:unhideWhenUsed="1"/>
+    <w:lsdException w:name="List" w:semiHidden="1" w:unhideWhenUsed="1"/>
+    <w:lsdException w:name="List Bullet" w:semiHidden="1" w:unhideWhenUsed="1"/>
+    <w:lsdException w:name="List Number" w:semiHidden="1" w:unhideWhenUsed="1"/>
+    <w:lsdException w:name="List 2" w:semiHidden="1" w:unhideWhenUsed="1"/>
+    <w:lsdException w:name="List 3" w:semiHidden="1" w:unhideWhenUsed="1"/>
+    <w:lsdException w:name="List 4" w:semiHidden="1" w:unhideWhenUsed="1"/>
+    <w:lsdException w:name="List 5" w:semiHidden="1" w:unhideWhenUsed="1"/>
+    <w:lsdException w:name="List Bullet 2" w:semiHidden="1" w:unhideWhenUsed="1"/>
+    <w:lsdException w:name="List Bullet 3" w:semiHidden="1" w:unhideWhenUsed="1"/>
+    <w:lsdException w:name="List Bullet 4" w:semiHidden="1" w:unhideWhenUsed="1"/>
+    <w:lsdException w:name="List Bullet 5" w:semiHidden="1" w:unhideWhenUsed="1"/>
+    <w:lsdException w:name="List Number 2" w:semiHidden="1" w:unhideWhenUsed="1"/>
+    <w:lsdException w:name="List Number 3" w:semiHidden="1" w:unhideWhenUsed="1"/>
+    <w:lsdException w:name="List Number 4" w:semiHidden="1" w:unhideWhenUsed="1"/>
+    <w:lsdException w:name="List Number 5" w:semiHidden="1" w:unhideWhenUsed="1"/>
+    <w:lsdException w:name="Title" w:uiPriority="10" w:qFormat="1"/>
+    <w:lsdException w:name="Closing" w:semiHidden="1" w:unhideWhenUsed="1"/>
+    <w:lsdException w:name="Signature" w:semiHidden="1" w:unhideWhenUsed="1"/>
+    <w:lsdException w:name="Default Paragraph Font" w:semiHidden="1" w:uiPriority="1" w:unhideWhenUsed="1"/>
+    <w:lsdException w:name="Body Text" w:semiHidden="1" w:unhideWhenUsed="1"/>
+    <w:lsdException w:name="Body Text Indent" w:semiHidden="1" w:unhideWhenUsed="1"/>
+    <w:lsdException w:name="List Continue" w:semiHidden="1" w:unhideWhenUsed="1"/>
+    <w:lsdException w:name="List Continue 2" w:semiHidden="1" w:unhideWhenUsed="1"/>
+    <w:lsdException w:name="List Continue 3" w:semiHidden="1" w:unhideWhenUsed="1"/>
+    <w:lsdException w:name="List Continue 4" w:semiHidden="1" w:unhideWhenUsed="1"/>
+    <w:lsdException w:name="List Continue 5" w:semiHidden="1" w:unhideWhenUsed="1"/>
+    <w:lsdException w:name="Message Header" w:semiHidden="1" w:unhideWhenUsed="1"/>
+    <w:lsdException w:name="Subtitle" w:uiPriority="11" w:qFormat="1"/>
+    <w:lsdException w:name="Salutation" w:semiHidden="1" w:unhideWhenUsed="1"/>
+    <w:lsdException w:name="Date" w:semiHidden="1" w:unhideWhenUsed="1"/>
+    <w:lsdException w:name="Body Text First Indent" w:semiHidden="1" w:unhideWhenUsed="1"/>
+    <w:lsdException w:name="Body Text First Indent 2" w:semiHidden="1" w:unhideWhenUsed="1"/>
+    <w:lsdException w:name="Note Heading" w:semiHidden="1" w:unhideWhenUsed="1"/>
+    <w:lsdException w:name="Body Text 2" w:semiHidden="1" w:unhideWhenUsed="1"/>
+    <w:lsdException w:name="Body Text 3" w:semiHidden="1" w:unhideWhenUsed="1"/>
+    <w:lsdException w:name="Body Text Indent 2" w:semiHidden="1" w:unhideWhenUsed="1"/>
+    <w:lsdException w:name="Body Text Indent 3" w:semiHidden="1" w:unhideWhenUsed="1"/>
+    <w:lsdException w:name="Block Text" w:semiHidden="1" w:unhideWhenUsed="1"/>
+    <w:lsdException w:name="Hyperlink" w:semiHidden="1" w:unhideWhenUsed="1"/>
+    <w:lsdException w:name="FollowedHyperlink" w:semiHidden="1" w:unhideWhenUsed="1"/>
+    <w:lsdException w:name="Strong" w:uiPriority="22" w:qFormat="1"/>
+    <w:lsdException w:name="Emphasis" w:uiPriority="20" w:qFormat="1"/>
+    <w:lsdException w:name="Document Map" w:semiHidden="1" w:unhideWhenUsed="1"/>
+    <w:lsdException w:name="Plain Text" w:semiHidden="1" w:unhideWhenUsed="1"/>
+    <w:lsdException w:name="E-mail Signature" w:semiHidden="1" w:unhideWhenUsed="1"/>
+    <w:lsdException w:name="HTML Top of Form" w:semiHidden="1" w:unhideWhenUsed="1"/>
+    <w:lsdException w:name="HTML Bottom of Form" w:semiHidden="1" w:unhideWhenUsed="1"/>
+    <w:lsdException w:name="Normal (Web)" w:semiHidden="1" w:unhideWhenUsed="1"/>
+    <w:lsdException w:name="HTML Acronym" w:semiHidden="1" w:unhideWhenUsed="1"/>
+    <w:lsdException w:name="HTML Address" w:semiHidden="1" w:unhideWhenUsed="1"/>
+    <w:lsdException w:name="HTML Cite" w:semiHidden="1" w:unhideWhenUsed="1"/>
+    <w:lsdException w:name="HTML Code" w:semiHidden="1" w:unhideWhenUsed="1"/>
+    <w:lsdException w:name="HTML Definition" w:semiHidden="1" w:unhideWhenUsed="1"/>
+    <w:lsdException w:name="HTML Keyboard" w:semiHidden="1" w:unhideWhenUsed="1"/>
+    <w:lsdException w:name="HTML Preformatted" w:semiHidden="1" w:unhideWhenUsed="1"/>
+    <w:lsdException w:name="HTML Sample" w:semiHidden="1" w:unhideWhenUsed="1"/>
+    <w:lsdException w:name="HTML Typewriter" w:semiHidden="1" w:unhideWhenUsed="1"/>
+    <w:lsdException w:name="HTML Variable" w:semiHidden="1" w:unhideWhenUsed="1"/>
+    <w:lsdException w:name="Normal Table" w:semiHidden="1" w:unhideWhenUsed="1"/>
+    <w:lsdException w:name="annotation subject" w:semiHidden="1" w:unhideWhenUsed="1"/>
+    <w:lsdException w:name="No List" w:semiHidden="1" w:unhideWhenUsed="1"/>
+    <w:lsdException w:name="Outline List 1" w:semiHidden="1" w:unhideWhenUsed="1"/>
+    <w:lsdException w:name="Outline List 2" w:semiHidden="1" w:unhideWhenUsed="1"/>
+    <w:lsdException w:name="Outline List 3" w:semiHidden="1" w:unhideWhenUsed="1"/>
+    <w:lsdException w:name="Table Simple 1" w:semiHidden="1" w:unhideWhenUsed="1"/>
+    <w:lsdException w:name="Table Simple 2" w:semiHidden="1" w:unhideWhenUsed="1"/>
+    <w:lsdException w:name="Table Simple 3" w:semiHidden="1" w:unhideWhenUsed="1"/>
+    <w:lsdException w:name="Table Classic 1" w:semiHidden="1" w:unhideWhenUsed="1"/>
+    <w:lsdException w:name="Table Classic 2" w:semiHidden="1" w:unhideWhenUsed="1"/>
+    <w:lsdException w:name="Table Classic 3" w:semiHidden="1" w:unhideWhenUsed="1"/>
+    <w:lsdException w:name="Table Classic 4" w:semiHidden="1" w:unhideWhenUsed="1"/>
+    <w:lsdException w:name="Table Colorful 1" w:semiHidden="1" w:unhideWhenUsed="1"/>
+    <w:lsdException w:name="Table Colorful 2" w:semiHidden="1" w:unhideWhenUsed="1"/>
+    <w:lsdException w:name="Table Colorful 3" w:semiHidden="1" w:unhideWhenUsed="1"/>
+    <w:lsdException w:name="Table Columns 1" w:semiHidden="1" w:unhideWhenUsed="1"/>
+    <w:lsdException w:name="Table Columns 2" w:semiHidden="1" w:unhideWhenUsed="1"/>
+    <w:lsdException w:name="Table Columns 3" w:semiHidden="1" w:unhideWhenUsed="1"/>
+    <w:lsdException w:name="Table Columns 4" w:semiHidden="1" w:unhideWhenUsed="1"/>
+    <w:lsdException w:name="Table Columns 5" w:semiHidden="1" w:unhideWhenUsed="1"/>
+    <w:lsdException w:name="Table Grid 1" w:semiHidden="1" w:unhideWhenUsed="1"/>
+    <w:lsdException w:name="Table Grid 2" w:semiHidden="1" w:unhideWhenUsed="1"/>
+    <w:lsdException w:name="Table Grid 3" w:semiHidden="1" w:unhideWhenUsed="1"/>
+    <w:lsdException w:name="Table Grid 4" w:semiHidden="1" w:unhideWhenUsed="1"/>
+    <w:lsdException w:name="Table Grid 5" w:semiHidden="1" w:unhideWhenUsed="1"/>
+    <w:lsdException w:name="Table Grid 6" w:semiHidden="1" w:unhideWhenUsed="1"/>
+    <w:lsdException w:name="Table Grid 7" w:semiHidden="1" w:unhideWhenUsed="1"/>
+    <w:lsdException w:name="Table Grid 8" w:semiHidden="1" w:unhideWhenUsed="1"/>
+    <w:lsdException w:name="Table List 1" w:semiHidden="1" w:unhideWhenUsed="1"/>
+    <w:lsdException w:name="Table List 2" w:semiHidden="1" w:unhideWhenUsed="1"/>
+    <w:lsdException w:name="Table List 3" w:semiHidden="1" w:unhideWhenUsed="1"/>
+    <w:lsdException w:name="Table List 4" w:semiHidden="1" w:unhideWhenUsed="1"/>
+    <w:lsdException w:name="Table List 5" w:semiHidden="1" w:unhideWhenUsed="1"/>
+    <w:lsdException w:name="Table List 6" w:semiHidden="1" w:unhideWhenUsed="1"/>
+    <w:lsdException w:name="Table List 7" w:semiHidden="1" w:unhideWhenUsed="1"/>
+    <w:lsdException w:name="Table List 8" w:semiHidden="1" w:unhideWhenUsed="1"/>
+    <w:lsdException w:name="Table 3D effects 1" w:semiHidden="1" w:unhideWhenUsed="1"/>
+    <w:lsdException w:name="Table 3D effects 2" w:semiHidden="1" w:unhideWhenUsed="1"/>
+    <w:lsdException w:name="Table 3D effects 3" w:semiHidden="1" w:unhideWhenUsed="1"/>
+    <w:lsdException w:name="Table Contemporary" w:semiHidden="1" w:unhideWhenUsed="1"/>
+    <w:lsdException w:name="Table Elegant" w:semiHidden="1" w:unhideWhenUsed="1"/>
+    <w:lsdException w:name="Table Professional" w:semiHidden="1" w:unhideWhenUsed="1"/>
+    <w:lsdException w:name="Table Subtle 1" w:semiHidden="1" w:unhideWhenUsed="1"/>
+    <w:lsdException w:name="Table Subtle 2" w:semiHidden="1" w:unhideWhenUsed="1"/>
+    <w:lsdException w:name="Table Web 1" w:semiHidden="1" w:unhideWhenUsed="1"/>
+    <w:lsdException w:name="Table Web 2" w:semiHidden="1" w:unhideWhenUsed="1"/>
+    <w:lsdException w:name="Table Web 3" w:semiHidden="1" w:unhideWhenUsed="1"/>
+    <w:lsdException w:name="Balloon Text" w:semiHidden="1" w:unhideWhenUsed="1"/>
+    <w:lsdException w:name="Table Grid" w:uiPriority="39"/>
+    <w:lsdException w:name="Table Theme" w:semiHidden="1" w:unhideWhenUsed="1"/>
+    <w:lsdException w:name="Placeholder Text" w:semiHidden="1"/>
+    <w:lsdException w:name="No Spacing" w:uiPriority="1" w:qFormat="1"/>
+    <w:lsdException w:name="Light Shading" w:uiPriority="60"/>
+    <w:lsdException w:name="Light List" w:uiPriority="61"/>
+    <w:lsdException w:name="Light Grid" w:uiPriority="62"/>
+    <w:lsdException w:name="Medium Shading 1" w:uiPriority="63"/>
+    <w:lsdException w:name="Medium Shading 2" w:uiPriority="64"/>
+    <w:lsdException w:name="Medium List 1" w:uiPriority="65"/>
+    <w:lsdException w:name="Medium List 2" w:uiPriority="66"/>
+    <w:lsdException w:name="Medium Grid 1" w:uiPriority="67"/>
+    <w:lsdException w:name="Medium Grid 2" w:uiPriority="68"/>
+    <w:lsdException w:name="Medium Grid 3" w:uiPriority="69"/>
+    <w:lsdException w:name="Dark List" w:uiPriority="70"/>
+    <w:lsdException w:name="Colorful Shading" w:uiPriority="71"/>
+    <w:lsdException w:name="Colorful List" w:uiPriority="72"/>
+    <w:lsdException w:name="Colorful Grid" w:uiPriority="73"/>
+    <w:lsdException w:name="Light Shading Accent 1" w:uiPriority="60"/>
+    <w:lsdException w:name="Light List Accent 1" w:uiPriority="61"/>
+    <w:lsdException w:name="Light Grid Accent 1" w:uiPriority="62"/>
+    <w:lsdException w:name="Medium Shading 1 Accent 1" w:uiPriority="63"/>
+    <w:lsdException w:name="Medium Shading 2 Accent 1" w:uiPriority="64"/>
+    <w:lsdException w:name="Medium List 1 Accent 1" w:uiPriority="65"/>
+    <w:lsdException w:name="Revision" w:semiHidden="1"/>
+    <w:lsdException w:name="List Paragraph" w:uiPriority="34" w:qFormat="1"/>
+    <w:lsdException w:name="Quote" w:uiPriority="29" w:qFormat="1"/>
+    <w:lsdException w:name="Intense Quote" w:uiPriority="30" w:qFormat="1"/>
+    <w:lsdException w:name="Medium List 2 Accent 1" w:uiPriority="66"/>
+    <w:lsdException w:name="Medium Grid 1 Accent 1" w:uiPriority="67"/>
+    <w:lsdException w:name="Medium Grid 2 Accent 1" w:uiPriority="68"/>
+    <w:lsdException w:name="Medium Grid 3 Accent 1" w:uiPriority="69"/>
+    <w:lsdException w:name="Dark List Accent 1" w:uiPriority="70"/>
+    <w:lsdException w:name="Colorful Shading Accent 1" w:uiPriority="71"/>
+    <w:lsdException w:name="Colorful List Accent 1" w:uiPriority="72"/>
+    <w:lsdException w:name="Colorful Grid Accent 1" w:uiPriority="73"/>
+    <w:lsdException w:name="Light Shading Accent 2" w:uiPriority="60"/>
+    <w:lsdException w:name="Light List Accent 2" w:uiPriority="61"/>
+    <w:lsdException w:name="Light Grid Accent 2" w:uiPriority="62"/>
+    <w:lsdException w:name="Medium Shading 1 Accent 2" w:uiPriority="63"/>
+    <w:lsdException w:name="Medium Shading 2 Accent 2" w:uiPriority="64"/>
+    <w:lsdException w:name="Medium List 1 Accent 2" w:uiPriority="65"/>
+    <w:lsdException w:name="Medium List 2 Accent 2" w:uiPriority="66"/>
+    <w:lsdException w:name="Medium Grid 1 Accent 2" w:uiPriority="67"/>
+    <w:lsdException w:name="Medium Grid 2 Accent 2" w:uiPriority="68"/>
+    <w:lsdException w:name="Medium Grid 3 Accent 2" w:uiPriority="69"/>
+    <w:lsdException w:name="Dark List Accent 2" w:uiPriority="70"/>
+    <w:lsdException w:name="Colorful Shading Accent 2" w:uiPriority="71"/>
+    <w:lsdException w:name="Colorful List Accent 2" w:uiPriority="72"/>
+    <w:lsdException w:name="Colorful Grid Accent 2" w:uiPriority="73"/>
+    <w:lsdException w:name="Light Shading Accent 3" w:uiPriority="60"/>
+    <w:lsdException w:name="Light List Accent 3" w:uiPriority="61"/>
+    <w:lsdException w:name="Light Grid Accent 3" w:uiPriority="62"/>
+    <w:lsdException w:name="Medium Shading 1 Accent 3" w:uiPriority="63"/>
+    <w:lsdException w:name="Medium Shading 2 Accent 3" w:uiPriority="64"/>
+    <w:lsdException w:name="Medium List 1 Accent 3" w:uiPriority="65"/>
+    <w:lsdException w:name="Medium List 2 Accent 3" w:uiPriority="66"/>
+    <w:lsdException w:name="Medium Grid 1 Accent 3" w:uiPriority="67"/>
+    <w:lsdException w:name="Medium Grid 2 Accent 3" w:uiPriority="68"/>
+    <w:lsdException w:name="Medium Grid 3 Accent 3" w:uiPriority="69"/>
+    <w:lsdException w:name="Dark List Accent 3" w:uiPriority="70"/>
+    <w:lsdException w:name="Colorful Shading Accent 3" w:uiPriority="71"/>
+    <w:lsdException w:name="Colorful List Accent 3" w:uiPriority="72"/>
+    <w:lsdException w:name="Colorful Grid Accent 3" w:uiPriority="73"/>
+    <w:lsdException w:name="Light Shading Accent 4" w:uiPriority="60"/>
+    <w:lsdException w:name="Light List Accent 4" w:uiPriority="61"/>
+    <w:lsdException w:name="Light Grid Accent 4" w:uiPriority="62"/>
+    <w:lsdException w:name="Medium Shading 1 Accent 4" w:uiPriority="63"/>
+    <w:lsdException w:name="Medium Shading 2 Accent 4" w:uiPriority="64"/>
+    <w:lsdException w:name="Medium List 1 Accent 4" w:uiPriority="65"/>
+    <w:lsdException w:name="Medium List 2 Accent 4" w:uiPriority="66"/>
+    <w:lsdException w:name="Medium Grid 1 Accent 4" w:uiPriority="67"/>
+    <w:lsdException w:name="Medium Grid 2 Accent 4" w:uiPriority="68"/>
+    <w:lsdException w:name="Medium Grid 3 Accent 4" w:uiPriority="69"/>
+    <w:lsdException w:name="Dark List Accent 4" w:uiPriority="70"/>
+    <w:lsdException w:name="Colorful Shading Accent 4" w:uiPriority="71"/>
+    <w:lsdException w:name="Colorful List Accent 4" w:uiPriority="72"/>
+    <w:lsdException w:name="Colorful Grid Accent 4" w:uiPriority="73"/>
+    <w:lsdException w:name="Light Shading Accent 5" w:uiPriority="60"/>
+    <w:lsdException w:name="Light List Accent 5" w:uiPriority="61"/>
+    <w:lsdException w:name="Light Grid Accent 5" w:uiPriority="62"/>
+    <w:lsdException w:name="Medium Shading 1 Accent 5" w:uiPriority="63"/>
+    <w:lsdException w:name="Medium Shading 2 Accent 5" w:uiPriority="64"/>
+    <w:lsdException w:name="Medium List 1 Accent 5" w:uiPriority="65"/>
+    <w:lsdException w:name="Medium List 2 Accent 5" w:uiPriority="66"/>
+    <w:lsdException w:name="Medium Grid 1 Accent 5" w:uiPriority="67"/>
+    <w:lsdException w:name="Medium Grid 2 Accent 5" w:uiPriority="68"/>
+    <w:lsdException w:name="Medium Grid 3 Accent 5" w:uiPriority="69"/>
+    <w:lsdException w:name="Dark List Accent 5" w:uiPriority="70"/>
+    <w:lsdException w:name="Colorful Shading Accent 5" w:uiPriority="71"/>
+    <w:lsdException w:name="Colorful List Accent 5" w:uiPriority="72"/>
+    <w:lsdException w:name="Colorful Grid Accent 5" w:uiPriority="73"/>
+    <w:lsdException w:name="Light Shading Accent 6" w:uiPriority="60"/>
+    <w:lsdException w:name="Light List Accent 6" w:uiPriority="61"/>
+    <w:lsdException w:name="Light Grid Accent 6" w:uiPriority="62"/>
+    <w:lsdException w:name="Medium Shading 1 Accent 6" w:uiPriority="63"/>
+    <w:lsdException w:name="Medium Shading 2 Accent 6" w:uiPriority="64"/>
+    <w:lsdException w:name="Medium List 1 Accent 6" w:uiPriority="65"/>
+    <w:lsdException w:name="Medium List 2 Accent 6" w:uiPriority="66"/>
+    <w:lsdException w:name="Medium Grid 1 Accent 6" w:uiPriority="67"/>
+    <w:lsdException w:name="Medium Grid 2 Accent 6" w:uiPriority="68"/>
+    <w:lsdException w:name="Medium Grid 3 Accent 6" w:uiPriority="69"/>
+    <w:lsdException w:name="Dark List Accent 6" w:uiPriority="70"/>
+    <w:lsdException w:name="Colorful Shading Accent 6" w:uiPriority="71"/>
+    <w:lsdException w:name="Colorful List Accent 6" w:uiPriority="72"/>
+    <w:lsdException w:name="Colorful Grid Accent 6" w:uiPriority="73"/>
+    <w:lsdException w:name="Subtle Emphasis" w:uiPriority="19" w:qFormat="1"/>
+    <w:lsdException w:name="Intense Emphasis" w:uiPriority="21" w:qFormat="1"/>
+    <w:lsdException w:name="Subtle Reference" w:uiPriority="31" w:qFormat="1"/>
+    <w:lsdException w:name="Intense Reference" w:uiPriority="32" w:qFormat="1"/>
+    <w:lsdException w:name="Book Title" w:uiPriority="33" w:qFormat="1"/>
+    <w:lsdException w:name="Bibliography" w:semiHidden="1" w:uiPriority="37" w:unhideWhenUsed="1"/>
+    <w:lsdException w:name="TOC Heading" w:semiHidden="1" w:uiPriority="39" w:unhideWhenUsed="1" w:qFormat="1"/>
+    <w:lsdException w:name="Plain Table 1" w:uiPriority="41"/>
+    <w:lsdException w:name="Plain Table 2" w:uiPriority="42"/>
+    <w:lsdException w:name="Plain Table 3" w:uiPriority="43"/>
+    <w:lsdException w:name="Plain Table 4" w:uiPriority="44"/>
+    <w:lsdException w:name="Plain Table 5" w:uiPriority="45"/>
+    <w:lsdException w:name="Grid Table Light" w:uiPriority="40"/>
+    <w:lsdException w:name="Grid Table 1 Light" w:uiPriority="46"/>
+    <w:lsdException w:name="Grid Table 2" w:uiPriority="47"/>
+    <w:lsdException w:name="Grid Table 3" w:uiPriority="48"/>
+    <w:lsdException w:name="Grid Table 4" w:uiPriority="49"/>
+    <w:lsdException w:name="Grid Table 5 Dark" w:uiPriority="50"/>
+    <w:lsdException w:name="Grid Table 6 Colorful" w:uiPriority="51"/>
+    <w:lsdException w:name="Grid Table 7 Colorful" w:uiPriority="52"/>
+    <w:lsdException w:name="Grid Table 1 Light Accent 1" w:uiPriority="46"/>
+    <w:lsdException w:name="Grid Table 2 Accent 1" w:uiPriority="47"/>
+    <w:lsdException w:name="Grid Table 3 Accent 1" w:uiPriority="48"/>
+    <w:lsdException w:name="Grid Table 4 Accent 1" w:uiPriority="49"/>
+    <w:lsdException w:name="Grid Table 5 Dark Accent 1" w:uiPriority="50"/>
+    <w:lsdException w:name="Grid Table 6 Colorful Accent 1" w:uiPriority="51"/>
+    <w:lsdException w:name="Grid Table 7 Colorful Accent 1" w:uiPriority="52"/>
+    <w:lsdException w:name="Grid Table 1 Light Accent 2" w:uiPriority="46"/>
+    <w:lsdException w:name="Grid Table 2 Accent 2" w:uiPriority="47"/>
+    <w:lsdException w:name="Grid Table 3 Accent 2" w:uiPriority="48"/>
+    <w:lsdException w:name="Grid Table 4 Accent 2" w:uiPriority="49"/>
+    <w:lsdException w:name="Grid Table 5 Dark Accent 2" w:uiPriority="50"/>
+    <w:lsdException w:name="Grid Table 6 Colorful Accent 2" w:uiPriority="51"/>
+    <w:lsdException w:name="Grid Table 7 Colorful Accent 2" w:uiPriority="52"/>
+    <w:lsdException w:name="Grid Table 1 Light Accent 3" w:uiPriority="46"/>
+    <w:lsdException w:name="Grid Table 2 Accent 3" w:uiPriority="47"/>
+    <w:lsdException w:name="Grid Table 3 Accent 3" w:uiPriority="48"/>
+    <w:lsdException w:name="Grid Table 4 Accent 3" w:uiPriority="49"/>
+    <w:lsdException w:name="Grid Table 5 Dark Accent 3" w:uiPriority="50"/>
+    <w:lsdException w:name="Grid Table 6 Colorful Accent 3" w:uiPriority="51"/>
+    <w:lsdException w:name="Grid Table 7 Colorful Accent 3" w:uiPriority="52"/>
+    <w:lsdException w:name="Grid Table 1 Light Accent 4" w:uiPriority="46"/>
+    <w:lsdException w:name="Grid Table 2 Accent 4" w:uiPriority="47"/>
+    <w:lsdException w:name="Grid Table 3 Accent 4" w:uiPriority="48"/>
+    <w:lsdException w:name="Grid Table 4 Accent 4" w:uiPriority="49"/>
+    <w:lsdException w:name="Grid Table 5 Dark Accent 4" w:uiPriority="50"/>
+    <w:lsdException w:name="Grid Table 6 Colorful Accent 4" w:uiPriority="51"/>
+    <w:lsdException w:name="Grid Table 7 Colorful Accent 4" w:uiPriority="52"/>
+    <w:lsdException w:name="Grid Table 1 Light Accent 5" w:uiPriority="46"/>
+    <w:lsdException w:name="Grid Table 2 Accent 5" w:uiPriority="47"/>
+    <w:lsdException w:name="Grid Table 3 Accent 5" w:uiPriority="48"/>
+    <w:lsdException w:name="Grid Table 4 Accent 5" w:uiPriority="49"/>
+    <w:lsdException w:name="Grid Table 5 Dark Accent 5" w:uiPriority="50"/>
+    <w:lsdException w:name="Grid Table 6 Colorful Accent 5" w:uiPriority="51"/>
+    <w:lsdException w:name="Grid Table 7 Colorful Accent 5" w:uiPriority="52"/>
+    <w:lsdException w:name="Grid Table 1 Light Accent 6" w:uiPriority="46"/>
+    <w:lsdException w:name="Grid Table 2 Accent 6" w:uiPriority="47"/>
+    <w:lsdException w:name="Grid Table 3 Accent 6" w:uiPriority="48"/>
+    <w:lsdException w:name="Grid Table 4 Accent 6" w:uiPriority="49"/>
+    <w:lsdException w:name="Grid Table 5 Dark Accent 6" w:uiPriority="50"/>
+    <w:lsdException w:name="Grid Table 6 Colorful Accent 6" w:uiPriority="51"/>
+    <w:lsdException w:name="Grid Table 7 Colorful Accent 6" w:uiPriority="52"/>
+    <w:lsdException w:name="List Table 1 Light" w:uiPriority="46"/>
+    <w:lsdException w:name="List Table 2" w:uiPriority="47"/>
+    <w:lsdException w:name="List Table 3" w:uiPriority="48"/>
+    <w:lsdException w:name="List Table 4" w:uiPriority="49"/>
+    <w:lsdException w:name="List Table 5 Dark" w:uiPriority="50"/>
+    <w:lsdException w:name="List Table 6 Colorful" w:uiPriority="51"/>
+    <w:lsdException w:name="List Table 7 Colorful" w:uiPriority="52"/>
+    <w:lsdException w:name="List Table 1 Light Accent 1" w:uiPriority="46"/>
+    <w:lsdException w:name="List Table 2 Accent 1" w:uiPriority="47"/>
+    <w:lsdException w:name="List Table 3 Accent 1" w:uiPriority="48"/>
+    <w:lsdException w:name="List Table 4 Accent 1" w:uiPriority="49"/>
+    <w:lsdException w:name="List Table 5 Dark Accent 1" w:uiPriority="50"/>
+    <w:lsdException w:name="List Table 6 Colorful Accent 1" w:uiPriority="51"/>
+    <w:lsdException w:name="List Table 7 Colorful Accent 1" w:uiPriority="52"/>
+    <w:lsdException w:name="List Table 1 Light Accent 2" w:uiPriority="46"/>
+    <w:lsdException w:name="List Table 2 Accent 2" w:uiPriority="47"/>
+    <w:lsdException w:name="List Table 3 Accent 2" w:uiPriority="48"/>
+    <w:lsdException w:name="List Table 4 Accent 2" w:uiPriority="49"/>
+    <w:lsdException w:name="List Table 5 Dark Accent 2" w:uiPriority="50"/>
+    <w:lsdException w:name="List Table 6 Colorful Accent 2" w:uiPriority="51"/>
+    <w:lsdException w:name="List Table 7 Colorful Accent 2" w:uiPriority="52"/>
+    <w:lsdException w:name="List Table 1 Light Accent 3" w:uiPriority="46"/>
+    <w:lsdException w:name="List Table 2 Accent 3" w:uiPriority="47"/>
+    <w:lsdException w:name="List Table 3 Accent 3" w:uiPriority="48"/>
+    <w:lsdException w:name="List Table 4 Accent 3" w:uiPriority="49"/>
+    <w:lsdException w:name="List Table 5 Dark Accent 3" w:uiPriority="50"/>
+    <w:lsdException w:name="List Table 6 Colorful Accent 3" w:uiPriority="51"/>
+    <w:lsdException w:name="List Table 7 Colorful Accent 3" w:uiPriority="52"/>
+    <w:lsdException w:name="List Table 1 Light Accent 4" w:uiPriority="46"/>
+    <w:lsdException w:name="List Table 2 Accent 4" w:uiPriority="47"/>
+    <w:lsdException w:name="List Table 3 Accent 4" w:uiPriority="48"/>
+    <w:lsdException w:name="List Table 4 Accent 4" w:uiPriority="49"/>
+    <w:lsdException w:name="List Table 5 Dark Accent 4" w:uiPriority="50"/>
+    <w:lsdException w:name="List Table 6 Colorful Accent 4" w:uiPriority="51"/>
+    <w:lsdException w:name="List Table 7 Colorful Accent 4" w:uiPriority="52"/>
+    <w:lsdException w:name="List Table 1 Light Accent 5" w:uiPriority="46"/>
+    <w:lsdException w:name="List Table 2 Accent 5" w:uiPriority="47"/>
+    <w:lsdException w:name="List Table 3 Accent 5" w:uiPriority="48"/>
+    <w:lsdException w:name="List Table 4 Accent 5" w:uiPriority="49"/>
+    <w:lsdException w:name="List Table 5 Dark Accent 5" w:uiPriority="50"/>
+    <w:lsdException w:name="List Table 6 Colorful Accent 5" w:uiPriority="51"/>
+    <w:lsdException w:name="List Table 7 Colorful Accent 5" w:uiPriority="52"/>
+    <w:lsdException w:name="List Table 1 Light Accent 6" w:uiPriority="46"/>
+    <w:lsdException w:name="List Table 2 Accent 6" w:uiPriority="47"/>
+    <w:lsdException w:name="List Table 3 Accent 6" w:uiPriority="48"/>
+    <w:lsdException w:name="List Table 4 Accent 6" w:uiPriority="49"/>
+    <w:lsdException w:name="List Table 5 Dark Accent 6" w:uiPriority="50"/>
+    <w:lsdException w:name="List Table 6 Colorful Accent 6" w:uiPriority="51"/>
+    <w:lsdException w:name="List Table 7 Colorful Accent 6" w:uiPriority="52"/>
+  </w:latentStyles>
+  <w:style w:type="paragraph" w:default="1" w:styleId="Normal">
+    <w:name w:val="Normal"/>
+    <w:qFormat/>
+  </w:style>
+  <w:style w:type="character" w:default="1" w:styleId="DefaultParagraphFont">
+    <w:name w:val="Default Paragraph Font"/>
+    <w:uiPriority w:val="1"/>
+    <w:semiHidden/>
+    <w:unhideWhenUsed/>
+  </w:style>
+  <w:style w:type="table" w:default="1" w:styleId="TableNormal">
+    <w:name w:val="Normal Table"/>
+    <w:uiPriority w:val="99"/>
+    <w:semiHidden/>
+    <w:unhideWhenUsed/>
+    <w:tblPr>
+      <w:tblInd w:w="0" w:type="dxa"/>
+      <w:tblCellMar>
+        <w:top w:w="0" w:type="dxa"/>
+        <w:left w:w="108" w:type="dxa"/>
+        <w:bottom w:w="0" w:type="dxa"/>
+        <w:right w:w="108" w:type="dxa"/>
+      </w:tblCellMar>
+    </w:tblPr>
+  </w:style>
+  <w:style w:type="numbering" w:default="1" w:styleId="NoList">
+    <w:name w:val="No List"/>
+    <w:uiPriority w:val="99"/>
+    <w:semiHidden/>
+    <w:unhideWhenUsed/>
+  </w:style>
+  <w:style w:type="paragraph" w:customStyle="1" w:styleId="466B64B4F54B40E6826E5C2391B8EF39">
+    <w:name w:val="466B64B4F54B40E6826E5C2391B8EF39"/>
+    <w:rsid w:val="002B5519"/>
+  </w:style>
+  <w:style w:type="paragraph" w:customStyle="1" w:styleId="449AAC0A3C5A48418687BB876DB83D55">
+    <w:name w:val="449AAC0A3C5A48418687BB876DB83D55"/>
+    <w:rsid w:val="002B5519"/>
+  </w:style>
+  <w:style w:type="paragraph" w:customStyle="1" w:styleId="09BC4EA817A144628765EC18B6A771C3">
+    <w:name w:val="09BC4EA817A144628765EC18B6A771C3"/>
+    <w:rsid w:val="002B5519"/>
+  </w:style>
+</w:styles>
+</file>
+
+<file path=word/glossary/webSettings.xml><?xml version="1.0" encoding="utf-8"?>
+<w:webSettings xmlns:mc="http://schemas.openxmlformats.org/markup-compatibility/2006" xmlns:r="http://schemas.openxmlformats.org/officeDocument/2006/relationships" xmlns:w="http://schemas.openxmlformats.org/wordprocessingml/2006/main" xmlns:w14="http://schemas.microsoft.com/office/word/2010/wordml" xmlns:w15="http://schemas.microsoft.com/office/word/2012/wordml" mc:Ignorable="w14 w15">
+  <w:optimizeForBrowser/>
+  <w:allowPNG/>
+</w:webSettings>
 </file>
 
 <file path=word/theme/theme1.xml><?xml version="1.0" encoding="utf-8"?>
@@ -5066,7 +9878,7 @@
 </file>
 
 <file path=customXml/itemProps1.xml><?xml version="1.0" encoding="utf-8"?>
-<ds:datastoreItem xmlns:ds="http://schemas.openxmlformats.org/officeDocument/2006/customXml" ds:itemID="{4634EEA3-93BB-471A-AFB1-93E466C8C5ED}">
+<ds:datastoreItem xmlns:ds="http://schemas.openxmlformats.org/officeDocument/2006/customXml" ds:itemID="{32D89E98-7C1A-4E25-99A8-8125EDDF6AED}">
   <ds:schemaRefs>
     <ds:schemaRef ds:uri="http://schemas.openxmlformats.org/officeDocument/2006/bibliography"/>
   </ds:schemaRefs>

--- a/Projet Jeu Java.docx
+++ b/Projet Jeu Java.docx
@@ -192,8 +192,6 @@
           <w:lang w:val="fr-FR"/>
         </w:rPr>
       </w:pPr>
-      <w:bookmarkStart w:id="0" w:name="_GoBack"/>
-      <w:bookmarkEnd w:id="0"/>
     </w:p>
     <w:p>
       <w:pPr>
@@ -408,11 +406,16 @@
         </w:rPr>
       </w:pPr>
     </w:p>
-    <w:bookmarkStart w:id="1" w:name="_Toc30253733" w:displacedByCustomXml="next"/>
+    <w:bookmarkStart w:id="0" w:name="_Toc30253733" w:displacedByCustomXml="next"/>
     <w:sdt>
       <w:sdtPr>
         <w:rPr>
-          <w:rFonts w:ascii="Segoe UI" w:hAnsi="Segoe UI" w:cs="Segoe UI"/>
+          <w:rFonts w:ascii="Segoe UI" w:eastAsiaTheme="minorHAnsi" w:hAnsi="Segoe UI" w:cs="Segoe UI"/>
+          <w:b w:val="0"/>
+          <w:bCs w:val="0"/>
+          <w:color w:val="auto"/>
+          <w:szCs w:val="22"/>
+          <w:lang w:val="en-US"/>
         </w:rPr>
         <w:id w:val="-522329722"/>
         <w:docPartObj>
@@ -422,10 +425,7 @@
       </w:sdtPr>
       <w:sdtEndPr>
         <w:rPr>
-          <w:rFonts w:eastAsiaTheme="minorHAnsi"/>
           <w:noProof/>
-          <w:color w:val="auto"/>
-          <w:lang w:val="en-US"/>
         </w:rPr>
       </w:sdtEndPr>
       <w:sdtContent>
@@ -442,7 +442,7 @@
             </w:rPr>
             <w:t>Table des matières</w:t>
           </w:r>
-          <w:bookmarkEnd w:id="1"/>
+          <w:bookmarkEnd w:id="0"/>
         </w:p>
         <w:p>
           <w:pPr>
@@ -2062,7 +2062,7 @@
           <w:lang w:val="fr-FR"/>
         </w:rPr>
       </w:pPr>
-      <w:bookmarkStart w:id="2" w:name="_Toc30253734"/>
+      <w:bookmarkStart w:id="1" w:name="_Toc30253734"/>
       <w:r>
         <w:rPr>
           <w:rFonts w:cs="Segoe UI"/>
@@ -2084,7 +2084,7 @@
         </w:rPr>
         <w:t>.</w:t>
       </w:r>
-      <w:bookmarkEnd w:id="2"/>
+      <w:bookmarkEnd w:id="1"/>
     </w:p>
     <w:p>
       <w:pPr>
@@ -2108,7 +2108,7 @@
           <w:lang w:val="fr-FR"/>
         </w:rPr>
       </w:pPr>
-      <w:bookmarkStart w:id="3" w:name="_Toc30253735"/>
+      <w:bookmarkStart w:id="2" w:name="_Toc30253735"/>
       <w:r>
         <w:rPr>
           <w:rFonts w:cs="Segoe UI"/>
@@ -2117,7 +2117,7 @@
         <w:lastRenderedPageBreak/>
         <w:t>Remerciement.</w:t>
       </w:r>
-      <w:bookmarkEnd w:id="3"/>
+      <w:bookmarkEnd w:id="2"/>
     </w:p>
     <w:p>
       <w:pPr>
@@ -2262,7 +2262,7 @@
           <w:lang w:val="fr-FR"/>
         </w:rPr>
       </w:pPr>
-      <w:bookmarkStart w:id="4" w:name="_Toc30253736"/>
+      <w:bookmarkStart w:id="3" w:name="_Toc30253736"/>
       <w:r>
         <w:rPr>
           <w:rFonts w:cs="Segoe UI"/>
@@ -2270,7 +2270,7 @@
         </w:rPr>
         <w:t>Résumé.</w:t>
       </w:r>
-      <w:bookmarkEnd w:id="4"/>
+      <w:bookmarkEnd w:id="3"/>
     </w:p>
     <w:p>
       <w:pPr>
@@ -2359,7 +2359,7 @@
           <w:lang w:val="fr-FR"/>
         </w:rPr>
       </w:pPr>
-      <w:bookmarkStart w:id="5" w:name="_Toc30253737"/>
+      <w:bookmarkStart w:id="4" w:name="_Toc30253737"/>
       <w:r>
         <w:rPr>
           <w:rFonts w:cs="Segoe UI"/>
@@ -2367,7 +2367,7 @@
         </w:rPr>
         <w:t>Présentation de projet.</w:t>
       </w:r>
-      <w:bookmarkEnd w:id="5"/>
+      <w:bookmarkEnd w:id="4"/>
     </w:p>
     <w:p>
       <w:pPr>
@@ -2446,7 +2446,7 @@
           <w:lang w:val="fr-FR"/>
         </w:rPr>
       </w:pPr>
-      <w:bookmarkStart w:id="6" w:name="_Toc30253738"/>
+      <w:bookmarkStart w:id="5" w:name="_Toc30253738"/>
       <w:r>
         <w:rPr>
           <w:rFonts w:cs="Segoe UI"/>
@@ -2461,7 +2461,7 @@
         </w:rPr>
         <w:t>Gestion du projet.</w:t>
       </w:r>
-      <w:bookmarkEnd w:id="6"/>
+      <w:bookmarkEnd w:id="5"/>
     </w:p>
     <w:p>
       <w:pPr>
@@ -2488,7 +2488,7 @@
           <w:lang w:val="fr-FR"/>
         </w:rPr>
       </w:pPr>
-      <w:bookmarkStart w:id="7" w:name="_Toc30253739"/>
+      <w:bookmarkStart w:id="6" w:name="_Toc30253739"/>
       <w:r>
         <w:rPr>
           <w:rFonts w:cs="Segoe UI"/>
@@ -2511,7 +2511,7 @@
         </w:rPr>
         <w:t>.</w:t>
       </w:r>
-      <w:bookmarkEnd w:id="7"/>
+      <w:bookmarkEnd w:id="6"/>
     </w:p>
     <w:p>
       <w:pPr>
@@ -2539,7 +2539,7 @@
           <w:lang w:val="fr-FR"/>
         </w:rPr>
       </w:pPr>
-      <w:bookmarkStart w:id="8" w:name="_Toc30253740"/>
+      <w:bookmarkStart w:id="7" w:name="_Toc30253740"/>
       <w:r>
         <w:rPr>
           <w:rFonts w:cs="Segoe UI"/>
@@ -2547,7 +2547,7 @@
         </w:rPr>
         <w:t>Identifier les taches.</w:t>
       </w:r>
-      <w:bookmarkEnd w:id="8"/>
+      <w:bookmarkEnd w:id="7"/>
     </w:p>
     <w:p>
       <w:pPr>
@@ -3521,7 +3521,7 @@
           <w:lang w:val="fr-FR"/>
         </w:rPr>
       </w:pPr>
-      <w:bookmarkStart w:id="9" w:name="_Toc30253741"/>
+      <w:bookmarkStart w:id="8" w:name="_Toc30253741"/>
       <w:r>
         <w:rPr>
           <w:rFonts w:cs="Segoe UI"/>
@@ -3529,7 +3529,7 @@
         </w:rPr>
         <w:t>Graphe PERT Probabiliste.</w:t>
       </w:r>
-      <w:bookmarkEnd w:id="9"/>
+      <w:bookmarkEnd w:id="8"/>
     </w:p>
     <w:p>
       <w:pPr>
@@ -3748,7 +3748,36 @@
           <w:szCs w:val="26"/>
           <w:lang w:val="fr-FR" w:bidi="ar-MA"/>
         </w:rPr>
-        <w:t>–</w:t>
+        <w:t>–&gt;</w:t>
+      </w:r>
+      <w:r>
+        <w:rPr>
+          <w:rFonts w:ascii="Segoe UI" w:hAnsi="Segoe UI" w:cs="Segoe UI"/>
+          <w:sz w:val="26"/>
+          <w:szCs w:val="26"/>
+          <w:lang w:val="fr-FR" w:bidi="ar-MA"/>
+        </w:rPr>
+        <w:t xml:space="preserve"> </w:t>
+      </w:r>
+      <w:r>
+        <w:rPr>
+          <w:rFonts w:ascii="Segoe UI" w:hAnsi="Segoe UI" w:cs="Segoe UI"/>
+          <w:b/>
+          <w:bCs/>
+          <w:sz w:val="26"/>
+          <w:szCs w:val="26"/>
+          <w:lang w:val="fr-FR" w:bidi="ar-MA"/>
+        </w:rPr>
+        <w:t>Définition des solutions</w:t>
+      </w:r>
+      <w:r>
+        <w:rPr>
+          <w:rFonts w:ascii="Segoe UI" w:hAnsi="Segoe UI" w:cs="Segoe UI"/>
+          <w:sz w:val="26"/>
+          <w:szCs w:val="26"/>
+          <w:lang w:val="fr-FR" w:bidi="ar-MA"/>
+        </w:rPr>
+        <w:t xml:space="preserve"> </w:t>
       </w:r>
       <w:r>
         <w:rPr>
@@ -3760,16 +3789,7 @@
           <w:szCs w:val="26"/>
           <w:lang w:val="fr-FR" w:bidi="ar-MA"/>
         </w:rPr>
-        <w:t>&gt;</w:t>
-      </w:r>
-      <w:r>
-        <w:rPr>
-          <w:rFonts w:ascii="Segoe UI" w:hAnsi="Segoe UI" w:cs="Segoe UI"/>
-          <w:sz w:val="26"/>
-          <w:szCs w:val="26"/>
-          <w:lang w:val="fr-FR" w:bidi="ar-MA"/>
-        </w:rPr>
-        <w:t xml:space="preserve"> </w:t>
+        <w:t xml:space="preserve">–&gt; </w:t>
       </w:r>
       <w:r>
         <w:rPr>
@@ -3780,7 +3800,7 @@
           <w:szCs w:val="26"/>
           <w:lang w:val="fr-FR" w:bidi="ar-MA"/>
         </w:rPr>
-        <w:t>Définition des solutions</w:t>
+        <w:t>Création de la maquette</w:t>
       </w:r>
       <w:r>
         <w:rPr>
@@ -3806,6 +3826,35 @@
       <w:r>
         <w:rPr>
           <w:rFonts w:ascii="Segoe UI" w:hAnsi="Segoe UI" w:cs="Segoe UI"/>
+          <w:sz w:val="26"/>
+          <w:szCs w:val="26"/>
+          <w:lang w:val="fr-FR" w:bidi="ar-MA"/>
+        </w:rPr>
+        <w:t xml:space="preserve"> </w:t>
+      </w:r>
+      <w:r>
+        <w:rPr>
+          <w:rFonts w:ascii="Segoe UI" w:hAnsi="Segoe UI" w:cs="Segoe UI"/>
+          <w:b/>
+          <w:bCs/>
+          <w:sz w:val="26"/>
+          <w:szCs w:val="26"/>
+          <w:lang w:val="fr-FR" w:bidi="ar-MA"/>
+        </w:rPr>
+        <w:t>Développement des composants graphiques</w:t>
+      </w:r>
+      <w:r>
+        <w:rPr>
+          <w:rFonts w:ascii="Segoe UI" w:hAnsi="Segoe UI" w:cs="Segoe UI"/>
+          <w:sz w:val="26"/>
+          <w:szCs w:val="26"/>
+          <w:lang w:val="fr-FR" w:bidi="ar-MA"/>
+        </w:rPr>
+        <w:t xml:space="preserve"> </w:t>
+      </w:r>
+      <w:r>
+        <w:rPr>
+          <w:rFonts w:ascii="Segoe UI" w:hAnsi="Segoe UI" w:cs="Segoe UI"/>
           <w:b/>
           <w:bCs/>
           <w:color w:val="FF0000"/>
@@ -3813,6 +3862,15 @@
           <w:szCs w:val="26"/>
           <w:lang w:val="fr-FR" w:bidi="ar-MA"/>
         </w:rPr>
+        <w:t>–&gt;</w:t>
+      </w:r>
+      <w:r>
+        <w:rPr>
+          <w:rFonts w:ascii="Segoe UI" w:hAnsi="Segoe UI" w:cs="Segoe UI"/>
+          <w:sz w:val="26"/>
+          <w:szCs w:val="26"/>
+          <w:lang w:val="fr-FR" w:bidi="ar-MA"/>
+        </w:rPr>
         <w:t xml:space="preserve"> </w:t>
       </w:r>
       <w:r>
@@ -3824,16 +3882,7 @@
           <w:szCs w:val="26"/>
           <w:lang w:val="fr-FR" w:bidi="ar-MA"/>
         </w:rPr>
-        <w:t>Création de la maquette</w:t>
-      </w:r>
-      <w:r>
-        <w:rPr>
-          <w:rFonts w:ascii="Segoe UI" w:hAnsi="Segoe UI" w:cs="Segoe UI"/>
-          <w:sz w:val="26"/>
-          <w:szCs w:val="26"/>
-          <w:lang w:val="fr-FR" w:bidi="ar-MA"/>
-        </w:rPr>
-        <w:t xml:space="preserve"> </w:t>
+        <w:t xml:space="preserve">Création des classes </w:t>
       </w:r>
       <w:r>
         <w:rPr>
@@ -3850,31 +3899,13 @@
       <w:r>
         <w:rPr>
           <w:rFonts w:ascii="Segoe UI" w:hAnsi="Segoe UI" w:cs="Segoe UI"/>
-          <w:sz w:val="26"/>
-          <w:szCs w:val="26"/>
-          <w:lang w:val="fr-FR" w:bidi="ar-MA"/>
-        </w:rPr>
-        <w:t xml:space="preserve"> </w:t>
-      </w:r>
-      <w:r>
-        <w:rPr>
-          <w:rFonts w:ascii="Segoe UI" w:hAnsi="Segoe UI" w:cs="Segoe UI"/>
           <w:b/>
           <w:bCs/>
           <w:sz w:val="26"/>
           <w:szCs w:val="26"/>
           <w:lang w:val="fr-FR" w:bidi="ar-MA"/>
         </w:rPr>
-        <w:t>Développement des composants graphiques</w:t>
-      </w:r>
-      <w:r>
-        <w:rPr>
-          <w:rFonts w:ascii="Segoe UI" w:hAnsi="Segoe UI" w:cs="Segoe UI"/>
-          <w:sz w:val="26"/>
-          <w:szCs w:val="26"/>
-          <w:lang w:val="fr-FR" w:bidi="ar-MA"/>
-        </w:rPr>
-        <w:t xml:space="preserve"> </w:t>
+        <w:t xml:space="preserve">Test d’intégration </w:t>
       </w:r>
       <w:r>
         <w:rPr>
@@ -3886,16 +3917,7 @@
           <w:szCs w:val="26"/>
           <w:lang w:val="fr-FR" w:bidi="ar-MA"/>
         </w:rPr>
-        <w:t>–&gt;</w:t>
-      </w:r>
-      <w:r>
-        <w:rPr>
-          <w:rFonts w:ascii="Segoe UI" w:hAnsi="Segoe UI" w:cs="Segoe UI"/>
-          <w:sz w:val="26"/>
-          <w:szCs w:val="26"/>
-          <w:lang w:val="fr-FR" w:bidi="ar-MA"/>
-        </w:rPr>
-        <w:t xml:space="preserve"> </w:t>
+        <w:t xml:space="preserve">–&gt; </w:t>
       </w:r>
       <w:r>
         <w:rPr>
@@ -3906,7 +3928,16 @@
           <w:szCs w:val="26"/>
           <w:lang w:val="fr-FR" w:bidi="ar-MA"/>
         </w:rPr>
-        <w:t xml:space="preserve">Création des classes </w:t>
+        <w:t>Maintenance</w:t>
+      </w:r>
+      <w:r>
+        <w:rPr>
+          <w:rFonts w:ascii="Segoe UI" w:hAnsi="Segoe UI" w:cs="Segoe UI"/>
+          <w:sz w:val="26"/>
+          <w:szCs w:val="26"/>
+          <w:lang w:val="fr-FR" w:bidi="ar-MA"/>
+        </w:rPr>
+        <w:t xml:space="preserve"> </w:t>
       </w:r>
       <w:r>
         <w:rPr>
@@ -3923,13 +3954,32 @@
       <w:r>
         <w:rPr>
           <w:rFonts w:ascii="Segoe UI" w:hAnsi="Segoe UI" w:cs="Segoe UI"/>
+          <w:color w:val="FF0000"/>
+          <w:sz w:val="26"/>
+          <w:szCs w:val="26"/>
+          <w:lang w:val="fr-FR" w:bidi="ar-MA"/>
+        </w:rPr>
+        <w:t xml:space="preserve"> </w:t>
+      </w:r>
+      <w:r>
+        <w:rPr>
+          <w:rFonts w:ascii="Segoe UI" w:hAnsi="Segoe UI" w:cs="Segoe UI"/>
           <w:b/>
           <w:bCs/>
           <w:sz w:val="26"/>
           <w:szCs w:val="26"/>
           <w:lang w:val="fr-FR" w:bidi="ar-MA"/>
         </w:rPr>
-        <w:t xml:space="preserve">Test d’intégration </w:t>
+        <w:t>Validation des fonctionnalités</w:t>
+      </w:r>
+      <w:r>
+        <w:rPr>
+          <w:rFonts w:ascii="Segoe UI" w:hAnsi="Segoe UI" w:cs="Segoe UI"/>
+          <w:sz w:val="26"/>
+          <w:szCs w:val="26"/>
+          <w:lang w:val="fr-FR" w:bidi="ar-MA"/>
+        </w:rPr>
+        <w:t xml:space="preserve"> </w:t>
       </w:r>
       <w:r>
         <w:rPr>
@@ -3946,6 +3996,35 @@
       <w:r>
         <w:rPr>
           <w:rFonts w:ascii="Segoe UI" w:hAnsi="Segoe UI" w:cs="Segoe UI"/>
+          <w:sz w:val="26"/>
+          <w:szCs w:val="26"/>
+          <w:lang w:val="fr-FR" w:bidi="ar-MA"/>
+        </w:rPr>
+        <w:t xml:space="preserve"> </w:t>
+      </w:r>
+      <w:r>
+        <w:rPr>
+          <w:rFonts w:ascii="Segoe UI" w:hAnsi="Segoe UI" w:cs="Segoe UI"/>
+          <w:b/>
+          <w:bCs/>
+          <w:sz w:val="26"/>
+          <w:szCs w:val="26"/>
+          <w:lang w:val="fr-FR" w:bidi="ar-MA"/>
+        </w:rPr>
+        <w:t>Déploiement</w:t>
+      </w:r>
+      <w:r>
+        <w:rPr>
+          <w:rFonts w:ascii="Segoe UI" w:hAnsi="Segoe UI" w:cs="Segoe UI"/>
+          <w:sz w:val="26"/>
+          <w:szCs w:val="26"/>
+          <w:lang w:val="fr-FR" w:bidi="ar-MA"/>
+        </w:rPr>
+        <w:t xml:space="preserve"> </w:t>
+      </w:r>
+      <w:r>
+        <w:rPr>
+          <w:rFonts w:ascii="Segoe UI" w:hAnsi="Segoe UI" w:cs="Segoe UI"/>
           <w:b/>
           <w:bCs/>
           <w:color w:val="FF0000"/>
@@ -3953,7 +4032,7 @@
           <w:szCs w:val="26"/>
           <w:lang w:val="fr-FR" w:bidi="ar-MA"/>
         </w:rPr>
-        <w:t xml:space="preserve"> </w:t>
+        <w:t xml:space="preserve">–&gt; </w:t>
       </w:r>
       <w:r>
         <w:rPr>
@@ -3964,133 +4043,6 @@
           <w:szCs w:val="26"/>
           <w:lang w:val="fr-FR" w:bidi="ar-MA"/>
         </w:rPr>
-        <w:t>Maintenance</w:t>
-      </w:r>
-      <w:r>
-        <w:rPr>
-          <w:rFonts w:ascii="Segoe UI" w:hAnsi="Segoe UI" w:cs="Segoe UI"/>
-          <w:sz w:val="26"/>
-          <w:szCs w:val="26"/>
-          <w:lang w:val="fr-FR" w:bidi="ar-MA"/>
-        </w:rPr>
-        <w:t xml:space="preserve"> </w:t>
-      </w:r>
-      <w:r>
-        <w:rPr>
-          <w:rFonts w:ascii="Segoe UI" w:hAnsi="Segoe UI" w:cs="Segoe UI"/>
-          <w:b/>
-          <w:bCs/>
-          <w:color w:val="FF0000"/>
-          <w:sz w:val="26"/>
-          <w:szCs w:val="26"/>
-          <w:lang w:val="fr-FR" w:bidi="ar-MA"/>
-        </w:rPr>
-        <w:t>–&gt;</w:t>
-      </w:r>
-      <w:r>
-        <w:rPr>
-          <w:rFonts w:ascii="Segoe UI" w:hAnsi="Segoe UI" w:cs="Segoe UI"/>
-          <w:color w:val="FF0000"/>
-          <w:sz w:val="26"/>
-          <w:szCs w:val="26"/>
-          <w:lang w:val="fr-FR" w:bidi="ar-MA"/>
-        </w:rPr>
-        <w:t xml:space="preserve"> </w:t>
-      </w:r>
-      <w:r>
-        <w:rPr>
-          <w:rFonts w:ascii="Segoe UI" w:hAnsi="Segoe UI" w:cs="Segoe UI"/>
-          <w:b/>
-          <w:bCs/>
-          <w:sz w:val="26"/>
-          <w:szCs w:val="26"/>
-          <w:lang w:val="fr-FR" w:bidi="ar-MA"/>
-        </w:rPr>
-        <w:t>Validation des fonctionnalités</w:t>
-      </w:r>
-      <w:r>
-        <w:rPr>
-          <w:rFonts w:ascii="Segoe UI" w:hAnsi="Segoe UI" w:cs="Segoe UI"/>
-          <w:sz w:val="26"/>
-          <w:szCs w:val="26"/>
-          <w:lang w:val="fr-FR" w:bidi="ar-MA"/>
-        </w:rPr>
-        <w:t xml:space="preserve"> </w:t>
-      </w:r>
-      <w:r>
-        <w:rPr>
-          <w:rFonts w:ascii="Segoe UI" w:hAnsi="Segoe UI" w:cs="Segoe UI"/>
-          <w:b/>
-          <w:bCs/>
-          <w:color w:val="FF0000"/>
-          <w:sz w:val="26"/>
-          <w:szCs w:val="26"/>
-          <w:lang w:val="fr-FR" w:bidi="ar-MA"/>
-        </w:rPr>
-        <w:t>–&gt;</w:t>
-      </w:r>
-      <w:r>
-        <w:rPr>
-          <w:rFonts w:ascii="Segoe UI" w:hAnsi="Segoe UI" w:cs="Segoe UI"/>
-          <w:sz w:val="26"/>
-          <w:szCs w:val="26"/>
-          <w:lang w:val="fr-FR" w:bidi="ar-MA"/>
-        </w:rPr>
-        <w:t xml:space="preserve"> </w:t>
-      </w:r>
-      <w:r>
-        <w:rPr>
-          <w:rFonts w:ascii="Segoe UI" w:hAnsi="Segoe UI" w:cs="Segoe UI"/>
-          <w:b/>
-          <w:bCs/>
-          <w:sz w:val="26"/>
-          <w:szCs w:val="26"/>
-          <w:lang w:val="fr-FR" w:bidi="ar-MA"/>
-        </w:rPr>
-        <w:t>Déploiement</w:t>
-      </w:r>
-      <w:r>
-        <w:rPr>
-          <w:rFonts w:ascii="Segoe UI" w:hAnsi="Segoe UI" w:cs="Segoe UI"/>
-          <w:sz w:val="26"/>
-          <w:szCs w:val="26"/>
-          <w:lang w:val="fr-FR" w:bidi="ar-MA"/>
-        </w:rPr>
-        <w:t xml:space="preserve"> </w:t>
-      </w:r>
-      <w:r>
-        <w:rPr>
-          <w:rFonts w:ascii="Segoe UI" w:hAnsi="Segoe UI" w:cs="Segoe UI"/>
-          <w:b/>
-          <w:bCs/>
-          <w:color w:val="FF0000"/>
-          <w:sz w:val="26"/>
-          <w:szCs w:val="26"/>
-          <w:lang w:val="fr-FR" w:bidi="ar-MA"/>
-        </w:rPr>
-        <w:t>–&gt;</w:t>
-      </w:r>
-      <w:r>
-        <w:rPr>
-          <w:rFonts w:ascii="Segoe UI" w:hAnsi="Segoe UI" w:cs="Segoe UI"/>
-          <w:b/>
-          <w:bCs/>
-          <w:color w:val="FF0000"/>
-          <w:sz w:val="26"/>
-          <w:szCs w:val="26"/>
-          <w:lang w:val="fr-FR" w:bidi="ar-MA"/>
-        </w:rPr>
-        <w:t xml:space="preserve"> </w:t>
-      </w:r>
-      <w:r>
-        <w:rPr>
-          <w:rFonts w:ascii="Segoe UI" w:hAnsi="Segoe UI" w:cs="Segoe UI"/>
-          <w:b/>
-          <w:bCs/>
-          <w:sz w:val="26"/>
-          <w:szCs w:val="26"/>
-          <w:lang w:val="fr-FR" w:bidi="ar-MA"/>
-        </w:rPr>
         <w:t>Création du rapport.</w:t>
       </w:r>
     </w:p>
@@ -4116,7 +4068,7 @@
           <w:lang w:val="fr-FR"/>
         </w:rPr>
       </w:pPr>
-      <w:bookmarkStart w:id="10" w:name="_Toc30253742"/>
+      <w:bookmarkStart w:id="9" w:name="_Toc30253742"/>
       <w:r>
         <w:rPr>
           <w:rFonts w:cs="Segoe UI"/>
@@ -4138,27 +4090,24 @@
         </w:rPr>
         <w:t>.</w:t>
       </w:r>
-      <w:bookmarkEnd w:id="10"/>
-    </w:p>
-    <w:p>
-      <w:pPr>
-        <w:ind w:left="720"/>
-        <w:rPr>
-          <w:rFonts w:ascii="Segoe UI" w:hAnsi="Segoe UI" w:cs="Segoe UI"/>
-          <w:szCs w:val="28"/>
-          <w:lang w:val="fr-FR"/>
-        </w:rPr>
-      </w:pPr>
-    </w:p>
-    <w:p>
-      <w:pPr>
-        <w:ind w:left="720"/>
-        <w:rPr>
-          <w:rFonts w:ascii="Segoe UI" w:hAnsi="Segoe UI" w:cs="Segoe UI"/>
-          <w:szCs w:val="28"/>
-          <w:lang w:val="fr-FR"/>
-        </w:rPr>
-      </w:pPr>
+      <w:bookmarkEnd w:id="9"/>
+    </w:p>
+    <w:p>
+      <w:pPr>
+        <w:rPr>
+          <w:lang w:val="fr-FR"/>
+        </w:rPr>
+      </w:pPr>
+    </w:p>
+    <w:p>
+      <w:pPr>
+        <w:rPr>
+          <w:rFonts w:ascii="Segoe UI" w:hAnsi="Segoe UI" w:cs="Segoe UI"/>
+          <w:szCs w:val="28"/>
+          <w:lang w:val="fr-FR"/>
+        </w:rPr>
+      </w:pPr>
+      <w:bookmarkStart w:id="10" w:name="_GoBack"/>
       <w:r>
         <w:rPr>
           <w:rFonts w:ascii="Segoe UI" w:hAnsi="Segoe UI" w:cs="Segoe UI"/>
@@ -4167,9 +4116,9 @@
         </w:rPr>
         <w:drawing>
           <wp:inline distT="0" distB="0" distL="0" distR="0">
-            <wp:extent cx="5943600" cy="3666490"/>
-            <wp:effectExtent l="0" t="0" r="0" b="0"/>
-            <wp:docPr id="40" name="Picture 40"/>
+            <wp:extent cx="6697683" cy="3731260"/>
+            <wp:effectExtent l="0" t="0" r="8255" b="0"/>
+            <wp:docPr id="2" name="Picture 2"/>
             <wp:cNvGraphicFramePr>
               <a:graphicFrameLocks xmlns:a="http://schemas.openxmlformats.org/drawingml/2006/main" noChangeAspect="1"/>
             </wp:cNvGraphicFramePr>
@@ -4177,7 +4126,7 @@
               <a:graphicData uri="http://schemas.openxmlformats.org/drawingml/2006/picture">
                 <pic:pic xmlns:pic="http://schemas.openxmlformats.org/drawingml/2006/picture">
                   <pic:nvPicPr>
-                    <pic:cNvPr id="40" name="Basic Gantt Chart (3).png"/>
+                    <pic:cNvPr id="2" name="Gantt.png"/>
                     <pic:cNvPicPr/>
                   </pic:nvPicPr>
                   <pic:blipFill>
@@ -4195,7 +4144,7 @@
                   <pic:spPr>
                     <a:xfrm>
                       <a:off x="0" y="0"/>
-                      <a:ext cx="5943600" cy="3666490"/>
+                      <a:ext cx="6698557" cy="3731747"/>
                     </a:xfrm>
                     <a:prstGeom prst="rect">
                       <a:avLst/>
@@ -4207,6 +4156,7 @@
           </wp:inline>
         </w:drawing>
       </w:r>
+      <w:bookmarkEnd w:id="10"/>
     </w:p>
     <w:p>
       <w:pPr>
@@ -4731,7 +4681,31 @@
           <w:szCs w:val="28"/>
           <w:lang w:val="fr-FR"/>
         </w:rPr>
-        <w:t xml:space="preserve"> au sein de l’école normale supérieur de martil, nous avons </w:t>
+        <w:t xml:space="preserve"> au sein</w:t>
+      </w:r>
+      <w:r>
+        <w:rPr>
+          <w:rFonts w:ascii="Segoe UI" w:hAnsi="Segoe UI" w:cs="Segoe UI"/>
+          <w:szCs w:val="28"/>
+          <w:lang w:val="fr-FR"/>
+        </w:rPr>
+        <w:t xml:space="preserve"> de </w:t>
+      </w:r>
+      <w:r>
+        <w:rPr>
+          <w:rFonts w:ascii="Segoe UI" w:hAnsi="Segoe UI" w:cs="Segoe UI"/>
+          <w:szCs w:val="28"/>
+          <w:lang w:val="fr-FR"/>
+        </w:rPr>
+        <w:t>L'ÉCOLE NORMALE SUPÉRIEURE DE TÉTOUAN</w:t>
+      </w:r>
+      <w:r>
+        <w:rPr>
+          <w:rFonts w:ascii="Segoe UI" w:hAnsi="Segoe UI" w:cs="Segoe UI"/>
+          <w:szCs w:val="28"/>
+          <w:lang w:val="fr-FR"/>
+        </w:rPr>
+        <w:t xml:space="preserve">, nous avons </w:t>
       </w:r>
       <w:r>
         <w:rPr>
@@ -4747,7 +4721,39 @@
           <w:szCs w:val="28"/>
           <w:lang w:val="fr-FR"/>
         </w:rPr>
-        <w:t xml:space="preserve"> durant ce projet les </w:t>
+        <w:t xml:space="preserve"> </w:t>
+      </w:r>
+      <w:r>
+        <w:rPr>
+          <w:rFonts w:ascii="Segoe UI" w:hAnsi="Segoe UI" w:cs="Segoe UI"/>
+          <w:szCs w:val="28"/>
+          <w:lang w:val="fr-FR"/>
+        </w:rPr>
+        <w:t>dans</w:t>
+      </w:r>
+      <w:r>
+        <w:rPr>
+          <w:rFonts w:ascii="Segoe UI" w:hAnsi="Segoe UI" w:cs="Segoe UI"/>
+          <w:szCs w:val="28"/>
+          <w:lang w:val="fr-FR"/>
+        </w:rPr>
+        <w:t xml:space="preserve"> ce</w:t>
+      </w:r>
+      <w:r>
+        <w:rPr>
+          <w:rFonts w:ascii="Segoe UI" w:hAnsi="Segoe UI" w:cs="Segoe UI"/>
+          <w:szCs w:val="28"/>
+          <w:lang w:val="fr-FR"/>
+        </w:rPr>
+        <w:t xml:space="preserve"> </w:t>
+      </w:r>
+      <w:r>
+        <w:rPr>
+          <w:rFonts w:ascii="Segoe UI" w:hAnsi="Segoe UI" w:cs="Segoe UI"/>
+          <w:szCs w:val="28"/>
+          <w:lang w:val="fr-FR"/>
+        </w:rPr>
+        <w:t xml:space="preserve">projet les </w:t>
       </w:r>
       <w:r>
         <w:rPr>
@@ -8809,6 +8815,7 @@
   <w:style w:type="character" w:default="1" w:styleId="DefaultParagraphFont">
     <w:name w:val="Default Paragraph Font"/>
     <w:uiPriority w:val="1"/>
+    <w:semiHidden/>
     <w:unhideWhenUsed/>
   </w:style>
   <w:style w:type="table" w:default="1" w:styleId="TableNormal">
@@ -9056,560 +9063,6 @@
     </w:rPr>
   </w:style>
 </w:styles>
-</file>
-
-<file path=word/glossary/document.xml><?xml version="1.0" encoding="utf-8"?>
-<w:glossaryDocument xmlns:wpc="http://schemas.microsoft.com/office/word/2010/wordprocessingCanvas" xmlns:mc="http://schemas.openxmlformats.org/markup-compatibility/2006" xmlns:o="urn:schemas-microsoft-com:office:office" xmlns:r="http://schemas.openxmlformats.org/officeDocument/2006/relationships" xmlns:m="http://schemas.openxmlformats.org/officeDocument/2006/math" xmlns:v="urn:schemas-microsoft-com:vml" xmlns:wp14="http://schemas.microsoft.com/office/word/2010/wordprocessingDrawing" xmlns:wp="http://schemas.openxmlformats.org/drawingml/2006/wordprocessingDrawing" xmlns:w10="urn:schemas-microsoft-com:office:word" xmlns:w="http://schemas.openxmlformats.org/wordprocessingml/2006/main" xmlns:w14="http://schemas.microsoft.com/office/word/2010/wordml" xmlns:w15="http://schemas.microsoft.com/office/word/2012/wordml" xmlns:wpg="http://schemas.microsoft.com/office/word/2010/wordprocessingGroup" xmlns:wpi="http://schemas.microsoft.com/office/word/2010/wordprocessingInk" xmlns:wne="http://schemas.microsoft.com/office/word/2006/wordml" xmlns:wps="http://schemas.microsoft.com/office/word/2010/wordprocessingShape" mc:Ignorable="w14 w15 wp14"/>
-</file>
-
-<file path=word/glossary/fontTable.xml><?xml version="1.0" encoding="utf-8"?>
-<w:fonts xmlns:mc="http://schemas.openxmlformats.org/markup-compatibility/2006" xmlns:r="http://schemas.openxmlformats.org/officeDocument/2006/relationships" xmlns:w="http://schemas.openxmlformats.org/wordprocessingml/2006/main" xmlns:w14="http://schemas.microsoft.com/office/word/2010/wordml" xmlns:w15="http://schemas.microsoft.com/office/word/2012/wordml" mc:Ignorable="w14 w15">
-  <w:font w:name="Times New Roman">
-    <w:panose1 w:val="02020603050405020304"/>
-    <w:charset w:val="00"/>
-    <w:family w:val="roman"/>
-    <w:pitch w:val="variable"/>
-    <w:sig w:usb0="E0002EFF" w:usb1="C000785B" w:usb2="00000009" w:usb3="00000000" w:csb0="000001FF" w:csb1="00000000"/>
-  </w:font>
-  <w:font w:name="Symbol">
-    <w:panose1 w:val="05050102010706020507"/>
-    <w:charset w:val="02"/>
-    <w:family w:val="roman"/>
-    <w:pitch w:val="variable"/>
-    <w:sig w:usb0="00000000" w:usb1="10000000" w:usb2="00000000" w:usb3="00000000" w:csb0="80000000" w:csb1="00000000"/>
-  </w:font>
-  <w:font w:name="Courier New">
-    <w:panose1 w:val="02070309020205020404"/>
-    <w:charset w:val="00"/>
-    <w:family w:val="modern"/>
-    <w:pitch w:val="fixed"/>
-    <w:sig w:usb0="E0002EFF" w:usb1="C0007843" w:usb2="00000009" w:usb3="00000000" w:csb0="000001FF" w:csb1="00000000"/>
-  </w:font>
-  <w:font w:name="Wingdings">
-    <w:panose1 w:val="05000000000000000000"/>
-    <w:charset w:val="02"/>
-    <w:family w:val="auto"/>
-    <w:pitch w:val="variable"/>
-    <w:sig w:usb0="00000000" w:usb1="10000000" w:usb2="00000000" w:usb3="00000000" w:csb0="80000000" w:csb1="00000000"/>
-  </w:font>
-  <w:font w:name="ae_AlArabiya">
-    <w:panose1 w:val="02060603050605020204"/>
-    <w:charset w:val="00"/>
-    <w:family w:val="roman"/>
-    <w:pitch w:val="variable"/>
-    <w:sig w:usb0="800020AF" w:usb1="C000204A" w:usb2="00000008" w:usb3="00000000" w:csb0="00000041" w:csb1="00000000"/>
-  </w:font>
-  <w:font w:name="Calibri">
-    <w:panose1 w:val="020F0502020204030204"/>
-    <w:charset w:val="00"/>
-    <w:family w:val="swiss"/>
-    <w:pitch w:val="variable"/>
-    <w:sig w:usb0="E4002EFF" w:usb1="C000247B" w:usb2="00000009" w:usb3="00000000" w:csb0="000001FF" w:csb1="00000000"/>
-  </w:font>
-  <w:font w:name="Arial">
-    <w:panose1 w:val="020B0604020202020204"/>
-    <w:charset w:val="00"/>
-    <w:family w:val="swiss"/>
-    <w:pitch w:val="variable"/>
-    <w:sig w:usb0="E0002EFF" w:usb1="C000785B" w:usb2="00000009" w:usb3="00000000" w:csb0="000001FF" w:csb1="00000000"/>
-  </w:font>
-  <w:font w:name="Segoe UI">
-    <w:panose1 w:val="020B0502040204020203"/>
-    <w:charset w:val="00"/>
-    <w:family w:val="swiss"/>
-    <w:pitch w:val="variable"/>
-    <w:sig w:usb0="E4002EFF" w:usb1="C000E47F" w:usb2="00000009" w:usb3="00000000" w:csb0="000001FF" w:csb1="00000000"/>
-  </w:font>
-  <w:font w:name="Calibri Light">
-    <w:panose1 w:val="020F0302020204030204"/>
-    <w:charset w:val="00"/>
-    <w:family w:val="swiss"/>
-    <w:pitch w:val="variable"/>
-    <w:sig w:usb0="E4002EFF" w:usb1="C000247B" w:usb2="00000009" w:usb3="00000000" w:csb0="000001FF" w:csb1="00000000"/>
-  </w:font>
-</w:fonts>
-</file>
-
-<file path=word/glossary/settings.xml><?xml version="1.0" encoding="utf-8"?>
-<w:settings xmlns:mc="http://schemas.openxmlformats.org/markup-compatibility/2006" xmlns:o="urn:schemas-microsoft-com:office:office" xmlns:r="http://schemas.openxmlformats.org/officeDocument/2006/relationships" xmlns:m="http://schemas.openxmlformats.org/officeDocument/2006/math" xmlns:v="urn:schemas-microsoft-com:vml" xmlns:w10="urn:schemas-microsoft-com:office:word" xmlns:w="http://schemas.openxmlformats.org/wordprocessingml/2006/main" xmlns:w14="http://schemas.microsoft.com/office/word/2010/wordml" xmlns:w15="http://schemas.microsoft.com/office/word/2012/wordml" xmlns:sl="http://schemas.openxmlformats.org/schemaLibrary/2006/main" mc:Ignorable="w14 w15">
-  <w:view w:val="normal"/>
-  <w:defaultTabStop w:val="720"/>
-  <w:characterSpacingControl w:val="doNotCompress"/>
-  <w:compat>
-    <w:useFELayout/>
-    <w:compatSetting w:name="compatibilityMode" w:uri="http://schemas.microsoft.com/office/word" w:val="15"/>
-    <w:compatSetting w:name="overrideTableStyleFontSizeAndJustification" w:uri="http://schemas.microsoft.com/office/word" w:val="1"/>
-    <w:compatSetting w:name="enableOpenTypeFeatures" w:uri="http://schemas.microsoft.com/office/word" w:val="1"/>
-    <w:compatSetting w:name="doNotFlipMirrorIndents" w:uri="http://schemas.microsoft.com/office/word" w:val="1"/>
-    <w:compatSetting w:name="differentiateMultirowTableHeaders" w:uri="http://schemas.microsoft.com/office/word" w:val="1"/>
-  </w:compat>
-  <w:rsids>
-    <w:rsidRoot w:val="002B5519"/>
-    <w:rsid w:val="002B5519"/>
-    <w:rsid w:val="00DD6AA5"/>
-  </w:rsids>
-  <m:mathPr>
-    <m:mathFont m:val="Cambria Math"/>
-    <m:brkBin m:val="before"/>
-    <m:brkBinSub m:val="--"/>
-    <m:smallFrac m:val="0"/>
-    <m:dispDef/>
-    <m:lMargin m:val="0"/>
-    <m:rMargin m:val="0"/>
-    <m:defJc m:val="centerGroup"/>
-    <m:wrapIndent m:val="1440"/>
-    <m:intLim m:val="subSup"/>
-    <m:naryLim m:val="undOvr"/>
-  </m:mathPr>
-  <w:themeFontLang w:val="en-US" w:bidi="ar-SA"/>
-  <w:clrSchemeMapping w:bg1="light1" w:t1="dark1" w:bg2="light2" w:t2="dark2" w:accent1="accent1" w:accent2="accent2" w:accent3="accent3" w:accent4="accent4" w:accent5="accent5" w:accent6="accent6" w:hyperlink="hyperlink" w:followedHyperlink="followedHyperlink"/>
-  <w:decimalSymbol w:val="."/>
-  <w:listSeparator w:val=";"/>
-  <w15:chartTrackingRefBased/>
-</w:settings>
-</file>
-
-<file path=word/glossary/styles.xml><?xml version="1.0" encoding="utf-8"?>
-<w:styles xmlns:mc="http://schemas.openxmlformats.org/markup-compatibility/2006" xmlns:r="http://schemas.openxmlformats.org/officeDocument/2006/relationships" xmlns:w="http://schemas.openxmlformats.org/wordprocessingml/2006/main" xmlns:w14="http://schemas.microsoft.com/office/word/2010/wordml" xmlns:w15="http://schemas.microsoft.com/office/word/2012/wordml" mc:Ignorable="w14 w15">
-  <w:docDefaults>
-    <w:rPrDefault>
-      <w:rPr>
-        <w:rFonts w:asciiTheme="minorHAnsi" w:eastAsiaTheme="minorEastAsia" w:hAnsiTheme="minorHAnsi" w:cstheme="minorBidi"/>
-        <w:sz w:val="22"/>
-        <w:szCs w:val="22"/>
-        <w:lang w:val="en-US" w:eastAsia="en-US" w:bidi="ar-SA"/>
-      </w:rPr>
-    </w:rPrDefault>
-    <w:pPrDefault>
-      <w:pPr>
-        <w:spacing w:after="160" w:line="259" w:lineRule="auto"/>
-      </w:pPr>
-    </w:pPrDefault>
-  </w:docDefaults>
-  <w:latentStyles w:defLockedState="0" w:defUIPriority="99" w:defSemiHidden="0" w:defUnhideWhenUsed="0" w:defQFormat="0" w:count="371">
-    <w:lsdException w:name="Normal" w:uiPriority="0" w:qFormat="1"/>
-    <w:lsdException w:name="heading 1" w:uiPriority="9" w:qFormat="1"/>
-    <w:lsdException w:name="heading 2" w:semiHidden="1" w:uiPriority="9" w:unhideWhenUsed="1" w:qFormat="1"/>
-    <w:lsdException w:name="heading 3" w:semiHidden="1" w:uiPriority="9" w:unhideWhenUsed="1" w:qFormat="1"/>
-    <w:lsdException w:name="heading 4" w:semiHidden="1" w:uiPriority="9" w:unhideWhenUsed="1" w:qFormat="1"/>
-    <w:lsdException w:name="heading 5" w:semiHidden="1" w:uiPriority="9" w:unhideWhenUsed="1" w:qFormat="1"/>
-    <w:lsdException w:name="heading 6" w:semiHidden="1" w:uiPriority="9" w:unhideWhenUsed="1" w:qFormat="1"/>
-    <w:lsdException w:name="heading 7" w:semiHidden="1" w:uiPriority="9" w:unhideWhenUsed="1" w:qFormat="1"/>
-    <w:lsdException w:name="heading 8" w:semiHidden="1" w:uiPriority="9" w:unhideWhenUsed="1" w:qFormat="1"/>
-    <w:lsdException w:name="heading 9" w:semiHidden="1" w:uiPriority="9" w:unhideWhenUsed="1" w:qFormat="1"/>
-    <w:lsdException w:name="index 1" w:semiHidden="1" w:unhideWhenUsed="1"/>
-    <w:lsdException w:name="index 2" w:semiHidden="1" w:unhideWhenUsed="1"/>
-    <w:lsdException w:name="index 3" w:semiHidden="1" w:unhideWhenUsed="1"/>
-    <w:lsdException w:name="index 4" w:semiHidden="1" w:unhideWhenUsed="1"/>
-    <w:lsdException w:name="index 5" w:semiHidden="1" w:unhideWhenUsed="1"/>
-    <w:lsdException w:name="index 6" w:semiHidden="1" w:unhideWhenUsed="1"/>
-    <w:lsdException w:name="index 7" w:semiHidden="1" w:unhideWhenUsed="1"/>
-    <w:lsdException w:name="index 8" w:semiHidden="1" w:unhideWhenUsed="1"/>
-    <w:lsdException w:name="index 9" w:semiHidden="1" w:unhideWhenUsed="1"/>
-    <w:lsdException w:name="toc 1" w:semiHidden="1" w:uiPriority="39" w:unhideWhenUsed="1"/>
-    <w:lsdException w:name="toc 2" w:semiHidden="1" w:uiPriority="39" w:unhideWhenUsed="1"/>
-    <w:lsdException w:name="toc 3" w:semiHidden="1" w:uiPriority="39" w:unhideWhenUsed="1"/>
-    <w:lsdException w:name="toc 4" w:semiHidden="1" w:uiPriority="39" w:unhideWhenUsed="1"/>
-    <w:lsdException w:name="toc 5" w:semiHidden="1" w:uiPriority="39" w:unhideWhenUsed="1"/>
-    <w:lsdException w:name="toc 6" w:semiHidden="1" w:uiPriority="39" w:unhideWhenUsed="1"/>
-    <w:lsdException w:name="toc 7" w:semiHidden="1" w:uiPriority="39" w:unhideWhenUsed="1"/>
-    <w:lsdException w:name="toc 8" w:semiHidden="1" w:uiPriority="39" w:unhideWhenUsed="1"/>
-    <w:lsdException w:name="toc 9" w:semiHidden="1" w:uiPriority="39" w:unhideWhenUsed="1"/>
-    <w:lsdException w:name="Normal Indent" w:semiHidden="1" w:unhideWhenUsed="1"/>
-    <w:lsdException w:name="footnote text" w:semiHidden="1" w:unhideWhenUsed="1"/>
-    <w:lsdException w:name="annotation text" w:semiHidden="1" w:unhideWhenUsed="1"/>
-    <w:lsdException w:name="header" w:semiHidden="1" w:unhideWhenUsed="1"/>
-    <w:lsdException w:name="footer" w:semiHidden="1" w:unhideWhenUsed="1"/>
-    <w:lsdException w:name="index heading" w:semiHidden="1" w:unhideWhenUsed="1"/>
-    <w:lsdException w:name="caption" w:semiHidden="1" w:uiPriority="35" w:unhideWhenUsed="1" w:qFormat="1"/>
-    <w:lsdException w:name="table of figures" w:semiHidden="1" w:unhideWhenUsed="1"/>
-    <w:lsdException w:name="envelope address" w:semiHidden="1" w:unhideWhenUsed="1"/>
-    <w:lsdException w:name="envelope return" w:semiHidden="1" w:unhideWhenUsed="1"/>
-    <w:lsdException w:name="footnote reference" w:semiHidden="1" w:unhideWhenUsed="1"/>
-    <w:lsdException w:name="annotation reference" w:semiHidden="1" w:unhideWhenUsed="1"/>
-    <w:lsdException w:name="line number" w:semiHidden="1" w:unhideWhenUsed="1"/>
-    <w:lsdException w:name="page number" w:semiHidden="1" w:unhideWhenUsed="1"/>
-    <w:lsdException w:name="endnote reference" w:semiHidden="1" w:unhideWhenUsed="1"/>
-    <w:lsdException w:name="endnote text" w:semiHidden="1" w:unhideWhenUsed="1"/>
-    <w:lsdException w:name="table of authorities" w:semiHidden="1" w:unhideWhenUsed="1"/>
-    <w:lsdException w:name="macro" w:semiHidden="1" w:unhideWhenUsed="1"/>
-    <w:lsdException w:name="toa heading" w:semiHidden="1" w:unhideWhenUsed="1"/>
-    <w:lsdException w:name="List" w:semiHidden="1" w:unhideWhenUsed="1"/>
-    <w:lsdException w:name="List Bullet" w:semiHidden="1" w:unhideWhenUsed="1"/>
-    <w:lsdException w:name="List Number" w:semiHidden="1" w:unhideWhenUsed="1"/>
-    <w:lsdException w:name="List 2" w:semiHidden="1" w:unhideWhenUsed="1"/>
-    <w:lsdException w:name="List 3" w:semiHidden="1" w:unhideWhenUsed="1"/>
-    <w:lsdException w:name="List 4" w:semiHidden="1" w:unhideWhenUsed="1"/>
-    <w:lsdException w:name="List 5" w:semiHidden="1" w:unhideWhenUsed="1"/>
-    <w:lsdException w:name="List Bullet 2" w:semiHidden="1" w:unhideWhenUsed="1"/>
-    <w:lsdException w:name="List Bullet 3" w:semiHidden="1" w:unhideWhenUsed="1"/>
-    <w:lsdException w:name="List Bullet 4" w:semiHidden="1" w:unhideWhenUsed="1"/>
-    <w:lsdException w:name="List Bullet 5" w:semiHidden="1" w:unhideWhenUsed="1"/>
-    <w:lsdException w:name="List Number 2" w:semiHidden="1" w:unhideWhenUsed="1"/>
-    <w:lsdException w:name="List Number 3" w:semiHidden="1" w:unhideWhenUsed="1"/>
-    <w:lsdException w:name="List Number 4" w:semiHidden="1" w:unhideWhenUsed="1"/>
-    <w:lsdException w:name="List Number 5" w:semiHidden="1" w:unhideWhenUsed="1"/>
-    <w:lsdException w:name="Title" w:uiPriority="10" w:qFormat="1"/>
-    <w:lsdException w:name="Closing" w:semiHidden="1" w:unhideWhenUsed="1"/>
-    <w:lsdException w:name="Signature" w:semiHidden="1" w:unhideWhenUsed="1"/>
-    <w:lsdException w:name="Default Paragraph Font" w:semiHidden="1" w:uiPriority="1" w:unhideWhenUsed="1"/>
-    <w:lsdException w:name="Body Text" w:semiHidden="1" w:unhideWhenUsed="1"/>
-    <w:lsdException w:name="Body Text Indent" w:semiHidden="1" w:unhideWhenUsed="1"/>
-    <w:lsdException w:name="List Continue" w:semiHidden="1" w:unhideWhenUsed="1"/>
-    <w:lsdException w:name="List Continue 2" w:semiHidden="1" w:unhideWhenUsed="1"/>
-    <w:lsdException w:name="List Continue 3" w:semiHidden="1" w:unhideWhenUsed="1"/>
-    <w:lsdException w:name="List Continue 4" w:semiHidden="1" w:unhideWhenUsed="1"/>
-    <w:lsdException w:name="List Continue 5" w:semiHidden="1" w:unhideWhenUsed="1"/>
-    <w:lsdException w:name="Message Header" w:semiHidden="1" w:unhideWhenUsed="1"/>
-    <w:lsdException w:name="Subtitle" w:uiPriority="11" w:qFormat="1"/>
-    <w:lsdException w:name="Salutation" w:semiHidden="1" w:unhideWhenUsed="1"/>
-    <w:lsdException w:name="Date" w:semiHidden="1" w:unhideWhenUsed="1"/>
-    <w:lsdException w:name="Body Text First Indent" w:semiHidden="1" w:unhideWhenUsed="1"/>
-    <w:lsdException w:name="Body Text First Indent 2" w:semiHidden="1" w:unhideWhenUsed="1"/>
-    <w:lsdException w:name="Note Heading" w:semiHidden="1" w:unhideWhenUsed="1"/>
-    <w:lsdException w:name="Body Text 2" w:semiHidden="1" w:unhideWhenUsed="1"/>
-    <w:lsdException w:name="Body Text 3" w:semiHidden="1" w:unhideWhenUsed="1"/>
-    <w:lsdException w:name="Body Text Indent 2" w:semiHidden="1" w:unhideWhenUsed="1"/>
-    <w:lsdException w:name="Body Text Indent 3" w:semiHidden="1" w:unhideWhenUsed="1"/>
-    <w:lsdException w:name="Block Text" w:semiHidden="1" w:unhideWhenUsed="1"/>
-    <w:lsdException w:name="Hyperlink" w:semiHidden="1" w:unhideWhenUsed="1"/>
-    <w:lsdException w:name="FollowedHyperlink" w:semiHidden="1" w:unhideWhenUsed="1"/>
-    <w:lsdException w:name="Strong" w:uiPriority="22" w:qFormat="1"/>
-    <w:lsdException w:name="Emphasis" w:uiPriority="20" w:qFormat="1"/>
-    <w:lsdException w:name="Document Map" w:semiHidden="1" w:unhideWhenUsed="1"/>
-    <w:lsdException w:name="Plain Text" w:semiHidden="1" w:unhideWhenUsed="1"/>
-    <w:lsdException w:name="E-mail Signature" w:semiHidden="1" w:unhideWhenUsed="1"/>
-    <w:lsdException w:name="HTML Top of Form" w:semiHidden="1" w:unhideWhenUsed="1"/>
-    <w:lsdException w:name="HTML Bottom of Form" w:semiHidden="1" w:unhideWhenUsed="1"/>
-    <w:lsdException w:name="Normal (Web)" w:semiHidden="1" w:unhideWhenUsed="1"/>
-    <w:lsdException w:name="HTML Acronym" w:semiHidden="1" w:unhideWhenUsed="1"/>
-    <w:lsdException w:name="HTML Address" w:semiHidden="1" w:unhideWhenUsed="1"/>
-    <w:lsdException w:name="HTML Cite" w:semiHidden="1" w:unhideWhenUsed="1"/>
-    <w:lsdException w:name="HTML Code" w:semiHidden="1" w:unhideWhenUsed="1"/>
-    <w:lsdException w:name="HTML Definition" w:semiHidden="1" w:unhideWhenUsed="1"/>
-    <w:lsdException w:name="HTML Keyboard" w:semiHidden="1" w:unhideWhenUsed="1"/>
-    <w:lsdException w:name="HTML Preformatted" w:semiHidden="1" w:unhideWhenUsed="1"/>
-    <w:lsdException w:name="HTML Sample" w:semiHidden="1" w:unhideWhenUsed="1"/>
-    <w:lsdException w:name="HTML Typewriter" w:semiHidden="1" w:unhideWhenUsed="1"/>
-    <w:lsdException w:name="HTML Variable" w:semiHidden="1" w:unhideWhenUsed="1"/>
-    <w:lsdException w:name="Normal Table" w:semiHidden="1" w:unhideWhenUsed="1"/>
-    <w:lsdException w:name="annotation subject" w:semiHidden="1" w:unhideWhenUsed="1"/>
-    <w:lsdException w:name="No List" w:semiHidden="1" w:unhideWhenUsed="1"/>
-    <w:lsdException w:name="Outline List 1" w:semiHidden="1" w:unhideWhenUsed="1"/>
-    <w:lsdException w:name="Outline List 2" w:semiHidden="1" w:unhideWhenUsed="1"/>
-    <w:lsdException w:name="Outline List 3" w:semiHidden="1" w:unhideWhenUsed="1"/>
-    <w:lsdException w:name="Table Simple 1" w:semiHidden="1" w:unhideWhenUsed="1"/>
-    <w:lsdException w:name="Table Simple 2" w:semiHidden="1" w:unhideWhenUsed="1"/>
-    <w:lsdException w:name="Table Simple 3" w:semiHidden="1" w:unhideWhenUsed="1"/>
-    <w:lsdException w:name="Table Classic 1" w:semiHidden="1" w:unhideWhenUsed="1"/>
-    <w:lsdException w:name="Table Classic 2" w:semiHidden="1" w:unhideWhenUsed="1"/>
-    <w:lsdException w:name="Table Classic 3" w:semiHidden="1" w:unhideWhenUsed="1"/>
-    <w:lsdException w:name="Table Classic 4" w:semiHidden="1" w:unhideWhenUsed="1"/>
-    <w:lsdException w:name="Table Colorful 1" w:semiHidden="1" w:unhideWhenUsed="1"/>
-    <w:lsdException w:name="Table Colorful 2" w:semiHidden="1" w:unhideWhenUsed="1"/>
-    <w:lsdException w:name="Table Colorful 3" w:semiHidden="1" w:unhideWhenUsed="1"/>
-    <w:lsdException w:name="Table Columns 1" w:semiHidden="1" w:unhideWhenUsed="1"/>
-    <w:lsdException w:name="Table Columns 2" w:semiHidden="1" w:unhideWhenUsed="1"/>
-    <w:lsdException w:name="Table Columns 3" w:semiHidden="1" w:unhideWhenUsed="1"/>
-    <w:lsdException w:name="Table Columns 4" w:semiHidden="1" w:unhideWhenUsed="1"/>
-    <w:lsdException w:name="Table Columns 5" w:semiHidden="1" w:unhideWhenUsed="1"/>
-    <w:lsdException w:name="Table Grid 1" w:semiHidden="1" w:unhideWhenUsed="1"/>
-    <w:lsdException w:name="Table Grid 2" w:semiHidden="1" w:unhideWhenUsed="1"/>
-    <w:lsdException w:name="Table Grid 3" w:semiHidden="1" w:unhideWhenUsed="1"/>
-    <w:lsdException w:name="Table Grid 4" w:semiHidden="1" w:unhideWhenUsed="1"/>
-    <w:lsdException w:name="Table Grid 5" w:semiHidden="1" w:unhideWhenUsed="1"/>
-    <w:lsdException w:name="Table Grid 6" w:semiHidden="1" w:unhideWhenUsed="1"/>
-    <w:lsdException w:name="Table Grid 7" w:semiHidden="1" w:unhideWhenUsed="1"/>
-    <w:lsdException w:name="Table Grid 8" w:semiHidden="1" w:unhideWhenUsed="1"/>
-    <w:lsdException w:name="Table List 1" w:semiHidden="1" w:unhideWhenUsed="1"/>
-    <w:lsdException w:name="Table List 2" w:semiHidden="1" w:unhideWhenUsed="1"/>
-    <w:lsdException w:name="Table List 3" w:semiHidden="1" w:unhideWhenUsed="1"/>
-    <w:lsdException w:name="Table List 4" w:semiHidden="1" w:unhideWhenUsed="1"/>
-    <w:lsdException w:name="Table List 5" w:semiHidden="1" w:unhideWhenUsed="1"/>
-    <w:lsdException w:name="Table List 6" w:semiHidden="1" w:unhideWhenUsed="1"/>
-    <w:lsdException w:name="Table List 7" w:semiHidden="1" w:unhideWhenUsed="1"/>
-    <w:lsdException w:name="Table List 8" w:semiHidden="1" w:unhideWhenUsed="1"/>
-    <w:lsdException w:name="Table 3D effects 1" w:semiHidden="1" w:unhideWhenUsed="1"/>
-    <w:lsdException w:name="Table 3D effects 2" w:semiHidden="1" w:unhideWhenUsed="1"/>
-    <w:lsdException w:name="Table 3D effects 3" w:semiHidden="1" w:unhideWhenUsed="1"/>
-    <w:lsdException w:name="Table Contemporary" w:semiHidden="1" w:unhideWhenUsed="1"/>
-    <w:lsdException w:name="Table Elegant" w:semiHidden="1" w:unhideWhenUsed="1"/>
-    <w:lsdException w:name="Table Professional" w:semiHidden="1" w:unhideWhenUsed="1"/>
-    <w:lsdException w:name="Table Subtle 1" w:semiHidden="1" w:unhideWhenUsed="1"/>
-    <w:lsdException w:name="Table Subtle 2" w:semiHidden="1" w:unhideWhenUsed="1"/>
-    <w:lsdException w:name="Table Web 1" w:semiHidden="1" w:unhideWhenUsed="1"/>
-    <w:lsdException w:name="Table Web 2" w:semiHidden="1" w:unhideWhenUsed="1"/>
-    <w:lsdException w:name="Table Web 3" w:semiHidden="1" w:unhideWhenUsed="1"/>
-    <w:lsdException w:name="Balloon Text" w:semiHidden="1" w:unhideWhenUsed="1"/>
-    <w:lsdException w:name="Table Grid" w:uiPriority="39"/>
-    <w:lsdException w:name="Table Theme" w:semiHidden="1" w:unhideWhenUsed="1"/>
-    <w:lsdException w:name="Placeholder Text" w:semiHidden="1"/>
-    <w:lsdException w:name="No Spacing" w:uiPriority="1" w:qFormat="1"/>
-    <w:lsdException w:name="Light Shading" w:uiPriority="60"/>
-    <w:lsdException w:name="Light List" w:uiPriority="61"/>
-    <w:lsdException w:name="Light Grid" w:uiPriority="62"/>
-    <w:lsdException w:name="Medium Shading 1" w:uiPriority="63"/>
-    <w:lsdException w:name="Medium Shading 2" w:uiPriority="64"/>
-    <w:lsdException w:name="Medium List 1" w:uiPriority="65"/>
-    <w:lsdException w:name="Medium List 2" w:uiPriority="66"/>
-    <w:lsdException w:name="Medium Grid 1" w:uiPriority="67"/>
-    <w:lsdException w:name="Medium Grid 2" w:uiPriority="68"/>
-    <w:lsdException w:name="Medium Grid 3" w:uiPriority="69"/>
-    <w:lsdException w:name="Dark List" w:uiPriority="70"/>
-    <w:lsdException w:name="Colorful Shading" w:uiPriority="71"/>
-    <w:lsdException w:name="Colorful List" w:uiPriority="72"/>
-    <w:lsdException w:name="Colorful Grid" w:uiPriority="73"/>
-    <w:lsdException w:name="Light Shading Accent 1" w:uiPriority="60"/>
-    <w:lsdException w:name="Light List Accent 1" w:uiPriority="61"/>
-    <w:lsdException w:name="Light Grid Accent 1" w:uiPriority="62"/>
-    <w:lsdException w:name="Medium Shading 1 Accent 1" w:uiPriority="63"/>
-    <w:lsdException w:name="Medium Shading 2 Accent 1" w:uiPriority="64"/>
-    <w:lsdException w:name="Medium List 1 Accent 1" w:uiPriority="65"/>
-    <w:lsdException w:name="Revision" w:semiHidden="1"/>
-    <w:lsdException w:name="List Paragraph" w:uiPriority="34" w:qFormat="1"/>
-    <w:lsdException w:name="Quote" w:uiPriority="29" w:qFormat="1"/>
-    <w:lsdException w:name="Intense Quote" w:uiPriority="30" w:qFormat="1"/>
-    <w:lsdException w:name="Medium List 2 Accent 1" w:uiPriority="66"/>
-    <w:lsdException w:name="Medium Grid 1 Accent 1" w:uiPriority="67"/>
-    <w:lsdException w:name="Medium Grid 2 Accent 1" w:uiPriority="68"/>
-    <w:lsdException w:name="Medium Grid 3 Accent 1" w:uiPriority="69"/>
-    <w:lsdException w:name="Dark List Accent 1" w:uiPriority="70"/>
-    <w:lsdException w:name="Colorful Shading Accent 1" w:uiPriority="71"/>
-    <w:lsdException w:name="Colorful List Accent 1" w:uiPriority="72"/>
-    <w:lsdException w:name="Colorful Grid Accent 1" w:uiPriority="73"/>
-    <w:lsdException w:name="Light Shading Accent 2" w:uiPriority="60"/>
-    <w:lsdException w:name="Light List Accent 2" w:uiPriority="61"/>
-    <w:lsdException w:name="Light Grid Accent 2" w:uiPriority="62"/>
-    <w:lsdException w:name="Medium Shading 1 Accent 2" w:uiPriority="63"/>
-    <w:lsdException w:name="Medium Shading 2 Accent 2" w:uiPriority="64"/>
-    <w:lsdException w:name="Medium List 1 Accent 2" w:uiPriority="65"/>
-    <w:lsdException w:name="Medium List 2 Accent 2" w:uiPriority="66"/>
-    <w:lsdException w:name="Medium Grid 1 Accent 2" w:uiPriority="67"/>
-    <w:lsdException w:name="Medium Grid 2 Accent 2" w:uiPriority="68"/>
-    <w:lsdException w:name="Medium Grid 3 Accent 2" w:uiPriority="69"/>
-    <w:lsdException w:name="Dark List Accent 2" w:uiPriority="70"/>
-    <w:lsdException w:name="Colorful Shading Accent 2" w:uiPriority="71"/>
-    <w:lsdException w:name="Colorful List Accent 2" w:uiPriority="72"/>
-    <w:lsdException w:name="Colorful Grid Accent 2" w:uiPriority="73"/>
-    <w:lsdException w:name="Light Shading Accent 3" w:uiPriority="60"/>
-    <w:lsdException w:name="Light List Accent 3" w:uiPriority="61"/>
-    <w:lsdException w:name="Light Grid Accent 3" w:uiPriority="62"/>
-    <w:lsdException w:name="Medium Shading 1 Accent 3" w:uiPriority="63"/>
-    <w:lsdException w:name="Medium Shading 2 Accent 3" w:uiPriority="64"/>
-    <w:lsdException w:name="Medium List 1 Accent 3" w:uiPriority="65"/>
-    <w:lsdException w:name="Medium List 2 Accent 3" w:uiPriority="66"/>
-    <w:lsdException w:name="Medium Grid 1 Accent 3" w:uiPriority="67"/>
-    <w:lsdException w:name="Medium Grid 2 Accent 3" w:uiPriority="68"/>
-    <w:lsdException w:name="Medium Grid 3 Accent 3" w:uiPriority="69"/>
-    <w:lsdException w:name="Dark List Accent 3" w:uiPriority="70"/>
-    <w:lsdException w:name="Colorful Shading Accent 3" w:uiPriority="71"/>
-    <w:lsdException w:name="Colorful List Accent 3" w:uiPriority="72"/>
-    <w:lsdException w:name="Colorful Grid Accent 3" w:uiPriority="73"/>
-    <w:lsdException w:name="Light Shading Accent 4" w:uiPriority="60"/>
-    <w:lsdException w:name="Light List Accent 4" w:uiPriority="61"/>
-    <w:lsdException w:name="Light Grid Accent 4" w:uiPriority="62"/>
-    <w:lsdException w:name="Medium Shading 1 Accent 4" w:uiPriority="63"/>
-    <w:lsdException w:name="Medium Shading 2 Accent 4" w:uiPriority="64"/>
-    <w:lsdException w:name="Medium List 1 Accent 4" w:uiPriority="65"/>
-    <w:lsdException w:name="Medium List 2 Accent 4" w:uiPriority="66"/>
-    <w:lsdException w:name="Medium Grid 1 Accent 4" w:uiPriority="67"/>
-    <w:lsdException w:name="Medium Grid 2 Accent 4" w:uiPriority="68"/>
-    <w:lsdException w:name="Medium Grid 3 Accent 4" w:uiPriority="69"/>
-    <w:lsdException w:name="Dark List Accent 4" w:uiPriority="70"/>
-    <w:lsdException w:name="Colorful Shading Accent 4" w:uiPriority="71"/>
-    <w:lsdException w:name="Colorful List Accent 4" w:uiPriority="72"/>
-    <w:lsdException w:name="Colorful Grid Accent 4" w:uiPriority="73"/>
-    <w:lsdException w:name="Light Shading Accent 5" w:uiPriority="60"/>
-    <w:lsdException w:name="Light List Accent 5" w:uiPriority="61"/>
-    <w:lsdException w:name="Light Grid Accent 5" w:uiPriority="62"/>
-    <w:lsdException w:name="Medium Shading 1 Accent 5" w:uiPriority="63"/>
-    <w:lsdException w:name="Medium Shading 2 Accent 5" w:uiPriority="64"/>
-    <w:lsdException w:name="Medium List 1 Accent 5" w:uiPriority="65"/>
-    <w:lsdException w:name="Medium List 2 Accent 5" w:uiPriority="66"/>
-    <w:lsdException w:name="Medium Grid 1 Accent 5" w:uiPriority="67"/>
-    <w:lsdException w:name="Medium Grid 2 Accent 5" w:uiPriority="68"/>
-    <w:lsdException w:name="Medium Grid 3 Accent 5" w:uiPriority="69"/>
-    <w:lsdException w:name="Dark List Accent 5" w:uiPriority="70"/>
-    <w:lsdException w:name="Colorful Shading Accent 5" w:uiPriority="71"/>
-    <w:lsdException w:name="Colorful List Accent 5" w:uiPriority="72"/>
-    <w:lsdException w:name="Colorful Grid Accent 5" w:uiPriority="73"/>
-    <w:lsdException w:name="Light Shading Accent 6" w:uiPriority="60"/>
-    <w:lsdException w:name="Light List Accent 6" w:uiPriority="61"/>
-    <w:lsdException w:name="Light Grid Accent 6" w:uiPriority="62"/>
-    <w:lsdException w:name="Medium Shading 1 Accent 6" w:uiPriority="63"/>
-    <w:lsdException w:name="Medium Shading 2 Accent 6" w:uiPriority="64"/>
-    <w:lsdException w:name="Medium List 1 Accent 6" w:uiPriority="65"/>
-    <w:lsdException w:name="Medium List 2 Accent 6" w:uiPriority="66"/>
-    <w:lsdException w:name="Medium Grid 1 Accent 6" w:uiPriority="67"/>
-    <w:lsdException w:name="Medium Grid 2 Accent 6" w:uiPriority="68"/>
-    <w:lsdException w:name="Medium Grid 3 Accent 6" w:uiPriority="69"/>
-    <w:lsdException w:name="Dark List Accent 6" w:uiPriority="70"/>
-    <w:lsdException w:name="Colorful Shading Accent 6" w:uiPriority="71"/>
-    <w:lsdException w:name="Colorful List Accent 6" w:uiPriority="72"/>
-    <w:lsdException w:name="Colorful Grid Accent 6" w:uiPriority="73"/>
-    <w:lsdException w:name="Subtle Emphasis" w:uiPriority="19" w:qFormat="1"/>
-    <w:lsdException w:name="Intense Emphasis" w:uiPriority="21" w:qFormat="1"/>
-    <w:lsdException w:name="Subtle Reference" w:uiPriority="31" w:qFormat="1"/>
-    <w:lsdException w:name="Intense Reference" w:uiPriority="32" w:qFormat="1"/>
-    <w:lsdException w:name="Book Title" w:uiPriority="33" w:qFormat="1"/>
-    <w:lsdException w:name="Bibliography" w:semiHidden="1" w:uiPriority="37" w:unhideWhenUsed="1"/>
-    <w:lsdException w:name="TOC Heading" w:semiHidden="1" w:uiPriority="39" w:unhideWhenUsed="1" w:qFormat="1"/>
-    <w:lsdException w:name="Plain Table 1" w:uiPriority="41"/>
-    <w:lsdException w:name="Plain Table 2" w:uiPriority="42"/>
-    <w:lsdException w:name="Plain Table 3" w:uiPriority="43"/>
-    <w:lsdException w:name="Plain Table 4" w:uiPriority="44"/>
-    <w:lsdException w:name="Plain Table 5" w:uiPriority="45"/>
-    <w:lsdException w:name="Grid Table Light" w:uiPriority="40"/>
-    <w:lsdException w:name="Grid Table 1 Light" w:uiPriority="46"/>
-    <w:lsdException w:name="Grid Table 2" w:uiPriority="47"/>
-    <w:lsdException w:name="Grid Table 3" w:uiPriority="48"/>
-    <w:lsdException w:name="Grid Table 4" w:uiPriority="49"/>
-    <w:lsdException w:name="Grid Table 5 Dark" w:uiPriority="50"/>
-    <w:lsdException w:name="Grid Table 6 Colorful" w:uiPriority="51"/>
-    <w:lsdException w:name="Grid Table 7 Colorful" w:uiPriority="52"/>
-    <w:lsdException w:name="Grid Table 1 Light Accent 1" w:uiPriority="46"/>
-    <w:lsdException w:name="Grid Table 2 Accent 1" w:uiPriority="47"/>
-    <w:lsdException w:name="Grid Table 3 Accent 1" w:uiPriority="48"/>
-    <w:lsdException w:name="Grid Table 4 Accent 1" w:uiPriority="49"/>
-    <w:lsdException w:name="Grid Table 5 Dark Accent 1" w:uiPriority="50"/>
-    <w:lsdException w:name="Grid Table 6 Colorful Accent 1" w:uiPriority="51"/>
-    <w:lsdException w:name="Grid Table 7 Colorful Accent 1" w:uiPriority="52"/>
-    <w:lsdException w:name="Grid Table 1 Light Accent 2" w:uiPriority="46"/>
-    <w:lsdException w:name="Grid Table 2 Accent 2" w:uiPriority="47"/>
-    <w:lsdException w:name="Grid Table 3 Accent 2" w:uiPriority="48"/>
-    <w:lsdException w:name="Grid Table 4 Accent 2" w:uiPriority="49"/>
-    <w:lsdException w:name="Grid Table 5 Dark Accent 2" w:uiPriority="50"/>
-    <w:lsdException w:name="Grid Table 6 Colorful Accent 2" w:uiPriority="51"/>
-    <w:lsdException w:name="Grid Table 7 Colorful Accent 2" w:uiPriority="52"/>
-    <w:lsdException w:name="Grid Table 1 Light Accent 3" w:uiPriority="46"/>
-    <w:lsdException w:name="Grid Table 2 Accent 3" w:uiPriority="47"/>
-    <w:lsdException w:name="Grid Table 3 Accent 3" w:uiPriority="48"/>
-    <w:lsdException w:name="Grid Table 4 Accent 3" w:uiPriority="49"/>
-    <w:lsdException w:name="Grid Table 5 Dark Accent 3" w:uiPriority="50"/>
-    <w:lsdException w:name="Grid Table 6 Colorful Accent 3" w:uiPriority="51"/>
-    <w:lsdException w:name="Grid Table 7 Colorful Accent 3" w:uiPriority="52"/>
-    <w:lsdException w:name="Grid Table 1 Light Accent 4" w:uiPriority="46"/>
-    <w:lsdException w:name="Grid Table 2 Accent 4" w:uiPriority="47"/>
-    <w:lsdException w:name="Grid Table 3 Accent 4" w:uiPriority="48"/>
-    <w:lsdException w:name="Grid Table 4 Accent 4" w:uiPriority="49"/>
-    <w:lsdException w:name="Grid Table 5 Dark Accent 4" w:uiPriority="50"/>
-    <w:lsdException w:name="Grid Table 6 Colorful Accent 4" w:uiPriority="51"/>
-    <w:lsdException w:name="Grid Table 7 Colorful Accent 4" w:uiPriority="52"/>
-    <w:lsdException w:name="Grid Table 1 Light Accent 5" w:uiPriority="46"/>
-    <w:lsdException w:name="Grid Table 2 Accent 5" w:uiPriority="47"/>
-    <w:lsdException w:name="Grid Table 3 Accent 5" w:uiPriority="48"/>
-    <w:lsdException w:name="Grid Table 4 Accent 5" w:uiPriority="49"/>
-    <w:lsdException w:name="Grid Table 5 Dark Accent 5" w:uiPriority="50"/>
-    <w:lsdException w:name="Grid Table 6 Colorful Accent 5" w:uiPriority="51"/>
-    <w:lsdException w:name="Grid Table 7 Colorful Accent 5" w:uiPriority="52"/>
-    <w:lsdException w:name="Grid Table 1 Light Accent 6" w:uiPriority="46"/>
-    <w:lsdException w:name="Grid Table 2 Accent 6" w:uiPriority="47"/>
-    <w:lsdException w:name="Grid Table 3 Accent 6" w:uiPriority="48"/>
-    <w:lsdException w:name="Grid Table 4 Accent 6" w:uiPriority="49"/>
-    <w:lsdException w:name="Grid Table 5 Dark Accent 6" w:uiPriority="50"/>
-    <w:lsdException w:name="Grid Table 6 Colorful Accent 6" w:uiPriority="51"/>
-    <w:lsdException w:name="Grid Table 7 Colorful Accent 6" w:uiPriority="52"/>
-    <w:lsdException w:name="List Table 1 Light" w:uiPriority="46"/>
-    <w:lsdException w:name="List Table 2" w:uiPriority="47"/>
-    <w:lsdException w:name="List Table 3" w:uiPriority="48"/>
-    <w:lsdException w:name="List Table 4" w:uiPriority="49"/>
-    <w:lsdException w:name="List Table 5 Dark" w:uiPriority="50"/>
-    <w:lsdException w:name="List Table 6 Colorful" w:uiPriority="51"/>
-    <w:lsdException w:name="List Table 7 Colorful" w:uiPriority="52"/>
-    <w:lsdException w:name="List Table 1 Light Accent 1" w:uiPriority="46"/>
-    <w:lsdException w:name="List Table 2 Accent 1" w:uiPriority="47"/>
-    <w:lsdException w:name="List Table 3 Accent 1" w:uiPriority="48"/>
-    <w:lsdException w:name="List Table 4 Accent 1" w:uiPriority="49"/>
-    <w:lsdException w:name="List Table 5 Dark Accent 1" w:uiPriority="50"/>
-    <w:lsdException w:name="List Table 6 Colorful Accent 1" w:uiPriority="51"/>
-    <w:lsdException w:name="List Table 7 Colorful Accent 1" w:uiPriority="52"/>
-    <w:lsdException w:name="List Table 1 Light Accent 2" w:uiPriority="46"/>
-    <w:lsdException w:name="List Table 2 Accent 2" w:uiPriority="47"/>
-    <w:lsdException w:name="List Table 3 Accent 2" w:uiPriority="48"/>
-    <w:lsdException w:name="List Table 4 Accent 2" w:uiPriority="49"/>
-    <w:lsdException w:name="List Table 5 Dark Accent 2" w:uiPriority="50"/>
-    <w:lsdException w:name="List Table 6 Colorful Accent 2" w:uiPriority="51"/>
-    <w:lsdException w:name="List Table 7 Colorful Accent 2" w:uiPriority="52"/>
-    <w:lsdException w:name="List Table 1 Light Accent 3" w:uiPriority="46"/>
-    <w:lsdException w:name="List Table 2 Accent 3" w:uiPriority="47"/>
-    <w:lsdException w:name="List Table 3 Accent 3" w:uiPriority="48"/>
-    <w:lsdException w:name="List Table 4 Accent 3" w:uiPriority="49"/>
-    <w:lsdException w:name="List Table 5 Dark Accent 3" w:uiPriority="50"/>
-    <w:lsdException w:name="List Table 6 Colorful Accent 3" w:uiPriority="51"/>
-    <w:lsdException w:name="List Table 7 Colorful Accent 3" w:uiPriority="52"/>
-    <w:lsdException w:name="List Table 1 Light Accent 4" w:uiPriority="46"/>
-    <w:lsdException w:name="List Table 2 Accent 4" w:uiPriority="47"/>
-    <w:lsdException w:name="List Table 3 Accent 4" w:uiPriority="48"/>
-    <w:lsdException w:name="List Table 4 Accent 4" w:uiPriority="49"/>
-    <w:lsdException w:name="List Table 5 Dark Accent 4" w:uiPriority="50"/>
-    <w:lsdException w:name="List Table 6 Colorful Accent 4" w:uiPriority="51"/>
-    <w:lsdException w:name="List Table 7 Colorful Accent 4" w:uiPriority="52"/>
-    <w:lsdException w:name="List Table 1 Light Accent 5" w:uiPriority="46"/>
-    <w:lsdException w:name="List Table 2 Accent 5" w:uiPriority="47"/>
-    <w:lsdException w:name="List Table 3 Accent 5" w:uiPriority="48"/>
-    <w:lsdException w:name="List Table 4 Accent 5" w:uiPriority="49"/>
-    <w:lsdException w:name="List Table 5 Dark Accent 5" w:uiPriority="50"/>
-    <w:lsdException w:name="List Table 6 Colorful Accent 5" w:uiPriority="51"/>
-    <w:lsdException w:name="List Table 7 Colorful Accent 5" w:uiPriority="52"/>
-    <w:lsdException w:name="List Table 1 Light Accent 6" w:uiPriority="46"/>
-    <w:lsdException w:name="List Table 2 Accent 6" w:uiPriority="47"/>
-    <w:lsdException w:name="List Table 3 Accent 6" w:uiPriority="48"/>
-    <w:lsdException w:name="List Table 4 Accent 6" w:uiPriority="49"/>
-    <w:lsdException w:name="List Table 5 Dark Accent 6" w:uiPriority="50"/>
-    <w:lsdException w:name="List Table 6 Colorful Accent 6" w:uiPriority="51"/>
-    <w:lsdException w:name="List Table 7 Colorful Accent 6" w:uiPriority="52"/>
-  </w:latentStyles>
-  <w:style w:type="paragraph" w:default="1" w:styleId="Normal">
-    <w:name w:val="Normal"/>
-    <w:qFormat/>
-  </w:style>
-  <w:style w:type="character" w:default="1" w:styleId="DefaultParagraphFont">
-    <w:name w:val="Default Paragraph Font"/>
-    <w:uiPriority w:val="1"/>
-    <w:semiHidden/>
-    <w:unhideWhenUsed/>
-  </w:style>
-  <w:style w:type="table" w:default="1" w:styleId="TableNormal">
-    <w:name w:val="Normal Table"/>
-    <w:uiPriority w:val="99"/>
-    <w:semiHidden/>
-    <w:unhideWhenUsed/>
-    <w:tblPr>
-      <w:tblInd w:w="0" w:type="dxa"/>
-      <w:tblCellMar>
-        <w:top w:w="0" w:type="dxa"/>
-        <w:left w:w="108" w:type="dxa"/>
-        <w:bottom w:w="0" w:type="dxa"/>
-        <w:right w:w="108" w:type="dxa"/>
-      </w:tblCellMar>
-    </w:tblPr>
-  </w:style>
-  <w:style w:type="numbering" w:default="1" w:styleId="NoList">
-    <w:name w:val="No List"/>
-    <w:uiPriority w:val="99"/>
-    <w:semiHidden/>
-    <w:unhideWhenUsed/>
-  </w:style>
-  <w:style w:type="paragraph" w:customStyle="1" w:styleId="466B64B4F54B40E6826E5C2391B8EF39">
-    <w:name w:val="466B64B4F54B40E6826E5C2391B8EF39"/>
-    <w:rsid w:val="002B5519"/>
-  </w:style>
-  <w:style w:type="paragraph" w:customStyle="1" w:styleId="449AAC0A3C5A48418687BB876DB83D55">
-    <w:name w:val="449AAC0A3C5A48418687BB876DB83D55"/>
-    <w:rsid w:val="002B5519"/>
-  </w:style>
-  <w:style w:type="paragraph" w:customStyle="1" w:styleId="09BC4EA817A144628765EC18B6A771C3">
-    <w:name w:val="09BC4EA817A144628765EC18B6A771C3"/>
-    <w:rsid w:val="002B5519"/>
-  </w:style>
-</w:styles>
-</file>
-
-<file path=word/glossary/webSettings.xml><?xml version="1.0" encoding="utf-8"?>
-<w:webSettings xmlns:mc="http://schemas.openxmlformats.org/markup-compatibility/2006" xmlns:r="http://schemas.openxmlformats.org/officeDocument/2006/relationships" xmlns:w="http://schemas.openxmlformats.org/wordprocessingml/2006/main" xmlns:w14="http://schemas.microsoft.com/office/word/2010/wordml" xmlns:w15="http://schemas.microsoft.com/office/word/2012/wordml" mc:Ignorable="w14 w15">
-  <w:optimizeForBrowser/>
-  <w:allowPNG/>
-</w:webSettings>
 </file>
 
 <file path=word/theme/theme1.xml><?xml version="1.0" encoding="utf-8"?>
@@ -9878,7 +9331,7 @@
 </file>
 
 <file path=customXml/itemProps1.xml><?xml version="1.0" encoding="utf-8"?>
-<ds:datastoreItem xmlns:ds="http://schemas.openxmlformats.org/officeDocument/2006/customXml" ds:itemID="{32D89E98-7C1A-4E25-99A8-8125EDDF6AED}">
+<ds:datastoreItem xmlns:ds="http://schemas.openxmlformats.org/officeDocument/2006/customXml" ds:itemID="{73678434-0C28-494B-9CCF-2A2451C477FC}">
   <ds:schemaRefs>
     <ds:schemaRef ds:uri="http://schemas.openxmlformats.org/officeDocument/2006/bibliography"/>
   </ds:schemaRefs>
